--- a/Основы постр защищ БД/Лабы/Лабораторная работа № 8.docx
+++ b/Основы постр защищ БД/Лабы/Лабораторная работа № 8.docx
@@ -1,6 +1,6 @@
 
 <file path=word/document.xml><?xml version="1.0" encoding="utf-8"?>
-<w:document xmlns:wpc="http://schemas.microsoft.com/office/word/2010/wordprocessingCanvas" xmlns:cx="http://schemas.microsoft.com/office/drawing/2014/chartex" xmlns:cx1="http://schemas.microsoft.com/office/drawing/2015/9/8/chartex" xmlns:cx2="http://schemas.microsoft.com/office/drawing/2015/10/21/chartex" xmlns:cx3="http://schemas.microsoft.com/office/drawing/2016/5/9/chartex" xmlns:cx4="http://schemas.microsoft.com/office/drawing/2016/5/10/chartex" xmlns:cx5="http://schemas.microsoft.com/office/drawing/2016/5/11/chartex" xmlns:cx6="http://schemas.microsoft.com/office/drawing/2016/5/12/chartex" xmlns:cx7="http://schemas.microsoft.com/office/drawing/2016/5/13/chartex" xmlns:cx8="http://schemas.microsoft.com/office/drawing/2016/5/14/chartex" xmlns:mc="http://schemas.openxmlformats.org/markup-compatibility/2006" xmlns:aink="http://schemas.microsoft.com/office/drawing/2016/ink" xmlns:am3d="http://schemas.microsoft.com/office/drawing/2017/model3d" xmlns:o="urn:schemas-microsoft-com:office:office" xmlns:r="http://schemas.openxmlformats.org/officeDocument/2006/relationships" xmlns:m="http://schemas.openxmlformats.org/officeDocument/2006/math" xmlns:v="urn:schemas-microsoft-com:vml" xmlns:wp14="http://schemas.microsoft.com/office/word/2010/wordprocessingDrawing" xmlns:wp="http://schemas.openxmlformats.org/drawingml/2006/wordprocessingDrawing" xmlns:w10="urn:schemas-microsoft-com:office:word" xmlns:w="http://schemas.openxmlformats.org/wordprocessingml/2006/main" xmlns:w14="http://schemas.microsoft.com/office/word/2010/wordml" xmlns:w15="http://schemas.microsoft.com/office/word/2012/wordml" xmlns:w16cex="http://schemas.microsoft.com/office/word/2018/wordml/cex" xmlns:w16cid="http://schemas.microsoft.com/office/word/2016/wordml/cid" xmlns:w16="http://schemas.microsoft.com/office/word/2018/wordml" xmlns:w16sdtdh="http://schemas.microsoft.com/office/word/2020/wordml/sdtdatahash" xmlns:w16se="http://schemas.microsoft.com/office/word/2015/wordml/symex" xmlns:wpg="http://schemas.microsoft.com/office/word/2010/wordprocessingGroup" xmlns:wpi="http://schemas.microsoft.com/office/word/2010/wordprocessingInk" xmlns:wne="http://schemas.microsoft.com/office/word/2006/wordml" xmlns:wps="http://schemas.microsoft.com/office/word/2010/wordprocessingShape" mc:Ignorable="w14 w15 w16se w16cid w16 w16cex w16sdtdh wp14">
+<w:document xmlns:wpc="http://schemas.microsoft.com/office/word/2010/wordprocessingCanvas" xmlns:cx="http://schemas.microsoft.com/office/drawing/2014/chartex" xmlns:cx1="http://schemas.microsoft.com/office/drawing/2015/9/8/chartex" xmlns:cx2="http://schemas.microsoft.com/office/drawing/2015/10/21/chartex" xmlns:cx3="http://schemas.microsoft.com/office/drawing/2016/5/9/chartex" xmlns:cx4="http://schemas.microsoft.com/office/drawing/2016/5/10/chartex" xmlns:cx5="http://schemas.microsoft.com/office/drawing/2016/5/11/chartex" xmlns:cx6="http://schemas.microsoft.com/office/drawing/2016/5/12/chartex" xmlns:cx7="http://schemas.microsoft.com/office/drawing/2016/5/13/chartex" xmlns:cx8="http://schemas.microsoft.com/office/drawing/2016/5/14/chartex" xmlns:mc="http://schemas.openxmlformats.org/markup-compatibility/2006" xmlns:aink="http://schemas.microsoft.com/office/drawing/2016/ink" xmlns:am3d="http://schemas.microsoft.com/office/drawing/2017/model3d" xmlns:o="urn:schemas-microsoft-com:office:office" xmlns:oel="http://schemas.microsoft.com/office/2019/extlst" xmlns:r="http://schemas.openxmlformats.org/officeDocument/2006/relationships" xmlns:m="http://schemas.openxmlformats.org/officeDocument/2006/math" xmlns:v="urn:schemas-microsoft-com:vml" xmlns:wp14="http://schemas.microsoft.com/office/word/2010/wordprocessingDrawing" xmlns:wp="http://schemas.openxmlformats.org/drawingml/2006/wordprocessingDrawing" xmlns:w10="urn:schemas-microsoft-com:office:word" xmlns:w="http://schemas.openxmlformats.org/wordprocessingml/2006/main" xmlns:w14="http://schemas.microsoft.com/office/word/2010/wordml" xmlns:w15="http://schemas.microsoft.com/office/word/2012/wordml" xmlns:w16cex="http://schemas.microsoft.com/office/word/2018/wordml/cex" xmlns:w16cid="http://schemas.microsoft.com/office/word/2016/wordml/cid" xmlns:w16="http://schemas.microsoft.com/office/word/2018/wordml" xmlns:w16du="http://schemas.microsoft.com/office/word/2023/wordml/word16du" xmlns:w16sdtdh="http://schemas.microsoft.com/office/word/2020/wordml/sdtdatahash" xmlns:w16sdtfl="http://schemas.microsoft.com/office/word/2024/wordml/sdtformatlock" xmlns:w16se="http://schemas.microsoft.com/office/word/2015/wordml/symex" xmlns:wpg="http://schemas.microsoft.com/office/word/2010/wordprocessingGroup" xmlns:wpi="http://schemas.microsoft.com/office/word/2010/wordprocessingInk" xmlns:wne="http://schemas.microsoft.com/office/word/2006/wordml" xmlns:wps="http://schemas.microsoft.com/office/word/2010/wordprocessingShape" mc:Ignorable="w14 w15 w16se w16cid w16 w16cex w16sdtdh w16sdtfl w16du wp14">
   <w:body>
     <w:p>
       <w:pPr>
@@ -47,6 +47,15 @@
     </w:p>
     <w:p>
       <w:pPr>
+        <w:jc w:val="center"/>
+        <w:rPr>
+          <w:b/>
+          <w:bCs/>
+        </w:rPr>
+      </w:pPr>
+    </w:p>
+    <w:p>
+      <w:pPr>
         <w:spacing w:line="360" w:lineRule="auto"/>
         <w:ind w:firstLine="0"/>
         <w:rPr>
@@ -88,211 +97,16 @@
           <w:szCs w:val="32"/>
         </w:rPr>
       </w:pPr>
-      <w:r>
-        <w:rPr>
-          <w:rFonts w:cs="Times New Roman"/>
-          <w:noProof/>
+    </w:p>
+    <w:p>
+      <w:pPr>
+        <w:spacing w:line="360" w:lineRule="auto"/>
+        <w:rPr>
+          <w:rFonts w:cs="Times New Roman"/>
           <w:sz w:val="32"/>
           <w:szCs w:val="32"/>
         </w:rPr>
-        <mc:AlternateContent>
-          <mc:Choice Requires="wps">
-            <w:drawing>
-              <wp:anchor distT="45720" distB="45720" distL="114300" distR="114300" simplePos="0" relativeHeight="251659264" behindDoc="0" locked="0" layoutInCell="1" allowOverlap="1" wp14:anchorId="46F821C4" wp14:editId="60855032">
-                <wp:simplePos x="0" y="0"/>
-                <wp:positionH relativeFrom="margin">
-                  <wp:align>center</wp:align>
-                </wp:positionH>
-                <wp:positionV relativeFrom="margin">
-                  <wp:align>center</wp:align>
-                </wp:positionV>
-                <wp:extent cx="5727600" cy="982800"/>
-                <wp:effectExtent l="0" t="0" r="6985" b="8255"/>
-                <wp:wrapSquare wrapText="bothSides"/>
-                <wp:docPr id="217" name="Надпись 2"/>
-                <wp:cNvGraphicFramePr>
-                  <a:graphicFrameLocks xmlns:a="http://schemas.openxmlformats.org/drawingml/2006/main"/>
-                </wp:cNvGraphicFramePr>
-                <a:graphic xmlns:a="http://schemas.openxmlformats.org/drawingml/2006/main">
-                  <a:graphicData uri="http://schemas.microsoft.com/office/word/2010/wordprocessingShape">
-                    <wps:wsp>
-                      <wps:cNvSpPr txBox="1">
-                        <a:spLocks noChangeArrowheads="1"/>
-                      </wps:cNvSpPr>
-                      <wps:spPr bwMode="auto">
-                        <a:xfrm>
-                          <a:off x="0" y="0"/>
-                          <a:ext cx="5727600" cy="982800"/>
-                        </a:xfrm>
-                        <a:prstGeom prst="rect">
-                          <a:avLst/>
-                        </a:prstGeom>
-                        <a:solidFill>
-                          <a:srgbClr val="FFFFFF"/>
-                        </a:solidFill>
-                        <a:ln w="9525">
-                          <a:noFill/>
-                          <a:miter lim="800000"/>
-                          <a:headEnd/>
-                          <a:tailEnd/>
-                        </a:ln>
-                      </wps:spPr>
-                      <wps:txbx>
-                        <w:txbxContent>
-                          <w:p>
-                            <w:pPr>
-                              <w:spacing w:line="360" w:lineRule="auto"/>
-                              <w:ind w:firstLine="0"/>
-                              <w:jc w:val="center"/>
-                              <w:rPr>
-                                <w:rFonts w:cs="Times New Roman"/>
-                                <w:bCs/>
-                                <w:szCs w:val="28"/>
-                                <w:lang w:val="en-US"/>
-                              </w:rPr>
-                            </w:pPr>
-                            <w:r>
-                              <w:rPr>
-                                <w:rFonts w:cs="Times New Roman"/>
-                                <w:bCs/>
-                                <w:szCs w:val="28"/>
-                              </w:rPr>
-                              <w:t>Лабораторная работа №</w:t>
-                            </w:r>
-                            <w:r>
-                              <w:rPr>
-                                <w:rFonts w:cs="Times New Roman"/>
-                                <w:bCs/>
-                                <w:szCs w:val="28"/>
-                              </w:rPr>
-                              <w:t>8</w:t>
-                            </w:r>
-                            <w:r>
-                              <w:rPr>
-                                <w:rFonts w:cs="Times New Roman"/>
-                                <w:bCs/>
-                                <w:szCs w:val="28"/>
-                              </w:rPr>
-                              <w:t xml:space="preserve"> </w:t>
-                            </w:r>
-                          </w:p>
-                          <w:p>
-                            <w:pPr>
-                              <w:spacing w:line="360" w:lineRule="auto"/>
-                              <w:jc w:val="center"/>
-                              <w:rPr>
-                                <w:rFonts w:cs="Times New Roman"/>
-                                <w:b/>
-                                <w:szCs w:val="28"/>
-                                <w:lang w:val="en-US"/>
-                              </w:rPr>
-                            </w:pPr>
-                          </w:p>
-                          <w:p>
-                            <w:pPr>
-                              <w:spacing w:line="360" w:lineRule="auto"/>
-                              <w:rPr>
-                                <w:rFonts w:cs="Times New Roman"/>
-                                <w:b/>
-                                <w:szCs w:val="28"/>
-                              </w:rPr>
-                            </w:pPr>
-                          </w:p>
-                          <w:p/>
-                        </w:txbxContent>
-                      </wps:txbx>
-                      <wps:bodyPr rot="0" vert="horz" wrap="square" lIns="91440" tIns="45720" rIns="91440" bIns="45720" anchor="t" anchorCtr="0">
-                        <a:noAutofit/>
-                      </wps:bodyPr>
-                    </wps:wsp>
-                  </a:graphicData>
-                </a:graphic>
-                <wp14:sizeRelH relativeFrom="margin">
-                  <wp14:pctWidth>0</wp14:pctWidth>
-                </wp14:sizeRelH>
-                <wp14:sizeRelV relativeFrom="margin">
-                  <wp14:pctHeight>0</wp14:pctHeight>
-                </wp14:sizeRelV>
-              </wp:anchor>
-            </w:drawing>
-          </mc:Choice>
-          <mc:Fallback>
-            <w:pict>
-              <v:shapetype w14:anchorId="46F821C4" id="_x0000_t202" coordsize="21600,21600" o:spt="202" path="m,l,21600r21600,l21600,xe">
-                <v:stroke joinstyle="miter"/>
-                <v:path gradientshapeok="t" o:connecttype="rect"/>
-              </v:shapetype>
-              <v:shape id="Надпись 2" o:spid="_x0000_s1026" type="#_x0000_t202" style="position:absolute;left:0;text-align:left;margin-left:0;margin-top:0;width:451pt;height:77.4pt;z-index:251659264;visibility:visible;mso-wrap-style:square;mso-width-percent:0;mso-height-percent:0;mso-wrap-distance-left:9pt;mso-wrap-distance-top:3.6pt;mso-wrap-distance-right:9pt;mso-wrap-distance-bottom:3.6pt;mso-position-horizontal:center;mso-position-horizontal-relative:margin;mso-position-vertical:center;mso-position-vertical-relative:margin;mso-width-percent:0;mso-height-percent:0;mso-width-relative:margin;mso-height-relative:margin;v-text-anchor:top" o:gfxdata="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" stroked="f">
-                <v:textbox>
-                  <w:txbxContent>
-                    <w:p>
-                      <w:pPr>
-                        <w:spacing w:line="360" w:lineRule="auto"/>
-                        <w:ind w:firstLine="0"/>
-                        <w:jc w:val="center"/>
-                        <w:rPr>
-                          <w:rFonts w:cs="Times New Roman"/>
-                          <w:bCs/>
-                          <w:szCs w:val="28"/>
-                          <w:lang w:val="en-US"/>
-                        </w:rPr>
-                      </w:pPr>
-                      <w:r>
-                        <w:rPr>
-                          <w:rFonts w:cs="Times New Roman"/>
-                          <w:bCs/>
-                          <w:szCs w:val="28"/>
-                        </w:rPr>
-                        <w:t>Лабораторная работа №</w:t>
-                      </w:r>
-                      <w:r>
-                        <w:rPr>
-                          <w:rFonts w:cs="Times New Roman"/>
-                          <w:bCs/>
-                          <w:szCs w:val="28"/>
-                        </w:rPr>
-                        <w:t>8</w:t>
-                      </w:r>
-                      <w:r>
-                        <w:rPr>
-                          <w:rFonts w:cs="Times New Roman"/>
-                          <w:bCs/>
-                          <w:szCs w:val="28"/>
-                        </w:rPr>
-                        <w:t xml:space="preserve"> </w:t>
-                      </w:r>
-                    </w:p>
-                    <w:p>
-                      <w:pPr>
-                        <w:spacing w:line="360" w:lineRule="auto"/>
-                        <w:jc w:val="center"/>
-                        <w:rPr>
-                          <w:rFonts w:cs="Times New Roman"/>
-                          <w:b/>
-                          <w:szCs w:val="28"/>
-                          <w:lang w:val="en-US"/>
-                        </w:rPr>
-                      </w:pPr>
-                    </w:p>
-                    <w:p>
-                      <w:pPr>
-                        <w:spacing w:line="360" w:lineRule="auto"/>
-                        <w:rPr>
-                          <w:rFonts w:cs="Times New Roman"/>
-                          <w:b/>
-                          <w:szCs w:val="28"/>
-                        </w:rPr>
-                      </w:pPr>
-                    </w:p>
-                    <w:p/>
-                  </w:txbxContent>
-                </v:textbox>
-                <w10:wrap type="square" anchorx="margin" anchory="margin"/>
-              </v:shape>
-            </w:pict>
-          </mc:Fallback>
-        </mc:AlternateContent>
-      </w:r>
+      </w:pPr>
     </w:p>
     <w:p>
       <w:pPr>
@@ -307,407 +121,1562 @@
     <w:p>
       <w:pPr>
         <w:ind w:firstLine="0"/>
+        <w:jc w:val="center"/>
+        <w:rPr>
+          <w:rFonts w:cs="Times New Roman"/>
+          <w:bCs/>
+          <w:szCs w:val="28"/>
+        </w:rPr>
+      </w:pPr>
+      <w:r>
+        <w:rPr>
+          <w:rFonts w:cs="Times New Roman"/>
+          <w:bCs/>
+          <w:szCs w:val="28"/>
+        </w:rPr>
+        <w:t>Лабораторная работа №</w:t>
+      </w:r>
+      <w:r>
+        <w:rPr>
+          <w:rFonts w:cs="Times New Roman"/>
+          <w:bCs/>
+          <w:szCs w:val="28"/>
+        </w:rPr>
+        <w:t>8</w:t>
+      </w:r>
+      <w:r>
+        <w:rPr>
+          <w:rFonts w:cs="Times New Roman"/>
+          <w:bCs/>
+          <w:szCs w:val="28"/>
+        </w:rPr>
+        <w:t xml:space="preserve"> </w:t>
+      </w:r>
+    </w:p>
+    <w:p>
+      <w:pPr>
+        <w:ind w:firstLine="0"/>
+        <w:jc w:val="center"/>
+        <w:rPr>
+          <w:rFonts w:cs="Times New Roman"/>
+          <w:b/>
+          <w:szCs w:val="28"/>
+        </w:rPr>
+      </w:pPr>
+      <w:r>
+        <w:rPr>
+          <w:rFonts w:cs="Times New Roman"/>
+          <w:bCs/>
+          <w:szCs w:val="28"/>
+        </w:rPr>
+        <w:t>по дисциплине «Основы построения защищённых баз данных»</w:t>
+      </w:r>
+      <w:r>
+        <w:rPr>
+          <w:rFonts w:cs="Times New Roman"/>
+          <w:bCs/>
+          <w:szCs w:val="28"/>
+        </w:rPr>
+        <w:br/>
+        <w:t>на тему: «</w:t>
+      </w:r>
+      <w:r>
+        <w:rPr>
+          <w:rFonts w:cs="Times New Roman"/>
+          <w:bCs/>
+          <w:szCs w:val="28"/>
+        </w:rPr>
+        <w:t>Оптимизация безопасности с использованием индексов и ограничений</w:t>
+      </w:r>
+      <w:r>
+        <w:rPr>
+          <w:rFonts w:cs="Times New Roman"/>
+          <w:bCs/>
+          <w:szCs w:val="28"/>
+        </w:rPr>
+        <w:t>»</w:t>
+      </w:r>
+    </w:p>
+    <w:p>
+      <w:pPr>
+        <w:spacing w:line="360" w:lineRule="auto"/>
+        <w:rPr>
+          <w:rFonts w:cs="Times New Roman"/>
+          <w:b/>
+          <w:szCs w:val="28"/>
+        </w:rPr>
+      </w:pPr>
+    </w:p>
+    <w:p>
+      <w:pPr>
+        <w:spacing w:line="360" w:lineRule="auto"/>
+        <w:rPr>
+          <w:rFonts w:cs="Times New Roman"/>
+          <w:b/>
+          <w:szCs w:val="28"/>
+        </w:rPr>
+      </w:pPr>
+    </w:p>
+    <w:p>
+      <w:pPr>
+        <w:spacing w:line="360" w:lineRule="auto"/>
+        <w:rPr>
+          <w:rFonts w:cs="Times New Roman"/>
+          <w:b/>
+          <w:szCs w:val="28"/>
+        </w:rPr>
+      </w:pPr>
+    </w:p>
+    <w:p>
+      <w:pPr>
+        <w:spacing w:line="360" w:lineRule="auto"/>
+        <w:rPr>
+          <w:rFonts w:cs="Times New Roman"/>
+          <w:b/>
+          <w:szCs w:val="28"/>
+        </w:rPr>
+      </w:pPr>
+    </w:p>
+    <w:p>
+      <w:pPr>
+        <w:spacing w:line="360" w:lineRule="auto"/>
+        <w:rPr>
+          <w:rFonts w:cs="Times New Roman"/>
+          <w:b/>
+          <w:szCs w:val="28"/>
+        </w:rPr>
+      </w:pPr>
+    </w:p>
+    <w:p>
+      <w:pPr>
+        <w:spacing w:line="360" w:lineRule="auto"/>
+        <w:rPr>
+          <w:rFonts w:cs="Times New Roman"/>
+          <w:b/>
+          <w:szCs w:val="28"/>
+        </w:rPr>
+      </w:pPr>
+    </w:p>
+    <w:p>
+      <w:pPr>
+        <w:spacing w:line="360" w:lineRule="auto"/>
+        <w:ind w:left="1416" w:firstLine="708"/>
+        <w:jc w:val="right"/>
+        <w:rPr>
+          <w:rFonts w:cs="Times New Roman"/>
+          <w:bCs/>
+          <w:szCs w:val="28"/>
+        </w:rPr>
+      </w:pPr>
+      <w:r>
+        <w:rPr>
+          <w:rFonts w:cs="Times New Roman"/>
+          <w:b/>
+          <w:szCs w:val="28"/>
+        </w:rPr>
+        <w:t xml:space="preserve">     </w:t>
+      </w:r>
+      <w:r>
+        <w:rPr>
+          <w:rFonts w:cs="Times New Roman"/>
+          <w:bCs/>
+          <w:szCs w:val="28"/>
+        </w:rPr>
+        <w:t>Выполнил: обучающийся гр. ВКБ42</w:t>
+      </w:r>
+    </w:p>
+    <w:p>
+      <w:pPr>
+        <w:wordWrap w:val="0"/>
+        <w:spacing w:line="360" w:lineRule="auto"/>
+        <w:ind w:left="2124" w:firstLine="708"/>
+        <w:jc w:val="right"/>
+        <w:rPr>
+          <w:rFonts w:cs="Times New Roman"/>
+          <w:iCs/>
+          <w:szCs w:val="28"/>
+        </w:rPr>
+      </w:pPr>
+      <w:r>
+        <w:rPr>
+          <w:rFonts w:cs="Times New Roman"/>
+          <w:i/>
+          <w:szCs w:val="28"/>
+        </w:rPr>
+        <w:t xml:space="preserve">                            </w:t>
+      </w:r>
+      <w:r>
+        <w:rPr>
+          <w:rFonts w:cs="Times New Roman"/>
+          <w:iCs/>
+          <w:szCs w:val="28"/>
+        </w:rPr>
+        <w:t>Ковалец Илья Андреевич</w:t>
+      </w:r>
+    </w:p>
+    <w:p>
+      <w:pPr>
+        <w:spacing w:line="360" w:lineRule="auto"/>
+        <w:jc w:val="right"/>
+        <w:rPr>
+          <w:rFonts w:cs="Times New Roman"/>
+          <w:bCs/>
+          <w:szCs w:val="28"/>
+        </w:rPr>
+      </w:pPr>
+      <w:r>
+        <w:rPr>
+          <w:rFonts w:cs="Times New Roman"/>
+          <w:bCs/>
+          <w:szCs w:val="28"/>
+        </w:rPr>
+        <w:t xml:space="preserve">Проверил: </w:t>
+      </w:r>
+    </w:p>
+    <w:p>
+      <w:pPr>
+        <w:spacing w:line="360" w:lineRule="auto"/>
+        <w:jc w:val="right"/>
+        <w:rPr>
+          <w:rFonts w:cs="Times New Roman"/>
+          <w:bCs/>
+          <w:szCs w:val="28"/>
+        </w:rPr>
+      </w:pPr>
+      <w:r>
+        <w:rPr>
+          <w:rFonts w:cs="Times New Roman"/>
+          <w:bCs/>
+          <w:szCs w:val="28"/>
+        </w:rPr>
+        <w:t>Скляров Алексей Викторович</w:t>
+      </w:r>
+    </w:p>
+    <w:p>
+      <w:pPr>
         <w:jc w:val="left"/>
         <w:rPr>
           <w:rFonts w:cs="Times New Roman"/>
+          <w:bCs/>
+          <w:szCs w:val="28"/>
+        </w:rPr>
+      </w:pPr>
+      <w:r>
+        <w:rPr>
+          <w:rFonts w:cs="Times New Roman"/>
+          <w:bCs/>
+          <w:szCs w:val="28"/>
+        </w:rPr>
+        <w:br w:type="page"/>
+      </w:r>
+    </w:p>
+    <w:p>
+      <w:pPr>
+        <w:spacing w:line="360" w:lineRule="auto"/>
+        <w:rPr>
+          <w:rStyle w:val="a3"/>
+          <w:rFonts w:cs="Times New Roman"/>
+          <w:bCs w:val="0"/>
+          <w:szCs w:val="28"/>
+        </w:rPr>
+      </w:pPr>
+      <w:r>
+        <w:rPr>
           <w:b/>
-          <w:szCs w:val="28"/>
-        </w:rPr>
-      </w:pPr>
-      <w:r>
-        <w:rPr>
-          <w:rFonts w:cs="Times New Roman"/>
+          <w:bCs/>
+        </w:rPr>
+        <w:lastRenderedPageBreak/>
+        <w:t>Цель:</w:t>
+      </w:r>
+      <w:r>
+        <w:t xml:space="preserve"> изучить принципы создания и использования индексов и ограничений в </w:t>
+      </w:r>
+      <w:proofErr w:type="spellStart"/>
+      <w:r>
+        <w:t>PostgreSQL</w:t>
+      </w:r>
+      <w:proofErr w:type="spellEnd"/>
+      <w:r>
+        <w:t xml:space="preserve"> для обеспечения целостности данных и повышения производительности запросов. А также добавить ограничения для обеспечения целостности данных </w:t>
+      </w:r>
+      <w:r>
+        <w:t>и ограничить</w:t>
+      </w:r>
+      <w:r>
+        <w:t xml:space="preserve"> производительность запросов с использованием инструмента </w:t>
+      </w:r>
+      <w:r>
+        <w:rPr>
+          <w:rStyle w:val="a3"/>
+          <w:rFonts w:eastAsia="SimSun" w:cs="Times New Roman"/>
+          <w:b w:val="0"/>
+          <w:bCs w:val="0"/>
+          <w:szCs w:val="28"/>
+        </w:rPr>
+        <w:t>EXPLAIN ANALYZE.</w:t>
+      </w:r>
+    </w:p>
+    <w:p>
+      <w:pPr>
+        <w:spacing w:line="360" w:lineRule="auto"/>
+        <w:rPr>
+          <w:rFonts w:eastAsia="SimSun" w:cs="Times New Roman"/>
           <w:b/>
-          <w:noProof/>
-          <w:szCs w:val="28"/>
-        </w:rPr>
-        <mc:AlternateContent>
-          <mc:Choice Requires="wps">
-            <w:drawing>
-              <wp:anchor distT="45720" distB="45720" distL="114300" distR="114300" simplePos="0" relativeHeight="251663360" behindDoc="0" locked="0" layoutInCell="1" allowOverlap="1" wp14:anchorId="10A3AAEB" wp14:editId="48BF1C10">
-                <wp:simplePos x="0" y="0"/>
-                <wp:positionH relativeFrom="margin">
-                  <wp:align>right</wp:align>
-                </wp:positionH>
-                <wp:positionV relativeFrom="margin">
-                  <wp:align>bottom</wp:align>
-                </wp:positionV>
-                <wp:extent cx="4890135" cy="1404620"/>
-                <wp:effectExtent l="0" t="0" r="0" b="5715"/>
-                <wp:wrapSquare wrapText="bothSides"/>
-                <wp:docPr id="1062626064" name="Надпись 2"/>
-                <wp:cNvGraphicFramePr>
-                  <a:graphicFrameLocks xmlns:a="http://schemas.openxmlformats.org/drawingml/2006/main"/>
-                </wp:cNvGraphicFramePr>
-                <a:graphic xmlns:a="http://schemas.openxmlformats.org/drawingml/2006/main">
-                  <a:graphicData uri="http://schemas.microsoft.com/office/word/2010/wordprocessingShape">
-                    <wps:wsp>
-                      <wps:cNvSpPr txBox="1">
-                        <a:spLocks noChangeArrowheads="1"/>
-                      </wps:cNvSpPr>
-                      <wps:spPr bwMode="auto">
-                        <a:xfrm>
-                          <a:off x="0" y="0"/>
-                          <a:ext cx="4890135" cy="1404620"/>
-                        </a:xfrm>
-                        <a:prstGeom prst="rect">
-                          <a:avLst/>
-                        </a:prstGeom>
-                        <a:solidFill>
-                          <a:srgbClr val="FFFFFF"/>
-                        </a:solidFill>
-                        <a:ln w="9525">
-                          <a:noFill/>
-                          <a:miter lim="800000"/>
-                          <a:headEnd/>
-                          <a:tailEnd/>
-                        </a:ln>
-                      </wps:spPr>
-                      <wps:txbx>
-                        <w:txbxContent>
-                          <w:p>
-                            <w:pPr>
-                              <w:spacing w:line="360" w:lineRule="auto"/>
-                              <w:ind w:left="1416" w:firstLine="708"/>
-                              <w:jc w:val="right"/>
-                              <w:rPr>
-                                <w:rFonts w:cs="Times New Roman"/>
-                                <w:bCs/>
-                                <w:szCs w:val="28"/>
-                              </w:rPr>
-                            </w:pPr>
-                            <w:r>
-                              <w:rPr>
-                                <w:rFonts w:cs="Times New Roman"/>
-                                <w:bCs/>
-                                <w:szCs w:val="28"/>
-                              </w:rPr>
-                              <w:t>Выполнил: обучающийся гр. ВКБ</w:t>
-                            </w:r>
-                            <w:r>
-                              <w:rPr>
-                                <w:rFonts w:cs="Times New Roman"/>
-                                <w:bCs/>
-                                <w:szCs w:val="28"/>
-                                <w:u w:val="single"/>
-                              </w:rPr>
-                              <w:t>4</w:t>
-                            </w:r>
-                            <w:r>
-                              <w:rPr>
-                                <w:rFonts w:cs="Times New Roman"/>
-                                <w:bCs/>
-                                <w:szCs w:val="28"/>
-                                <w:u w:val="single"/>
-                              </w:rPr>
-                              <w:t>3</w:t>
-                            </w:r>
-                          </w:p>
-                          <w:p>
-                            <w:pPr>
-                              <w:wordWrap w:val="0"/>
-                              <w:spacing w:line="360" w:lineRule="auto"/>
-                              <w:ind w:left="2124" w:firstLine="708"/>
-                              <w:jc w:val="right"/>
-                              <w:rPr>
-                                <w:rFonts w:cs="Times New Roman"/>
-                                <w:iCs/>
-                                <w:szCs w:val="28"/>
-                              </w:rPr>
-                            </w:pPr>
-                            <w:r>
-                              <w:rPr>
-                                <w:rFonts w:cs="Times New Roman"/>
-                                <w:iCs/>
-                                <w:szCs w:val="28"/>
-                              </w:rPr>
-                              <w:t>Ковалев Данил Петрович</w:t>
-                            </w:r>
-                          </w:p>
-                          <w:p>
-                            <w:pPr>
-                              <w:spacing w:line="360" w:lineRule="auto"/>
-                              <w:jc w:val="right"/>
-                              <w:rPr>
-                                <w:rFonts w:cs="Times New Roman"/>
-                                <w:bCs/>
-                                <w:szCs w:val="28"/>
-                              </w:rPr>
-                            </w:pPr>
-                            <w:r>
-                              <w:rPr>
-                                <w:rFonts w:cs="Times New Roman"/>
-                                <w:bCs/>
-                                <w:szCs w:val="28"/>
-                              </w:rPr>
-                              <w:t>Проверил: Доцент Скляров А.В.</w:t>
-                            </w:r>
-                          </w:p>
-                          <w:p>
-                            <w:pPr>
-                              <w:spacing w:line="360" w:lineRule="auto"/>
-                              <w:ind w:left="4248"/>
-                              <w:jc w:val="right"/>
-                              <w:rPr>
-                                <w:rFonts w:cs="Times New Roman"/>
-                                <w:szCs w:val="28"/>
-                                <w:shd w:val="clear" w:color="auto" w:fill="FFFFFF"/>
-                              </w:rPr>
-                            </w:pPr>
-                          </w:p>
-                          <w:p>
-                            <w:pPr>
-                              <w:spacing w:line="360" w:lineRule="auto"/>
-                              <w:ind w:left="4248"/>
-                              <w:jc w:val="right"/>
-                              <w:rPr>
-                                <w:rFonts w:cs="Times New Roman"/>
-                                <w:szCs w:val="28"/>
-                                <w:shd w:val="clear" w:color="auto" w:fill="FFFFFF"/>
-                              </w:rPr>
-                            </w:pPr>
-                          </w:p>
-                          <w:p>
-                            <w:pPr>
-                              <w:rPr>
-                                <w:rFonts w:cs="Times New Roman"/>
-                                <w:bCs/>
-                                <w:szCs w:val="28"/>
-                              </w:rPr>
-                            </w:pPr>
-                          </w:p>
-                          <w:p>
-                            <w:pPr>
-                              <w:rPr>
-                                <w:rFonts w:cs="Times New Roman"/>
-                                <w:bCs/>
-                                <w:szCs w:val="28"/>
-                              </w:rPr>
-                            </w:pPr>
-                          </w:p>
-                          <w:p>
-                            <w:pPr>
-                              <w:rPr>
-                                <w:rFonts w:cs="Times New Roman"/>
-                                <w:bCs/>
-                                <w:szCs w:val="28"/>
-                              </w:rPr>
-                            </w:pPr>
-                          </w:p>
-                          <w:p>
-                            <w:pPr>
-                              <w:rPr>
-                                <w:rFonts w:cs="Times New Roman"/>
-                                <w:bCs/>
-                                <w:szCs w:val="28"/>
-                              </w:rPr>
-                            </w:pPr>
-                          </w:p>
-                          <w:p>
-                            <w:pPr>
-                              <w:rPr>
-                                <w:rFonts w:cs="Times New Roman"/>
-                                <w:bCs/>
-                                <w:szCs w:val="28"/>
-                              </w:rPr>
-                            </w:pPr>
-                          </w:p>
-                          <w:p>
-                            <w:pPr>
-                              <w:rPr>
-                                <w:rFonts w:cs="Times New Roman"/>
-                                <w:bCs/>
-                                <w:szCs w:val="28"/>
-                              </w:rPr>
-                            </w:pPr>
-                          </w:p>
-                          <w:p/>
-                        </w:txbxContent>
-                      </wps:txbx>
-                      <wps:bodyPr rot="0" vert="horz" wrap="square" lIns="91440" tIns="45720" rIns="91440" bIns="45720" anchor="t" anchorCtr="0">
-                        <a:spAutoFit/>
-                      </wps:bodyPr>
-                    </wps:wsp>
-                  </a:graphicData>
-                </a:graphic>
-                <wp14:sizeRelH relativeFrom="margin">
-                  <wp14:pctWidth>100000</wp14:pctWidth>
-                </wp14:sizeRelH>
-                <wp14:sizeRelV relativeFrom="margin">
-                  <wp14:pctHeight>20000</wp14:pctHeight>
-                </wp14:sizeRelV>
-              </wp:anchor>
-            </w:drawing>
-          </mc:Choice>
-          <mc:Fallback>
-            <w:pict>
-              <v:shape w14:anchorId="10A3AAEB" id="_x0000_s1027" type="#_x0000_t202" style="position:absolute;margin-left:333.85pt;margin-top:0;width:385.05pt;height:110.6pt;z-index:251663360;visibility:visible;mso-wrap-style:square;mso-width-percent:1000;mso-height-percent:200;mso-wrap-distance-left:9pt;mso-wrap-distance-top:3.6pt;mso-wrap-distance-right:9pt;mso-wrap-distance-bottom:3.6pt;mso-position-horizontal:right;mso-position-horizontal-relative:margin;mso-position-vertical:bottom;mso-position-vertical-relative:margin;mso-width-percent:1000;mso-height-percent:200;mso-width-relative:margin;mso-height-relative:margin;v-text-anchor:top" o:gfxdata="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" stroked="f">
-                <v:textbox style="mso-fit-shape-to-text:t">
-                  <w:txbxContent>
-                    <w:p>
-                      <w:pPr>
-                        <w:spacing w:line="360" w:lineRule="auto"/>
-                        <w:ind w:left="1416" w:firstLine="708"/>
-                        <w:jc w:val="right"/>
-                        <w:rPr>
-                          <w:rFonts w:cs="Times New Roman"/>
-                          <w:bCs/>
-                          <w:szCs w:val="28"/>
-                        </w:rPr>
-                      </w:pPr>
-                      <w:r>
-                        <w:rPr>
-                          <w:rFonts w:cs="Times New Roman"/>
-                          <w:bCs/>
-                          <w:szCs w:val="28"/>
-                        </w:rPr>
-                        <w:t>Выполнил: обучающийся гр. ВКБ</w:t>
-                      </w:r>
-                      <w:r>
-                        <w:rPr>
-                          <w:rFonts w:cs="Times New Roman"/>
-                          <w:bCs/>
-                          <w:szCs w:val="28"/>
-                          <w:u w:val="single"/>
-                        </w:rPr>
-                        <w:t>4</w:t>
-                      </w:r>
-                      <w:r>
-                        <w:rPr>
-                          <w:rFonts w:cs="Times New Roman"/>
-                          <w:bCs/>
-                          <w:szCs w:val="28"/>
-                          <w:u w:val="single"/>
-                        </w:rPr>
-                        <w:t>3</w:t>
-                      </w:r>
-                    </w:p>
-                    <w:p>
-                      <w:pPr>
-                        <w:wordWrap w:val="0"/>
-                        <w:spacing w:line="360" w:lineRule="auto"/>
-                        <w:ind w:left="2124" w:firstLine="708"/>
-                        <w:jc w:val="right"/>
-                        <w:rPr>
-                          <w:rFonts w:cs="Times New Roman"/>
-                          <w:iCs/>
-                          <w:szCs w:val="28"/>
-                        </w:rPr>
-                      </w:pPr>
-                      <w:r>
-                        <w:rPr>
-                          <w:rFonts w:cs="Times New Roman"/>
-                          <w:iCs/>
-                          <w:szCs w:val="28"/>
-                        </w:rPr>
-                        <w:t>Ковалев Данил Петрович</w:t>
-                      </w:r>
-                    </w:p>
-                    <w:p>
-                      <w:pPr>
-                        <w:spacing w:line="360" w:lineRule="auto"/>
-                        <w:jc w:val="right"/>
-                        <w:rPr>
-                          <w:rFonts w:cs="Times New Roman"/>
-                          <w:bCs/>
-                          <w:szCs w:val="28"/>
-                        </w:rPr>
-                      </w:pPr>
-                      <w:r>
-                        <w:rPr>
-                          <w:rFonts w:cs="Times New Roman"/>
-                          <w:bCs/>
-                          <w:szCs w:val="28"/>
-                        </w:rPr>
-                        <w:t>Проверил: Доцент Скляров А.В.</w:t>
-                      </w:r>
-                    </w:p>
-                    <w:p>
-                      <w:pPr>
-                        <w:spacing w:line="360" w:lineRule="auto"/>
-                        <w:ind w:left="4248"/>
-                        <w:jc w:val="right"/>
-                        <w:rPr>
-                          <w:rFonts w:cs="Times New Roman"/>
-                          <w:szCs w:val="28"/>
-                          <w:shd w:val="clear" w:color="auto" w:fill="FFFFFF"/>
-                        </w:rPr>
-                      </w:pPr>
-                    </w:p>
-                    <w:p>
-                      <w:pPr>
-                        <w:spacing w:line="360" w:lineRule="auto"/>
-                        <w:ind w:left="4248"/>
-                        <w:jc w:val="right"/>
-                        <w:rPr>
-                          <w:rFonts w:cs="Times New Roman"/>
-                          <w:szCs w:val="28"/>
-                          <w:shd w:val="clear" w:color="auto" w:fill="FFFFFF"/>
-                        </w:rPr>
-                      </w:pPr>
-                    </w:p>
-                    <w:p>
-                      <w:pPr>
-                        <w:rPr>
-                          <w:rFonts w:cs="Times New Roman"/>
-                          <w:bCs/>
-                          <w:szCs w:val="28"/>
-                        </w:rPr>
-                      </w:pPr>
-                    </w:p>
-                    <w:p>
-                      <w:pPr>
-                        <w:rPr>
-                          <w:rFonts w:cs="Times New Roman"/>
-                          <w:bCs/>
-                          <w:szCs w:val="28"/>
-                        </w:rPr>
-                      </w:pPr>
-                    </w:p>
-                    <w:p>
-                      <w:pPr>
-                        <w:rPr>
-                          <w:rFonts w:cs="Times New Roman"/>
-                          <w:bCs/>
-                          <w:szCs w:val="28"/>
-                        </w:rPr>
-                      </w:pPr>
-                    </w:p>
-                    <w:p>
-                      <w:pPr>
-                        <w:rPr>
-                          <w:rFonts w:cs="Times New Roman"/>
-                          <w:bCs/>
-                          <w:szCs w:val="28"/>
-                        </w:rPr>
-                      </w:pPr>
-                    </w:p>
-                    <w:p>
-                      <w:pPr>
-                        <w:rPr>
-                          <w:rFonts w:cs="Times New Roman"/>
-                          <w:bCs/>
-                          <w:szCs w:val="28"/>
-                        </w:rPr>
-                      </w:pPr>
-                    </w:p>
-                    <w:p>
-                      <w:pPr>
-                        <w:rPr>
-                          <w:rFonts w:cs="Times New Roman"/>
-                          <w:bCs/>
-                          <w:szCs w:val="28"/>
-                        </w:rPr>
-                      </w:pPr>
-                    </w:p>
-                    <w:p/>
-                  </w:txbxContent>
-                </v:textbox>
-                <w10:wrap type="square" anchorx="margin" anchory="margin"/>
-              </v:shape>
-            </w:pict>
-          </mc:Fallback>
-        </mc:AlternateContent>
+          <w:bCs/>
+          <w:szCs w:val="28"/>
+        </w:rPr>
+      </w:pPr>
+      <w:r>
+        <w:rPr>
+          <w:rFonts w:eastAsia="SimSun" w:cs="Times New Roman"/>
+          <w:b/>
+          <w:bCs/>
+          <w:szCs w:val="28"/>
+        </w:rPr>
+        <w:t>Теория:</w:t>
+      </w:r>
+      <w:r>
+        <w:rPr>
+          <w:rFonts w:eastAsia="SimSun" w:cs="Times New Roman"/>
+          <w:b/>
+          <w:bCs/>
+          <w:szCs w:val="28"/>
+        </w:rPr>
+        <w:br/>
+      </w:r>
+      <w:r>
+        <w:rPr>
+          <w:rFonts w:eastAsia="SimSun" w:cs="Times New Roman"/>
+          <w:b/>
+          <w:bCs/>
+          <w:szCs w:val="28"/>
+        </w:rPr>
+        <w:t>1. Роль индексов в безопасности и производительности</w:t>
+      </w:r>
+    </w:p>
+    <w:p>
+      <w:pPr>
+        <w:spacing w:line="360" w:lineRule="auto"/>
+        <w:rPr>
+          <w:rFonts w:eastAsia="SimSun" w:cs="Times New Roman"/>
+          <w:szCs w:val="28"/>
+        </w:rPr>
+      </w:pPr>
+      <w:r>
+        <w:rPr>
+          <w:rFonts w:eastAsia="SimSun" w:cs="Times New Roman"/>
+          <w:b/>
+          <w:bCs/>
+          <w:szCs w:val="28"/>
+        </w:rPr>
+        <w:t>Что такое индекс?</w:t>
+      </w:r>
+      <w:r>
+        <w:rPr>
+          <w:rFonts w:eastAsia="SimSun" w:cs="Times New Roman"/>
+          <w:szCs w:val="28"/>
+        </w:rPr>
+        <w:br/>
+        <w:t>Индекс — это специальная структура данных, которая ускоряет операции поиска и выборки, позволяя находить записи без полного сканирования таблицы.</w:t>
+      </w:r>
+    </w:p>
+    <w:p>
+      <w:pPr>
+        <w:spacing w:line="360" w:lineRule="auto"/>
+        <w:rPr>
+          <w:rFonts w:eastAsia="SimSun" w:cs="Times New Roman"/>
+          <w:szCs w:val="28"/>
+        </w:rPr>
+      </w:pPr>
+      <w:r>
+        <w:rPr>
+          <w:rFonts w:eastAsia="SimSun" w:cs="Times New Roman"/>
+          <w:b/>
+          <w:bCs/>
+          <w:szCs w:val="28"/>
+        </w:rPr>
+        <w:t>Влияние на безопасность:</w:t>
+      </w:r>
+    </w:p>
+    <w:p>
+      <w:pPr>
+        <w:numPr>
+          <w:ilvl w:val="0"/>
+          <w:numId w:val="19"/>
+        </w:numPr>
+        <w:spacing w:line="360" w:lineRule="auto"/>
+        <w:rPr>
+          <w:rFonts w:eastAsia="SimSun" w:cs="Times New Roman"/>
+          <w:szCs w:val="28"/>
+        </w:rPr>
+      </w:pPr>
+      <w:r>
+        <w:rPr>
+          <w:rFonts w:eastAsia="SimSun" w:cs="Times New Roman"/>
+          <w:szCs w:val="28"/>
+        </w:rPr>
+        <w:t>Снижают вероятность ошибок и задержек при доступе к критически важным данным.</w:t>
+      </w:r>
+    </w:p>
+    <w:p>
+      <w:pPr>
+        <w:numPr>
+          <w:ilvl w:val="0"/>
+          <w:numId w:val="19"/>
+        </w:numPr>
+        <w:spacing w:line="360" w:lineRule="auto"/>
+        <w:rPr>
+          <w:rFonts w:eastAsia="SimSun" w:cs="Times New Roman"/>
+          <w:szCs w:val="28"/>
+        </w:rPr>
+      </w:pPr>
+      <w:r>
+        <w:rPr>
+          <w:rFonts w:eastAsia="SimSun" w:cs="Times New Roman"/>
+          <w:szCs w:val="28"/>
+        </w:rPr>
+        <w:t>Ускоряют верификацию данных при работе с защищенной информацией.</w:t>
+      </w:r>
+    </w:p>
+    <w:p>
+      <w:pPr>
+        <w:spacing w:line="360" w:lineRule="auto"/>
+        <w:rPr>
+          <w:rFonts w:eastAsia="SimSun" w:cs="Times New Roman"/>
+          <w:b/>
+          <w:bCs/>
+          <w:szCs w:val="28"/>
+        </w:rPr>
+      </w:pPr>
+    </w:p>
+    <w:p>
+      <w:pPr>
+        <w:spacing w:line="360" w:lineRule="auto"/>
+        <w:rPr>
+          <w:rFonts w:eastAsia="SimSun" w:cs="Times New Roman"/>
+          <w:b/>
+          <w:bCs/>
+          <w:szCs w:val="28"/>
+        </w:rPr>
+      </w:pPr>
+      <w:r>
+        <w:rPr>
+          <w:rFonts w:eastAsia="SimSun" w:cs="Times New Roman"/>
+          <w:b/>
+          <w:bCs/>
+          <w:szCs w:val="28"/>
+        </w:rPr>
+        <w:t xml:space="preserve">Типы индексов в </w:t>
+      </w:r>
+      <w:proofErr w:type="spellStart"/>
+      <w:r>
+        <w:rPr>
+          <w:rFonts w:eastAsia="SimSun" w:cs="Times New Roman"/>
+          <w:b/>
+          <w:bCs/>
+          <w:szCs w:val="28"/>
+        </w:rPr>
+        <w:t>PostgreSQL</w:t>
+      </w:r>
+      <w:proofErr w:type="spellEnd"/>
+      <w:r>
+        <w:rPr>
+          <w:rFonts w:eastAsia="SimSun" w:cs="Times New Roman"/>
+          <w:b/>
+          <w:bCs/>
+          <w:szCs w:val="28"/>
+        </w:rPr>
+        <w:t>: алгоритмы поиска и применение</w:t>
+      </w:r>
+    </w:p>
+    <w:tbl>
+      <w:tblPr>
+        <w:tblW w:w="0" w:type="auto"/>
+        <w:tblBorders>
+          <w:top w:val="single" w:sz="4" w:space="0" w:color="auto"/>
+          <w:left w:val="single" w:sz="4" w:space="0" w:color="auto"/>
+          <w:bottom w:val="single" w:sz="4" w:space="0" w:color="auto"/>
+          <w:right w:val="single" w:sz="4" w:space="0" w:color="auto"/>
+          <w:insideH w:val="single" w:sz="4" w:space="0" w:color="auto"/>
+          <w:insideV w:val="single" w:sz="4" w:space="0" w:color="auto"/>
+        </w:tblBorders>
+        <w:tblCellMar>
+          <w:top w:w="15" w:type="dxa"/>
+          <w:left w:w="15" w:type="dxa"/>
+          <w:bottom w:w="15" w:type="dxa"/>
+          <w:right w:w="15" w:type="dxa"/>
+        </w:tblCellMar>
+        <w:tblLook w:val="04A0" w:firstRow="1" w:lastRow="0" w:firstColumn="1" w:lastColumn="0" w:noHBand="0" w:noVBand="1"/>
+      </w:tblPr>
+      <w:tblGrid>
+        <w:gridCol w:w="988"/>
+        <w:gridCol w:w="2541"/>
+        <w:gridCol w:w="2491"/>
+        <w:gridCol w:w="3862"/>
+      </w:tblGrid>
+      <w:tr>
+        <w:trPr>
+          <w:tblHeader/>
+        </w:trPr>
+        <w:tc>
+          <w:tcPr>
+            <w:tcW w:w="0" w:type="auto"/>
+            <w:tcMar>
+              <w:top w:w="150" w:type="dxa"/>
+              <w:left w:w="0" w:type="dxa"/>
+              <w:bottom w:w="150" w:type="dxa"/>
+              <w:right w:w="240" w:type="dxa"/>
+            </w:tcMar>
+            <w:vAlign w:val="center"/>
+            <w:hideMark/>
+          </w:tcPr>
+          <w:p>
+            <w:pPr>
+              <w:ind w:firstLine="0"/>
+              <w:jc w:val="left"/>
+              <w:rPr>
+                <w:rFonts w:eastAsia="SimSun" w:cs="Times New Roman"/>
+                <w:sz w:val="22"/>
+              </w:rPr>
+            </w:pPr>
+            <w:r>
+              <w:rPr>
+                <w:rFonts w:eastAsia="SimSun" w:cs="Times New Roman"/>
+                <w:sz w:val="22"/>
+              </w:rPr>
+              <w:t>Тип индекса</w:t>
+            </w:r>
+          </w:p>
+        </w:tc>
+        <w:tc>
+          <w:tcPr>
+            <w:tcW w:w="2541" w:type="dxa"/>
+            <w:tcMar>
+              <w:top w:w="150" w:type="dxa"/>
+              <w:left w:w="240" w:type="dxa"/>
+              <w:bottom w:w="150" w:type="dxa"/>
+              <w:right w:w="240" w:type="dxa"/>
+            </w:tcMar>
+            <w:vAlign w:val="center"/>
+            <w:hideMark/>
+          </w:tcPr>
+          <w:p>
+            <w:pPr>
+              <w:ind w:firstLine="0"/>
+              <w:jc w:val="left"/>
+              <w:rPr>
+                <w:rFonts w:eastAsia="SimSun" w:cs="Times New Roman"/>
+                <w:sz w:val="22"/>
+              </w:rPr>
+            </w:pPr>
+            <w:r>
+              <w:rPr>
+                <w:rFonts w:eastAsia="SimSun" w:cs="Times New Roman"/>
+                <w:b/>
+                <w:bCs/>
+                <w:sz w:val="22"/>
+              </w:rPr>
+              <w:t>Алгоритм поиска</w:t>
+            </w:r>
+          </w:p>
+        </w:tc>
+        <w:tc>
+          <w:tcPr>
+            <w:tcW w:w="2491" w:type="dxa"/>
+            <w:tcMar>
+              <w:top w:w="150" w:type="dxa"/>
+              <w:left w:w="240" w:type="dxa"/>
+              <w:bottom w:w="150" w:type="dxa"/>
+              <w:right w:w="240" w:type="dxa"/>
+            </w:tcMar>
+            <w:vAlign w:val="center"/>
+            <w:hideMark/>
+          </w:tcPr>
+          <w:p>
+            <w:pPr>
+              <w:ind w:firstLine="0"/>
+              <w:jc w:val="left"/>
+              <w:rPr>
+                <w:rFonts w:eastAsia="SimSun" w:cs="Times New Roman"/>
+                <w:sz w:val="22"/>
+              </w:rPr>
+            </w:pPr>
+            <w:r>
+              <w:rPr>
+                <w:rFonts w:eastAsia="SimSun" w:cs="Times New Roman"/>
+                <w:sz w:val="22"/>
+              </w:rPr>
+              <w:t>Описание</w:t>
+            </w:r>
+          </w:p>
+        </w:tc>
+        <w:tc>
+          <w:tcPr>
+            <w:tcW w:w="3862" w:type="dxa"/>
+            <w:tcMar>
+              <w:top w:w="150" w:type="dxa"/>
+              <w:left w:w="240" w:type="dxa"/>
+              <w:bottom w:w="150" w:type="dxa"/>
+              <w:right w:w="240" w:type="dxa"/>
+            </w:tcMar>
+            <w:vAlign w:val="center"/>
+            <w:hideMark/>
+          </w:tcPr>
+          <w:p>
+            <w:pPr>
+              <w:ind w:firstLine="0"/>
+              <w:jc w:val="left"/>
+              <w:rPr>
+                <w:rFonts w:eastAsia="SimSun" w:cs="Times New Roman"/>
+                <w:sz w:val="22"/>
+              </w:rPr>
+            </w:pPr>
+            <w:r>
+              <w:rPr>
+                <w:rFonts w:eastAsia="SimSun" w:cs="Times New Roman"/>
+                <w:sz w:val="22"/>
+              </w:rPr>
+              <w:t>Применение</w:t>
+            </w:r>
+          </w:p>
+        </w:tc>
+      </w:tr>
+      <w:tr>
+        <w:tc>
+          <w:tcPr>
+            <w:tcW w:w="0" w:type="auto"/>
+            <w:tcMar>
+              <w:top w:w="150" w:type="dxa"/>
+              <w:left w:w="0" w:type="dxa"/>
+              <w:bottom w:w="150" w:type="dxa"/>
+              <w:right w:w="240" w:type="dxa"/>
+            </w:tcMar>
+            <w:vAlign w:val="center"/>
+            <w:hideMark/>
+          </w:tcPr>
+          <w:p>
+            <w:pPr>
+              <w:ind w:firstLine="0"/>
+              <w:jc w:val="left"/>
+              <w:rPr>
+                <w:rFonts w:eastAsia="SimSun" w:cs="Times New Roman"/>
+                <w:sz w:val="22"/>
+              </w:rPr>
+            </w:pPr>
+            <w:r>
+              <w:rPr>
+                <w:rFonts w:eastAsia="SimSun" w:cs="Times New Roman"/>
+                <w:b/>
+                <w:bCs/>
+                <w:sz w:val="22"/>
+              </w:rPr>
+              <w:t>B-</w:t>
+            </w:r>
+            <w:proofErr w:type="spellStart"/>
+            <w:r>
+              <w:rPr>
+                <w:rFonts w:eastAsia="SimSun" w:cs="Times New Roman"/>
+                <w:b/>
+                <w:bCs/>
+                <w:sz w:val="22"/>
+              </w:rPr>
+              <w:t>Tree</w:t>
+            </w:r>
+            <w:proofErr w:type="spellEnd"/>
+          </w:p>
+        </w:tc>
+        <w:tc>
+          <w:tcPr>
+            <w:tcW w:w="2541" w:type="dxa"/>
+            <w:tcMar>
+              <w:top w:w="150" w:type="dxa"/>
+              <w:left w:w="240" w:type="dxa"/>
+              <w:bottom w:w="150" w:type="dxa"/>
+              <w:right w:w="240" w:type="dxa"/>
+            </w:tcMar>
+            <w:vAlign w:val="center"/>
+            <w:hideMark/>
+          </w:tcPr>
+          <w:p>
+            <w:pPr>
+              <w:ind w:firstLine="0"/>
+              <w:jc w:val="left"/>
+              <w:rPr>
+                <w:rFonts w:eastAsia="SimSun" w:cs="Times New Roman"/>
+                <w:sz w:val="22"/>
+              </w:rPr>
+            </w:pPr>
+            <w:r>
+              <w:rPr>
+                <w:rFonts w:eastAsia="SimSun" w:cs="Times New Roman"/>
+                <w:b/>
+                <w:bCs/>
+                <w:sz w:val="22"/>
+              </w:rPr>
+              <w:t>Двоичный поиск по сбалансированному дереву</w:t>
+            </w:r>
+          </w:p>
+        </w:tc>
+        <w:tc>
+          <w:tcPr>
+            <w:tcW w:w="2491" w:type="dxa"/>
+            <w:tcMar>
+              <w:top w:w="150" w:type="dxa"/>
+              <w:left w:w="240" w:type="dxa"/>
+              <w:bottom w:w="150" w:type="dxa"/>
+              <w:right w:w="240" w:type="dxa"/>
+            </w:tcMar>
+            <w:vAlign w:val="center"/>
+            <w:hideMark/>
+          </w:tcPr>
+          <w:p>
+            <w:pPr>
+              <w:ind w:firstLine="0"/>
+              <w:jc w:val="left"/>
+              <w:rPr>
+                <w:rFonts w:eastAsia="SimSun" w:cs="Times New Roman"/>
+                <w:sz w:val="22"/>
+              </w:rPr>
+            </w:pPr>
+            <w:r>
+              <w:rPr>
+                <w:rFonts w:eastAsia="SimSun" w:cs="Times New Roman"/>
+                <w:sz w:val="22"/>
+              </w:rPr>
+              <w:t>Дерево разделяет данные на диапазоны. Поиск начинается с корня, на каждом уровне выбирается соответствующая ветвь до листового узла.</w:t>
+            </w:r>
+          </w:p>
+        </w:tc>
+        <w:tc>
+          <w:tcPr>
+            <w:tcW w:w="3862" w:type="dxa"/>
+            <w:tcMar>
+              <w:top w:w="150" w:type="dxa"/>
+              <w:left w:w="240" w:type="dxa"/>
+              <w:bottom w:w="150" w:type="dxa"/>
+              <w:right w:w="0" w:type="dxa"/>
+            </w:tcMar>
+            <w:vAlign w:val="center"/>
+            <w:hideMark/>
+          </w:tcPr>
+          <w:p>
+            <w:pPr>
+              <w:ind w:firstLine="0"/>
+              <w:jc w:val="left"/>
+              <w:rPr>
+                <w:rFonts w:eastAsia="SimSun" w:cs="Times New Roman"/>
+                <w:sz w:val="22"/>
+              </w:rPr>
+            </w:pPr>
+            <w:r>
+              <w:rPr>
+                <w:rFonts w:eastAsia="SimSun" w:cs="Times New Roman"/>
+                <w:sz w:val="22"/>
+              </w:rPr>
+              <w:t>Универсальный. Операции сравнения (=, &lt;</w:t>
+            </w:r>
+            <w:proofErr w:type="gramStart"/>
+            <w:r>
+              <w:rPr>
+                <w:rFonts w:eastAsia="SimSun" w:cs="Times New Roman"/>
+                <w:sz w:val="22"/>
+              </w:rPr>
+              <w:t>, &gt;</w:t>
+            </w:r>
+            <w:proofErr w:type="gramEnd"/>
+            <w:r>
+              <w:rPr>
+                <w:rFonts w:eastAsia="SimSun" w:cs="Times New Roman"/>
+                <w:sz w:val="22"/>
+              </w:rPr>
+              <w:t>, &lt;=</w:t>
+            </w:r>
+            <w:proofErr w:type="gramStart"/>
+            <w:r>
+              <w:rPr>
+                <w:rFonts w:eastAsia="SimSun" w:cs="Times New Roman"/>
+                <w:sz w:val="22"/>
+              </w:rPr>
+              <w:t>, &gt;</w:t>
+            </w:r>
+            <w:proofErr w:type="gramEnd"/>
+            <w:r>
+              <w:rPr>
+                <w:rFonts w:eastAsia="SimSun" w:cs="Times New Roman"/>
+                <w:sz w:val="22"/>
+              </w:rPr>
+              <w:t>=), BETWEEN, IN, сортировка (ORDER BY).</w:t>
+            </w:r>
+          </w:p>
+        </w:tc>
+      </w:tr>
+      <w:tr>
+        <w:tc>
+          <w:tcPr>
+            <w:tcW w:w="0" w:type="auto"/>
+            <w:tcMar>
+              <w:top w:w="150" w:type="dxa"/>
+              <w:left w:w="0" w:type="dxa"/>
+              <w:bottom w:w="150" w:type="dxa"/>
+              <w:right w:w="240" w:type="dxa"/>
+            </w:tcMar>
+            <w:vAlign w:val="center"/>
+            <w:hideMark/>
+          </w:tcPr>
+          <w:p>
+            <w:pPr>
+              <w:ind w:firstLine="0"/>
+              <w:jc w:val="left"/>
+              <w:rPr>
+                <w:rFonts w:eastAsia="SimSun" w:cs="Times New Roman"/>
+                <w:sz w:val="22"/>
+              </w:rPr>
+            </w:pPr>
+            <w:proofErr w:type="spellStart"/>
+            <w:r>
+              <w:rPr>
+                <w:rFonts w:eastAsia="SimSun" w:cs="Times New Roman"/>
+                <w:b/>
+                <w:bCs/>
+                <w:sz w:val="22"/>
+              </w:rPr>
+              <w:t>Hash</w:t>
+            </w:r>
+            <w:proofErr w:type="spellEnd"/>
+          </w:p>
+        </w:tc>
+        <w:tc>
+          <w:tcPr>
+            <w:tcW w:w="2541" w:type="dxa"/>
+            <w:tcMar>
+              <w:top w:w="150" w:type="dxa"/>
+              <w:left w:w="240" w:type="dxa"/>
+              <w:bottom w:w="150" w:type="dxa"/>
+              <w:right w:w="240" w:type="dxa"/>
+            </w:tcMar>
+            <w:vAlign w:val="center"/>
+            <w:hideMark/>
+          </w:tcPr>
+          <w:p>
+            <w:pPr>
+              <w:ind w:firstLine="0"/>
+              <w:jc w:val="left"/>
+              <w:rPr>
+                <w:rFonts w:eastAsia="SimSun" w:cs="Times New Roman"/>
+                <w:sz w:val="22"/>
+              </w:rPr>
+            </w:pPr>
+            <w:r>
+              <w:rPr>
+                <w:rFonts w:eastAsia="SimSun" w:cs="Times New Roman"/>
+                <w:b/>
+                <w:bCs/>
+                <w:sz w:val="22"/>
+              </w:rPr>
+              <w:t xml:space="preserve">Вычисление </w:t>
+            </w:r>
+            <w:proofErr w:type="spellStart"/>
+            <w:r>
+              <w:rPr>
+                <w:rFonts w:eastAsia="SimSun" w:cs="Times New Roman"/>
+                <w:b/>
+                <w:bCs/>
+                <w:sz w:val="22"/>
+              </w:rPr>
+              <w:t>хеша</w:t>
+            </w:r>
+            <w:proofErr w:type="spellEnd"/>
+            <w:r>
+              <w:rPr>
+                <w:rFonts w:eastAsia="SimSun" w:cs="Times New Roman"/>
+                <w:b/>
+                <w:bCs/>
+                <w:sz w:val="22"/>
+              </w:rPr>
+              <w:t xml:space="preserve"> и поиск в хеш-таблице</w:t>
+            </w:r>
+          </w:p>
+        </w:tc>
+        <w:tc>
+          <w:tcPr>
+            <w:tcW w:w="2491" w:type="dxa"/>
+            <w:tcMar>
+              <w:top w:w="150" w:type="dxa"/>
+              <w:left w:w="240" w:type="dxa"/>
+              <w:bottom w:w="150" w:type="dxa"/>
+              <w:right w:w="240" w:type="dxa"/>
+            </w:tcMar>
+            <w:vAlign w:val="center"/>
+            <w:hideMark/>
+          </w:tcPr>
+          <w:p>
+            <w:pPr>
+              <w:ind w:firstLine="0"/>
+              <w:jc w:val="left"/>
+              <w:rPr>
+                <w:rFonts w:eastAsia="SimSun" w:cs="Times New Roman"/>
+                <w:sz w:val="22"/>
+              </w:rPr>
+            </w:pPr>
+            <w:r>
+              <w:rPr>
+                <w:rFonts w:eastAsia="SimSun" w:cs="Times New Roman"/>
+                <w:sz w:val="22"/>
+              </w:rPr>
+              <w:t>1. Вычисляет хеш-функцию от значения ключа.</w:t>
+            </w:r>
+            <w:r>
+              <w:rPr>
+                <w:rFonts w:eastAsia="SimSun" w:cs="Times New Roman"/>
+                <w:sz w:val="22"/>
+              </w:rPr>
+              <w:br/>
+              <w:t>2. Находит соответствующий "сегмент" (</w:t>
+            </w:r>
+            <w:proofErr w:type="spellStart"/>
+            <w:r>
+              <w:rPr>
+                <w:rFonts w:eastAsia="SimSun" w:cs="Times New Roman"/>
+                <w:sz w:val="22"/>
+              </w:rPr>
+              <w:t>bucket</w:t>
+            </w:r>
+            <w:proofErr w:type="spellEnd"/>
+            <w:r>
+              <w:rPr>
+                <w:rFonts w:eastAsia="SimSun" w:cs="Times New Roman"/>
+                <w:sz w:val="22"/>
+              </w:rPr>
+              <w:t>) в хеш-таблице.</w:t>
+            </w:r>
+            <w:r>
+              <w:rPr>
+                <w:rFonts w:eastAsia="SimSun" w:cs="Times New Roman"/>
+                <w:sz w:val="22"/>
+              </w:rPr>
+              <w:br/>
+              <w:t>3. Сканирует сегмент для точного совпадения.</w:t>
+            </w:r>
+          </w:p>
+        </w:tc>
+        <w:tc>
+          <w:tcPr>
+            <w:tcW w:w="3862" w:type="dxa"/>
+            <w:tcMar>
+              <w:top w:w="150" w:type="dxa"/>
+              <w:left w:w="240" w:type="dxa"/>
+              <w:bottom w:w="150" w:type="dxa"/>
+              <w:right w:w="0" w:type="dxa"/>
+            </w:tcMar>
+            <w:vAlign w:val="center"/>
+            <w:hideMark/>
+          </w:tcPr>
+          <w:p>
+            <w:pPr>
+              <w:ind w:firstLine="0"/>
+              <w:jc w:val="left"/>
+              <w:rPr>
+                <w:rFonts w:eastAsia="SimSun" w:cs="Times New Roman"/>
+                <w:sz w:val="22"/>
+              </w:rPr>
+            </w:pPr>
+            <w:r>
+              <w:rPr>
+                <w:rFonts w:eastAsia="SimSun" w:cs="Times New Roman"/>
+                <w:b/>
+                <w:bCs/>
+                <w:sz w:val="22"/>
+              </w:rPr>
+              <w:t>Только для операции равенства (</w:t>
+            </w:r>
+            <w:r>
+              <w:rPr>
+                <w:rFonts w:eastAsia="SimSun" w:cs="Times New Roman"/>
+                <w:sz w:val="22"/>
+              </w:rPr>
+              <w:t>=</w:t>
+            </w:r>
+            <w:r>
+              <w:rPr>
+                <w:rFonts w:eastAsia="SimSun" w:cs="Times New Roman"/>
+                <w:b/>
+                <w:bCs/>
+                <w:sz w:val="22"/>
+              </w:rPr>
+              <w:t>)</w:t>
+            </w:r>
+            <w:r>
+              <w:rPr>
+                <w:rFonts w:eastAsia="SimSun" w:cs="Times New Roman"/>
+                <w:sz w:val="22"/>
+              </w:rPr>
+              <w:t>. Быстрее B-</w:t>
+            </w:r>
+            <w:proofErr w:type="spellStart"/>
+            <w:r>
+              <w:rPr>
+                <w:rFonts w:eastAsia="SimSun" w:cs="Times New Roman"/>
+                <w:sz w:val="22"/>
+              </w:rPr>
+              <w:t>Tree</w:t>
+            </w:r>
+            <w:proofErr w:type="spellEnd"/>
+            <w:r>
+              <w:rPr>
+                <w:rFonts w:eastAsia="SimSun" w:cs="Times New Roman"/>
+                <w:sz w:val="22"/>
+              </w:rPr>
+              <w:t xml:space="preserve"> для простых сравнений, но не поддерживает диапазоны.</w:t>
+            </w:r>
+          </w:p>
+        </w:tc>
+      </w:tr>
+      <w:tr>
+        <w:tc>
+          <w:tcPr>
+            <w:tcW w:w="0" w:type="auto"/>
+            <w:tcMar>
+              <w:top w:w="150" w:type="dxa"/>
+              <w:left w:w="0" w:type="dxa"/>
+              <w:bottom w:w="150" w:type="dxa"/>
+              <w:right w:w="240" w:type="dxa"/>
+            </w:tcMar>
+            <w:vAlign w:val="center"/>
+            <w:hideMark/>
+          </w:tcPr>
+          <w:p>
+            <w:pPr>
+              <w:ind w:firstLine="0"/>
+              <w:jc w:val="left"/>
+              <w:rPr>
+                <w:rFonts w:eastAsia="SimSun" w:cs="Times New Roman"/>
+                <w:sz w:val="22"/>
+              </w:rPr>
+            </w:pPr>
+            <w:proofErr w:type="spellStart"/>
+            <w:r>
+              <w:rPr>
+                <w:rFonts w:eastAsia="SimSun" w:cs="Times New Roman"/>
+                <w:b/>
+                <w:bCs/>
+                <w:sz w:val="22"/>
+              </w:rPr>
+              <w:lastRenderedPageBreak/>
+              <w:t>GiST</w:t>
+            </w:r>
+            <w:proofErr w:type="spellEnd"/>
+          </w:p>
+        </w:tc>
+        <w:tc>
+          <w:tcPr>
+            <w:tcW w:w="2541" w:type="dxa"/>
+            <w:tcMar>
+              <w:top w:w="150" w:type="dxa"/>
+              <w:left w:w="240" w:type="dxa"/>
+              <w:bottom w:w="150" w:type="dxa"/>
+              <w:right w:w="240" w:type="dxa"/>
+            </w:tcMar>
+            <w:vAlign w:val="center"/>
+            <w:hideMark/>
+          </w:tcPr>
+          <w:p>
+            <w:pPr>
+              <w:ind w:firstLine="0"/>
+              <w:jc w:val="left"/>
+              <w:rPr>
+                <w:rFonts w:eastAsia="SimSun" w:cs="Times New Roman"/>
+                <w:sz w:val="22"/>
+              </w:rPr>
+            </w:pPr>
+            <w:r>
+              <w:rPr>
+                <w:rFonts w:eastAsia="SimSun" w:cs="Times New Roman"/>
+                <w:b/>
+                <w:bCs/>
+                <w:sz w:val="22"/>
+              </w:rPr>
+              <w:t>Поиск по сбалансированному дереву с произвольной структурой узлов</w:t>
+            </w:r>
+          </w:p>
+        </w:tc>
+        <w:tc>
+          <w:tcPr>
+            <w:tcW w:w="2491" w:type="dxa"/>
+            <w:tcMar>
+              <w:top w:w="150" w:type="dxa"/>
+              <w:left w:w="240" w:type="dxa"/>
+              <w:bottom w:w="150" w:type="dxa"/>
+              <w:right w:w="240" w:type="dxa"/>
+            </w:tcMar>
+            <w:vAlign w:val="center"/>
+            <w:hideMark/>
+          </w:tcPr>
+          <w:p>
+            <w:pPr>
+              <w:ind w:firstLine="0"/>
+              <w:jc w:val="left"/>
+              <w:rPr>
+                <w:rFonts w:eastAsia="SimSun" w:cs="Times New Roman"/>
+                <w:sz w:val="22"/>
+              </w:rPr>
+            </w:pPr>
+            <w:r>
+              <w:rPr>
+                <w:rFonts w:eastAsia="SimSun" w:cs="Times New Roman"/>
+                <w:sz w:val="22"/>
+              </w:rPr>
+              <w:t>Позволяет определять собственные стратегии разбиения данных и поиска. Алгоритм обходит дерево, проверяя, пересекается ли запрос с областью, описанной в узле ("может ли искомое быть здесь?").</w:t>
+            </w:r>
+          </w:p>
+        </w:tc>
+        <w:tc>
+          <w:tcPr>
+            <w:tcW w:w="3862" w:type="dxa"/>
+            <w:tcMar>
+              <w:top w:w="150" w:type="dxa"/>
+              <w:left w:w="240" w:type="dxa"/>
+              <w:bottom w:w="150" w:type="dxa"/>
+              <w:right w:w="0" w:type="dxa"/>
+            </w:tcMar>
+            <w:vAlign w:val="center"/>
+            <w:hideMark/>
+          </w:tcPr>
+          <w:p>
+            <w:pPr>
+              <w:ind w:firstLine="0"/>
+              <w:jc w:val="left"/>
+              <w:rPr>
+                <w:rFonts w:eastAsia="SimSun" w:cs="Times New Roman"/>
+                <w:sz w:val="22"/>
+              </w:rPr>
+            </w:pPr>
+            <w:r>
+              <w:rPr>
+                <w:rFonts w:eastAsia="SimSun" w:cs="Times New Roman"/>
+                <w:sz w:val="22"/>
+              </w:rPr>
+              <w:t>Сложные типы данных: геоданные (поиск ближайших соседей), полнотекстовый поиск, диапазоны.</w:t>
+            </w:r>
+          </w:p>
+        </w:tc>
+      </w:tr>
+      <w:tr>
+        <w:tc>
+          <w:tcPr>
+            <w:tcW w:w="0" w:type="auto"/>
+            <w:tcMar>
+              <w:top w:w="150" w:type="dxa"/>
+              <w:left w:w="0" w:type="dxa"/>
+              <w:bottom w:w="150" w:type="dxa"/>
+              <w:right w:w="240" w:type="dxa"/>
+            </w:tcMar>
+            <w:vAlign w:val="center"/>
+            <w:hideMark/>
+          </w:tcPr>
+          <w:p>
+            <w:pPr>
+              <w:ind w:firstLine="0"/>
+              <w:jc w:val="left"/>
+              <w:rPr>
+                <w:rFonts w:eastAsia="SimSun" w:cs="Times New Roman"/>
+                <w:sz w:val="22"/>
+              </w:rPr>
+            </w:pPr>
+            <w:r>
+              <w:rPr>
+                <w:rFonts w:eastAsia="SimSun" w:cs="Times New Roman"/>
+                <w:b/>
+                <w:bCs/>
+                <w:sz w:val="22"/>
+              </w:rPr>
+              <w:t>GIN</w:t>
+            </w:r>
+          </w:p>
+        </w:tc>
+        <w:tc>
+          <w:tcPr>
+            <w:tcW w:w="2541" w:type="dxa"/>
+            <w:tcMar>
+              <w:top w:w="150" w:type="dxa"/>
+              <w:left w:w="240" w:type="dxa"/>
+              <w:bottom w:w="150" w:type="dxa"/>
+              <w:right w:w="240" w:type="dxa"/>
+            </w:tcMar>
+            <w:vAlign w:val="center"/>
+            <w:hideMark/>
+          </w:tcPr>
+          <w:p>
+            <w:pPr>
+              <w:ind w:firstLine="0"/>
+              <w:jc w:val="left"/>
+              <w:rPr>
+                <w:rFonts w:eastAsia="SimSun" w:cs="Times New Roman"/>
+                <w:sz w:val="22"/>
+              </w:rPr>
+            </w:pPr>
+            <w:r>
+              <w:rPr>
+                <w:rFonts w:eastAsia="SimSun" w:cs="Times New Roman"/>
+                <w:b/>
+                <w:bCs/>
+                <w:sz w:val="22"/>
+              </w:rPr>
+              <w:t>Обратный индекс (</w:t>
+            </w:r>
+            <w:proofErr w:type="spellStart"/>
+            <w:r>
+              <w:rPr>
+                <w:rFonts w:eastAsia="SimSun" w:cs="Times New Roman"/>
+                <w:b/>
+                <w:bCs/>
+                <w:sz w:val="22"/>
+              </w:rPr>
+              <w:t>Inverted</w:t>
+            </w:r>
+            <w:proofErr w:type="spellEnd"/>
+            <w:r>
+              <w:rPr>
+                <w:rFonts w:eastAsia="SimSun" w:cs="Times New Roman"/>
+                <w:b/>
+                <w:bCs/>
+                <w:sz w:val="22"/>
+              </w:rPr>
+              <w:t xml:space="preserve"> Index)</w:t>
+            </w:r>
+          </w:p>
+        </w:tc>
+        <w:tc>
+          <w:tcPr>
+            <w:tcW w:w="2491" w:type="dxa"/>
+            <w:tcMar>
+              <w:top w:w="150" w:type="dxa"/>
+              <w:left w:w="240" w:type="dxa"/>
+              <w:bottom w:w="150" w:type="dxa"/>
+              <w:right w:w="240" w:type="dxa"/>
+            </w:tcMar>
+            <w:vAlign w:val="center"/>
+            <w:hideMark/>
+          </w:tcPr>
+          <w:p>
+            <w:pPr>
+              <w:ind w:firstLine="0"/>
+              <w:jc w:val="left"/>
+              <w:rPr>
+                <w:rFonts w:eastAsia="SimSun" w:cs="Times New Roman"/>
+                <w:sz w:val="22"/>
+              </w:rPr>
+            </w:pPr>
+            <w:r>
+              <w:rPr>
+                <w:rFonts w:eastAsia="SimSun" w:cs="Times New Roman"/>
+                <w:sz w:val="22"/>
+              </w:rPr>
+              <w:t>Хранит список строк (TID), в которых встречается каждое уникальное значение (или элемент, напр., слово). Поиск: находит все TID для заданного значения/элемента.</w:t>
+            </w:r>
+          </w:p>
+        </w:tc>
+        <w:tc>
+          <w:tcPr>
+            <w:tcW w:w="3862" w:type="dxa"/>
+            <w:tcMar>
+              <w:top w:w="150" w:type="dxa"/>
+              <w:left w:w="240" w:type="dxa"/>
+              <w:bottom w:w="150" w:type="dxa"/>
+              <w:right w:w="0" w:type="dxa"/>
+            </w:tcMar>
+            <w:vAlign w:val="center"/>
+            <w:hideMark/>
+          </w:tcPr>
+          <w:p>
+            <w:pPr>
+              <w:ind w:firstLine="0"/>
+              <w:jc w:val="left"/>
+              <w:rPr>
+                <w:rFonts w:eastAsia="SimSun" w:cs="Times New Roman"/>
+                <w:sz w:val="22"/>
+              </w:rPr>
+            </w:pPr>
+            <w:r>
+              <w:rPr>
+                <w:rFonts w:eastAsia="SimSun" w:cs="Times New Roman"/>
+                <w:sz w:val="22"/>
+              </w:rPr>
+              <w:t>Составные данные: массивы (поиск по элементам), JSONB (поиск по ключам/значениям), </w:t>
+            </w:r>
+            <w:r>
+              <w:rPr>
+                <w:rFonts w:eastAsia="SimSun" w:cs="Times New Roman"/>
+                <w:b/>
+                <w:bCs/>
+                <w:sz w:val="22"/>
+              </w:rPr>
+              <w:t>полнотекстовый поиск</w:t>
+            </w:r>
+            <w:r>
+              <w:rPr>
+                <w:rFonts w:eastAsia="SimSun" w:cs="Times New Roman"/>
+                <w:sz w:val="22"/>
+              </w:rPr>
+              <w:t>.</w:t>
+            </w:r>
+          </w:p>
+        </w:tc>
+      </w:tr>
+      <w:tr>
+        <w:tc>
+          <w:tcPr>
+            <w:tcW w:w="0" w:type="auto"/>
+            <w:tcMar>
+              <w:top w:w="150" w:type="dxa"/>
+              <w:left w:w="0" w:type="dxa"/>
+              <w:bottom w:w="150" w:type="dxa"/>
+              <w:right w:w="240" w:type="dxa"/>
+            </w:tcMar>
+            <w:vAlign w:val="center"/>
+            <w:hideMark/>
+          </w:tcPr>
+          <w:p>
+            <w:pPr>
+              <w:ind w:firstLine="0"/>
+              <w:jc w:val="left"/>
+              <w:rPr>
+                <w:rFonts w:eastAsia="SimSun" w:cs="Times New Roman"/>
+                <w:sz w:val="22"/>
+              </w:rPr>
+            </w:pPr>
+            <w:r>
+              <w:rPr>
+                <w:rFonts w:eastAsia="SimSun" w:cs="Times New Roman"/>
+                <w:b/>
+                <w:bCs/>
+                <w:sz w:val="22"/>
+              </w:rPr>
+              <w:t>SP-</w:t>
+            </w:r>
+            <w:proofErr w:type="spellStart"/>
+            <w:r>
+              <w:rPr>
+                <w:rFonts w:eastAsia="SimSun" w:cs="Times New Roman"/>
+                <w:b/>
+                <w:bCs/>
+                <w:sz w:val="22"/>
+              </w:rPr>
+              <w:t>GiST</w:t>
+            </w:r>
+            <w:proofErr w:type="spellEnd"/>
+          </w:p>
+        </w:tc>
+        <w:tc>
+          <w:tcPr>
+            <w:tcW w:w="2541" w:type="dxa"/>
+            <w:tcMar>
+              <w:top w:w="150" w:type="dxa"/>
+              <w:left w:w="240" w:type="dxa"/>
+              <w:bottom w:w="150" w:type="dxa"/>
+              <w:right w:w="240" w:type="dxa"/>
+            </w:tcMar>
+            <w:vAlign w:val="center"/>
+            <w:hideMark/>
+          </w:tcPr>
+          <w:p>
+            <w:pPr>
+              <w:ind w:firstLine="0"/>
+              <w:jc w:val="left"/>
+              <w:rPr>
+                <w:rFonts w:eastAsia="SimSun" w:cs="Times New Roman"/>
+                <w:sz w:val="22"/>
+              </w:rPr>
+            </w:pPr>
+            <w:r>
+              <w:rPr>
+                <w:rFonts w:eastAsia="SimSun" w:cs="Times New Roman"/>
+                <w:b/>
+                <w:bCs/>
+                <w:sz w:val="22"/>
+              </w:rPr>
+              <w:t>Поиск по пространственно-разделенному дереву (не обязательно сбалансированному)</w:t>
+            </w:r>
+          </w:p>
+        </w:tc>
+        <w:tc>
+          <w:tcPr>
+            <w:tcW w:w="2491" w:type="dxa"/>
+            <w:tcMar>
+              <w:top w:w="150" w:type="dxa"/>
+              <w:left w:w="240" w:type="dxa"/>
+              <w:bottom w:w="150" w:type="dxa"/>
+              <w:right w:w="240" w:type="dxa"/>
+            </w:tcMar>
+            <w:vAlign w:val="center"/>
+            <w:hideMark/>
+          </w:tcPr>
+          <w:p>
+            <w:pPr>
+              <w:ind w:firstLine="0"/>
+              <w:jc w:val="left"/>
+              <w:rPr>
+                <w:rFonts w:eastAsia="SimSun" w:cs="Times New Roman"/>
+                <w:sz w:val="22"/>
+              </w:rPr>
+            </w:pPr>
+            <w:r>
+              <w:rPr>
+                <w:rFonts w:eastAsia="SimSun" w:cs="Times New Roman"/>
+                <w:sz w:val="22"/>
+              </w:rPr>
+              <w:t>Разбивает данные на непересекающиеся области по заданному алгоритму (например, по квадрантам или префиксам). Поиск следует по ветвям, соответствующим области запроса.</w:t>
+            </w:r>
+          </w:p>
+        </w:tc>
+        <w:tc>
+          <w:tcPr>
+            <w:tcW w:w="3862" w:type="dxa"/>
+            <w:tcMar>
+              <w:top w:w="150" w:type="dxa"/>
+              <w:left w:w="240" w:type="dxa"/>
+              <w:bottom w:w="150" w:type="dxa"/>
+              <w:right w:w="0" w:type="dxa"/>
+            </w:tcMar>
+            <w:vAlign w:val="center"/>
+            <w:hideMark/>
+          </w:tcPr>
+          <w:p>
+            <w:pPr>
+              <w:ind w:firstLine="0"/>
+              <w:jc w:val="left"/>
+              <w:rPr>
+                <w:rFonts w:eastAsia="SimSun" w:cs="Times New Roman"/>
+                <w:sz w:val="22"/>
+              </w:rPr>
+            </w:pPr>
+            <w:proofErr w:type="spellStart"/>
+            <w:r>
+              <w:rPr>
+                <w:rFonts w:eastAsia="SimSun" w:cs="Times New Roman"/>
+                <w:sz w:val="22"/>
+              </w:rPr>
+              <w:t>Высокоизменчивые</w:t>
+            </w:r>
+            <w:proofErr w:type="spellEnd"/>
+            <w:r>
+              <w:rPr>
+                <w:rFonts w:eastAsia="SimSun" w:cs="Times New Roman"/>
+                <w:sz w:val="22"/>
+              </w:rPr>
+              <w:t xml:space="preserve"> данные с нечеткой структурой: геоданные (не точки), IP-адреса, текстовые строки (по префиксам).</w:t>
+            </w:r>
+          </w:p>
+        </w:tc>
+      </w:tr>
+    </w:tbl>
+    <w:p>
+      <w:pPr>
+        <w:spacing w:line="360" w:lineRule="auto"/>
+        <w:rPr>
+          <w:rFonts w:eastAsia="SimSun" w:cs="Times New Roman"/>
+          <w:b/>
+          <w:bCs/>
+          <w:szCs w:val="28"/>
+        </w:rPr>
+      </w:pPr>
+    </w:p>
+    <w:p>
+      <w:pPr>
+        <w:spacing w:line="360" w:lineRule="auto"/>
+        <w:rPr>
+          <w:rFonts w:eastAsia="SimSun" w:cs="Times New Roman"/>
+          <w:szCs w:val="28"/>
+        </w:rPr>
+      </w:pPr>
+      <w:r>
+        <w:rPr>
+          <w:rFonts w:eastAsia="SimSun" w:cs="Times New Roman"/>
+          <w:b/>
+          <w:bCs/>
+          <w:szCs w:val="28"/>
+        </w:rPr>
+        <w:t>Плюсы и минусы индексов:</w:t>
+      </w:r>
+    </w:p>
+    <w:p>
+      <w:pPr>
+        <w:numPr>
+          <w:ilvl w:val="0"/>
+          <w:numId w:val="20"/>
+        </w:numPr>
+        <w:spacing w:line="360" w:lineRule="auto"/>
+        <w:rPr>
+          <w:rFonts w:eastAsia="SimSun" w:cs="Times New Roman"/>
+          <w:szCs w:val="28"/>
+        </w:rPr>
+      </w:pPr>
+      <w:r>
+        <w:rPr>
+          <w:rFonts w:ascii="Segoe UI Emoji" w:eastAsia="SimSun" w:hAnsi="Segoe UI Emoji" w:cs="Segoe UI Emoji"/>
+          <w:szCs w:val="28"/>
+        </w:rPr>
+        <w:t>✅</w:t>
+      </w:r>
+      <w:r>
+        <w:rPr>
+          <w:rFonts w:eastAsia="SimSun" w:cs="Times New Roman"/>
+          <w:szCs w:val="28"/>
+        </w:rPr>
+        <w:t xml:space="preserve"> Ускоряют SELECT, WHERE, JOIN.</w:t>
+      </w:r>
+    </w:p>
+    <w:p>
+      <w:pPr>
+        <w:numPr>
+          <w:ilvl w:val="0"/>
+          <w:numId w:val="20"/>
+        </w:numPr>
+        <w:spacing w:line="360" w:lineRule="auto"/>
+        <w:rPr>
+          <w:rFonts w:eastAsia="SimSun" w:cs="Times New Roman"/>
+          <w:szCs w:val="28"/>
+        </w:rPr>
+      </w:pPr>
+      <w:r>
+        <w:rPr>
+          <w:rFonts w:ascii="Segoe UI Emoji" w:eastAsia="SimSun" w:hAnsi="Segoe UI Emoji" w:cs="Segoe UI Emoji"/>
+          <w:szCs w:val="28"/>
+        </w:rPr>
+        <w:t>❌</w:t>
+      </w:r>
+      <w:r>
+        <w:rPr>
+          <w:rFonts w:eastAsia="SimSun" w:cs="Times New Roman"/>
+          <w:szCs w:val="28"/>
+        </w:rPr>
+        <w:t xml:space="preserve"> Замедляют INSERT, UPDATE, DELETE (требуют обновления).</w:t>
+      </w:r>
+    </w:p>
+    <w:p>
+      <w:pPr>
+        <w:numPr>
+          <w:ilvl w:val="0"/>
+          <w:numId w:val="20"/>
+        </w:numPr>
+        <w:spacing w:line="360" w:lineRule="auto"/>
+        <w:rPr>
+          <w:rFonts w:eastAsia="SimSun" w:cs="Times New Roman"/>
+          <w:szCs w:val="28"/>
+        </w:rPr>
+      </w:pPr>
+      <w:r>
+        <w:rPr>
+          <w:rFonts w:ascii="Segoe UI Emoji" w:eastAsia="SimSun" w:hAnsi="Segoe UI Emoji" w:cs="Segoe UI Emoji"/>
+          <w:szCs w:val="28"/>
+        </w:rPr>
+        <w:t>❌</w:t>
+      </w:r>
+      <w:r>
+        <w:rPr>
+          <w:rFonts w:eastAsia="SimSun" w:cs="Times New Roman"/>
+          <w:szCs w:val="28"/>
+        </w:rPr>
+        <w:t xml:space="preserve"> Занимают дополнительное дисковое пространство.</w:t>
       </w:r>
     </w:p>
     <w:p>
@@ -715,15 +1684,13 @@
         <w:ind w:firstLine="0"/>
         <w:jc w:val="left"/>
         <w:rPr>
-          <w:rFonts w:cs="Times New Roman"/>
-          <w:b/>
-          <w:szCs w:val="28"/>
-        </w:rPr>
-      </w:pPr>
-      <w:r>
-        <w:rPr>
-          <w:rFonts w:cs="Times New Roman"/>
-          <w:b/>
+          <w:rFonts w:eastAsia="SimSun" w:cs="Times New Roman"/>
+          <w:szCs w:val="28"/>
+        </w:rPr>
+      </w:pPr>
+      <w:r>
+        <w:rPr>
+          <w:rFonts w:eastAsia="SimSun" w:cs="Times New Roman"/>
           <w:szCs w:val="28"/>
         </w:rPr>
         <w:br w:type="page"/>
@@ -733,334 +1700,9 @@
       <w:pPr>
         <w:spacing w:line="360" w:lineRule="auto"/>
         <w:rPr>
-          <w:rStyle w:val="a3"/>
-          <w:rFonts w:cs="Times New Roman"/>
-          <w:bCs w:val="0"/>
-          <w:szCs w:val="28"/>
-        </w:rPr>
-      </w:pPr>
-      <w:r>
-        <w:rPr>
+          <w:rFonts w:eastAsia="SimSun" w:cs="Times New Roman"/>
           <w:b/>
           <w:bCs/>
-        </w:rPr>
-        <w:lastRenderedPageBreak/>
-        <w:t>Цель:</w:t>
-      </w:r>
-      <w:r>
-        <w:t xml:space="preserve"> изучить принципы создания и использования индексов и ограничений в </w:t>
-      </w:r>
-      <w:proofErr w:type="spellStart"/>
-      <w:r>
-        <w:t>PostgreSQL</w:t>
-      </w:r>
-      <w:proofErr w:type="spellEnd"/>
-      <w:r>
-        <w:t xml:space="preserve"> для обеспечения целостности данных и повышения производительности запросов. А также добавить ограничения для обеспечения целостности данных </w:t>
-      </w:r>
-      <w:r>
-        <w:t>и ограничить</w:t>
-      </w:r>
-      <w:r>
-        <w:t xml:space="preserve"> производительность запросов с использованием инструмента </w:t>
-      </w:r>
-      <w:r>
-        <w:rPr>
-          <w:rStyle w:val="a3"/>
-          <w:rFonts w:eastAsia="SimSun" w:cs="Times New Roman"/>
-          <w:b w:val="0"/>
-          <w:bCs w:val="0"/>
-          <w:szCs w:val="28"/>
-        </w:rPr>
-        <w:t>EXPLAIN ANALYZE.</w:t>
-      </w:r>
-    </w:p>
-    <w:p>
-      <w:pPr>
-        <w:spacing w:line="360" w:lineRule="auto"/>
-        <w:rPr>
-          <w:rFonts w:eastAsia="SimSun" w:cs="Times New Roman"/>
-          <w:szCs w:val="28"/>
-        </w:rPr>
-      </w:pPr>
-      <w:r>
-        <w:rPr>
-          <w:rStyle w:val="a3"/>
-          <w:rFonts w:eastAsia="SimSun" w:cs="Times New Roman"/>
-          <w:szCs w:val="28"/>
-        </w:rPr>
-        <w:t>Вариант 6</w:t>
-      </w:r>
-      <w:r>
-        <w:rPr>
-          <w:rStyle w:val="a3"/>
-          <w:rFonts w:eastAsia="SimSun" w:cs="Times New Roman"/>
-          <w:szCs w:val="28"/>
-        </w:rPr>
-        <w:t xml:space="preserve">. </w:t>
-      </w:r>
-      <w:r>
-        <w:rPr>
-          <w:rStyle w:val="a3"/>
-          <w:rFonts w:eastAsia="SimSun" w:cs="Times New Roman"/>
-          <w:szCs w:val="28"/>
-        </w:rPr>
-        <w:t>Индивидуальное</w:t>
-      </w:r>
-      <w:r>
-        <w:rPr>
-          <w:rStyle w:val="a3"/>
-          <w:rFonts w:eastAsia="SimSun" w:cs="Times New Roman"/>
-          <w:szCs w:val="28"/>
-          <w:lang w:val="en-US"/>
-        </w:rPr>
-        <w:t xml:space="preserve"> </w:t>
-      </w:r>
-      <w:r>
-        <w:rPr>
-          <w:rStyle w:val="a3"/>
-          <w:rFonts w:eastAsia="SimSun" w:cs="Times New Roman"/>
-          <w:szCs w:val="28"/>
-        </w:rPr>
-        <w:t>задание</w:t>
-      </w:r>
-      <w:r>
-        <w:rPr>
-          <w:rStyle w:val="a3"/>
-          <w:rFonts w:eastAsia="SimSun" w:cs="Times New Roman"/>
-          <w:szCs w:val="28"/>
-          <w:lang w:val="en-US"/>
-        </w:rPr>
-        <w:t xml:space="preserve">: </w:t>
-      </w:r>
-      <w:r>
-        <w:rPr>
-          <w:rFonts w:eastAsia="SimSun" w:cs="Times New Roman"/>
-          <w:szCs w:val="28"/>
-        </w:rPr>
-        <w:t>Создайте</w:t>
-      </w:r>
-      <w:r>
-        <w:rPr>
-          <w:rFonts w:eastAsia="SimSun" w:cs="Times New Roman"/>
-          <w:szCs w:val="28"/>
-          <w:lang w:val="en-US"/>
-        </w:rPr>
-        <w:t xml:space="preserve"> </w:t>
-      </w:r>
-      <w:r>
-        <w:rPr>
-          <w:rFonts w:eastAsia="SimSun" w:cs="Times New Roman"/>
-          <w:szCs w:val="28"/>
-        </w:rPr>
-        <w:t>таблицу</w:t>
-      </w:r>
-      <w:r>
-        <w:rPr>
-          <w:rFonts w:eastAsia="SimSun" w:cs="Times New Roman"/>
-          <w:szCs w:val="28"/>
-          <w:lang w:val="en-US"/>
-        </w:rPr>
-        <w:t xml:space="preserve"> departments </w:t>
-      </w:r>
-      <w:r>
-        <w:rPr>
-          <w:rFonts w:eastAsia="SimSun" w:cs="Times New Roman"/>
-          <w:szCs w:val="28"/>
-        </w:rPr>
-        <w:t>с</w:t>
-      </w:r>
-      <w:r>
-        <w:rPr>
-          <w:rFonts w:eastAsia="SimSun" w:cs="Times New Roman"/>
-          <w:szCs w:val="28"/>
-          <w:lang w:val="en-US"/>
-        </w:rPr>
-        <w:t xml:space="preserve"> </w:t>
-      </w:r>
-      <w:r>
-        <w:rPr>
-          <w:rFonts w:eastAsia="SimSun" w:cs="Times New Roman"/>
-          <w:szCs w:val="28"/>
-        </w:rPr>
-        <w:t>полями</w:t>
-      </w:r>
-      <w:r>
-        <w:rPr>
-          <w:rFonts w:eastAsia="SimSun" w:cs="Times New Roman"/>
-          <w:szCs w:val="28"/>
-          <w:lang w:val="en-US"/>
-        </w:rPr>
-        <w:t xml:space="preserve"> </w:t>
-      </w:r>
-      <w:proofErr w:type="spellStart"/>
-      <w:r>
-        <w:rPr>
-          <w:rFonts w:eastAsia="SimSun" w:cs="Times New Roman"/>
-          <w:szCs w:val="28"/>
-          <w:lang w:val="en-US"/>
-        </w:rPr>
-        <w:t>department_id</w:t>
-      </w:r>
-      <w:proofErr w:type="spellEnd"/>
-      <w:r>
-        <w:rPr>
-          <w:rFonts w:eastAsia="SimSun" w:cs="Times New Roman"/>
-          <w:szCs w:val="28"/>
-          <w:lang w:val="en-US"/>
-        </w:rPr>
-        <w:t xml:space="preserve">, </w:t>
-      </w:r>
-      <w:proofErr w:type="spellStart"/>
-      <w:r>
-        <w:rPr>
-          <w:rFonts w:eastAsia="SimSun" w:cs="Times New Roman"/>
-          <w:szCs w:val="28"/>
-          <w:lang w:val="en-US"/>
-        </w:rPr>
-        <w:t>department_name</w:t>
-      </w:r>
-      <w:proofErr w:type="spellEnd"/>
-      <w:r>
-        <w:rPr>
-          <w:rFonts w:eastAsia="SimSun" w:cs="Times New Roman"/>
-          <w:szCs w:val="28"/>
-          <w:lang w:val="en-US"/>
-        </w:rPr>
-        <w:t xml:space="preserve">, location. </w:t>
-      </w:r>
-      <w:r>
-        <w:rPr>
-          <w:rFonts w:eastAsia="SimSun" w:cs="Times New Roman"/>
-          <w:szCs w:val="28"/>
-        </w:rPr>
-        <w:t>Добавьте уникальный индекс на</w:t>
-      </w:r>
-      <w:r>
-        <w:rPr>
-          <w:rFonts w:eastAsia="SimSun" w:cs="Times New Roman"/>
-          <w:szCs w:val="28"/>
-        </w:rPr>
-        <w:t xml:space="preserve"> </w:t>
-      </w:r>
-      <w:r>
-        <w:rPr>
-          <w:rFonts w:eastAsia="SimSun" w:cs="Times New Roman"/>
-          <w:szCs w:val="28"/>
-          <w:lang w:val="en-US"/>
-        </w:rPr>
-        <w:t>department</w:t>
-      </w:r>
-      <w:r>
-        <w:rPr>
-          <w:rFonts w:eastAsia="SimSun" w:cs="Times New Roman"/>
-          <w:szCs w:val="28"/>
-        </w:rPr>
-        <w:t>_</w:t>
-      </w:r>
-      <w:r>
-        <w:rPr>
-          <w:rFonts w:eastAsia="SimSun" w:cs="Times New Roman"/>
-          <w:szCs w:val="28"/>
-          <w:lang w:val="en-US"/>
-        </w:rPr>
-        <w:t>name</w:t>
-      </w:r>
-      <w:r>
-        <w:rPr>
-          <w:rFonts w:eastAsia="SimSun" w:cs="Times New Roman"/>
-          <w:szCs w:val="28"/>
-        </w:rPr>
-        <w:t xml:space="preserve"> и внешний ключ </w:t>
-      </w:r>
-      <w:r>
-        <w:rPr>
-          <w:rFonts w:eastAsia="SimSun" w:cs="Times New Roman"/>
-          <w:szCs w:val="28"/>
-          <w:lang w:val="en-US"/>
-        </w:rPr>
-        <w:t>department</w:t>
-      </w:r>
-      <w:r>
-        <w:rPr>
-          <w:rFonts w:eastAsia="SimSun" w:cs="Times New Roman"/>
-          <w:szCs w:val="28"/>
-        </w:rPr>
-        <w:t>_</w:t>
-      </w:r>
-      <w:r>
-        <w:rPr>
-          <w:rFonts w:eastAsia="SimSun" w:cs="Times New Roman"/>
-          <w:szCs w:val="28"/>
-          <w:lang w:val="en-US"/>
-        </w:rPr>
-        <w:t>id</w:t>
-      </w:r>
-      <w:r>
-        <w:rPr>
-          <w:rFonts w:eastAsia="SimSun" w:cs="Times New Roman"/>
-          <w:szCs w:val="28"/>
-        </w:rPr>
-        <w:t>, ссылающийся на</w:t>
-      </w:r>
-      <w:r>
-        <w:rPr>
-          <w:rFonts w:eastAsia="SimSun" w:cs="Times New Roman"/>
-          <w:szCs w:val="28"/>
-        </w:rPr>
-        <w:t xml:space="preserve"> </w:t>
-      </w:r>
-      <w:r>
-        <w:rPr>
-          <w:rFonts w:eastAsia="SimSun" w:cs="Times New Roman"/>
-          <w:szCs w:val="28"/>
-        </w:rPr>
-        <w:t xml:space="preserve">таблицу </w:t>
-      </w:r>
-      <w:r>
-        <w:rPr>
-          <w:rFonts w:eastAsia="SimSun" w:cs="Times New Roman"/>
-          <w:szCs w:val="28"/>
-          <w:lang w:val="en-US"/>
-        </w:rPr>
-        <w:t>employees</w:t>
-      </w:r>
-      <w:r>
-        <w:rPr>
-          <w:rFonts w:eastAsia="SimSun" w:cs="Times New Roman"/>
-          <w:szCs w:val="28"/>
-        </w:rPr>
-        <w:t>. Проверьте влияние индексов на выборку по</w:t>
-      </w:r>
-      <w:r>
-        <w:rPr>
-          <w:rFonts w:eastAsia="SimSun" w:cs="Times New Roman"/>
-          <w:szCs w:val="28"/>
-        </w:rPr>
-        <w:t xml:space="preserve"> </w:t>
-      </w:r>
-      <w:proofErr w:type="spellStart"/>
-      <w:r>
-        <w:rPr>
-          <w:rFonts w:eastAsia="SimSun" w:cs="Times New Roman"/>
-          <w:szCs w:val="28"/>
-        </w:rPr>
-        <w:t>department_name</w:t>
-      </w:r>
-      <w:proofErr w:type="spellEnd"/>
-      <w:r>
-        <w:rPr>
-          <w:rFonts w:eastAsia="SimSun" w:cs="Times New Roman"/>
-          <w:szCs w:val="28"/>
-        </w:rPr>
-        <w:t>.</w:t>
-      </w:r>
-    </w:p>
-    <w:p>
-      <w:pPr>
-        <w:spacing w:line="360" w:lineRule="auto"/>
-        <w:rPr>
-          <w:rFonts w:eastAsia="SimSun" w:cs="Times New Roman"/>
           <w:szCs w:val="28"/>
         </w:rPr>
       </w:pPr>
@@ -1071,6 +1713,1394 @@
           <w:bCs/>
           <w:szCs w:val="28"/>
         </w:rPr>
+        <w:lastRenderedPageBreak/>
+        <w:t>2. Ограничения целостности данных и их роль в безопасности</w:t>
+      </w:r>
+    </w:p>
+    <w:p>
+      <w:pPr>
+        <w:spacing w:line="360" w:lineRule="auto"/>
+        <w:rPr>
+          <w:rFonts w:eastAsia="SimSun" w:cs="Times New Roman"/>
+          <w:szCs w:val="28"/>
+        </w:rPr>
+      </w:pPr>
+      <w:r>
+        <w:rPr>
+          <w:rFonts w:eastAsia="SimSun" w:cs="Times New Roman"/>
+          <w:b/>
+          <w:bCs/>
+          <w:szCs w:val="28"/>
+        </w:rPr>
+        <w:t>Что такое ограничение?</w:t>
+      </w:r>
+      <w:r>
+        <w:rPr>
+          <w:rFonts w:eastAsia="SimSun" w:cs="Times New Roman"/>
+          <w:szCs w:val="28"/>
+        </w:rPr>
+        <w:br/>
+        <w:t>Это правило, которое гарантирует корректность и согласованность данных.</w:t>
+      </w:r>
+    </w:p>
+    <w:p>
+      <w:pPr>
+        <w:spacing w:line="360" w:lineRule="auto"/>
+        <w:rPr>
+          <w:rFonts w:eastAsia="SimSun" w:cs="Times New Roman"/>
+          <w:szCs w:val="28"/>
+        </w:rPr>
+      </w:pPr>
+      <w:r>
+        <w:rPr>
+          <w:rFonts w:eastAsia="SimSun" w:cs="Times New Roman"/>
+          <w:b/>
+          <w:bCs/>
+          <w:szCs w:val="28"/>
+        </w:rPr>
+        <w:t>Основные типы ограничений:</w:t>
+      </w:r>
+    </w:p>
+    <w:tbl>
+      <w:tblPr>
+        <w:tblW w:w="10070" w:type="dxa"/>
+        <w:tblBorders>
+          <w:top w:val="single" w:sz="4" w:space="0" w:color="auto"/>
+          <w:left w:val="single" w:sz="4" w:space="0" w:color="auto"/>
+          <w:bottom w:val="single" w:sz="4" w:space="0" w:color="auto"/>
+          <w:right w:val="single" w:sz="4" w:space="0" w:color="auto"/>
+          <w:insideH w:val="single" w:sz="4" w:space="0" w:color="auto"/>
+          <w:insideV w:val="single" w:sz="4" w:space="0" w:color="auto"/>
+        </w:tblBorders>
+        <w:tblCellMar>
+          <w:top w:w="15" w:type="dxa"/>
+          <w:left w:w="15" w:type="dxa"/>
+          <w:bottom w:w="15" w:type="dxa"/>
+          <w:right w:w="15" w:type="dxa"/>
+        </w:tblCellMar>
+        <w:tblLook w:val="04A0" w:firstRow="1" w:lastRow="0" w:firstColumn="1" w:lastColumn="0" w:noHBand="0" w:noVBand="1"/>
+      </w:tblPr>
+      <w:tblGrid>
+        <w:gridCol w:w="1798"/>
+        <w:gridCol w:w="4658"/>
+        <w:gridCol w:w="3614"/>
+      </w:tblGrid>
+      <w:tr>
+        <w:trPr>
+          <w:tblHeader/>
+        </w:trPr>
+        <w:tc>
+          <w:tcPr>
+            <w:tcW w:w="0" w:type="auto"/>
+            <w:tcBorders>
+              <w:top w:val="single" w:sz="4" w:space="0" w:color="auto"/>
+              <w:left w:val="single" w:sz="4" w:space="0" w:color="auto"/>
+              <w:bottom w:val="single" w:sz="4" w:space="0" w:color="auto"/>
+              <w:right w:val="single" w:sz="4" w:space="0" w:color="auto"/>
+            </w:tcBorders>
+            <w:tcMar>
+              <w:top w:w="150" w:type="dxa"/>
+              <w:left w:w="0" w:type="dxa"/>
+              <w:bottom w:w="150" w:type="dxa"/>
+              <w:right w:w="240" w:type="dxa"/>
+            </w:tcMar>
+            <w:vAlign w:val="center"/>
+            <w:hideMark/>
+          </w:tcPr>
+          <w:p>
+            <w:pPr>
+              <w:ind w:firstLine="0"/>
+              <w:jc w:val="center"/>
+              <w:rPr>
+                <w:rFonts w:eastAsia="SimSun" w:cs="Times New Roman"/>
+                <w:sz w:val="24"/>
+                <w:szCs w:val="24"/>
+              </w:rPr>
+            </w:pPr>
+            <w:r>
+              <w:rPr>
+                <w:rFonts w:eastAsia="SimSun" w:cs="Times New Roman"/>
+                <w:sz w:val="24"/>
+                <w:szCs w:val="24"/>
+              </w:rPr>
+              <w:t>Ограничение</w:t>
+            </w:r>
+          </w:p>
+        </w:tc>
+        <w:tc>
+          <w:tcPr>
+            <w:tcW w:w="0" w:type="auto"/>
+            <w:tcBorders>
+              <w:left w:val="single" w:sz="4" w:space="0" w:color="auto"/>
+            </w:tcBorders>
+            <w:tcMar>
+              <w:top w:w="150" w:type="dxa"/>
+              <w:left w:w="240" w:type="dxa"/>
+              <w:bottom w:w="150" w:type="dxa"/>
+              <w:right w:w="240" w:type="dxa"/>
+            </w:tcMar>
+            <w:vAlign w:val="center"/>
+            <w:hideMark/>
+          </w:tcPr>
+          <w:p>
+            <w:pPr>
+              <w:ind w:firstLine="0"/>
+              <w:jc w:val="center"/>
+              <w:rPr>
+                <w:rFonts w:eastAsia="SimSun" w:cs="Times New Roman"/>
+                <w:sz w:val="24"/>
+                <w:szCs w:val="24"/>
+              </w:rPr>
+            </w:pPr>
+            <w:r>
+              <w:rPr>
+                <w:rFonts w:eastAsia="SimSun" w:cs="Times New Roman"/>
+                <w:sz w:val="24"/>
+                <w:szCs w:val="24"/>
+              </w:rPr>
+              <w:t>Описание</w:t>
+            </w:r>
+          </w:p>
+        </w:tc>
+        <w:tc>
+          <w:tcPr>
+            <w:tcW w:w="3614" w:type="dxa"/>
+            <w:tcMar>
+              <w:top w:w="150" w:type="dxa"/>
+              <w:left w:w="240" w:type="dxa"/>
+              <w:bottom w:w="150" w:type="dxa"/>
+              <w:right w:w="240" w:type="dxa"/>
+            </w:tcMar>
+            <w:vAlign w:val="center"/>
+            <w:hideMark/>
+          </w:tcPr>
+          <w:p>
+            <w:pPr>
+              <w:ind w:firstLine="0"/>
+              <w:jc w:val="center"/>
+              <w:rPr>
+                <w:rFonts w:eastAsia="SimSun" w:cs="Times New Roman"/>
+                <w:sz w:val="24"/>
+                <w:szCs w:val="24"/>
+              </w:rPr>
+            </w:pPr>
+            <w:r>
+              <w:rPr>
+                <w:rFonts w:eastAsia="SimSun" w:cs="Times New Roman"/>
+                <w:sz w:val="24"/>
+                <w:szCs w:val="24"/>
+              </w:rPr>
+              <w:t>Пример</w:t>
+            </w:r>
+          </w:p>
+        </w:tc>
+      </w:tr>
+      <w:tr>
+        <w:tc>
+          <w:tcPr>
+            <w:tcW w:w="0" w:type="auto"/>
+            <w:tcBorders>
+              <w:top w:val="single" w:sz="4" w:space="0" w:color="auto"/>
+              <w:left w:val="single" w:sz="4" w:space="0" w:color="auto"/>
+              <w:bottom w:val="single" w:sz="4" w:space="0" w:color="auto"/>
+              <w:right w:val="single" w:sz="4" w:space="0" w:color="auto"/>
+            </w:tcBorders>
+            <w:tcMar>
+              <w:top w:w="150" w:type="dxa"/>
+              <w:left w:w="0" w:type="dxa"/>
+              <w:bottom w:w="150" w:type="dxa"/>
+              <w:right w:w="240" w:type="dxa"/>
+            </w:tcMar>
+            <w:vAlign w:val="center"/>
+            <w:hideMark/>
+          </w:tcPr>
+          <w:p>
+            <w:pPr>
+              <w:ind w:firstLine="0"/>
+              <w:jc w:val="center"/>
+              <w:rPr>
+                <w:rFonts w:eastAsia="SimSun" w:cs="Times New Roman"/>
+                <w:sz w:val="24"/>
+                <w:szCs w:val="24"/>
+              </w:rPr>
+            </w:pPr>
+            <w:r>
+              <w:rPr>
+                <w:rFonts w:eastAsia="SimSun" w:cs="Times New Roman"/>
+                <w:b/>
+                <w:bCs/>
+                <w:sz w:val="24"/>
+                <w:szCs w:val="24"/>
+              </w:rPr>
+              <w:t>NOT NULL</w:t>
+            </w:r>
+          </w:p>
+        </w:tc>
+        <w:tc>
+          <w:tcPr>
+            <w:tcW w:w="0" w:type="auto"/>
+            <w:tcBorders>
+              <w:left w:val="single" w:sz="4" w:space="0" w:color="auto"/>
+            </w:tcBorders>
+            <w:tcMar>
+              <w:top w:w="150" w:type="dxa"/>
+              <w:left w:w="240" w:type="dxa"/>
+              <w:bottom w:w="150" w:type="dxa"/>
+              <w:right w:w="240" w:type="dxa"/>
+            </w:tcMar>
+            <w:vAlign w:val="center"/>
+            <w:hideMark/>
+          </w:tcPr>
+          <w:p>
+            <w:pPr>
+              <w:ind w:firstLine="0"/>
+              <w:jc w:val="left"/>
+              <w:rPr>
+                <w:rFonts w:eastAsia="SimSun" w:cs="Times New Roman"/>
+                <w:sz w:val="24"/>
+                <w:szCs w:val="24"/>
+              </w:rPr>
+            </w:pPr>
+            <w:r>
+              <w:rPr>
+                <w:rFonts w:eastAsia="SimSun" w:cs="Times New Roman"/>
+                <w:sz w:val="24"/>
+                <w:szCs w:val="24"/>
+              </w:rPr>
+              <w:t>Запрещает значение NULL.</w:t>
+            </w:r>
+          </w:p>
+        </w:tc>
+        <w:tc>
+          <w:tcPr>
+            <w:tcW w:w="3614" w:type="dxa"/>
+            <w:tcMar>
+              <w:top w:w="150" w:type="dxa"/>
+              <w:left w:w="240" w:type="dxa"/>
+              <w:bottom w:w="150" w:type="dxa"/>
+              <w:right w:w="0" w:type="dxa"/>
+            </w:tcMar>
+            <w:vAlign w:val="center"/>
+            <w:hideMark/>
+          </w:tcPr>
+          <w:p>
+            <w:pPr>
+              <w:ind w:firstLine="0"/>
+              <w:jc w:val="left"/>
+              <w:rPr>
+                <w:rFonts w:eastAsia="SimSun" w:cs="Times New Roman"/>
+                <w:sz w:val="24"/>
+                <w:szCs w:val="24"/>
+              </w:rPr>
+            </w:pPr>
+            <w:proofErr w:type="spellStart"/>
+            <w:r>
+              <w:rPr>
+                <w:rFonts w:eastAsia="SimSun" w:cs="Times New Roman"/>
+                <w:sz w:val="24"/>
+                <w:szCs w:val="24"/>
+              </w:rPr>
+              <w:t>username</w:t>
+            </w:r>
+            <w:proofErr w:type="spellEnd"/>
+            <w:r>
+              <w:rPr>
+                <w:rFonts w:eastAsia="SimSun" w:cs="Times New Roman"/>
+                <w:sz w:val="24"/>
+                <w:szCs w:val="24"/>
+              </w:rPr>
+              <w:t xml:space="preserve"> </w:t>
+            </w:r>
+            <w:proofErr w:type="gramStart"/>
+            <w:r>
+              <w:rPr>
+                <w:rFonts w:eastAsia="SimSun" w:cs="Times New Roman"/>
+                <w:sz w:val="24"/>
+                <w:szCs w:val="24"/>
+              </w:rPr>
+              <w:t>VARCHAR(</w:t>
+            </w:r>
+            <w:proofErr w:type="gramEnd"/>
+            <w:r>
+              <w:rPr>
+                <w:rFonts w:eastAsia="SimSun" w:cs="Times New Roman"/>
+                <w:sz w:val="24"/>
+                <w:szCs w:val="24"/>
+              </w:rPr>
+              <w:t>50) NOT NULL</w:t>
+            </w:r>
+          </w:p>
+        </w:tc>
+      </w:tr>
+      <w:tr>
+        <w:tc>
+          <w:tcPr>
+            <w:tcW w:w="0" w:type="auto"/>
+            <w:tcBorders>
+              <w:top w:val="single" w:sz="4" w:space="0" w:color="auto"/>
+              <w:left w:val="single" w:sz="4" w:space="0" w:color="auto"/>
+              <w:bottom w:val="single" w:sz="4" w:space="0" w:color="auto"/>
+              <w:right w:val="single" w:sz="4" w:space="0" w:color="auto"/>
+            </w:tcBorders>
+            <w:tcMar>
+              <w:top w:w="150" w:type="dxa"/>
+              <w:left w:w="0" w:type="dxa"/>
+              <w:bottom w:w="150" w:type="dxa"/>
+              <w:right w:w="240" w:type="dxa"/>
+            </w:tcMar>
+            <w:vAlign w:val="center"/>
+            <w:hideMark/>
+          </w:tcPr>
+          <w:p>
+            <w:pPr>
+              <w:ind w:firstLine="0"/>
+              <w:jc w:val="center"/>
+              <w:rPr>
+                <w:rFonts w:eastAsia="SimSun" w:cs="Times New Roman"/>
+                <w:sz w:val="24"/>
+                <w:szCs w:val="24"/>
+              </w:rPr>
+            </w:pPr>
+            <w:r>
+              <w:rPr>
+                <w:rFonts w:eastAsia="SimSun" w:cs="Times New Roman"/>
+                <w:b/>
+                <w:bCs/>
+                <w:sz w:val="24"/>
+                <w:szCs w:val="24"/>
+              </w:rPr>
+              <w:t>UNIQUE</w:t>
+            </w:r>
+          </w:p>
+        </w:tc>
+        <w:tc>
+          <w:tcPr>
+            <w:tcW w:w="0" w:type="auto"/>
+            <w:tcBorders>
+              <w:left w:val="single" w:sz="4" w:space="0" w:color="auto"/>
+            </w:tcBorders>
+            <w:tcMar>
+              <w:top w:w="150" w:type="dxa"/>
+              <w:left w:w="240" w:type="dxa"/>
+              <w:bottom w:w="150" w:type="dxa"/>
+              <w:right w:w="240" w:type="dxa"/>
+            </w:tcMar>
+            <w:vAlign w:val="center"/>
+            <w:hideMark/>
+          </w:tcPr>
+          <w:p>
+            <w:pPr>
+              <w:ind w:firstLine="0"/>
+              <w:jc w:val="left"/>
+              <w:rPr>
+                <w:rFonts w:eastAsia="SimSun" w:cs="Times New Roman"/>
+                <w:sz w:val="24"/>
+                <w:szCs w:val="24"/>
+              </w:rPr>
+            </w:pPr>
+            <w:r>
+              <w:rPr>
+                <w:rFonts w:eastAsia="SimSun" w:cs="Times New Roman"/>
+                <w:sz w:val="24"/>
+                <w:szCs w:val="24"/>
+              </w:rPr>
+              <w:t>Гарантирует уникальность значений.</w:t>
+            </w:r>
+          </w:p>
+        </w:tc>
+        <w:tc>
+          <w:tcPr>
+            <w:tcW w:w="3614" w:type="dxa"/>
+            <w:tcMar>
+              <w:top w:w="150" w:type="dxa"/>
+              <w:left w:w="240" w:type="dxa"/>
+              <w:bottom w:w="150" w:type="dxa"/>
+              <w:right w:w="0" w:type="dxa"/>
+            </w:tcMar>
+            <w:vAlign w:val="center"/>
+            <w:hideMark/>
+          </w:tcPr>
+          <w:p>
+            <w:pPr>
+              <w:ind w:firstLine="0"/>
+              <w:jc w:val="left"/>
+              <w:rPr>
+                <w:rFonts w:eastAsia="SimSun" w:cs="Times New Roman"/>
+                <w:sz w:val="24"/>
+                <w:szCs w:val="24"/>
+              </w:rPr>
+            </w:pPr>
+            <w:proofErr w:type="spellStart"/>
+            <w:r>
+              <w:rPr>
+                <w:rFonts w:eastAsia="SimSun" w:cs="Times New Roman"/>
+                <w:sz w:val="24"/>
+                <w:szCs w:val="24"/>
+              </w:rPr>
+              <w:t>email</w:t>
+            </w:r>
+            <w:proofErr w:type="spellEnd"/>
+            <w:r>
+              <w:rPr>
+                <w:rFonts w:eastAsia="SimSun" w:cs="Times New Roman"/>
+                <w:sz w:val="24"/>
+                <w:szCs w:val="24"/>
+              </w:rPr>
+              <w:t xml:space="preserve"> </w:t>
+            </w:r>
+            <w:proofErr w:type="gramStart"/>
+            <w:r>
+              <w:rPr>
+                <w:rFonts w:eastAsia="SimSun" w:cs="Times New Roman"/>
+                <w:sz w:val="24"/>
+                <w:szCs w:val="24"/>
+              </w:rPr>
+              <w:t>VARCHAR(</w:t>
+            </w:r>
+            <w:proofErr w:type="gramEnd"/>
+            <w:r>
+              <w:rPr>
+                <w:rFonts w:eastAsia="SimSun" w:cs="Times New Roman"/>
+                <w:sz w:val="24"/>
+                <w:szCs w:val="24"/>
+              </w:rPr>
+              <w:t>100) UNIQUE</w:t>
+            </w:r>
+          </w:p>
+        </w:tc>
+      </w:tr>
+      <w:tr>
+        <w:tc>
+          <w:tcPr>
+            <w:tcW w:w="0" w:type="auto"/>
+            <w:tcBorders>
+              <w:top w:val="single" w:sz="4" w:space="0" w:color="auto"/>
+              <w:left w:val="single" w:sz="4" w:space="0" w:color="auto"/>
+              <w:bottom w:val="single" w:sz="4" w:space="0" w:color="auto"/>
+              <w:right w:val="single" w:sz="4" w:space="0" w:color="auto"/>
+            </w:tcBorders>
+            <w:tcMar>
+              <w:top w:w="150" w:type="dxa"/>
+              <w:left w:w="0" w:type="dxa"/>
+              <w:bottom w:w="150" w:type="dxa"/>
+              <w:right w:w="240" w:type="dxa"/>
+            </w:tcMar>
+            <w:vAlign w:val="center"/>
+            <w:hideMark/>
+          </w:tcPr>
+          <w:p>
+            <w:pPr>
+              <w:ind w:firstLine="0"/>
+              <w:jc w:val="center"/>
+              <w:rPr>
+                <w:rFonts w:eastAsia="SimSun" w:cs="Times New Roman"/>
+                <w:sz w:val="24"/>
+                <w:szCs w:val="24"/>
+              </w:rPr>
+            </w:pPr>
+            <w:r>
+              <w:rPr>
+                <w:rFonts w:eastAsia="SimSun" w:cs="Times New Roman"/>
+                <w:b/>
+                <w:bCs/>
+                <w:sz w:val="24"/>
+                <w:szCs w:val="24"/>
+              </w:rPr>
+              <w:t>PRIMARY KEY</w:t>
+            </w:r>
+          </w:p>
+        </w:tc>
+        <w:tc>
+          <w:tcPr>
+            <w:tcW w:w="0" w:type="auto"/>
+            <w:tcBorders>
+              <w:left w:val="single" w:sz="4" w:space="0" w:color="auto"/>
+            </w:tcBorders>
+            <w:tcMar>
+              <w:top w:w="150" w:type="dxa"/>
+              <w:left w:w="240" w:type="dxa"/>
+              <w:bottom w:w="150" w:type="dxa"/>
+              <w:right w:w="240" w:type="dxa"/>
+            </w:tcMar>
+            <w:vAlign w:val="center"/>
+            <w:hideMark/>
+          </w:tcPr>
+          <w:p>
+            <w:pPr>
+              <w:ind w:firstLine="0"/>
+              <w:jc w:val="left"/>
+              <w:rPr>
+                <w:rFonts w:eastAsia="SimSun" w:cs="Times New Roman"/>
+                <w:sz w:val="24"/>
+                <w:szCs w:val="24"/>
+              </w:rPr>
+            </w:pPr>
+            <w:r>
+              <w:rPr>
+                <w:rFonts w:eastAsia="SimSun" w:cs="Times New Roman"/>
+                <w:sz w:val="24"/>
+                <w:szCs w:val="24"/>
+              </w:rPr>
+              <w:t>Уникальный идентификатор строки (NOT NULL + UNIQUE).</w:t>
+            </w:r>
+          </w:p>
+        </w:tc>
+        <w:tc>
+          <w:tcPr>
+            <w:tcW w:w="3614" w:type="dxa"/>
+            <w:tcMar>
+              <w:top w:w="150" w:type="dxa"/>
+              <w:left w:w="240" w:type="dxa"/>
+              <w:bottom w:w="150" w:type="dxa"/>
+              <w:right w:w="0" w:type="dxa"/>
+            </w:tcMar>
+            <w:vAlign w:val="center"/>
+            <w:hideMark/>
+          </w:tcPr>
+          <w:p>
+            <w:pPr>
+              <w:ind w:firstLine="0"/>
+              <w:jc w:val="left"/>
+              <w:rPr>
+                <w:rFonts w:eastAsia="SimSun" w:cs="Times New Roman"/>
+                <w:sz w:val="24"/>
+                <w:szCs w:val="24"/>
+                <w:lang w:val="en-US"/>
+              </w:rPr>
+            </w:pPr>
+            <w:proofErr w:type="spellStart"/>
+            <w:r>
+              <w:rPr>
+                <w:rFonts w:eastAsia="SimSun" w:cs="Times New Roman"/>
+                <w:sz w:val="24"/>
+                <w:szCs w:val="24"/>
+                <w:lang w:val="en-US"/>
+              </w:rPr>
+              <w:t>client_id</w:t>
+            </w:r>
+            <w:proofErr w:type="spellEnd"/>
+            <w:r>
+              <w:rPr>
+                <w:rFonts w:eastAsia="SimSun" w:cs="Times New Roman"/>
+                <w:sz w:val="24"/>
+                <w:szCs w:val="24"/>
+                <w:lang w:val="en-US"/>
+              </w:rPr>
+              <w:t xml:space="preserve"> SERIAL PRIMARY KEY</w:t>
+            </w:r>
+          </w:p>
+        </w:tc>
+      </w:tr>
+      <w:tr>
+        <w:tc>
+          <w:tcPr>
+            <w:tcW w:w="0" w:type="auto"/>
+            <w:tcBorders>
+              <w:top w:val="single" w:sz="4" w:space="0" w:color="auto"/>
+              <w:left w:val="single" w:sz="4" w:space="0" w:color="auto"/>
+              <w:bottom w:val="single" w:sz="4" w:space="0" w:color="auto"/>
+              <w:right w:val="single" w:sz="4" w:space="0" w:color="auto"/>
+            </w:tcBorders>
+            <w:tcMar>
+              <w:top w:w="150" w:type="dxa"/>
+              <w:left w:w="0" w:type="dxa"/>
+              <w:bottom w:w="150" w:type="dxa"/>
+              <w:right w:w="240" w:type="dxa"/>
+            </w:tcMar>
+            <w:vAlign w:val="center"/>
+            <w:hideMark/>
+          </w:tcPr>
+          <w:p>
+            <w:pPr>
+              <w:ind w:firstLine="0"/>
+              <w:jc w:val="center"/>
+              <w:rPr>
+                <w:rFonts w:eastAsia="SimSun" w:cs="Times New Roman"/>
+                <w:sz w:val="24"/>
+                <w:szCs w:val="24"/>
+              </w:rPr>
+            </w:pPr>
+            <w:r>
+              <w:rPr>
+                <w:rFonts w:eastAsia="SimSun" w:cs="Times New Roman"/>
+                <w:b/>
+                <w:bCs/>
+                <w:sz w:val="24"/>
+                <w:szCs w:val="24"/>
+              </w:rPr>
+              <w:t>FOREIGN KEY</w:t>
+            </w:r>
+          </w:p>
+        </w:tc>
+        <w:tc>
+          <w:tcPr>
+            <w:tcW w:w="0" w:type="auto"/>
+            <w:tcBorders>
+              <w:left w:val="single" w:sz="4" w:space="0" w:color="auto"/>
+            </w:tcBorders>
+            <w:tcMar>
+              <w:top w:w="150" w:type="dxa"/>
+              <w:left w:w="240" w:type="dxa"/>
+              <w:bottom w:w="150" w:type="dxa"/>
+              <w:right w:w="240" w:type="dxa"/>
+            </w:tcMar>
+            <w:vAlign w:val="center"/>
+            <w:hideMark/>
+          </w:tcPr>
+          <w:p>
+            <w:pPr>
+              <w:ind w:firstLine="0"/>
+              <w:jc w:val="left"/>
+              <w:rPr>
+                <w:rFonts w:eastAsia="SimSun" w:cs="Times New Roman"/>
+                <w:sz w:val="24"/>
+                <w:szCs w:val="24"/>
+              </w:rPr>
+            </w:pPr>
+            <w:r>
+              <w:rPr>
+                <w:rFonts w:eastAsia="SimSun" w:cs="Times New Roman"/>
+                <w:sz w:val="24"/>
+                <w:szCs w:val="24"/>
+              </w:rPr>
+              <w:t>Связывает таблицы, обеспечивает ссылочную целостность.</w:t>
+            </w:r>
+          </w:p>
+        </w:tc>
+        <w:tc>
+          <w:tcPr>
+            <w:tcW w:w="3614" w:type="dxa"/>
+            <w:tcMar>
+              <w:top w:w="150" w:type="dxa"/>
+              <w:left w:w="240" w:type="dxa"/>
+              <w:bottom w:w="150" w:type="dxa"/>
+              <w:right w:w="0" w:type="dxa"/>
+            </w:tcMar>
+            <w:vAlign w:val="center"/>
+            <w:hideMark/>
+          </w:tcPr>
+          <w:p>
+            <w:pPr>
+              <w:ind w:firstLine="0"/>
+              <w:jc w:val="left"/>
+              <w:rPr>
+                <w:rFonts w:eastAsia="SimSun" w:cs="Times New Roman"/>
+                <w:sz w:val="24"/>
+                <w:szCs w:val="24"/>
+                <w:lang w:val="en-US"/>
+              </w:rPr>
+            </w:pPr>
+            <w:proofErr w:type="spellStart"/>
+            <w:r>
+              <w:rPr>
+                <w:rFonts w:eastAsia="SimSun" w:cs="Times New Roman"/>
+                <w:sz w:val="24"/>
+                <w:szCs w:val="24"/>
+                <w:lang w:val="en-US"/>
+              </w:rPr>
+              <w:t>department_id</w:t>
+            </w:r>
+            <w:proofErr w:type="spellEnd"/>
+            <w:r>
+              <w:rPr>
+                <w:rFonts w:eastAsia="SimSun" w:cs="Times New Roman"/>
+                <w:sz w:val="24"/>
+                <w:szCs w:val="24"/>
+                <w:lang w:val="en-US"/>
+              </w:rPr>
+              <w:t xml:space="preserve"> INT REFERENCES departments(</w:t>
+            </w:r>
+            <w:proofErr w:type="spellStart"/>
+            <w:r>
+              <w:rPr>
+                <w:rFonts w:eastAsia="SimSun" w:cs="Times New Roman"/>
+                <w:sz w:val="24"/>
+                <w:szCs w:val="24"/>
+                <w:lang w:val="en-US"/>
+              </w:rPr>
+              <w:t>department_id</w:t>
+            </w:r>
+            <w:proofErr w:type="spellEnd"/>
+            <w:r>
+              <w:rPr>
+                <w:rFonts w:eastAsia="SimSun" w:cs="Times New Roman"/>
+                <w:sz w:val="24"/>
+                <w:szCs w:val="24"/>
+                <w:lang w:val="en-US"/>
+              </w:rPr>
+              <w:t>)</w:t>
+            </w:r>
+          </w:p>
+        </w:tc>
+      </w:tr>
+      <w:tr>
+        <w:tc>
+          <w:tcPr>
+            <w:tcW w:w="0" w:type="auto"/>
+            <w:tcBorders>
+              <w:top w:val="single" w:sz="4" w:space="0" w:color="auto"/>
+              <w:left w:val="single" w:sz="4" w:space="0" w:color="auto"/>
+              <w:bottom w:val="single" w:sz="4" w:space="0" w:color="auto"/>
+              <w:right w:val="single" w:sz="4" w:space="0" w:color="auto"/>
+            </w:tcBorders>
+            <w:tcMar>
+              <w:top w:w="150" w:type="dxa"/>
+              <w:left w:w="0" w:type="dxa"/>
+              <w:bottom w:w="150" w:type="dxa"/>
+              <w:right w:w="240" w:type="dxa"/>
+            </w:tcMar>
+            <w:vAlign w:val="center"/>
+            <w:hideMark/>
+          </w:tcPr>
+          <w:p>
+            <w:pPr>
+              <w:ind w:firstLine="0"/>
+              <w:jc w:val="center"/>
+              <w:rPr>
+                <w:rFonts w:eastAsia="SimSun" w:cs="Times New Roman"/>
+                <w:sz w:val="24"/>
+                <w:szCs w:val="24"/>
+              </w:rPr>
+            </w:pPr>
+            <w:r>
+              <w:rPr>
+                <w:rFonts w:eastAsia="SimSun" w:cs="Times New Roman"/>
+                <w:b/>
+                <w:bCs/>
+                <w:sz w:val="24"/>
+                <w:szCs w:val="24"/>
+              </w:rPr>
+              <w:t>CHECK</w:t>
+            </w:r>
+          </w:p>
+        </w:tc>
+        <w:tc>
+          <w:tcPr>
+            <w:tcW w:w="0" w:type="auto"/>
+            <w:tcBorders>
+              <w:left w:val="single" w:sz="4" w:space="0" w:color="auto"/>
+            </w:tcBorders>
+            <w:tcMar>
+              <w:top w:w="150" w:type="dxa"/>
+              <w:left w:w="240" w:type="dxa"/>
+              <w:bottom w:w="150" w:type="dxa"/>
+              <w:right w:w="240" w:type="dxa"/>
+            </w:tcMar>
+            <w:vAlign w:val="center"/>
+            <w:hideMark/>
+          </w:tcPr>
+          <w:p>
+            <w:pPr>
+              <w:ind w:firstLine="0"/>
+              <w:jc w:val="left"/>
+              <w:rPr>
+                <w:rFonts w:eastAsia="SimSun" w:cs="Times New Roman"/>
+                <w:sz w:val="24"/>
+                <w:szCs w:val="24"/>
+              </w:rPr>
+            </w:pPr>
+            <w:r>
+              <w:rPr>
+                <w:rFonts w:eastAsia="SimSun" w:cs="Times New Roman"/>
+                <w:sz w:val="24"/>
+                <w:szCs w:val="24"/>
+              </w:rPr>
+              <w:t>Проверяет условие для значений столбца.</w:t>
+            </w:r>
+          </w:p>
+        </w:tc>
+        <w:tc>
+          <w:tcPr>
+            <w:tcW w:w="3614" w:type="dxa"/>
+            <w:tcMar>
+              <w:top w:w="150" w:type="dxa"/>
+              <w:left w:w="240" w:type="dxa"/>
+              <w:bottom w:w="150" w:type="dxa"/>
+              <w:right w:w="0" w:type="dxa"/>
+            </w:tcMar>
+            <w:vAlign w:val="center"/>
+            <w:hideMark/>
+          </w:tcPr>
+          <w:p>
+            <w:pPr>
+              <w:ind w:firstLine="0"/>
+              <w:jc w:val="left"/>
+              <w:rPr>
+                <w:rFonts w:eastAsia="SimSun" w:cs="Times New Roman"/>
+                <w:sz w:val="24"/>
+                <w:szCs w:val="24"/>
+              </w:rPr>
+            </w:pPr>
+            <w:proofErr w:type="spellStart"/>
+            <w:r>
+              <w:rPr>
+                <w:rFonts w:eastAsia="SimSun" w:cs="Times New Roman"/>
+                <w:sz w:val="24"/>
+                <w:szCs w:val="24"/>
+              </w:rPr>
+              <w:t>salary</w:t>
+            </w:r>
+            <w:proofErr w:type="spellEnd"/>
+            <w:r>
+              <w:rPr>
+                <w:rFonts w:eastAsia="SimSun" w:cs="Times New Roman"/>
+                <w:sz w:val="24"/>
+                <w:szCs w:val="24"/>
+              </w:rPr>
+              <w:t xml:space="preserve"> NUMERIC CHECK (</w:t>
+            </w:r>
+            <w:proofErr w:type="spellStart"/>
+            <w:proofErr w:type="gramStart"/>
+            <w:r>
+              <w:rPr>
+                <w:rFonts w:eastAsia="SimSun" w:cs="Times New Roman"/>
+                <w:sz w:val="24"/>
+                <w:szCs w:val="24"/>
+              </w:rPr>
+              <w:t>salary</w:t>
+            </w:r>
+            <w:proofErr w:type="spellEnd"/>
+            <w:r>
+              <w:rPr>
+                <w:rFonts w:eastAsia="SimSun" w:cs="Times New Roman"/>
+                <w:sz w:val="24"/>
+                <w:szCs w:val="24"/>
+              </w:rPr>
+              <w:t xml:space="preserve"> &gt;</w:t>
+            </w:r>
+            <w:proofErr w:type="gramEnd"/>
+            <w:r>
+              <w:rPr>
+                <w:rFonts w:eastAsia="SimSun" w:cs="Times New Roman"/>
+                <w:sz w:val="24"/>
+                <w:szCs w:val="24"/>
+              </w:rPr>
+              <w:t xml:space="preserve"> 0)</w:t>
+            </w:r>
+          </w:p>
+        </w:tc>
+      </w:tr>
+    </w:tbl>
+    <w:p>
+      <w:pPr>
+        <w:spacing w:line="360" w:lineRule="auto"/>
+        <w:rPr>
+          <w:rFonts w:eastAsia="SimSun" w:cs="Times New Roman"/>
+          <w:szCs w:val="28"/>
+        </w:rPr>
+      </w:pPr>
+      <w:r>
+        <w:rPr>
+          <w:rFonts w:eastAsia="SimSun" w:cs="Times New Roman"/>
+          <w:b/>
+          <w:bCs/>
+          <w:szCs w:val="28"/>
+        </w:rPr>
+        <w:t>Влияние на безопасность:</w:t>
+      </w:r>
+    </w:p>
+    <w:p>
+      <w:pPr>
+        <w:numPr>
+          <w:ilvl w:val="0"/>
+          <w:numId w:val="21"/>
+        </w:numPr>
+        <w:spacing w:line="360" w:lineRule="auto"/>
+        <w:rPr>
+          <w:rFonts w:eastAsia="SimSun" w:cs="Times New Roman"/>
+          <w:szCs w:val="28"/>
+        </w:rPr>
+      </w:pPr>
+      <w:r>
+        <w:rPr>
+          <w:rFonts w:eastAsia="SimSun" w:cs="Times New Roman"/>
+          <w:szCs w:val="28"/>
+        </w:rPr>
+        <w:t>Предотвращают ввод некорректных данных (например, отрицательная зарплата).</w:t>
+      </w:r>
+    </w:p>
+    <w:p>
+      <w:pPr>
+        <w:numPr>
+          <w:ilvl w:val="0"/>
+          <w:numId w:val="21"/>
+        </w:numPr>
+        <w:spacing w:line="360" w:lineRule="auto"/>
+        <w:rPr>
+          <w:rFonts w:eastAsia="SimSun" w:cs="Times New Roman"/>
+          <w:szCs w:val="28"/>
+        </w:rPr>
+      </w:pPr>
+      <w:r>
+        <w:rPr>
+          <w:rFonts w:eastAsia="SimSun" w:cs="Times New Roman"/>
+          <w:szCs w:val="28"/>
+        </w:rPr>
+        <w:t>Обеспечивают уникальность ключевых полей.</w:t>
+      </w:r>
+    </w:p>
+    <w:p>
+      <w:pPr>
+        <w:numPr>
+          <w:ilvl w:val="0"/>
+          <w:numId w:val="21"/>
+        </w:numPr>
+        <w:spacing w:line="360" w:lineRule="auto"/>
+        <w:rPr>
+          <w:rFonts w:eastAsia="SimSun" w:cs="Times New Roman"/>
+          <w:szCs w:val="28"/>
+        </w:rPr>
+      </w:pPr>
+      <w:r>
+        <w:rPr>
+          <w:rFonts w:eastAsia="SimSun" w:cs="Times New Roman"/>
+          <w:szCs w:val="28"/>
+        </w:rPr>
+        <w:t>Поддерживают целостность связей между таблицами.</w:t>
+      </w:r>
+    </w:p>
+    <w:p>
+      <w:pPr>
+        <w:spacing w:line="360" w:lineRule="auto"/>
+        <w:rPr>
+          <w:rFonts w:eastAsia="SimSun" w:cs="Times New Roman"/>
+          <w:szCs w:val="28"/>
+        </w:rPr>
+      </w:pPr>
+      <w:r>
+        <w:rPr>
+          <w:rFonts w:eastAsia="SimSun" w:cs="Times New Roman"/>
+          <w:b/>
+          <w:bCs/>
+          <w:szCs w:val="28"/>
+        </w:rPr>
+        <w:t>Производительность:</w:t>
+      </w:r>
+    </w:p>
+    <w:p>
+      <w:pPr>
+        <w:numPr>
+          <w:ilvl w:val="0"/>
+          <w:numId w:val="22"/>
+        </w:numPr>
+        <w:spacing w:line="360" w:lineRule="auto"/>
+        <w:rPr>
+          <w:rFonts w:eastAsia="SimSun" w:cs="Times New Roman"/>
+          <w:szCs w:val="28"/>
+        </w:rPr>
+      </w:pPr>
+      <w:r>
+        <w:rPr>
+          <w:rFonts w:eastAsia="SimSun" w:cs="Times New Roman"/>
+          <w:szCs w:val="28"/>
+        </w:rPr>
+        <w:t>Проверки ограничений могут замедлять INSERT, UPDATE.</w:t>
+      </w:r>
+    </w:p>
+    <w:p>
+      <w:pPr>
+        <w:numPr>
+          <w:ilvl w:val="0"/>
+          <w:numId w:val="22"/>
+        </w:numPr>
+        <w:spacing w:line="360" w:lineRule="auto"/>
+        <w:rPr>
+          <w:rFonts w:eastAsia="SimSun" w:cs="Times New Roman"/>
+          <w:szCs w:val="28"/>
+        </w:rPr>
+      </w:pPr>
+      <w:r>
+        <w:rPr>
+          <w:rFonts w:eastAsia="SimSun" w:cs="Times New Roman"/>
+          <w:szCs w:val="28"/>
+        </w:rPr>
+        <w:t>UNIQUE и PRIMARY KEY автоматически создают индексы.</w:t>
+      </w:r>
+    </w:p>
+    <w:p>
+      <w:pPr>
+        <w:spacing w:line="360" w:lineRule="auto"/>
+        <w:rPr>
+          <w:rFonts w:eastAsia="SimSun" w:cs="Times New Roman"/>
+          <w:b/>
+          <w:bCs/>
+          <w:szCs w:val="28"/>
+        </w:rPr>
+      </w:pPr>
+    </w:p>
+    <w:p>
+      <w:pPr>
+        <w:spacing w:line="360" w:lineRule="auto"/>
+        <w:rPr>
+          <w:rFonts w:eastAsia="SimSun" w:cs="Times New Roman"/>
+          <w:b/>
+          <w:bCs/>
+          <w:szCs w:val="28"/>
+        </w:rPr>
+      </w:pPr>
+    </w:p>
+    <w:p>
+      <w:pPr>
+        <w:spacing w:line="360" w:lineRule="auto"/>
+        <w:rPr>
+          <w:rFonts w:eastAsia="SimSun" w:cs="Times New Roman"/>
+          <w:b/>
+          <w:bCs/>
+          <w:szCs w:val="28"/>
+        </w:rPr>
+      </w:pPr>
+      <w:r>
+        <w:rPr>
+          <w:rFonts w:eastAsia="SimSun" w:cs="Times New Roman"/>
+          <w:b/>
+          <w:bCs/>
+          <w:szCs w:val="28"/>
+        </w:rPr>
+        <w:t>3. Анализ и оптимизация производительности</w:t>
+      </w:r>
+    </w:p>
+    <w:p>
+      <w:pPr>
+        <w:spacing w:line="360" w:lineRule="auto"/>
+        <w:rPr>
+          <w:rFonts w:eastAsia="SimSun" w:cs="Times New Roman"/>
+          <w:szCs w:val="28"/>
+        </w:rPr>
+      </w:pPr>
+      <w:r>
+        <w:rPr>
+          <w:rFonts w:eastAsia="SimSun" w:cs="Times New Roman"/>
+          <w:b/>
+          <w:bCs/>
+          <w:szCs w:val="28"/>
+        </w:rPr>
+        <w:t>Инструменты анализа:</w:t>
+      </w:r>
+    </w:p>
+    <w:p>
+      <w:pPr>
+        <w:numPr>
+          <w:ilvl w:val="0"/>
+          <w:numId w:val="23"/>
+        </w:numPr>
+        <w:spacing w:line="360" w:lineRule="auto"/>
+        <w:rPr>
+          <w:rFonts w:eastAsia="SimSun" w:cs="Times New Roman"/>
+          <w:szCs w:val="28"/>
+        </w:rPr>
+      </w:pPr>
+      <w:r>
+        <w:rPr>
+          <w:rFonts w:eastAsia="SimSun" w:cs="Times New Roman"/>
+          <w:szCs w:val="28"/>
+        </w:rPr>
+        <w:t>EXPLAIN ANALYZE — показывает план выполнения запроса и время.</w:t>
+      </w:r>
+    </w:p>
+    <w:p>
+      <w:pPr>
+        <w:spacing w:line="360" w:lineRule="auto"/>
+        <w:rPr>
+          <w:rFonts w:eastAsia="SimSun" w:cs="Times New Roman"/>
+          <w:szCs w:val="28"/>
+          <w:lang w:val="en-US"/>
+        </w:rPr>
+      </w:pPr>
+      <w:proofErr w:type="spellStart"/>
+      <w:r>
+        <w:rPr>
+          <w:rFonts w:eastAsia="SimSun" w:cs="Times New Roman"/>
+          <w:szCs w:val="28"/>
+          <w:lang w:val="en-US"/>
+        </w:rPr>
+        <w:t>sql</w:t>
+      </w:r>
+      <w:proofErr w:type="spellEnd"/>
+    </w:p>
+    <w:p>
+      <w:pPr>
+        <w:spacing w:line="360" w:lineRule="auto"/>
+        <w:rPr>
+          <w:rFonts w:eastAsia="SimSun" w:cs="Times New Roman"/>
+          <w:szCs w:val="28"/>
+          <w:lang w:val="en-US"/>
+        </w:rPr>
+      </w:pPr>
+      <w:r>
+        <w:rPr>
+          <w:rFonts w:eastAsia="SimSun" w:cs="Times New Roman"/>
+          <w:szCs w:val="28"/>
+          <w:lang w:val="en-US"/>
+        </w:rPr>
+        <w:t xml:space="preserve">EXPLAIN ANALYZE SELECT * FROM employees WHERE </w:t>
+      </w:r>
+      <w:proofErr w:type="spellStart"/>
+      <w:r>
+        <w:rPr>
+          <w:rFonts w:eastAsia="SimSun" w:cs="Times New Roman"/>
+          <w:szCs w:val="28"/>
+          <w:lang w:val="en-US"/>
+        </w:rPr>
+        <w:t>department_id</w:t>
+      </w:r>
+      <w:proofErr w:type="spellEnd"/>
+      <w:r>
+        <w:rPr>
+          <w:rFonts w:eastAsia="SimSun" w:cs="Times New Roman"/>
+          <w:szCs w:val="28"/>
+          <w:lang w:val="en-US"/>
+        </w:rPr>
+        <w:t xml:space="preserve"> = 3;</w:t>
+      </w:r>
+    </w:p>
+    <w:p>
+      <w:pPr>
+        <w:spacing w:line="360" w:lineRule="auto"/>
+        <w:rPr>
+          <w:rFonts w:eastAsia="SimSun" w:cs="Times New Roman"/>
+          <w:szCs w:val="28"/>
+        </w:rPr>
+      </w:pPr>
+      <w:r>
+        <w:rPr>
+          <w:rFonts w:eastAsia="SimSun" w:cs="Times New Roman"/>
+          <w:b/>
+          <w:bCs/>
+          <w:szCs w:val="28"/>
+        </w:rPr>
+        <w:lastRenderedPageBreak/>
+        <w:t>Рекомендации по оптимизации:</w:t>
+      </w:r>
+    </w:p>
+    <w:p>
+      <w:pPr>
+        <w:numPr>
+          <w:ilvl w:val="0"/>
+          <w:numId w:val="24"/>
+        </w:numPr>
+        <w:spacing w:line="360" w:lineRule="auto"/>
+        <w:rPr>
+          <w:rFonts w:eastAsia="SimSun" w:cs="Times New Roman"/>
+          <w:szCs w:val="28"/>
+        </w:rPr>
+      </w:pPr>
+      <w:r>
+        <w:rPr>
+          <w:rFonts w:eastAsia="SimSun" w:cs="Times New Roman"/>
+          <w:szCs w:val="28"/>
+        </w:rPr>
+        <w:t>Создавайте индексы только для часто используемых столбцов.</w:t>
+      </w:r>
+    </w:p>
+    <w:p>
+      <w:pPr>
+        <w:numPr>
+          <w:ilvl w:val="0"/>
+          <w:numId w:val="24"/>
+        </w:numPr>
+        <w:spacing w:line="360" w:lineRule="auto"/>
+        <w:rPr>
+          <w:rFonts w:eastAsia="SimSun" w:cs="Times New Roman"/>
+          <w:szCs w:val="28"/>
+        </w:rPr>
+      </w:pPr>
+      <w:r>
+        <w:rPr>
+          <w:rFonts w:eastAsia="SimSun" w:cs="Times New Roman"/>
+          <w:szCs w:val="28"/>
+        </w:rPr>
+        <w:t>Используйте ограничения только там, где это критично для целостности.</w:t>
+      </w:r>
+    </w:p>
+    <w:p>
+      <w:pPr>
+        <w:numPr>
+          <w:ilvl w:val="0"/>
+          <w:numId w:val="24"/>
+        </w:numPr>
+        <w:spacing w:line="360" w:lineRule="auto"/>
+        <w:rPr>
+          <w:rFonts w:eastAsia="SimSun" w:cs="Times New Roman"/>
+          <w:szCs w:val="28"/>
+        </w:rPr>
+      </w:pPr>
+      <w:r>
+        <w:rPr>
+          <w:rFonts w:eastAsia="SimSun" w:cs="Times New Roman"/>
+          <w:szCs w:val="28"/>
+        </w:rPr>
+        <w:t>Регулярно выполняйте VACUUM и REINDEX для обслуживания БД.</w:t>
+      </w:r>
+    </w:p>
+    <w:p>
+      <w:pPr>
+        <w:numPr>
+          <w:ilvl w:val="0"/>
+          <w:numId w:val="24"/>
+        </w:numPr>
+        <w:spacing w:line="360" w:lineRule="auto"/>
+        <w:rPr>
+          <w:rFonts w:eastAsia="SimSun" w:cs="Times New Roman"/>
+          <w:szCs w:val="28"/>
+        </w:rPr>
+      </w:pPr>
+      <w:r>
+        <w:rPr>
+          <w:rFonts w:eastAsia="SimSun" w:cs="Times New Roman"/>
+          <w:szCs w:val="28"/>
+        </w:rPr>
+        <w:t>Анализируйте запросы через EXPLAIN ANALYZE для выявления узких мест.</w:t>
+      </w:r>
+    </w:p>
+    <w:p>
+      <w:pPr>
+        <w:spacing w:line="360" w:lineRule="auto"/>
+        <w:rPr>
+          <w:rFonts w:eastAsia="SimSun" w:cs="Times New Roman"/>
+          <w:szCs w:val="28"/>
+        </w:rPr>
+      </w:pPr>
+      <w:r>
+        <w:rPr>
+          <w:rFonts w:eastAsia="SimSun" w:cs="Times New Roman"/>
+          <w:szCs w:val="28"/>
+        </w:rPr>
+        <w:pict w14:anchorId="7AFC2BD2">
+          <v:rect id="_x0000_i1027" style="width:0;height:.75pt" o:hralign="center" o:hrstd="t" o:hr="t" fillcolor="#a0a0a0" stroked="f"/>
+        </w:pict>
+      </w:r>
+    </w:p>
+    <w:p>
+      <w:pPr>
+        <w:spacing w:line="360" w:lineRule="auto"/>
+        <w:rPr>
+          <w:rFonts w:eastAsia="SimSun" w:cs="Times New Roman"/>
+          <w:b/>
+          <w:bCs/>
+          <w:szCs w:val="28"/>
+        </w:rPr>
+      </w:pPr>
+      <w:r>
+        <w:rPr>
+          <w:rFonts w:eastAsia="SimSun" w:cs="Times New Roman"/>
+          <w:b/>
+          <w:bCs/>
+          <w:szCs w:val="28"/>
+        </w:rPr>
+        <w:t>4. Итоговые выводы</w:t>
+      </w:r>
+    </w:p>
+    <w:p>
+      <w:pPr>
+        <w:numPr>
+          <w:ilvl w:val="0"/>
+          <w:numId w:val="25"/>
+        </w:numPr>
+        <w:spacing w:line="360" w:lineRule="auto"/>
+        <w:rPr>
+          <w:rFonts w:eastAsia="SimSun" w:cs="Times New Roman"/>
+          <w:szCs w:val="28"/>
+        </w:rPr>
+      </w:pPr>
+      <w:r>
+        <w:rPr>
+          <w:rFonts w:eastAsia="SimSun" w:cs="Times New Roman"/>
+          <w:b/>
+          <w:bCs/>
+          <w:szCs w:val="28"/>
+        </w:rPr>
+        <w:t>Индексы</w:t>
+      </w:r>
+      <w:r>
+        <w:rPr>
+          <w:rFonts w:eastAsia="SimSun" w:cs="Times New Roman"/>
+          <w:szCs w:val="28"/>
+        </w:rPr>
+        <w:t> ускоряют чтение, но замедляют запись. Выбор типа индекса зависит от типа данных и запросов.</w:t>
+      </w:r>
+    </w:p>
+    <w:p>
+      <w:pPr>
+        <w:numPr>
+          <w:ilvl w:val="0"/>
+          <w:numId w:val="25"/>
+        </w:numPr>
+        <w:spacing w:line="360" w:lineRule="auto"/>
+        <w:rPr>
+          <w:rFonts w:eastAsia="SimSun" w:cs="Times New Roman"/>
+          <w:szCs w:val="28"/>
+        </w:rPr>
+      </w:pPr>
+      <w:r>
+        <w:rPr>
+          <w:rFonts w:eastAsia="SimSun" w:cs="Times New Roman"/>
+          <w:b/>
+          <w:bCs/>
+          <w:szCs w:val="28"/>
+        </w:rPr>
+        <w:t>Ограничения</w:t>
+      </w:r>
+      <w:r>
+        <w:rPr>
+          <w:rFonts w:eastAsia="SimSun" w:cs="Times New Roman"/>
+          <w:szCs w:val="28"/>
+        </w:rPr>
+        <w:t> обеспечивают целостность и безопасность, но требуют ресурсов на проверку.</w:t>
+      </w:r>
+    </w:p>
+    <w:p>
+      <w:pPr>
+        <w:numPr>
+          <w:ilvl w:val="0"/>
+          <w:numId w:val="25"/>
+        </w:numPr>
+        <w:spacing w:line="360" w:lineRule="auto"/>
+        <w:rPr>
+          <w:rFonts w:eastAsia="SimSun" w:cs="Times New Roman"/>
+          <w:szCs w:val="28"/>
+        </w:rPr>
+      </w:pPr>
+      <w:r>
+        <w:rPr>
+          <w:rFonts w:eastAsia="SimSun" w:cs="Times New Roman"/>
+          <w:szCs w:val="28"/>
+        </w:rPr>
+        <w:t>Баланс между производительностью и безопасностью достигается через обоснованное применение индексов и ограничений.</w:t>
+      </w:r>
+    </w:p>
+    <w:p>
+      <w:pPr>
+        <w:ind w:firstLine="0"/>
+        <w:jc w:val="left"/>
+        <w:rPr>
+          <w:rFonts w:eastAsia="SimSun" w:cs="Times New Roman"/>
+          <w:szCs w:val="28"/>
+        </w:rPr>
+      </w:pPr>
+      <w:r>
+        <w:rPr>
+          <w:rFonts w:eastAsia="SimSun" w:cs="Times New Roman"/>
+          <w:szCs w:val="28"/>
+        </w:rPr>
+        <w:br w:type="page"/>
+      </w:r>
+    </w:p>
+    <w:p>
+      <w:pPr>
+        <w:spacing w:line="360" w:lineRule="auto"/>
+        <w:rPr>
+          <w:rFonts w:eastAsia="SimSun" w:cs="Times New Roman"/>
+          <w:szCs w:val="28"/>
+        </w:rPr>
+      </w:pPr>
+      <w:r>
+        <w:rPr>
+          <w:rFonts w:eastAsia="SimSun" w:cs="Times New Roman"/>
+          <w:b/>
+          <w:bCs/>
+          <w:szCs w:val="28"/>
+        </w:rPr>
+        <w:lastRenderedPageBreak/>
         <w:t>Задание 1</w:t>
       </w:r>
       <w:r>
@@ -1251,6 +3281,7 @@
       <w:r>
         <w:rPr>
           <w:rFonts w:eastAsia="SimSun" w:cs="Times New Roman"/>
+          <w:noProof/>
           <w:szCs w:val="28"/>
         </w:rPr>
         <w:drawing>
@@ -1317,7 +3348,6 @@
         <w:spacing w:line="360" w:lineRule="auto"/>
       </w:pPr>
       <w:r>
-        <w:lastRenderedPageBreak/>
         <w:t xml:space="preserve">Рассмотрим ограничения, которые были выставлены. Для зарплаты – </w:t>
       </w:r>
       <w:r>
@@ -1332,6 +3362,7 @@
       <w:r>
         <w:t xml:space="preserve">было поставлено ограничение </w:t>
       </w:r>
+      <w:proofErr w:type="gramStart"/>
       <w:r>
         <w:rPr>
           <w:lang w:val="en-US"/>
@@ -1339,7 +3370,11 @@
         <w:t>salary</w:t>
       </w:r>
       <w:r>
-        <w:t xml:space="preserve"> &gt; 0</w:t>
+        <w:t xml:space="preserve"> &gt;</w:t>
+      </w:r>
+      <w:proofErr w:type="gramEnd"/>
+      <w:r>
+        <w:t xml:space="preserve"> 0</w:t>
       </w:r>
       <w:r>
         <w:t xml:space="preserve">, так как зарплата не может быть отрицательный, а также видно </w:t>
@@ -1472,14 +3507,12 @@
       <w:r>
         <w:t xml:space="preserve"> </w:t>
       </w:r>
-      <w:proofErr w:type="spellStart"/>
       <w:r>
         <w:rPr>
           <w:lang w:val="en-US"/>
         </w:rPr>
         <w:t>employes</w:t>
       </w:r>
-      <w:proofErr w:type="spellEnd"/>
       <w:r>
         <w:t xml:space="preserve"> </w:t>
       </w:r>
@@ -1527,25 +3560,11 @@
           <w:b/>
           <w:bCs/>
         </w:rPr>
+        <w:lastRenderedPageBreak/>
         <w:t>Задание 2</w:t>
       </w:r>
       <w:r>
-        <w:t xml:space="preserve">. </w:t>
-      </w:r>
-      <w:r>
-        <w:t>Заполните таблицы тестовыми данными, чтобы можно было оценить</w:t>
-      </w:r>
-      <w:r>
-        <w:t xml:space="preserve"> </w:t>
-      </w:r>
-      <w:r>
-        <w:t>влияние индексов и ограничений на производительность и целостность</w:t>
-      </w:r>
-      <w:r>
-        <w:t xml:space="preserve"> </w:t>
-      </w:r>
-      <w:r>
-        <w:t>данных.</w:t>
+        <w:t>. Заполните таблицы тестовыми данными, чтобы можно было оценить влияние индексов и ограничений на производительность и целостность данных.</w:t>
       </w:r>
     </w:p>
     <w:p>
@@ -1567,6 +3586,9 @@
         <w:jc w:val="center"/>
       </w:pPr>
       <w:r>
+        <w:rPr>
+          <w:noProof/>
+        </w:rPr>
         <w:drawing>
           <wp:inline distT="0" distB="0" distL="0" distR="0" wp14:anchorId="2013D38F" wp14:editId="2269A244">
             <wp:extent cx="3576732" cy="3977640"/>
@@ -1649,46 +3671,47 @@
           <w:rFonts w:eastAsia="SimSun" w:cs="Times New Roman"/>
           <w:szCs w:val="28"/>
         </w:rPr>
+        <w:t xml:space="preserve">Заполнение таблицы </w:t>
+      </w:r>
+      <w:r>
+        <w:rPr>
+          <w:rFonts w:eastAsia="SimSun" w:cs="Times New Roman"/>
+          <w:szCs w:val="28"/>
+          <w:lang w:val="en-US"/>
+        </w:rPr>
+        <w:t>departments</w:t>
+      </w:r>
+      <w:r>
+        <w:rPr>
+          <w:rFonts w:eastAsia="SimSun" w:cs="Times New Roman"/>
+          <w:szCs w:val="28"/>
+        </w:rPr>
+        <w:t xml:space="preserve"> представлено на рисунке 3. </w:t>
+      </w:r>
+    </w:p>
+    <w:p>
+      <w:pPr>
+        <w:rPr>
+          <w:rFonts w:eastAsia="SimSun" w:cs="Times New Roman"/>
+          <w:szCs w:val="28"/>
+        </w:rPr>
+      </w:pPr>
+    </w:p>
+    <w:p>
+      <w:pPr>
+        <w:jc w:val="center"/>
+        <w:rPr>
+          <w:rFonts w:eastAsia="SimSun" w:cs="Times New Roman"/>
+          <w:szCs w:val="28"/>
+        </w:rPr>
+      </w:pPr>
+      <w:r>
+        <w:rPr>
+          <w:rFonts w:eastAsia="SimSun" w:cs="Times New Roman"/>
+          <w:noProof/>
+          <w:szCs w:val="28"/>
+        </w:rPr>
         <w:lastRenderedPageBreak/>
-        <w:t xml:space="preserve">Заполнение таблицы </w:t>
-      </w:r>
-      <w:r>
-        <w:rPr>
-          <w:rFonts w:eastAsia="SimSun" w:cs="Times New Roman"/>
-          <w:szCs w:val="28"/>
-          <w:lang w:val="en-US"/>
-        </w:rPr>
-        <w:t>departments</w:t>
-      </w:r>
-      <w:r>
-        <w:rPr>
-          <w:rFonts w:eastAsia="SimSun" w:cs="Times New Roman"/>
-          <w:szCs w:val="28"/>
-        </w:rPr>
-        <w:t xml:space="preserve"> представлено на рисунке 3. </w:t>
-      </w:r>
-    </w:p>
-    <w:p>
-      <w:pPr>
-        <w:rPr>
-          <w:rFonts w:eastAsia="SimSun" w:cs="Times New Roman"/>
-          <w:szCs w:val="28"/>
-        </w:rPr>
-      </w:pPr>
-    </w:p>
-    <w:p>
-      <w:pPr>
-        <w:jc w:val="center"/>
-        <w:rPr>
-          <w:rFonts w:eastAsia="SimSun" w:cs="Times New Roman"/>
-          <w:szCs w:val="28"/>
-        </w:rPr>
-      </w:pPr>
-      <w:r>
-        <w:rPr>
-          <w:rFonts w:eastAsia="SimSun" w:cs="Times New Roman"/>
-          <w:szCs w:val="28"/>
-        </w:rPr>
         <w:drawing>
           <wp:inline distT="0" distB="0" distL="0" distR="0" wp14:anchorId="0873204E" wp14:editId="4ECCD637">
             <wp:extent cx="3456594" cy="3360420"/>
@@ -1733,7 +3756,6 @@
           <w:rFonts w:eastAsia="SimSun" w:cs="Times New Roman"/>
           <w:sz w:val="24"/>
           <w:szCs w:val="24"/>
-          <w:lang w:val="en-US"/>
         </w:rPr>
       </w:pPr>
       <w:r>
@@ -1761,7 +3783,6 @@
           <w:rFonts w:eastAsia="SimSun" w:cs="Times New Roman"/>
           <w:sz w:val="24"/>
           <w:szCs w:val="24"/>
-          <w:lang w:val="en-US"/>
         </w:rPr>
       </w:pPr>
     </w:p>
@@ -1802,6 +3823,7 @@
       <w:r>
         <w:rPr>
           <w:rFonts w:eastAsia="SimSun" w:cs="Times New Roman"/>
+          <w:noProof/>
           <w:szCs w:val="28"/>
         </w:rPr>
         <w:drawing>
@@ -1874,6 +3896,7 @@
         <w:spacing w:line="360" w:lineRule="auto"/>
       </w:pPr>
       <w:r>
+        <w:lastRenderedPageBreak/>
         <w:t xml:space="preserve">Проверим, что ограничения работают правильно. Результат корректной работы представлен на рисунке 5. </w:t>
       </w:r>
     </w:p>
@@ -1888,6 +3911,9 @@
         <w:jc w:val="center"/>
       </w:pPr>
       <w:r>
+        <w:rPr>
+          <w:noProof/>
+        </w:rPr>
         <w:drawing>
           <wp:inline distT="0" distB="0" distL="0" distR="0" wp14:anchorId="6D676AF9" wp14:editId="3286F1E0">
             <wp:extent cx="4457700" cy="4492392"/>
@@ -1975,10 +4001,7 @@
         <w:t>Задание 3</w:t>
       </w:r>
       <w:r>
-        <w:t xml:space="preserve">. </w:t>
-      </w:r>
-      <w:r>
-        <w:t>Создайте индексы для столбцов, указанных в вашем варианте. Используйте команды CREATE INDEX для настройки индексов.</w:t>
+        <w:t>. Создайте индексы для столбцов, указанных в вашем варианте. Используйте команды CREATE INDEX для настройки индексов.</w:t>
       </w:r>
     </w:p>
     <w:p>
@@ -2129,6 +4152,7 @@
       <w:r>
         <w:rPr>
           <w:rFonts w:cs="Times New Roman"/>
+          <w:noProof/>
           <w:szCs w:val="28"/>
         </w:rPr>
         <w:drawing>
@@ -2279,6 +4303,9 @@
         <w:jc w:val="center"/>
       </w:pPr>
       <w:r>
+        <w:rPr>
+          <w:noProof/>
+        </w:rPr>
         <w:drawing>
           <wp:inline distT="0" distB="0" distL="0" distR="0" wp14:anchorId="3B470C80" wp14:editId="74B2360F">
             <wp:extent cx="5730240" cy="464389"/>
@@ -2383,6 +4410,9 @@
     <w:p/>
     <w:p>
       <w:r>
+        <w:rPr>
+          <w:noProof/>
+        </w:rPr>
         <w:drawing>
           <wp:inline distT="0" distB="0" distL="0" distR="0" wp14:anchorId="6D1A8508" wp14:editId="0C6A637D">
             <wp:extent cx="5699760" cy="654730"/>
@@ -2563,6 +4593,7 @@
       <w:r>
         <w:rPr>
           <w:rFonts w:eastAsia="SimSun" w:cs="Times New Roman"/>
+          <w:noProof/>
           <w:szCs w:val="28"/>
         </w:rPr>
         <w:drawing>
@@ -2611,7 +4642,6 @@
           <w:rFonts w:eastAsia="SimSun" w:cs="Times New Roman"/>
           <w:sz w:val="24"/>
           <w:szCs w:val="24"/>
-          <w:lang w:val="en-US"/>
         </w:rPr>
       </w:pPr>
       <w:r>
@@ -2657,13 +4687,7 @@
         <w:t>PostgreSQL</w:t>
       </w:r>
       <w:r>
-        <w:t xml:space="preserve"> в процессе запроса. Команда для выполнения запроса представлена на рисунке </w:t>
-      </w:r>
-      <w:r>
-        <w:t>8</w:t>
-      </w:r>
-      <w:r>
-        <w:t xml:space="preserve">. </w:t>
+        <w:t xml:space="preserve"> в процессе запроса. Команда для выполнения запроса представлена на рисунке 8. </w:t>
       </w:r>
     </w:p>
     <w:p>
@@ -2677,6 +4701,9 @@
         <w:jc w:val="center"/>
       </w:pPr>
       <w:r>
+        <w:rPr>
+          <w:noProof/>
+        </w:rPr>
         <w:drawing>
           <wp:inline distT="0" distB="0" distL="0" distR="0" wp14:anchorId="015E8EAC" wp14:editId="62C2F4F0">
             <wp:extent cx="4640580" cy="478167"/>
@@ -2780,6 +4807,9 @@
         <w:jc w:val="center"/>
       </w:pPr>
       <w:r>
+        <w:rPr>
+          <w:noProof/>
+        </w:rPr>
         <w:drawing>
           <wp:inline distT="0" distB="0" distL="0" distR="0" wp14:anchorId="334AF4AB" wp14:editId="526E5B76">
             <wp:extent cx="5875020" cy="701686"/>
@@ -2837,7 +4867,6 @@
         <w:rPr>
           <w:sz w:val="24"/>
           <w:szCs w:val="24"/>
-          <w:lang w:val="en-US"/>
         </w:rPr>
         <w:t xml:space="preserve">9 – </w:t>
       </w:r>
@@ -2846,24 +4875,17 @@
           <w:sz w:val="24"/>
           <w:szCs w:val="24"/>
         </w:rPr>
-        <w:t>процесс выполнения запроса</w:t>
-      </w:r>
-      <w:r>
+        <w:t xml:space="preserve">процесс выполнения запроса </w:t>
+      </w:r>
+    </w:p>
+    <w:p>
+      <w:pPr>
+        <w:spacing w:line="360" w:lineRule="auto"/>
+        <w:jc w:val="center"/>
         <w:rPr>
           <w:sz w:val="24"/>
           <w:szCs w:val="24"/>
         </w:rPr>
-        <w:t xml:space="preserve"> </w:t>
-      </w:r>
-    </w:p>
-    <w:p>
-      <w:pPr>
-        <w:spacing w:line="360" w:lineRule="auto"/>
-        <w:jc w:val="center"/>
-        <w:rPr>
-          <w:sz w:val="24"/>
-          <w:szCs w:val="24"/>
-        </w:rPr>
       </w:pPr>
     </w:p>
     <w:p>
@@ -2965,6 +4987,7 @@
       </w:pPr>
       <w:r>
         <w:rPr>
+          <w:noProof/>
           <w:szCs w:val="28"/>
         </w:rPr>
         <w:drawing>
@@ -3052,13 +5075,7 @@
         <w:t>PostgreSQL</w:t>
       </w:r>
       <w:r>
-        <w:t xml:space="preserve"> в процессе запроса. Команда для выполнения запроса представлена на рисунке </w:t>
-      </w:r>
-      <w:r>
-        <w:t>11</w:t>
-      </w:r>
-      <w:r>
-        <w:t>.</w:t>
+        <w:t xml:space="preserve"> в процессе запроса. Команда для выполнения запроса представлена на рисунке 11.</w:t>
       </w:r>
     </w:p>
     <w:p>
@@ -3072,6 +5089,9 @@
         <w:jc w:val="center"/>
       </w:pPr>
       <w:r>
+        <w:rPr>
+          <w:noProof/>
+        </w:rPr>
         <w:drawing>
           <wp:inline distT="0" distB="0" distL="0" distR="0" wp14:anchorId="6C3B521A" wp14:editId="46BB5F10">
             <wp:extent cx="5624195" cy="651302"/>
@@ -3116,7 +5136,6 @@
         <w:rPr>
           <w:sz w:val="24"/>
           <w:szCs w:val="24"/>
-          <w:lang w:val="en-US"/>
         </w:rPr>
       </w:pPr>
       <w:r>
@@ -3124,14 +5143,7 @@
           <w:sz w:val="24"/>
           <w:szCs w:val="24"/>
         </w:rPr>
-        <w:t xml:space="preserve">Рисунок 11 - </w:t>
-      </w:r>
-      <w:r>
-        <w:rPr>
-          <w:sz w:val="24"/>
-          <w:szCs w:val="24"/>
-        </w:rPr>
-        <w:t xml:space="preserve">запрос для </w:t>
+        <w:t xml:space="preserve">Рисунок 11 - запрос для </w:t>
       </w:r>
       <w:r>
         <w:rPr>
@@ -3164,22 +5176,15 @@
         <w:rPr>
           <w:sz w:val="24"/>
           <w:szCs w:val="24"/>
-          <w:lang w:val="en-US"/>
-        </w:rPr>
-      </w:pPr>
-    </w:p>
-    <w:p>
-      <w:pPr>
-        <w:spacing w:line="360" w:lineRule="auto"/>
-      </w:pPr>
-      <w:r>
-        <w:t xml:space="preserve">В результате запуска запроса вышло то, что представлено на рисунке </w:t>
-      </w:r>
-      <w:r>
-        <w:t>12</w:t>
-      </w:r>
-      <w:r>
-        <w:t xml:space="preserve">. Можно заметить, что больше всего задержка происходит на уровне оптимизатора, который предпринимает меры как лучше сделать запрос. </w:t>
+        </w:rPr>
+      </w:pPr>
+    </w:p>
+    <w:p>
+      <w:pPr>
+        <w:spacing w:line="360" w:lineRule="auto"/>
+      </w:pPr>
+      <w:r>
+        <w:t xml:space="preserve">В результате запуска запроса вышло то, что представлено на рисунке 12. Можно заметить, что больше всего задержка происходит на уровне оптимизатора, который предпринимает меры как лучше сделать запрос. </w:t>
       </w:r>
     </w:p>
     <w:p>
@@ -3198,6 +5203,7 @@
       </w:pPr>
       <w:r>
         <w:rPr>
+          <w:noProof/>
           <w:szCs w:val="28"/>
         </w:rPr>
         <w:lastRenderedPageBreak/>
@@ -3481,6 +5487,7 @@
       </w:pPr>
       <w:r>
         <w:rPr>
+          <w:noProof/>
           <w:szCs w:val="28"/>
         </w:rPr>
         <w:drawing>
@@ -3542,24 +5549,31 @@
           <w:szCs w:val="24"/>
           <w:lang w:val="en-US"/>
         </w:rPr>
-        <w:t xml:space="preserve">Gist </w:t>
+        <w:t>Gist</w:t>
       </w:r>
       <w:r>
         <w:rPr>
           <w:sz w:val="24"/>
           <w:szCs w:val="24"/>
         </w:rPr>
-        <w:t>индекса</w:t>
-      </w:r>
-    </w:p>
-    <w:p>
-      <w:pPr>
-        <w:spacing w:line="360" w:lineRule="auto"/>
-        <w:jc w:val="center"/>
+        <w:t xml:space="preserve"> </w:t>
+      </w:r>
+      <w:r>
         <w:rPr>
           <w:sz w:val="24"/>
           <w:szCs w:val="24"/>
         </w:rPr>
+        <w:t>индекса</w:t>
+      </w:r>
+    </w:p>
+    <w:p>
+      <w:pPr>
+        <w:spacing w:line="360" w:lineRule="auto"/>
+        <w:jc w:val="center"/>
+        <w:rPr>
+          <w:sz w:val="24"/>
+          <w:szCs w:val="24"/>
+        </w:rPr>
       </w:pPr>
     </w:p>
     <w:p>
@@ -3595,6 +5609,9 @@
         <w:spacing w:line="360" w:lineRule="auto"/>
       </w:pPr>
       <w:r>
+        <w:rPr>
+          <w:noProof/>
+        </w:rPr>
         <w:drawing>
           <wp:inline distT="0" distB="0" distL="0" distR="0" wp14:anchorId="23EF8D68" wp14:editId="38108AF3">
             <wp:extent cx="5624195" cy="651302"/>
@@ -3639,7 +5656,6 @@
         <w:rPr>
           <w:sz w:val="24"/>
           <w:szCs w:val="20"/>
-          <w:lang w:val="en-US"/>
         </w:rPr>
       </w:pPr>
       <w:r>
@@ -3680,22 +5696,15 @@
         <w:rPr>
           <w:sz w:val="24"/>
           <w:szCs w:val="20"/>
-          <w:lang w:val="en-US"/>
-        </w:rPr>
-      </w:pPr>
-    </w:p>
-    <w:p>
-      <w:pPr>
-        <w:spacing w:line="360" w:lineRule="auto"/>
-      </w:pPr>
-      <w:r>
-        <w:t>В результате запуска запроса вышло то, что представлено на рисунке 1</w:t>
-      </w:r>
-      <w:r>
-        <w:t>5</w:t>
-      </w:r>
-      <w:r>
-        <w:t xml:space="preserve">. Можно заметить, что больше всего задержка происходит на уровне оптимизатора, который предпринимает меры как лучше сделать запрос. </w:t>
+        </w:rPr>
+      </w:pPr>
+    </w:p>
+    <w:p>
+      <w:pPr>
+        <w:spacing w:line="360" w:lineRule="auto"/>
+      </w:pPr>
+      <w:r>
+        <w:t xml:space="preserve">В результате запуска запроса вышло то, что представлено на рисунке 15. Можно заметить, что больше всего задержка происходит на уровне оптимизатора, который предпринимает меры как лучше сделать запрос. </w:t>
       </w:r>
     </w:p>
     <w:p>
@@ -3736,6 +5745,7 @@
       </w:pPr>
       <w:r>
         <w:rPr>
+          <w:noProof/>
           <w:szCs w:val="28"/>
         </w:rPr>
         <w:lastRenderedPageBreak/>
@@ -3811,7 +5821,6 @@
         <w:ind w:firstLine="708"/>
         <w:rPr>
           <w:szCs w:val="28"/>
-          <w:lang w:val="en-US"/>
         </w:rPr>
       </w:pPr>
       <w:r>
@@ -3892,36 +5901,35 @@
       <w:r>
         <w:rPr>
           <w:szCs w:val="28"/>
+        </w:rPr>
+        <w:tab/>
+      </w:r>
+      <w:r>
+        <w:rPr>
+          <w:szCs w:val="28"/>
+        </w:rPr>
+        <w:t xml:space="preserve">Для создания </w:t>
+      </w:r>
+      <w:proofErr w:type="spellStart"/>
+      <w:r>
+        <w:rPr>
+          <w:szCs w:val="28"/>
           <w:lang w:val="en-US"/>
         </w:rPr>
-        <w:tab/>
-      </w:r>
-      <w:r>
-        <w:rPr>
-          <w:szCs w:val="28"/>
-        </w:rPr>
-        <w:t xml:space="preserve">Для создания </w:t>
-      </w:r>
-      <w:proofErr w:type="spellStart"/>
+        <w:t>Sp</w:t>
+      </w:r>
+      <w:proofErr w:type="spellEnd"/>
+      <w:r>
+        <w:rPr>
+          <w:szCs w:val="28"/>
+        </w:rPr>
+        <w:t>-</w:t>
+      </w:r>
       <w:r>
         <w:rPr>
           <w:szCs w:val="28"/>
           <w:lang w:val="en-US"/>
         </w:rPr>
-        <w:t>Sp</w:t>
-      </w:r>
-      <w:proofErr w:type="spellEnd"/>
-      <w:r>
-        <w:rPr>
-          <w:szCs w:val="28"/>
-        </w:rPr>
-        <w:t>-</w:t>
-      </w:r>
-      <w:r>
-        <w:rPr>
-          <w:szCs w:val="28"/>
-          <w:lang w:val="en-US"/>
-        </w:rPr>
         <w:t>Gist</w:t>
       </w:r>
       <w:r>
@@ -3956,6 +5964,7 @@
       </w:pPr>
       <w:r>
         <w:rPr>
+          <w:noProof/>
           <w:szCs w:val="28"/>
         </w:rPr>
         <w:drawing>
@@ -4026,7 +6035,6 @@
         <w:rPr>
           <w:sz w:val="24"/>
           <w:szCs w:val="24"/>
-          <w:lang w:val="en-US"/>
         </w:rPr>
         <w:t xml:space="preserve"> </w:t>
       </w:r>
@@ -4063,13 +6071,7 @@
         <w:t>PostgreSQL</w:t>
       </w:r>
       <w:r>
-        <w:t xml:space="preserve"> в процессе запроса. Команда для выполнения запроса представлена на рисунке 1</w:t>
-      </w:r>
-      <w:r>
-        <w:t>7</w:t>
-      </w:r>
-      <w:r>
-        <w:t>.</w:t>
+        <w:t xml:space="preserve"> в процессе запроса. Команда для выполнения запроса представлена на рисунке 17.</w:t>
       </w:r>
     </w:p>
     <w:p>
@@ -4087,6 +6089,7 @@
       </w:pPr>
       <w:r>
         <w:rPr>
+          <w:noProof/>
           <w:szCs w:val="28"/>
         </w:rPr>
         <w:drawing>
@@ -4134,7 +6137,6 @@
         <w:rPr>
           <w:sz w:val="24"/>
           <w:szCs w:val="24"/>
-          <w:lang w:val="en-US"/>
         </w:rPr>
       </w:pPr>
       <w:r>
@@ -4175,22 +6177,15 @@
         <w:rPr>
           <w:sz w:val="24"/>
           <w:szCs w:val="24"/>
-          <w:lang w:val="en-US"/>
-        </w:rPr>
-      </w:pPr>
-    </w:p>
-    <w:p>
-      <w:pPr>
-        <w:spacing w:line="360" w:lineRule="auto"/>
-      </w:pPr>
-      <w:r>
-        <w:t>В результате запуска запроса вышло то, что представлено на рисунке 1</w:t>
-      </w:r>
-      <w:r>
-        <w:t>8</w:t>
-      </w:r>
-      <w:r>
-        <w:t xml:space="preserve">. Можно заметить, что больше всего задержка происходит на уровне оптимизатора, который предпринимает меры как лучше сделать запрос. </w:t>
+        </w:rPr>
+      </w:pPr>
+    </w:p>
+    <w:p>
+      <w:pPr>
+        <w:spacing w:line="360" w:lineRule="auto"/>
+      </w:pPr>
+      <w:r>
+        <w:t xml:space="preserve">В результате запуска запроса вышло то, что представлено на рисунке 18. Можно заметить, что больше всего задержка происходит на уровне оптимизатора, который предпринимает меры как лучше сделать запрос. </w:t>
       </w:r>
     </w:p>
     <w:p>
@@ -4214,6 +6209,7 @@
       </w:pPr>
       <w:r>
         <w:rPr>
+          <w:noProof/>
           <w:szCs w:val="28"/>
         </w:rPr>
         <w:drawing>
@@ -4302,7 +6298,6 @@
         <w:ind w:firstLine="708"/>
         <w:rPr>
           <w:szCs w:val="28"/>
-          <w:lang w:val="en-US"/>
         </w:rPr>
       </w:pPr>
       <w:r>
@@ -4365,7 +6360,6 @@
         <w:ind w:firstLine="708"/>
         <w:rPr>
           <w:szCs w:val="28"/>
-          <w:lang w:val="en-US"/>
         </w:rPr>
       </w:pPr>
     </w:p>
@@ -4425,6 +6419,7 @@
       </w:pPr>
       <w:r>
         <w:rPr>
+          <w:noProof/>
           <w:szCs w:val="28"/>
         </w:rPr>
         <w:drawing>
@@ -4487,13 +6482,20 @@
           <w:szCs w:val="24"/>
           <w:lang w:val="en-US"/>
         </w:rPr>
-        <w:t xml:space="preserve">Brin </w:t>
+        <w:t>Brin</w:t>
       </w:r>
       <w:r>
         <w:rPr>
           <w:sz w:val="24"/>
           <w:szCs w:val="24"/>
         </w:rPr>
+        <w:t xml:space="preserve"> </w:t>
+      </w:r>
+      <w:r>
+        <w:rPr>
+          <w:sz w:val="24"/>
+          <w:szCs w:val="24"/>
+        </w:rPr>
         <w:t>индекса</w:t>
       </w:r>
     </w:p>
@@ -4522,13 +6524,7 @@
         <w:t>PostgreSQL</w:t>
       </w:r>
       <w:r>
-        <w:t xml:space="preserve"> в процессе запроса. Команда для выполнения запроса представлена на рисунке </w:t>
-      </w:r>
-      <w:r>
-        <w:t>20</w:t>
-      </w:r>
-      <w:r>
-        <w:t>.</w:t>
+        <w:t xml:space="preserve"> в процессе запроса. Команда для выполнения запроса представлена на рисунке 20.</w:t>
       </w:r>
     </w:p>
     <w:p>
@@ -4547,6 +6543,7 @@
       </w:pPr>
       <w:r>
         <w:rPr>
+          <w:noProof/>
           <w:szCs w:val="28"/>
         </w:rPr>
         <w:drawing>
@@ -4594,7 +6591,6 @@
         <w:rPr>
           <w:sz w:val="24"/>
           <w:szCs w:val="24"/>
-          <w:lang w:val="en-US"/>
         </w:rPr>
       </w:pPr>
       <w:r>
@@ -4602,14 +6598,7 @@
           <w:sz w:val="24"/>
           <w:szCs w:val="24"/>
         </w:rPr>
-        <w:t xml:space="preserve">Рисунок 20 – </w:t>
-      </w:r>
-      <w:r>
-        <w:rPr>
-          <w:sz w:val="24"/>
-          <w:szCs w:val="24"/>
-        </w:rPr>
-        <w:t xml:space="preserve">запрос для </w:t>
+        <w:t xml:space="preserve">Рисунок 20 – запрос для </w:t>
       </w:r>
       <w:r>
         <w:rPr>
@@ -4643,22 +6632,15 @@
         <w:rPr>
           <w:sz w:val="24"/>
           <w:szCs w:val="24"/>
-          <w:lang w:val="en-US"/>
-        </w:rPr>
-      </w:pPr>
-    </w:p>
-    <w:p>
-      <w:pPr>
-        <w:spacing w:line="360" w:lineRule="auto"/>
-      </w:pPr>
-      <w:r>
-        <w:t xml:space="preserve">В результате запуска запроса вышло то, что представлено на рисунке </w:t>
-      </w:r>
-      <w:r>
-        <w:t>21</w:t>
-      </w:r>
-      <w:r>
-        <w:t xml:space="preserve">. Можно заметить, что больше всего задержка происходит на уровне оптимизатора, который предпринимает меры как лучше сделать запрос. </w:t>
+        </w:rPr>
+      </w:pPr>
+    </w:p>
+    <w:p>
+      <w:pPr>
+        <w:spacing w:line="360" w:lineRule="auto"/>
+      </w:pPr>
+      <w:r>
+        <w:t xml:space="preserve">В результате запуска запроса вышло то, что представлено на рисунке 21. Можно заметить, что больше всего задержка происходит на уровне оптимизатора, который предпринимает меры как лучше сделать запрос. </w:t>
       </w:r>
     </w:p>
     <w:p>
@@ -4684,6 +6666,7 @@
       </w:pPr>
       <w:r>
         <w:rPr>
+          <w:noProof/>
           <w:szCs w:val="28"/>
           <w:lang w:val="en-US"/>
         </w:rPr>
@@ -5334,6 +7317,7 @@
         </w:rPr>
         <w:t>=</w:t>
       </w:r>
+      <w:proofErr w:type="gramStart"/>
       <w:r>
         <w:rPr>
           <w:rFonts w:cs="Times New Roman"/>
@@ -5350,6 +7334,7 @@
         </w:rPr>
         <w:t>&gt;</w:t>
       </w:r>
+      <w:proofErr w:type="gramEnd"/>
       <w:r>
         <w:rPr>
           <w:rFonts w:cs="Times New Roman"/>
@@ -5366,6 +7351,7 @@
         </w:rPr>
         <w:t>&lt;</w:t>
       </w:r>
+      <w:proofErr w:type="gramStart"/>
       <w:r>
         <w:rPr>
           <w:rFonts w:cs="Times New Roman"/>
@@ -5380,7 +7366,17 @@
           <w:sz w:val="28"/>
           <w:szCs w:val="28"/>
         </w:rPr>
-        <w:t>&gt;=</w:t>
+        <w:t>&gt;</w:t>
+      </w:r>
+      <w:proofErr w:type="gramEnd"/>
+      <w:r>
+        <w:rPr>
+          <w:rStyle w:val="HTML"/>
+          <w:rFonts w:ascii="Times New Roman" w:hAnsi="Times New Roman" w:cs="Times New Roman"/>
+          <w:sz w:val="28"/>
+          <w:szCs w:val="28"/>
+        </w:rPr>
+        <w:t>=</w:t>
       </w:r>
       <w:r>
         <w:rPr>
@@ -5442,12 +7438,21 @@
         </w:rPr>
         <w:t>Эффективность</w:t>
       </w:r>
-      <w:r>
-        <w:rPr>
-          <w:rFonts w:cs="Times New Roman"/>
-          <w:szCs w:val="28"/>
-        </w:rPr>
-        <w:t>: Наиболее эффективен для поиска по диапазону значений и для простых сравнений.</w:t>
+      <w:proofErr w:type="gramStart"/>
+      <w:r>
+        <w:rPr>
+          <w:rFonts w:cs="Times New Roman"/>
+          <w:szCs w:val="28"/>
+        </w:rPr>
+        <w:t>: Наиболее</w:t>
+      </w:r>
+      <w:proofErr w:type="gramEnd"/>
+      <w:r>
+        <w:rPr>
+          <w:rFonts w:cs="Times New Roman"/>
+          <w:szCs w:val="28"/>
+        </w:rPr>
+        <w:t xml:space="preserve"> эффективен для поиска по диапазону значений и для простых сравнений.</w:t>
       </w:r>
     </w:p>
     <w:p>
@@ -5523,12 +7528,21 @@
         </w:rPr>
         <w:t>Применение</w:t>
       </w:r>
-      <w:r>
-        <w:rPr>
-          <w:rFonts w:cs="Times New Roman"/>
-          <w:szCs w:val="28"/>
-        </w:rPr>
-        <w:t>: Используется для индексации столбцов, которые часто используются в операциях равенства (</w:t>
+      <w:proofErr w:type="gramStart"/>
+      <w:r>
+        <w:rPr>
+          <w:rFonts w:cs="Times New Roman"/>
+          <w:szCs w:val="28"/>
+        </w:rPr>
+        <w:t>: Используется</w:t>
+      </w:r>
+      <w:proofErr w:type="gramEnd"/>
+      <w:r>
+        <w:rPr>
+          <w:rFonts w:cs="Times New Roman"/>
+          <w:szCs w:val="28"/>
+        </w:rPr>
+        <w:t xml:space="preserve"> для индексации столбцов, которые часто используются в операциях равенства (</w:t>
       </w:r>
       <w:r>
         <w:rPr>
@@ -5567,12 +7581,21 @@
         </w:rPr>
         <w:t>Эффективность</w:t>
       </w:r>
-      <w:r>
-        <w:rPr>
-          <w:rFonts w:cs="Times New Roman"/>
-          <w:szCs w:val="28"/>
-        </w:rPr>
-        <w:t>: Менее эффективен для диапазонных запросов, но подходит для точных поисков.</w:t>
+      <w:proofErr w:type="gramStart"/>
+      <w:r>
+        <w:rPr>
+          <w:rFonts w:cs="Times New Roman"/>
+          <w:szCs w:val="28"/>
+        </w:rPr>
+        <w:t>: Менее</w:t>
+      </w:r>
+      <w:proofErr w:type="gramEnd"/>
+      <w:r>
+        <w:rPr>
+          <w:rFonts w:cs="Times New Roman"/>
+          <w:szCs w:val="28"/>
+        </w:rPr>
+        <w:t xml:space="preserve"> эффективен для диапазонных запросов, но подходит для точных поисков.</w:t>
       </w:r>
     </w:p>
     <w:p>
@@ -5657,12 +7680,21 @@
         </w:rPr>
         <w:t>Применение</w:t>
       </w:r>
-      <w:r>
-        <w:rPr>
-          <w:rFonts w:cs="Times New Roman"/>
-          <w:szCs w:val="28"/>
-        </w:rPr>
-        <w:t>: Используется для индексации документов с полями, содержащими массивы, JSONB или текстовые данные для полнотекстового поиска.</w:t>
+      <w:proofErr w:type="gramStart"/>
+      <w:r>
+        <w:rPr>
+          <w:rFonts w:cs="Times New Roman"/>
+          <w:szCs w:val="28"/>
+        </w:rPr>
+        <w:t>: Используется</w:t>
+      </w:r>
+      <w:proofErr w:type="gramEnd"/>
+      <w:r>
+        <w:rPr>
+          <w:rFonts w:cs="Times New Roman"/>
+          <w:szCs w:val="28"/>
+        </w:rPr>
+        <w:t xml:space="preserve"> для индексации документов с полями, содержащими массивы, JSONB или текстовые данные для полнотекстового поиска.</w:t>
       </w:r>
     </w:p>
     <w:p>
@@ -5776,12 +7808,21 @@
         </w:rPr>
         <w:t>Применение</w:t>
       </w:r>
-      <w:r>
-        <w:rPr>
-          <w:rFonts w:cs="Times New Roman"/>
-          <w:szCs w:val="28"/>
-        </w:rPr>
-        <w:t>: Используется для индексации данных, которые не могут быть эффективно обработаны с помощью обычного B-</w:t>
+      <w:proofErr w:type="gramStart"/>
+      <w:r>
+        <w:rPr>
+          <w:rFonts w:cs="Times New Roman"/>
+          <w:szCs w:val="28"/>
+        </w:rPr>
+        <w:t>: Используется</w:t>
+      </w:r>
+      <w:proofErr w:type="gramEnd"/>
+      <w:r>
+        <w:rPr>
+          <w:rFonts w:cs="Times New Roman"/>
+          <w:szCs w:val="28"/>
+        </w:rPr>
+        <w:t xml:space="preserve"> для индексации данных, которые не могут быть эффективно обработаны с помощью обычного B-</w:t>
       </w:r>
       <w:proofErr w:type="spellStart"/>
       <w:r>
@@ -5891,12 +7932,21 @@
         </w:rPr>
         <w:t>Применение</w:t>
       </w:r>
-      <w:r>
-        <w:rPr>
-          <w:rFonts w:cs="Times New Roman"/>
-          <w:szCs w:val="28"/>
-        </w:rPr>
-        <w:t>: Для индексации данных, которые могут быть разделены на несколько областей, таких как географические данные (например, точки в пространстве).</w:t>
+      <w:proofErr w:type="gramStart"/>
+      <w:r>
+        <w:rPr>
+          <w:rFonts w:cs="Times New Roman"/>
+          <w:szCs w:val="28"/>
+        </w:rPr>
+        <w:t>: Для</w:t>
+      </w:r>
+      <w:proofErr w:type="gramEnd"/>
+      <w:r>
+        <w:rPr>
+          <w:rFonts w:cs="Times New Roman"/>
+          <w:szCs w:val="28"/>
+        </w:rPr>
+        <w:t xml:space="preserve"> индексации данных, которые могут быть разделены на несколько областей, таких как географические данные (например, точки в пространстве).</w:t>
       </w:r>
     </w:p>
     <w:p>
@@ -5919,12 +7969,21 @@
         </w:rPr>
         <w:t>Эффективность</w:t>
       </w:r>
-      <w:r>
-        <w:rPr>
-          <w:rFonts w:cs="Times New Roman"/>
-          <w:szCs w:val="28"/>
-        </w:rPr>
-        <w:t xml:space="preserve">: Подходит для </w:t>
+      <w:proofErr w:type="gramStart"/>
+      <w:r>
+        <w:rPr>
+          <w:rFonts w:cs="Times New Roman"/>
+          <w:szCs w:val="28"/>
+        </w:rPr>
+        <w:t>: Подходит</w:t>
+      </w:r>
+      <w:proofErr w:type="gramEnd"/>
+      <w:r>
+        <w:rPr>
+          <w:rFonts w:cs="Times New Roman"/>
+          <w:szCs w:val="28"/>
+        </w:rPr>
+        <w:t xml:space="preserve"> для </w:t>
       </w:r>
       <w:proofErr w:type="spellStart"/>
       <w:r>
@@ -5940,23 +7999,7 @@
           <w:rFonts w:cs="Times New Roman"/>
           <w:szCs w:val="28"/>
         </w:rPr>
-        <w:t xml:space="preserve"> данных, например, для </w:t>
-      </w:r>
-      <w:proofErr w:type="spellStart"/>
-      <w:r>
-        <w:rPr>
-          <w:rFonts w:cs="Times New Roman"/>
-          <w:szCs w:val="28"/>
-        </w:rPr>
-        <w:t>геопространственных</w:t>
-      </w:r>
-      <w:proofErr w:type="spellEnd"/>
-      <w:r>
-        <w:rPr>
-          <w:rFonts w:cs="Times New Roman"/>
-          <w:szCs w:val="28"/>
-        </w:rPr>
-        <w:t xml:space="preserve"> запросов.</w:t>
+        <w:t xml:space="preserve"> данных, например, для геопространственных запросов.</w:t>
       </w:r>
     </w:p>
     <w:p>
@@ -6023,12 +8066,21 @@
         <w:lastRenderedPageBreak/>
         <w:t>Применение</w:t>
       </w:r>
-      <w:r>
-        <w:rPr>
-          <w:rFonts w:cs="Times New Roman"/>
-          <w:szCs w:val="28"/>
-        </w:rPr>
-        <w:t>: Используется для очень больших таблиц, где данные имеют порядок или могут быть эффективно объединены в блоки (например, временные метки или отсортированные данные).</w:t>
+      <w:proofErr w:type="gramStart"/>
+      <w:r>
+        <w:rPr>
+          <w:rFonts w:cs="Times New Roman"/>
+          <w:szCs w:val="28"/>
+        </w:rPr>
+        <w:t>: Используется</w:t>
+      </w:r>
+      <w:proofErr w:type="gramEnd"/>
+      <w:r>
+        <w:rPr>
+          <w:rFonts w:cs="Times New Roman"/>
+          <w:szCs w:val="28"/>
+        </w:rPr>
+        <w:t xml:space="preserve"> для очень больших таблиц, где данные имеют порядок или могут быть эффективно объединены в блоки (например, временные метки или отсортированные данные).</w:t>
       </w:r>
     </w:p>
     <w:p>
@@ -6051,12 +8103,21 @@
         </w:rPr>
         <w:t>Эффективность</w:t>
       </w:r>
-      <w:r>
-        <w:rPr>
-          <w:rFonts w:cs="Times New Roman"/>
-          <w:szCs w:val="28"/>
-        </w:rPr>
-        <w:t>: Очень эффективен при работе с таблицами, содержащими огромные объемы данных, где данные физически упорядочены по определенному признаку.</w:t>
+      <w:proofErr w:type="gramStart"/>
+      <w:r>
+        <w:rPr>
+          <w:rFonts w:cs="Times New Roman"/>
+          <w:szCs w:val="28"/>
+        </w:rPr>
+        <w:t>: Очень</w:t>
+      </w:r>
+      <w:proofErr w:type="gramEnd"/>
+      <w:r>
+        <w:rPr>
+          <w:rFonts w:cs="Times New Roman"/>
+          <w:szCs w:val="28"/>
+        </w:rPr>
+        <w:t xml:space="preserve"> эффективен при работе с таблицами, содержащими огромные объемы данных, где данные физически упорядочены по определенному признаку.</w:t>
       </w:r>
     </w:p>
     <w:p>
@@ -6173,12 +8234,21 @@
         </w:rPr>
         <w:t>NOT NULL</w:t>
       </w:r>
-      <w:r>
-        <w:rPr>
-          <w:rFonts w:cs="Times New Roman"/>
-          <w:szCs w:val="28"/>
-        </w:rPr>
-        <w:t>: Обеспечивает, что столбец не может содержать пустые значения (NULL).</w:t>
+      <w:proofErr w:type="gramStart"/>
+      <w:r>
+        <w:rPr>
+          <w:rFonts w:cs="Times New Roman"/>
+          <w:szCs w:val="28"/>
+        </w:rPr>
+        <w:t>: Обеспечивает</w:t>
+      </w:r>
+      <w:proofErr w:type="gramEnd"/>
+      <w:r>
+        <w:rPr>
+          <w:rFonts w:cs="Times New Roman"/>
+          <w:szCs w:val="28"/>
+        </w:rPr>
+        <w:t>, что столбец не может содержать пустые значения (NULL).</w:t>
       </w:r>
     </w:p>
     <w:p>
@@ -6201,12 +8271,21 @@
         </w:rPr>
         <w:t>UNIQUE</w:t>
       </w:r>
-      <w:r>
-        <w:rPr>
-          <w:rFonts w:cs="Times New Roman"/>
-          <w:szCs w:val="28"/>
-        </w:rPr>
-        <w:t>: Гарантирует, что все значения в столбце или комбинации столбцов будут уникальными.</w:t>
+      <w:proofErr w:type="gramStart"/>
+      <w:r>
+        <w:rPr>
+          <w:rFonts w:cs="Times New Roman"/>
+          <w:szCs w:val="28"/>
+        </w:rPr>
+        <w:t>: Гарантирует</w:t>
+      </w:r>
+      <w:proofErr w:type="gramEnd"/>
+      <w:r>
+        <w:rPr>
+          <w:rFonts w:cs="Times New Roman"/>
+          <w:szCs w:val="28"/>
+        </w:rPr>
+        <w:t>, что все значения в столбце или комбинации столбцов будут уникальными.</w:t>
       </w:r>
     </w:p>
     <w:p>
@@ -6229,12 +8308,21 @@
         </w:rPr>
         <w:t>PRIMARY KEY</w:t>
       </w:r>
-      <w:r>
-        <w:rPr>
-          <w:rFonts w:cs="Times New Roman"/>
-          <w:szCs w:val="28"/>
-        </w:rPr>
-        <w:t xml:space="preserve">: Составляет уникальный идентификатор для каждой строки в таблице, сочетая ограничения </w:t>
+      <w:proofErr w:type="gramStart"/>
+      <w:r>
+        <w:rPr>
+          <w:rFonts w:cs="Times New Roman"/>
+          <w:szCs w:val="28"/>
+        </w:rPr>
+        <w:t>: Составляет</w:t>
+      </w:r>
+      <w:proofErr w:type="gramEnd"/>
+      <w:r>
+        <w:rPr>
+          <w:rFonts w:cs="Times New Roman"/>
+          <w:szCs w:val="28"/>
+        </w:rPr>
+        <w:t xml:space="preserve"> уникальный идентификатор для каждой строки в таблице, сочетая ограничения </w:t>
       </w:r>
       <w:r>
         <w:rPr>
@@ -6289,12 +8377,21 @@
         </w:rPr>
         <w:t>FOREIGN KEY</w:t>
       </w:r>
-      <w:r>
-        <w:rPr>
-          <w:rFonts w:cs="Times New Roman"/>
-          <w:szCs w:val="28"/>
-        </w:rPr>
-        <w:t>: Обеспечивает связь между таблицами, гарантируя, что значение в столбце соответствует значению в другом столбце (например, ссылка на другую таблицу).</w:t>
+      <w:proofErr w:type="gramStart"/>
+      <w:r>
+        <w:rPr>
+          <w:rFonts w:cs="Times New Roman"/>
+          <w:szCs w:val="28"/>
+        </w:rPr>
+        <w:t>: Обеспечивает</w:t>
+      </w:r>
+      <w:proofErr w:type="gramEnd"/>
+      <w:r>
+        <w:rPr>
+          <w:rFonts w:cs="Times New Roman"/>
+          <w:szCs w:val="28"/>
+        </w:rPr>
+        <w:t xml:space="preserve"> связь между таблицами, гарантируя, что значение в столбце соответствует значению в другом столбце (например, ссылка на другую таблицу).</w:t>
       </w:r>
     </w:p>
     <w:p>
@@ -6317,12 +8414,21 @@
         </w:rPr>
         <w:t>CHECK</w:t>
       </w:r>
-      <w:r>
-        <w:rPr>
-          <w:rFonts w:cs="Times New Roman"/>
-          <w:szCs w:val="28"/>
-        </w:rPr>
-        <w:t>: Устанавливает проверку значений в столбце по заданному условию.</w:t>
+      <w:proofErr w:type="gramStart"/>
+      <w:r>
+        <w:rPr>
+          <w:rFonts w:cs="Times New Roman"/>
+          <w:szCs w:val="28"/>
+        </w:rPr>
+        <w:t>: Устанавливает</w:t>
+      </w:r>
+      <w:proofErr w:type="gramEnd"/>
+      <w:r>
+        <w:rPr>
+          <w:rFonts w:cs="Times New Roman"/>
+          <w:szCs w:val="28"/>
+        </w:rPr>
+        <w:t xml:space="preserve"> проверку значений в столбце по заданному условию.</w:t>
       </w:r>
     </w:p>
     <w:p>
@@ -6836,12 +8942,21 @@
         <w:t>Scan</w:t>
       </w:r>
       <w:proofErr w:type="spellEnd"/>
-      <w:r>
-        <w:rPr>
-          <w:rFonts w:cs="Times New Roman"/>
-          <w:szCs w:val="28"/>
-        </w:rPr>
-        <w:t>: Указывает на использование индекса для запроса.</w:t>
+      <w:proofErr w:type="gramStart"/>
+      <w:r>
+        <w:rPr>
+          <w:rFonts w:cs="Times New Roman"/>
+          <w:szCs w:val="28"/>
+        </w:rPr>
+        <w:t>: Указывает</w:t>
+      </w:r>
+      <w:proofErr w:type="gramEnd"/>
+      <w:r>
+        <w:rPr>
+          <w:rFonts w:cs="Times New Roman"/>
+          <w:szCs w:val="28"/>
+        </w:rPr>
+        <w:t xml:space="preserve"> на использование индекса для запроса.</w:t>
       </w:r>
     </w:p>
     <w:p>
@@ -6884,12 +8999,21 @@
         <w:t>Scan</w:t>
       </w:r>
       <w:proofErr w:type="spellEnd"/>
-      <w:r>
-        <w:rPr>
-          <w:rFonts w:cs="Times New Roman"/>
-          <w:szCs w:val="28"/>
-        </w:rPr>
-        <w:t>: Указывает на полное сканирование таблицы (что может быть медленно, если таблица большая).</w:t>
+      <w:proofErr w:type="gramStart"/>
+      <w:r>
+        <w:rPr>
+          <w:rFonts w:cs="Times New Roman"/>
+          <w:szCs w:val="28"/>
+        </w:rPr>
+        <w:t>: Указывает</w:t>
+      </w:r>
+      <w:proofErr w:type="gramEnd"/>
+      <w:r>
+        <w:rPr>
+          <w:rFonts w:cs="Times New Roman"/>
+          <w:szCs w:val="28"/>
+        </w:rPr>
+        <w:t xml:space="preserve"> на полное сканирование таблицы (что может быть медленно, если таблица большая).</w:t>
       </w:r>
     </w:p>
     <w:p>
@@ -7576,7 +9700,7 @@
 </file>
 
 <file path=word/endnotes.xml><?xml version="1.0" encoding="utf-8"?>
-<w:endnotes xmlns:wpc="http://schemas.microsoft.com/office/word/2010/wordprocessingCanvas" xmlns:cx="http://schemas.microsoft.com/office/drawing/2014/chartex" xmlns:cx1="http://schemas.microsoft.com/office/drawing/2015/9/8/chartex" xmlns:cx2="http://schemas.microsoft.com/office/drawing/2015/10/21/chartex" xmlns:cx3="http://schemas.microsoft.com/office/drawing/2016/5/9/chartex" xmlns:cx4="http://schemas.microsoft.com/office/drawing/2016/5/10/chartex" xmlns:cx5="http://schemas.microsoft.com/office/drawing/2016/5/11/chartex" xmlns:cx6="http://schemas.microsoft.com/office/drawing/2016/5/12/chartex" xmlns:cx7="http://schemas.microsoft.com/office/drawing/2016/5/13/chartex" xmlns:cx8="http://schemas.microsoft.com/office/drawing/2016/5/14/chartex" xmlns:mc="http://schemas.openxmlformats.org/markup-compatibility/2006" xmlns:aink="http://schemas.microsoft.com/office/drawing/2016/ink" xmlns:am3d="http://schemas.microsoft.com/office/drawing/2017/model3d" xmlns:o="urn:schemas-microsoft-com:office:office" xmlns:r="http://schemas.openxmlformats.org/officeDocument/2006/relationships" xmlns:m="http://schemas.openxmlformats.org/officeDocument/2006/math" xmlns:v="urn:schemas-microsoft-com:vml" xmlns:wp14="http://schemas.microsoft.com/office/word/2010/wordprocessingDrawing" xmlns:wp="http://schemas.openxmlformats.org/drawingml/2006/wordprocessingDrawing" xmlns:w10="urn:schemas-microsoft-com:office:word" xmlns:w="http://schemas.openxmlformats.org/wordprocessingml/2006/main" xmlns:w14="http://schemas.microsoft.com/office/word/2010/wordml" xmlns:w15="http://schemas.microsoft.com/office/word/2012/wordml" xmlns:w16cex="http://schemas.microsoft.com/office/word/2018/wordml/cex" xmlns:w16cid="http://schemas.microsoft.com/office/word/2016/wordml/cid" xmlns:w16="http://schemas.microsoft.com/office/word/2018/wordml" xmlns:w16sdtdh="http://schemas.microsoft.com/office/word/2020/wordml/sdtdatahash" xmlns:w16se="http://schemas.microsoft.com/office/word/2015/wordml/symex" xmlns:wpg="http://schemas.microsoft.com/office/word/2010/wordprocessingGroup" xmlns:wpi="http://schemas.microsoft.com/office/word/2010/wordprocessingInk" xmlns:wne="http://schemas.microsoft.com/office/word/2006/wordml" xmlns:wps="http://schemas.microsoft.com/office/word/2010/wordprocessingShape" mc:Ignorable="w14 w15 w16se w16cid w16 w16cex w16sdtdh wp14">
+<w:endnotes xmlns:wpc="http://schemas.microsoft.com/office/word/2010/wordprocessingCanvas" xmlns:cx="http://schemas.microsoft.com/office/drawing/2014/chartex" xmlns:cx1="http://schemas.microsoft.com/office/drawing/2015/9/8/chartex" xmlns:cx2="http://schemas.microsoft.com/office/drawing/2015/10/21/chartex" xmlns:cx3="http://schemas.microsoft.com/office/drawing/2016/5/9/chartex" xmlns:cx4="http://schemas.microsoft.com/office/drawing/2016/5/10/chartex" xmlns:cx5="http://schemas.microsoft.com/office/drawing/2016/5/11/chartex" xmlns:cx6="http://schemas.microsoft.com/office/drawing/2016/5/12/chartex" xmlns:cx7="http://schemas.microsoft.com/office/drawing/2016/5/13/chartex" xmlns:cx8="http://schemas.microsoft.com/office/drawing/2016/5/14/chartex" xmlns:mc="http://schemas.openxmlformats.org/markup-compatibility/2006" xmlns:aink="http://schemas.microsoft.com/office/drawing/2016/ink" xmlns:am3d="http://schemas.microsoft.com/office/drawing/2017/model3d" xmlns:o="urn:schemas-microsoft-com:office:office" xmlns:oel="http://schemas.microsoft.com/office/2019/extlst" xmlns:r="http://schemas.openxmlformats.org/officeDocument/2006/relationships" xmlns:m="http://schemas.openxmlformats.org/officeDocument/2006/math" xmlns:v="urn:schemas-microsoft-com:vml" xmlns:wp14="http://schemas.microsoft.com/office/word/2010/wordprocessingDrawing" xmlns:wp="http://schemas.openxmlformats.org/drawingml/2006/wordprocessingDrawing" xmlns:w10="urn:schemas-microsoft-com:office:word" xmlns:w="http://schemas.openxmlformats.org/wordprocessingml/2006/main" xmlns:w14="http://schemas.microsoft.com/office/word/2010/wordml" xmlns:w15="http://schemas.microsoft.com/office/word/2012/wordml" xmlns:w16cex="http://schemas.microsoft.com/office/word/2018/wordml/cex" xmlns:w16cid="http://schemas.microsoft.com/office/word/2016/wordml/cid" xmlns:w16="http://schemas.microsoft.com/office/word/2018/wordml" xmlns:w16du="http://schemas.microsoft.com/office/word/2023/wordml/word16du" xmlns:w16sdtdh="http://schemas.microsoft.com/office/word/2020/wordml/sdtdatahash" xmlns:w16sdtfl="http://schemas.microsoft.com/office/word/2024/wordml/sdtformatlock" xmlns:w16se="http://schemas.microsoft.com/office/word/2015/wordml/symex" xmlns:wpg="http://schemas.microsoft.com/office/word/2010/wordprocessingGroup" xmlns:wpi="http://schemas.microsoft.com/office/word/2010/wordprocessingInk" xmlns:wne="http://schemas.microsoft.com/office/word/2006/wordml" xmlns:wps="http://schemas.microsoft.com/office/word/2010/wordprocessingShape" mc:Ignorable="w14 w15 w16se w16cid w16 w16cex w16sdtdh w16sdtfl w16du wp14">
   <w:endnote w:type="separator" w:id="-1">
     <w:p>
       <w:r>
@@ -7595,7 +9719,7 @@
 </file>
 
 <file path=word/footer1.xml><?xml version="1.0" encoding="utf-8"?>
-<w:ftr xmlns:wpc="http://schemas.microsoft.com/office/word/2010/wordprocessingCanvas" xmlns:cx="http://schemas.microsoft.com/office/drawing/2014/chartex" xmlns:cx1="http://schemas.microsoft.com/office/drawing/2015/9/8/chartex" xmlns:cx2="http://schemas.microsoft.com/office/drawing/2015/10/21/chartex" xmlns:cx3="http://schemas.microsoft.com/office/drawing/2016/5/9/chartex" xmlns:cx4="http://schemas.microsoft.com/office/drawing/2016/5/10/chartex" xmlns:cx5="http://schemas.microsoft.com/office/drawing/2016/5/11/chartex" xmlns:cx6="http://schemas.microsoft.com/office/drawing/2016/5/12/chartex" xmlns:cx7="http://schemas.microsoft.com/office/drawing/2016/5/13/chartex" xmlns:cx8="http://schemas.microsoft.com/office/drawing/2016/5/14/chartex" xmlns:mc="http://schemas.openxmlformats.org/markup-compatibility/2006" xmlns:aink="http://schemas.microsoft.com/office/drawing/2016/ink" xmlns:am3d="http://schemas.microsoft.com/office/drawing/2017/model3d" xmlns:o="urn:schemas-microsoft-com:office:office" xmlns:r="http://schemas.openxmlformats.org/officeDocument/2006/relationships" xmlns:m="http://schemas.openxmlformats.org/officeDocument/2006/math" xmlns:v="urn:schemas-microsoft-com:vml" xmlns:wp14="http://schemas.microsoft.com/office/word/2010/wordprocessingDrawing" xmlns:wp="http://schemas.openxmlformats.org/drawingml/2006/wordprocessingDrawing" xmlns:w10="urn:schemas-microsoft-com:office:word" xmlns:w="http://schemas.openxmlformats.org/wordprocessingml/2006/main" xmlns:w14="http://schemas.microsoft.com/office/word/2010/wordml" xmlns:w15="http://schemas.microsoft.com/office/word/2012/wordml" xmlns:w16cex="http://schemas.microsoft.com/office/word/2018/wordml/cex" xmlns:w16cid="http://schemas.microsoft.com/office/word/2016/wordml/cid" xmlns:w16="http://schemas.microsoft.com/office/word/2018/wordml" xmlns:w16sdtdh="http://schemas.microsoft.com/office/word/2020/wordml/sdtdatahash" xmlns:w16se="http://schemas.microsoft.com/office/word/2015/wordml/symex" xmlns:wpg="http://schemas.microsoft.com/office/word/2010/wordprocessingGroup" xmlns:wpi="http://schemas.microsoft.com/office/word/2010/wordprocessingInk" xmlns:wne="http://schemas.microsoft.com/office/word/2006/wordml" xmlns:wps="http://schemas.microsoft.com/office/word/2010/wordprocessingShape" mc:Ignorable="w14 w15 w16se w16cid w16 w16cex w16sdtdh wp14">
+<w:ftr xmlns:wpc="http://schemas.microsoft.com/office/word/2010/wordprocessingCanvas" xmlns:cx="http://schemas.microsoft.com/office/drawing/2014/chartex" xmlns:cx1="http://schemas.microsoft.com/office/drawing/2015/9/8/chartex" xmlns:cx2="http://schemas.microsoft.com/office/drawing/2015/10/21/chartex" xmlns:cx3="http://schemas.microsoft.com/office/drawing/2016/5/9/chartex" xmlns:cx4="http://schemas.microsoft.com/office/drawing/2016/5/10/chartex" xmlns:cx5="http://schemas.microsoft.com/office/drawing/2016/5/11/chartex" xmlns:cx6="http://schemas.microsoft.com/office/drawing/2016/5/12/chartex" xmlns:cx7="http://schemas.microsoft.com/office/drawing/2016/5/13/chartex" xmlns:cx8="http://schemas.microsoft.com/office/drawing/2016/5/14/chartex" xmlns:mc="http://schemas.openxmlformats.org/markup-compatibility/2006" xmlns:aink="http://schemas.microsoft.com/office/drawing/2016/ink" xmlns:am3d="http://schemas.microsoft.com/office/drawing/2017/model3d" xmlns:o="urn:schemas-microsoft-com:office:office" xmlns:oel="http://schemas.microsoft.com/office/2019/extlst" xmlns:r="http://schemas.openxmlformats.org/officeDocument/2006/relationships" xmlns:m="http://schemas.openxmlformats.org/officeDocument/2006/math" xmlns:v="urn:schemas-microsoft-com:vml" xmlns:wp14="http://schemas.microsoft.com/office/word/2010/wordprocessingDrawing" xmlns:wp="http://schemas.openxmlformats.org/drawingml/2006/wordprocessingDrawing" xmlns:w10="urn:schemas-microsoft-com:office:word" xmlns:w="http://schemas.openxmlformats.org/wordprocessingml/2006/main" xmlns:w14="http://schemas.microsoft.com/office/word/2010/wordml" xmlns:w15="http://schemas.microsoft.com/office/word/2012/wordml" xmlns:w16cex="http://schemas.microsoft.com/office/word/2018/wordml/cex" xmlns:w16cid="http://schemas.microsoft.com/office/word/2016/wordml/cid" xmlns:w16="http://schemas.microsoft.com/office/word/2018/wordml" xmlns:w16du="http://schemas.microsoft.com/office/word/2023/wordml/word16du" xmlns:w16sdtdh="http://schemas.microsoft.com/office/word/2020/wordml/sdtdatahash" xmlns:w16sdtfl="http://schemas.microsoft.com/office/word/2024/wordml/sdtformatlock" xmlns:w16se="http://schemas.microsoft.com/office/word/2015/wordml/symex" xmlns:wpg="http://schemas.microsoft.com/office/word/2010/wordprocessingGroup" xmlns:wpi="http://schemas.microsoft.com/office/word/2010/wordprocessingInk" xmlns:wne="http://schemas.microsoft.com/office/word/2006/wordml" xmlns:wps="http://schemas.microsoft.com/office/word/2010/wordprocessingShape" mc:Ignorable="w14 w15 w16se w16cid w16 w16cex w16sdtdh w16sdtfl w16du wp14">
   <w:p>
     <w:pPr>
       <w:spacing w:line="360" w:lineRule="auto"/>
@@ -7656,7 +9780,7 @@
 </file>
 
 <file path=word/footnotes.xml><?xml version="1.0" encoding="utf-8"?>
-<w:footnotes xmlns:wpc="http://schemas.microsoft.com/office/word/2010/wordprocessingCanvas" xmlns:cx="http://schemas.microsoft.com/office/drawing/2014/chartex" xmlns:cx1="http://schemas.microsoft.com/office/drawing/2015/9/8/chartex" xmlns:cx2="http://schemas.microsoft.com/office/drawing/2015/10/21/chartex" xmlns:cx3="http://schemas.microsoft.com/office/drawing/2016/5/9/chartex" xmlns:cx4="http://schemas.microsoft.com/office/drawing/2016/5/10/chartex" xmlns:cx5="http://schemas.microsoft.com/office/drawing/2016/5/11/chartex" xmlns:cx6="http://schemas.microsoft.com/office/drawing/2016/5/12/chartex" xmlns:cx7="http://schemas.microsoft.com/office/drawing/2016/5/13/chartex" xmlns:cx8="http://schemas.microsoft.com/office/drawing/2016/5/14/chartex" xmlns:mc="http://schemas.openxmlformats.org/markup-compatibility/2006" xmlns:aink="http://schemas.microsoft.com/office/drawing/2016/ink" xmlns:am3d="http://schemas.microsoft.com/office/drawing/2017/model3d" xmlns:o="urn:schemas-microsoft-com:office:office" xmlns:r="http://schemas.openxmlformats.org/officeDocument/2006/relationships" xmlns:m="http://schemas.openxmlformats.org/officeDocument/2006/math" xmlns:v="urn:schemas-microsoft-com:vml" xmlns:wp14="http://schemas.microsoft.com/office/word/2010/wordprocessingDrawing" xmlns:wp="http://schemas.openxmlformats.org/drawingml/2006/wordprocessingDrawing" xmlns:w10="urn:schemas-microsoft-com:office:word" xmlns:w="http://schemas.openxmlformats.org/wordprocessingml/2006/main" xmlns:w14="http://schemas.microsoft.com/office/word/2010/wordml" xmlns:w15="http://schemas.microsoft.com/office/word/2012/wordml" xmlns:w16cex="http://schemas.microsoft.com/office/word/2018/wordml/cex" xmlns:w16cid="http://schemas.microsoft.com/office/word/2016/wordml/cid" xmlns:w16="http://schemas.microsoft.com/office/word/2018/wordml" xmlns:w16sdtdh="http://schemas.microsoft.com/office/word/2020/wordml/sdtdatahash" xmlns:w16se="http://schemas.microsoft.com/office/word/2015/wordml/symex" xmlns:wpg="http://schemas.microsoft.com/office/word/2010/wordprocessingGroup" xmlns:wpi="http://schemas.microsoft.com/office/word/2010/wordprocessingInk" xmlns:wne="http://schemas.microsoft.com/office/word/2006/wordml" xmlns:wps="http://schemas.microsoft.com/office/word/2010/wordprocessingShape" mc:Ignorable="w14 w15 w16se w16cid w16 w16cex w16sdtdh wp14">
+<w:footnotes xmlns:wpc="http://schemas.microsoft.com/office/word/2010/wordprocessingCanvas" xmlns:cx="http://schemas.microsoft.com/office/drawing/2014/chartex" xmlns:cx1="http://schemas.microsoft.com/office/drawing/2015/9/8/chartex" xmlns:cx2="http://schemas.microsoft.com/office/drawing/2015/10/21/chartex" xmlns:cx3="http://schemas.microsoft.com/office/drawing/2016/5/9/chartex" xmlns:cx4="http://schemas.microsoft.com/office/drawing/2016/5/10/chartex" xmlns:cx5="http://schemas.microsoft.com/office/drawing/2016/5/11/chartex" xmlns:cx6="http://schemas.microsoft.com/office/drawing/2016/5/12/chartex" xmlns:cx7="http://schemas.microsoft.com/office/drawing/2016/5/13/chartex" xmlns:cx8="http://schemas.microsoft.com/office/drawing/2016/5/14/chartex" xmlns:mc="http://schemas.openxmlformats.org/markup-compatibility/2006" xmlns:aink="http://schemas.microsoft.com/office/drawing/2016/ink" xmlns:am3d="http://schemas.microsoft.com/office/drawing/2017/model3d" xmlns:o="urn:schemas-microsoft-com:office:office" xmlns:oel="http://schemas.microsoft.com/office/2019/extlst" xmlns:r="http://schemas.openxmlformats.org/officeDocument/2006/relationships" xmlns:m="http://schemas.openxmlformats.org/officeDocument/2006/math" xmlns:v="urn:schemas-microsoft-com:vml" xmlns:wp14="http://schemas.microsoft.com/office/word/2010/wordprocessingDrawing" xmlns:wp="http://schemas.openxmlformats.org/drawingml/2006/wordprocessingDrawing" xmlns:w10="urn:schemas-microsoft-com:office:word" xmlns:w="http://schemas.openxmlformats.org/wordprocessingml/2006/main" xmlns:w14="http://schemas.microsoft.com/office/word/2010/wordml" xmlns:w15="http://schemas.microsoft.com/office/word/2012/wordml" xmlns:w16cex="http://schemas.microsoft.com/office/word/2018/wordml/cex" xmlns:w16cid="http://schemas.microsoft.com/office/word/2016/wordml/cid" xmlns:w16="http://schemas.microsoft.com/office/word/2018/wordml" xmlns:w16du="http://schemas.microsoft.com/office/word/2023/wordml/word16du" xmlns:w16sdtdh="http://schemas.microsoft.com/office/word/2020/wordml/sdtdatahash" xmlns:w16sdtfl="http://schemas.microsoft.com/office/word/2024/wordml/sdtformatlock" xmlns:w16se="http://schemas.microsoft.com/office/word/2015/wordml/symex" xmlns:wpg="http://schemas.microsoft.com/office/word/2010/wordprocessingGroup" xmlns:wpi="http://schemas.microsoft.com/office/word/2010/wordprocessingInk" xmlns:wne="http://schemas.microsoft.com/office/word/2006/wordml" xmlns:wps="http://schemas.microsoft.com/office/word/2010/wordprocessingShape" mc:Ignorable="w14 w15 w16se w16cid w16 w16cex w16sdtdh w16sdtfl w16du wp14">
   <w:footnote w:type="separator" w:id="-1">
     <w:p>
       <w:r>
@@ -7675,7 +9799,7 @@
 </file>
 
 <file path=word/header1.xml><?xml version="1.0" encoding="utf-8"?>
-<w:hdr xmlns:wpc="http://schemas.microsoft.com/office/word/2010/wordprocessingCanvas" xmlns:cx="http://schemas.microsoft.com/office/drawing/2014/chartex" xmlns:cx1="http://schemas.microsoft.com/office/drawing/2015/9/8/chartex" xmlns:cx2="http://schemas.microsoft.com/office/drawing/2015/10/21/chartex" xmlns:cx3="http://schemas.microsoft.com/office/drawing/2016/5/9/chartex" xmlns:cx4="http://schemas.microsoft.com/office/drawing/2016/5/10/chartex" xmlns:cx5="http://schemas.microsoft.com/office/drawing/2016/5/11/chartex" xmlns:cx6="http://schemas.microsoft.com/office/drawing/2016/5/12/chartex" xmlns:cx7="http://schemas.microsoft.com/office/drawing/2016/5/13/chartex" xmlns:cx8="http://schemas.microsoft.com/office/drawing/2016/5/14/chartex" xmlns:mc="http://schemas.openxmlformats.org/markup-compatibility/2006" xmlns:aink="http://schemas.microsoft.com/office/drawing/2016/ink" xmlns:am3d="http://schemas.microsoft.com/office/drawing/2017/model3d" xmlns:o="urn:schemas-microsoft-com:office:office" xmlns:r="http://schemas.openxmlformats.org/officeDocument/2006/relationships" xmlns:m="http://schemas.openxmlformats.org/officeDocument/2006/math" xmlns:v="urn:schemas-microsoft-com:vml" xmlns:wp14="http://schemas.microsoft.com/office/word/2010/wordprocessingDrawing" xmlns:wp="http://schemas.openxmlformats.org/drawingml/2006/wordprocessingDrawing" xmlns:w10="urn:schemas-microsoft-com:office:word" xmlns:w="http://schemas.openxmlformats.org/wordprocessingml/2006/main" xmlns:w14="http://schemas.microsoft.com/office/word/2010/wordml" xmlns:w15="http://schemas.microsoft.com/office/word/2012/wordml" xmlns:w16cex="http://schemas.microsoft.com/office/word/2018/wordml/cex" xmlns:w16cid="http://schemas.microsoft.com/office/word/2016/wordml/cid" xmlns:w16="http://schemas.microsoft.com/office/word/2018/wordml" xmlns:w16sdtdh="http://schemas.microsoft.com/office/word/2020/wordml/sdtdatahash" xmlns:w16se="http://schemas.microsoft.com/office/word/2015/wordml/symex" xmlns:wpg="http://schemas.microsoft.com/office/word/2010/wordprocessingGroup" xmlns:wpi="http://schemas.microsoft.com/office/word/2010/wordprocessingInk" xmlns:wne="http://schemas.microsoft.com/office/word/2006/wordml" xmlns:wps="http://schemas.microsoft.com/office/word/2010/wordprocessingShape" mc:Ignorable="w14 w15 w16se w16cid w16 w16cex w16sdtdh wp14">
+<w:hdr xmlns:wpc="http://schemas.microsoft.com/office/word/2010/wordprocessingCanvas" xmlns:cx="http://schemas.microsoft.com/office/drawing/2014/chartex" xmlns:cx1="http://schemas.microsoft.com/office/drawing/2015/9/8/chartex" xmlns:cx2="http://schemas.microsoft.com/office/drawing/2015/10/21/chartex" xmlns:cx3="http://schemas.microsoft.com/office/drawing/2016/5/9/chartex" xmlns:cx4="http://schemas.microsoft.com/office/drawing/2016/5/10/chartex" xmlns:cx5="http://schemas.microsoft.com/office/drawing/2016/5/11/chartex" xmlns:cx6="http://schemas.microsoft.com/office/drawing/2016/5/12/chartex" xmlns:cx7="http://schemas.microsoft.com/office/drawing/2016/5/13/chartex" xmlns:cx8="http://schemas.microsoft.com/office/drawing/2016/5/14/chartex" xmlns:mc="http://schemas.openxmlformats.org/markup-compatibility/2006" xmlns:aink="http://schemas.microsoft.com/office/drawing/2016/ink" xmlns:am3d="http://schemas.microsoft.com/office/drawing/2017/model3d" xmlns:o="urn:schemas-microsoft-com:office:office" xmlns:oel="http://schemas.microsoft.com/office/2019/extlst" xmlns:r="http://schemas.openxmlformats.org/officeDocument/2006/relationships" xmlns:m="http://schemas.openxmlformats.org/officeDocument/2006/math" xmlns:v="urn:schemas-microsoft-com:vml" xmlns:wp14="http://schemas.microsoft.com/office/word/2010/wordprocessingDrawing" xmlns:wp="http://schemas.openxmlformats.org/drawingml/2006/wordprocessingDrawing" xmlns:w10="urn:schemas-microsoft-com:office:word" xmlns:w="http://schemas.openxmlformats.org/wordprocessingml/2006/main" xmlns:w14="http://schemas.microsoft.com/office/word/2010/wordml" xmlns:w15="http://schemas.microsoft.com/office/word/2012/wordml" xmlns:w16cex="http://schemas.microsoft.com/office/word/2018/wordml/cex" xmlns:w16cid="http://schemas.microsoft.com/office/word/2016/wordml/cid" xmlns:w16="http://schemas.microsoft.com/office/word/2018/wordml" xmlns:w16du="http://schemas.microsoft.com/office/word/2023/wordml/word16du" xmlns:w16sdtdh="http://schemas.microsoft.com/office/word/2020/wordml/sdtdatahash" xmlns:w16sdtfl="http://schemas.microsoft.com/office/word/2024/wordml/sdtformatlock" xmlns:w16se="http://schemas.microsoft.com/office/word/2015/wordml/symex" xmlns:wpg="http://schemas.microsoft.com/office/word/2010/wordprocessingGroup" xmlns:wpi="http://schemas.microsoft.com/office/word/2010/wordprocessingInk" xmlns:wne="http://schemas.microsoft.com/office/word/2006/wordml" xmlns:wps="http://schemas.microsoft.com/office/word/2010/wordprocessingShape" mc:Ignorable="w14 w15 w16se w16cid w16 w16cex w16sdtdh w16sdtfl w16du wp14">
   <w:p>
     <w:pPr>
       <w:pStyle w:val="a5"/>
@@ -7686,7 +9810,7 @@
 </file>
 
 <file path=word/header2.xml><?xml version="1.0" encoding="utf-8"?>
-<w:hdr xmlns:wpc="http://schemas.microsoft.com/office/word/2010/wordprocessingCanvas" xmlns:cx="http://schemas.microsoft.com/office/drawing/2014/chartex" xmlns:cx1="http://schemas.microsoft.com/office/drawing/2015/9/8/chartex" xmlns:cx2="http://schemas.microsoft.com/office/drawing/2015/10/21/chartex" xmlns:cx3="http://schemas.microsoft.com/office/drawing/2016/5/9/chartex" xmlns:cx4="http://schemas.microsoft.com/office/drawing/2016/5/10/chartex" xmlns:cx5="http://schemas.microsoft.com/office/drawing/2016/5/11/chartex" xmlns:cx6="http://schemas.microsoft.com/office/drawing/2016/5/12/chartex" xmlns:cx7="http://schemas.microsoft.com/office/drawing/2016/5/13/chartex" xmlns:cx8="http://schemas.microsoft.com/office/drawing/2016/5/14/chartex" xmlns:mc="http://schemas.openxmlformats.org/markup-compatibility/2006" xmlns:aink="http://schemas.microsoft.com/office/drawing/2016/ink" xmlns:am3d="http://schemas.microsoft.com/office/drawing/2017/model3d" xmlns:o="urn:schemas-microsoft-com:office:office" xmlns:r="http://schemas.openxmlformats.org/officeDocument/2006/relationships" xmlns:m="http://schemas.openxmlformats.org/officeDocument/2006/math" xmlns:v="urn:schemas-microsoft-com:vml" xmlns:wp14="http://schemas.microsoft.com/office/word/2010/wordprocessingDrawing" xmlns:wp="http://schemas.openxmlformats.org/drawingml/2006/wordprocessingDrawing" xmlns:w10="urn:schemas-microsoft-com:office:word" xmlns:w="http://schemas.openxmlformats.org/wordprocessingml/2006/main" xmlns:w14="http://schemas.microsoft.com/office/word/2010/wordml" xmlns:w15="http://schemas.microsoft.com/office/word/2012/wordml" xmlns:w16cex="http://schemas.microsoft.com/office/word/2018/wordml/cex" xmlns:w16cid="http://schemas.microsoft.com/office/word/2016/wordml/cid" xmlns:w16="http://schemas.microsoft.com/office/word/2018/wordml" xmlns:w16sdtdh="http://schemas.microsoft.com/office/word/2020/wordml/sdtdatahash" xmlns:w16se="http://schemas.microsoft.com/office/word/2015/wordml/symex" xmlns:wpg="http://schemas.microsoft.com/office/word/2010/wordprocessingGroup" xmlns:wpi="http://schemas.microsoft.com/office/word/2010/wordprocessingInk" xmlns:wne="http://schemas.microsoft.com/office/word/2006/wordml" xmlns:wps="http://schemas.microsoft.com/office/word/2010/wordprocessingShape" mc:Ignorable="w14 w15 w16se w16cid w16 w16cex w16sdtdh wp14">
+<w:hdr xmlns:wpc="http://schemas.microsoft.com/office/word/2010/wordprocessingCanvas" xmlns:cx="http://schemas.microsoft.com/office/drawing/2014/chartex" xmlns:cx1="http://schemas.microsoft.com/office/drawing/2015/9/8/chartex" xmlns:cx2="http://schemas.microsoft.com/office/drawing/2015/10/21/chartex" xmlns:cx3="http://schemas.microsoft.com/office/drawing/2016/5/9/chartex" xmlns:cx4="http://schemas.microsoft.com/office/drawing/2016/5/10/chartex" xmlns:cx5="http://schemas.microsoft.com/office/drawing/2016/5/11/chartex" xmlns:cx6="http://schemas.microsoft.com/office/drawing/2016/5/12/chartex" xmlns:cx7="http://schemas.microsoft.com/office/drawing/2016/5/13/chartex" xmlns:cx8="http://schemas.microsoft.com/office/drawing/2016/5/14/chartex" xmlns:mc="http://schemas.openxmlformats.org/markup-compatibility/2006" xmlns:aink="http://schemas.microsoft.com/office/drawing/2016/ink" xmlns:am3d="http://schemas.microsoft.com/office/drawing/2017/model3d" xmlns:o="urn:schemas-microsoft-com:office:office" xmlns:oel="http://schemas.microsoft.com/office/2019/extlst" xmlns:r="http://schemas.openxmlformats.org/officeDocument/2006/relationships" xmlns:m="http://schemas.openxmlformats.org/officeDocument/2006/math" xmlns:v="urn:schemas-microsoft-com:vml" xmlns:wp14="http://schemas.microsoft.com/office/word/2010/wordprocessingDrawing" xmlns:wp="http://schemas.openxmlformats.org/drawingml/2006/wordprocessingDrawing" xmlns:w10="urn:schemas-microsoft-com:office:word" xmlns:w="http://schemas.openxmlformats.org/wordprocessingml/2006/main" xmlns:w14="http://schemas.microsoft.com/office/word/2010/wordml" xmlns:w15="http://schemas.microsoft.com/office/word/2012/wordml" xmlns:w16cex="http://schemas.microsoft.com/office/word/2018/wordml/cex" xmlns:w16cid="http://schemas.microsoft.com/office/word/2016/wordml/cid" xmlns:w16="http://schemas.microsoft.com/office/word/2018/wordml" xmlns:w16du="http://schemas.microsoft.com/office/word/2023/wordml/word16du" xmlns:w16sdtdh="http://schemas.microsoft.com/office/word/2020/wordml/sdtdatahash" xmlns:w16sdtfl="http://schemas.microsoft.com/office/word/2024/wordml/sdtformatlock" xmlns:w16se="http://schemas.microsoft.com/office/word/2015/wordml/symex" xmlns:wpg="http://schemas.microsoft.com/office/word/2010/wordprocessingGroup" xmlns:wpi="http://schemas.microsoft.com/office/word/2010/wordprocessingInk" xmlns:wne="http://schemas.microsoft.com/office/word/2006/wordml" xmlns:wps="http://schemas.microsoft.com/office/word/2010/wordprocessingShape" mc:Ignorable="w14 w15 w16se w16cid w16 w16cex w16sdtdh w16sdtfl w16du wp14">
   <w:p>
     <w:pPr>
       <w:pStyle w:val="a5"/>
@@ -7741,7 +9865,7 @@
 </file>
 
 <file path=word/numbering.xml><?xml version="1.0" encoding="utf-8"?>
-<w:numbering xmlns:wpc="http://schemas.microsoft.com/office/word/2010/wordprocessingCanvas" xmlns:cx="http://schemas.microsoft.com/office/drawing/2014/chartex" xmlns:cx1="http://schemas.microsoft.com/office/drawing/2015/9/8/chartex" xmlns:cx2="http://schemas.microsoft.com/office/drawing/2015/10/21/chartex" xmlns:cx3="http://schemas.microsoft.com/office/drawing/2016/5/9/chartex" xmlns:cx4="http://schemas.microsoft.com/office/drawing/2016/5/10/chartex" xmlns:cx5="http://schemas.microsoft.com/office/drawing/2016/5/11/chartex" xmlns:cx6="http://schemas.microsoft.com/office/drawing/2016/5/12/chartex" xmlns:cx7="http://schemas.microsoft.com/office/drawing/2016/5/13/chartex" xmlns:cx8="http://schemas.microsoft.com/office/drawing/2016/5/14/chartex" xmlns:mc="http://schemas.openxmlformats.org/markup-compatibility/2006" xmlns:aink="http://schemas.microsoft.com/office/drawing/2016/ink" xmlns:am3d="http://schemas.microsoft.com/office/drawing/2017/model3d" xmlns:o="urn:schemas-microsoft-com:office:office" xmlns:r="http://schemas.openxmlformats.org/officeDocument/2006/relationships" xmlns:m="http://schemas.openxmlformats.org/officeDocument/2006/math" xmlns:v="urn:schemas-microsoft-com:vml" xmlns:wp14="http://schemas.microsoft.com/office/word/2010/wordprocessingDrawing" xmlns:wp="http://schemas.openxmlformats.org/drawingml/2006/wordprocessingDrawing" xmlns:w10="urn:schemas-microsoft-com:office:word" xmlns:w="http://schemas.openxmlformats.org/wordprocessingml/2006/main" xmlns:w14="http://schemas.microsoft.com/office/word/2010/wordml" xmlns:w15="http://schemas.microsoft.com/office/word/2012/wordml" xmlns:w16cex="http://schemas.microsoft.com/office/word/2018/wordml/cex" xmlns:w16cid="http://schemas.microsoft.com/office/word/2016/wordml/cid" xmlns:w16="http://schemas.microsoft.com/office/word/2018/wordml" xmlns:w16sdtdh="http://schemas.microsoft.com/office/word/2020/wordml/sdtdatahash" xmlns:w16se="http://schemas.microsoft.com/office/word/2015/wordml/symex" xmlns:wpg="http://schemas.microsoft.com/office/word/2010/wordprocessingGroup" xmlns:wpi="http://schemas.microsoft.com/office/word/2010/wordprocessingInk" xmlns:wne="http://schemas.microsoft.com/office/word/2006/wordml" xmlns:wps="http://schemas.microsoft.com/office/word/2010/wordprocessingShape" mc:Ignorable="w14 w15 w16se w16cid w16 w16cex w16sdtdh wp14">
+<w:numbering xmlns:wpc="http://schemas.microsoft.com/office/word/2010/wordprocessingCanvas" xmlns:cx="http://schemas.microsoft.com/office/drawing/2014/chartex" xmlns:cx1="http://schemas.microsoft.com/office/drawing/2015/9/8/chartex" xmlns:cx2="http://schemas.microsoft.com/office/drawing/2015/10/21/chartex" xmlns:cx3="http://schemas.microsoft.com/office/drawing/2016/5/9/chartex" xmlns:cx4="http://schemas.microsoft.com/office/drawing/2016/5/10/chartex" xmlns:cx5="http://schemas.microsoft.com/office/drawing/2016/5/11/chartex" xmlns:cx6="http://schemas.microsoft.com/office/drawing/2016/5/12/chartex" xmlns:cx7="http://schemas.microsoft.com/office/drawing/2016/5/13/chartex" xmlns:cx8="http://schemas.microsoft.com/office/drawing/2016/5/14/chartex" xmlns:mc="http://schemas.openxmlformats.org/markup-compatibility/2006" xmlns:aink="http://schemas.microsoft.com/office/drawing/2016/ink" xmlns:am3d="http://schemas.microsoft.com/office/drawing/2017/model3d" xmlns:o="urn:schemas-microsoft-com:office:office" xmlns:oel="http://schemas.microsoft.com/office/2019/extlst" xmlns:r="http://schemas.openxmlformats.org/officeDocument/2006/relationships" xmlns:m="http://schemas.openxmlformats.org/officeDocument/2006/math" xmlns:v="urn:schemas-microsoft-com:vml" xmlns:wp14="http://schemas.microsoft.com/office/word/2010/wordprocessingDrawing" xmlns:wp="http://schemas.openxmlformats.org/drawingml/2006/wordprocessingDrawing" xmlns:w10="urn:schemas-microsoft-com:office:word" xmlns:w="http://schemas.openxmlformats.org/wordprocessingml/2006/main" xmlns:w14="http://schemas.microsoft.com/office/word/2010/wordml" xmlns:w15="http://schemas.microsoft.com/office/word/2012/wordml" xmlns:w16cex="http://schemas.microsoft.com/office/word/2018/wordml/cex" xmlns:w16cid="http://schemas.microsoft.com/office/word/2016/wordml/cid" xmlns:w16="http://schemas.microsoft.com/office/word/2018/wordml" xmlns:w16du="http://schemas.microsoft.com/office/word/2023/wordml/word16du" xmlns:w16sdtdh="http://schemas.microsoft.com/office/word/2020/wordml/sdtdatahash" xmlns:w16sdtfl="http://schemas.microsoft.com/office/word/2024/wordml/sdtformatlock" xmlns:w16se="http://schemas.microsoft.com/office/word/2015/wordml/symex" xmlns:wpg="http://schemas.microsoft.com/office/word/2010/wordprocessingGroup" xmlns:wpi="http://schemas.microsoft.com/office/word/2010/wordprocessingInk" xmlns:wne="http://schemas.microsoft.com/office/word/2006/wordml" xmlns:wps="http://schemas.microsoft.com/office/word/2010/wordprocessingShape" mc:Ignorable="w14 w15 w16se w16cid w16 w16cex w16sdtdh w16sdtfl w16du wp14">
   <w:abstractNum w:abstractNumId="0" w15:restartNumberingAfterBreak="0">
     <w:nsid w:val="AE821C10"/>
     <w:multiLevelType w:val="multilevel"/>
@@ -8637,6 +10761,602 @@
     </w:lvl>
   </w:abstractNum>
   <w:abstractNum w:abstractNumId="6" w15:restartNumberingAfterBreak="0">
+    <w:nsid w:val="0829484E"/>
+    <w:multiLevelType w:val="multilevel"/>
+    <w:tmpl w:val="4740DF1A"/>
+    <w:lvl w:ilvl="0">
+      <w:start w:val="1"/>
+      <w:numFmt w:val="bullet"/>
+      <w:lvlText w:val=""/>
+      <w:lvlJc w:val="left"/>
+      <w:pPr>
+        <w:tabs>
+          <w:tab w:val="num" w:pos="720"/>
+        </w:tabs>
+        <w:ind w:left="720" w:hanging="360"/>
+      </w:pPr>
+      <w:rPr>
+        <w:rFonts w:ascii="Symbol" w:hAnsi="Symbol" w:hint="default"/>
+        <w:sz w:val="20"/>
+      </w:rPr>
+    </w:lvl>
+    <w:lvl w:ilvl="1" w:tentative="1">
+      <w:start w:val="1"/>
+      <w:numFmt w:val="bullet"/>
+      <w:lvlText w:val="o"/>
+      <w:lvlJc w:val="left"/>
+      <w:pPr>
+        <w:tabs>
+          <w:tab w:val="num" w:pos="1440"/>
+        </w:tabs>
+        <w:ind w:left="1440" w:hanging="360"/>
+      </w:pPr>
+      <w:rPr>
+        <w:rFonts w:ascii="Courier New" w:hAnsi="Courier New" w:hint="default"/>
+        <w:sz w:val="20"/>
+      </w:rPr>
+    </w:lvl>
+    <w:lvl w:ilvl="2" w:tentative="1">
+      <w:start w:val="1"/>
+      <w:numFmt w:val="bullet"/>
+      <w:lvlText w:val=""/>
+      <w:lvlJc w:val="left"/>
+      <w:pPr>
+        <w:tabs>
+          <w:tab w:val="num" w:pos="2160"/>
+        </w:tabs>
+        <w:ind w:left="2160" w:hanging="360"/>
+      </w:pPr>
+      <w:rPr>
+        <w:rFonts w:ascii="Wingdings" w:hAnsi="Wingdings" w:hint="default"/>
+        <w:sz w:val="20"/>
+      </w:rPr>
+    </w:lvl>
+    <w:lvl w:ilvl="3" w:tentative="1">
+      <w:start w:val="1"/>
+      <w:numFmt w:val="bullet"/>
+      <w:lvlText w:val=""/>
+      <w:lvlJc w:val="left"/>
+      <w:pPr>
+        <w:tabs>
+          <w:tab w:val="num" w:pos="2880"/>
+        </w:tabs>
+        <w:ind w:left="2880" w:hanging="360"/>
+      </w:pPr>
+      <w:rPr>
+        <w:rFonts w:ascii="Wingdings" w:hAnsi="Wingdings" w:hint="default"/>
+        <w:sz w:val="20"/>
+      </w:rPr>
+    </w:lvl>
+    <w:lvl w:ilvl="4" w:tentative="1">
+      <w:start w:val="1"/>
+      <w:numFmt w:val="bullet"/>
+      <w:lvlText w:val=""/>
+      <w:lvlJc w:val="left"/>
+      <w:pPr>
+        <w:tabs>
+          <w:tab w:val="num" w:pos="3600"/>
+        </w:tabs>
+        <w:ind w:left="3600" w:hanging="360"/>
+      </w:pPr>
+      <w:rPr>
+        <w:rFonts w:ascii="Wingdings" w:hAnsi="Wingdings" w:hint="default"/>
+        <w:sz w:val="20"/>
+      </w:rPr>
+    </w:lvl>
+    <w:lvl w:ilvl="5" w:tentative="1">
+      <w:start w:val="1"/>
+      <w:numFmt w:val="bullet"/>
+      <w:lvlText w:val=""/>
+      <w:lvlJc w:val="left"/>
+      <w:pPr>
+        <w:tabs>
+          <w:tab w:val="num" w:pos="4320"/>
+        </w:tabs>
+        <w:ind w:left="4320" w:hanging="360"/>
+      </w:pPr>
+      <w:rPr>
+        <w:rFonts w:ascii="Wingdings" w:hAnsi="Wingdings" w:hint="default"/>
+        <w:sz w:val="20"/>
+      </w:rPr>
+    </w:lvl>
+    <w:lvl w:ilvl="6" w:tentative="1">
+      <w:start w:val="1"/>
+      <w:numFmt w:val="bullet"/>
+      <w:lvlText w:val=""/>
+      <w:lvlJc w:val="left"/>
+      <w:pPr>
+        <w:tabs>
+          <w:tab w:val="num" w:pos="5040"/>
+        </w:tabs>
+        <w:ind w:left="5040" w:hanging="360"/>
+      </w:pPr>
+      <w:rPr>
+        <w:rFonts w:ascii="Wingdings" w:hAnsi="Wingdings" w:hint="default"/>
+        <w:sz w:val="20"/>
+      </w:rPr>
+    </w:lvl>
+    <w:lvl w:ilvl="7" w:tentative="1">
+      <w:start w:val="1"/>
+      <w:numFmt w:val="bullet"/>
+      <w:lvlText w:val=""/>
+      <w:lvlJc w:val="left"/>
+      <w:pPr>
+        <w:tabs>
+          <w:tab w:val="num" w:pos="5760"/>
+        </w:tabs>
+        <w:ind w:left="5760" w:hanging="360"/>
+      </w:pPr>
+      <w:rPr>
+        <w:rFonts w:ascii="Wingdings" w:hAnsi="Wingdings" w:hint="default"/>
+        <w:sz w:val="20"/>
+      </w:rPr>
+    </w:lvl>
+    <w:lvl w:ilvl="8" w:tentative="1">
+      <w:start w:val="1"/>
+      <w:numFmt w:val="bullet"/>
+      <w:lvlText w:val=""/>
+      <w:lvlJc w:val="left"/>
+      <w:pPr>
+        <w:tabs>
+          <w:tab w:val="num" w:pos="6480"/>
+        </w:tabs>
+        <w:ind w:left="6480" w:hanging="360"/>
+      </w:pPr>
+      <w:rPr>
+        <w:rFonts w:ascii="Wingdings" w:hAnsi="Wingdings" w:hint="default"/>
+        <w:sz w:val="20"/>
+      </w:rPr>
+    </w:lvl>
+  </w:abstractNum>
+  <w:abstractNum w:abstractNumId="7" w15:restartNumberingAfterBreak="0">
+    <w:nsid w:val="2DEE463B"/>
+    <w:multiLevelType w:val="multilevel"/>
+    <w:tmpl w:val="F9722404"/>
+    <w:lvl w:ilvl="0">
+      <w:start w:val="1"/>
+      <w:numFmt w:val="bullet"/>
+      <w:lvlText w:val=""/>
+      <w:lvlJc w:val="left"/>
+      <w:pPr>
+        <w:tabs>
+          <w:tab w:val="num" w:pos="720"/>
+        </w:tabs>
+        <w:ind w:left="720" w:hanging="360"/>
+      </w:pPr>
+      <w:rPr>
+        <w:rFonts w:ascii="Symbol" w:hAnsi="Symbol" w:hint="default"/>
+        <w:sz w:val="20"/>
+      </w:rPr>
+    </w:lvl>
+    <w:lvl w:ilvl="1" w:tentative="1">
+      <w:start w:val="1"/>
+      <w:numFmt w:val="bullet"/>
+      <w:lvlText w:val="o"/>
+      <w:lvlJc w:val="left"/>
+      <w:pPr>
+        <w:tabs>
+          <w:tab w:val="num" w:pos="1440"/>
+        </w:tabs>
+        <w:ind w:left="1440" w:hanging="360"/>
+      </w:pPr>
+      <w:rPr>
+        <w:rFonts w:ascii="Courier New" w:hAnsi="Courier New" w:hint="default"/>
+        <w:sz w:val="20"/>
+      </w:rPr>
+    </w:lvl>
+    <w:lvl w:ilvl="2" w:tentative="1">
+      <w:start w:val="1"/>
+      <w:numFmt w:val="bullet"/>
+      <w:lvlText w:val=""/>
+      <w:lvlJc w:val="left"/>
+      <w:pPr>
+        <w:tabs>
+          <w:tab w:val="num" w:pos="2160"/>
+        </w:tabs>
+        <w:ind w:left="2160" w:hanging="360"/>
+      </w:pPr>
+      <w:rPr>
+        <w:rFonts w:ascii="Wingdings" w:hAnsi="Wingdings" w:hint="default"/>
+        <w:sz w:val="20"/>
+      </w:rPr>
+    </w:lvl>
+    <w:lvl w:ilvl="3" w:tentative="1">
+      <w:start w:val="1"/>
+      <w:numFmt w:val="bullet"/>
+      <w:lvlText w:val=""/>
+      <w:lvlJc w:val="left"/>
+      <w:pPr>
+        <w:tabs>
+          <w:tab w:val="num" w:pos="2880"/>
+        </w:tabs>
+        <w:ind w:left="2880" w:hanging="360"/>
+      </w:pPr>
+      <w:rPr>
+        <w:rFonts w:ascii="Wingdings" w:hAnsi="Wingdings" w:hint="default"/>
+        <w:sz w:val="20"/>
+      </w:rPr>
+    </w:lvl>
+    <w:lvl w:ilvl="4" w:tentative="1">
+      <w:start w:val="1"/>
+      <w:numFmt w:val="bullet"/>
+      <w:lvlText w:val=""/>
+      <w:lvlJc w:val="left"/>
+      <w:pPr>
+        <w:tabs>
+          <w:tab w:val="num" w:pos="3600"/>
+        </w:tabs>
+        <w:ind w:left="3600" w:hanging="360"/>
+      </w:pPr>
+      <w:rPr>
+        <w:rFonts w:ascii="Wingdings" w:hAnsi="Wingdings" w:hint="default"/>
+        <w:sz w:val="20"/>
+      </w:rPr>
+    </w:lvl>
+    <w:lvl w:ilvl="5" w:tentative="1">
+      <w:start w:val="1"/>
+      <w:numFmt w:val="bullet"/>
+      <w:lvlText w:val=""/>
+      <w:lvlJc w:val="left"/>
+      <w:pPr>
+        <w:tabs>
+          <w:tab w:val="num" w:pos="4320"/>
+        </w:tabs>
+        <w:ind w:left="4320" w:hanging="360"/>
+      </w:pPr>
+      <w:rPr>
+        <w:rFonts w:ascii="Wingdings" w:hAnsi="Wingdings" w:hint="default"/>
+        <w:sz w:val="20"/>
+      </w:rPr>
+    </w:lvl>
+    <w:lvl w:ilvl="6" w:tentative="1">
+      <w:start w:val="1"/>
+      <w:numFmt w:val="bullet"/>
+      <w:lvlText w:val=""/>
+      <w:lvlJc w:val="left"/>
+      <w:pPr>
+        <w:tabs>
+          <w:tab w:val="num" w:pos="5040"/>
+        </w:tabs>
+        <w:ind w:left="5040" w:hanging="360"/>
+      </w:pPr>
+      <w:rPr>
+        <w:rFonts w:ascii="Wingdings" w:hAnsi="Wingdings" w:hint="default"/>
+        <w:sz w:val="20"/>
+      </w:rPr>
+    </w:lvl>
+    <w:lvl w:ilvl="7" w:tentative="1">
+      <w:start w:val="1"/>
+      <w:numFmt w:val="bullet"/>
+      <w:lvlText w:val=""/>
+      <w:lvlJc w:val="left"/>
+      <w:pPr>
+        <w:tabs>
+          <w:tab w:val="num" w:pos="5760"/>
+        </w:tabs>
+        <w:ind w:left="5760" w:hanging="360"/>
+      </w:pPr>
+      <w:rPr>
+        <w:rFonts w:ascii="Wingdings" w:hAnsi="Wingdings" w:hint="default"/>
+        <w:sz w:val="20"/>
+      </w:rPr>
+    </w:lvl>
+    <w:lvl w:ilvl="8" w:tentative="1">
+      <w:start w:val="1"/>
+      <w:numFmt w:val="bullet"/>
+      <w:lvlText w:val=""/>
+      <w:lvlJc w:val="left"/>
+      <w:pPr>
+        <w:tabs>
+          <w:tab w:val="num" w:pos="6480"/>
+        </w:tabs>
+        <w:ind w:left="6480" w:hanging="360"/>
+      </w:pPr>
+      <w:rPr>
+        <w:rFonts w:ascii="Wingdings" w:hAnsi="Wingdings" w:hint="default"/>
+        <w:sz w:val="20"/>
+      </w:rPr>
+    </w:lvl>
+  </w:abstractNum>
+  <w:abstractNum w:abstractNumId="8" w15:restartNumberingAfterBreak="0">
+    <w:nsid w:val="31537FFA"/>
+    <w:multiLevelType w:val="multilevel"/>
+    <w:tmpl w:val="C4BAA82A"/>
+    <w:lvl w:ilvl="0">
+      <w:start w:val="1"/>
+      <w:numFmt w:val="bullet"/>
+      <w:lvlText w:val=""/>
+      <w:lvlJc w:val="left"/>
+      <w:pPr>
+        <w:tabs>
+          <w:tab w:val="num" w:pos="720"/>
+        </w:tabs>
+        <w:ind w:left="720" w:hanging="360"/>
+      </w:pPr>
+      <w:rPr>
+        <w:rFonts w:ascii="Symbol" w:hAnsi="Symbol" w:hint="default"/>
+        <w:sz w:val="20"/>
+      </w:rPr>
+    </w:lvl>
+    <w:lvl w:ilvl="1" w:tentative="1">
+      <w:start w:val="1"/>
+      <w:numFmt w:val="bullet"/>
+      <w:lvlText w:val="o"/>
+      <w:lvlJc w:val="left"/>
+      <w:pPr>
+        <w:tabs>
+          <w:tab w:val="num" w:pos="1440"/>
+        </w:tabs>
+        <w:ind w:left="1440" w:hanging="360"/>
+      </w:pPr>
+      <w:rPr>
+        <w:rFonts w:ascii="Courier New" w:hAnsi="Courier New" w:hint="default"/>
+        <w:sz w:val="20"/>
+      </w:rPr>
+    </w:lvl>
+    <w:lvl w:ilvl="2" w:tentative="1">
+      <w:start w:val="1"/>
+      <w:numFmt w:val="bullet"/>
+      <w:lvlText w:val=""/>
+      <w:lvlJc w:val="left"/>
+      <w:pPr>
+        <w:tabs>
+          <w:tab w:val="num" w:pos="2160"/>
+        </w:tabs>
+        <w:ind w:left="2160" w:hanging="360"/>
+      </w:pPr>
+      <w:rPr>
+        <w:rFonts w:ascii="Wingdings" w:hAnsi="Wingdings" w:hint="default"/>
+        <w:sz w:val="20"/>
+      </w:rPr>
+    </w:lvl>
+    <w:lvl w:ilvl="3" w:tentative="1">
+      <w:start w:val="1"/>
+      <w:numFmt w:val="bullet"/>
+      <w:lvlText w:val=""/>
+      <w:lvlJc w:val="left"/>
+      <w:pPr>
+        <w:tabs>
+          <w:tab w:val="num" w:pos="2880"/>
+        </w:tabs>
+        <w:ind w:left="2880" w:hanging="360"/>
+      </w:pPr>
+      <w:rPr>
+        <w:rFonts w:ascii="Wingdings" w:hAnsi="Wingdings" w:hint="default"/>
+        <w:sz w:val="20"/>
+      </w:rPr>
+    </w:lvl>
+    <w:lvl w:ilvl="4" w:tentative="1">
+      <w:start w:val="1"/>
+      <w:numFmt w:val="bullet"/>
+      <w:lvlText w:val=""/>
+      <w:lvlJc w:val="left"/>
+      <w:pPr>
+        <w:tabs>
+          <w:tab w:val="num" w:pos="3600"/>
+        </w:tabs>
+        <w:ind w:left="3600" w:hanging="360"/>
+      </w:pPr>
+      <w:rPr>
+        <w:rFonts w:ascii="Wingdings" w:hAnsi="Wingdings" w:hint="default"/>
+        <w:sz w:val="20"/>
+      </w:rPr>
+    </w:lvl>
+    <w:lvl w:ilvl="5" w:tentative="1">
+      <w:start w:val="1"/>
+      <w:numFmt w:val="bullet"/>
+      <w:lvlText w:val=""/>
+      <w:lvlJc w:val="left"/>
+      <w:pPr>
+        <w:tabs>
+          <w:tab w:val="num" w:pos="4320"/>
+        </w:tabs>
+        <w:ind w:left="4320" w:hanging="360"/>
+      </w:pPr>
+      <w:rPr>
+        <w:rFonts w:ascii="Wingdings" w:hAnsi="Wingdings" w:hint="default"/>
+        <w:sz w:val="20"/>
+      </w:rPr>
+    </w:lvl>
+    <w:lvl w:ilvl="6" w:tentative="1">
+      <w:start w:val="1"/>
+      <w:numFmt w:val="bullet"/>
+      <w:lvlText w:val=""/>
+      <w:lvlJc w:val="left"/>
+      <w:pPr>
+        <w:tabs>
+          <w:tab w:val="num" w:pos="5040"/>
+        </w:tabs>
+        <w:ind w:left="5040" w:hanging="360"/>
+      </w:pPr>
+      <w:rPr>
+        <w:rFonts w:ascii="Wingdings" w:hAnsi="Wingdings" w:hint="default"/>
+        <w:sz w:val="20"/>
+      </w:rPr>
+    </w:lvl>
+    <w:lvl w:ilvl="7" w:tentative="1">
+      <w:start w:val="1"/>
+      <w:numFmt w:val="bullet"/>
+      <w:lvlText w:val=""/>
+      <w:lvlJc w:val="left"/>
+      <w:pPr>
+        <w:tabs>
+          <w:tab w:val="num" w:pos="5760"/>
+        </w:tabs>
+        <w:ind w:left="5760" w:hanging="360"/>
+      </w:pPr>
+      <w:rPr>
+        <w:rFonts w:ascii="Wingdings" w:hAnsi="Wingdings" w:hint="default"/>
+        <w:sz w:val="20"/>
+      </w:rPr>
+    </w:lvl>
+    <w:lvl w:ilvl="8" w:tentative="1">
+      <w:start w:val="1"/>
+      <w:numFmt w:val="bullet"/>
+      <w:lvlText w:val=""/>
+      <w:lvlJc w:val="left"/>
+      <w:pPr>
+        <w:tabs>
+          <w:tab w:val="num" w:pos="6480"/>
+        </w:tabs>
+        <w:ind w:left="6480" w:hanging="360"/>
+      </w:pPr>
+      <w:rPr>
+        <w:rFonts w:ascii="Wingdings" w:hAnsi="Wingdings" w:hint="default"/>
+        <w:sz w:val="20"/>
+      </w:rPr>
+    </w:lvl>
+  </w:abstractNum>
+  <w:abstractNum w:abstractNumId="9" w15:restartNumberingAfterBreak="0">
+    <w:nsid w:val="3B9A5601"/>
+    <w:multiLevelType w:val="multilevel"/>
+    <w:tmpl w:val="6AE8AB3A"/>
+    <w:lvl w:ilvl="0">
+      <w:start w:val="1"/>
+      <w:numFmt w:val="bullet"/>
+      <w:lvlText w:val=""/>
+      <w:lvlJc w:val="left"/>
+      <w:pPr>
+        <w:tabs>
+          <w:tab w:val="num" w:pos="720"/>
+        </w:tabs>
+        <w:ind w:left="720" w:hanging="360"/>
+      </w:pPr>
+      <w:rPr>
+        <w:rFonts w:ascii="Symbol" w:hAnsi="Symbol" w:hint="default"/>
+        <w:sz w:val="20"/>
+      </w:rPr>
+    </w:lvl>
+    <w:lvl w:ilvl="1" w:tentative="1">
+      <w:start w:val="1"/>
+      <w:numFmt w:val="bullet"/>
+      <w:lvlText w:val="o"/>
+      <w:lvlJc w:val="left"/>
+      <w:pPr>
+        <w:tabs>
+          <w:tab w:val="num" w:pos="1440"/>
+        </w:tabs>
+        <w:ind w:left="1440" w:hanging="360"/>
+      </w:pPr>
+      <w:rPr>
+        <w:rFonts w:ascii="Courier New" w:hAnsi="Courier New" w:hint="default"/>
+        <w:sz w:val="20"/>
+      </w:rPr>
+    </w:lvl>
+    <w:lvl w:ilvl="2" w:tentative="1">
+      <w:start w:val="1"/>
+      <w:numFmt w:val="bullet"/>
+      <w:lvlText w:val=""/>
+      <w:lvlJc w:val="left"/>
+      <w:pPr>
+        <w:tabs>
+          <w:tab w:val="num" w:pos="2160"/>
+        </w:tabs>
+        <w:ind w:left="2160" w:hanging="360"/>
+      </w:pPr>
+      <w:rPr>
+        <w:rFonts w:ascii="Wingdings" w:hAnsi="Wingdings" w:hint="default"/>
+        <w:sz w:val="20"/>
+      </w:rPr>
+    </w:lvl>
+    <w:lvl w:ilvl="3" w:tentative="1">
+      <w:start w:val="1"/>
+      <w:numFmt w:val="bullet"/>
+      <w:lvlText w:val=""/>
+      <w:lvlJc w:val="left"/>
+      <w:pPr>
+        <w:tabs>
+          <w:tab w:val="num" w:pos="2880"/>
+        </w:tabs>
+        <w:ind w:left="2880" w:hanging="360"/>
+      </w:pPr>
+      <w:rPr>
+        <w:rFonts w:ascii="Wingdings" w:hAnsi="Wingdings" w:hint="default"/>
+        <w:sz w:val="20"/>
+      </w:rPr>
+    </w:lvl>
+    <w:lvl w:ilvl="4" w:tentative="1">
+      <w:start w:val="1"/>
+      <w:numFmt w:val="bullet"/>
+      <w:lvlText w:val=""/>
+      <w:lvlJc w:val="left"/>
+      <w:pPr>
+        <w:tabs>
+          <w:tab w:val="num" w:pos="3600"/>
+        </w:tabs>
+        <w:ind w:left="3600" w:hanging="360"/>
+      </w:pPr>
+      <w:rPr>
+        <w:rFonts w:ascii="Wingdings" w:hAnsi="Wingdings" w:hint="default"/>
+        <w:sz w:val="20"/>
+      </w:rPr>
+    </w:lvl>
+    <w:lvl w:ilvl="5" w:tentative="1">
+      <w:start w:val="1"/>
+      <w:numFmt w:val="bullet"/>
+      <w:lvlText w:val=""/>
+      <w:lvlJc w:val="left"/>
+      <w:pPr>
+        <w:tabs>
+          <w:tab w:val="num" w:pos="4320"/>
+        </w:tabs>
+        <w:ind w:left="4320" w:hanging="360"/>
+      </w:pPr>
+      <w:rPr>
+        <w:rFonts w:ascii="Wingdings" w:hAnsi="Wingdings" w:hint="default"/>
+        <w:sz w:val="20"/>
+      </w:rPr>
+    </w:lvl>
+    <w:lvl w:ilvl="6" w:tentative="1">
+      <w:start w:val="1"/>
+      <w:numFmt w:val="bullet"/>
+      <w:lvlText w:val=""/>
+      <w:lvlJc w:val="left"/>
+      <w:pPr>
+        <w:tabs>
+          <w:tab w:val="num" w:pos="5040"/>
+        </w:tabs>
+        <w:ind w:left="5040" w:hanging="360"/>
+      </w:pPr>
+      <w:rPr>
+        <w:rFonts w:ascii="Wingdings" w:hAnsi="Wingdings" w:hint="default"/>
+        <w:sz w:val="20"/>
+      </w:rPr>
+    </w:lvl>
+    <w:lvl w:ilvl="7" w:tentative="1">
+      <w:start w:val="1"/>
+      <w:numFmt w:val="bullet"/>
+      <w:lvlText w:val=""/>
+      <w:lvlJc w:val="left"/>
+      <w:pPr>
+        <w:tabs>
+          <w:tab w:val="num" w:pos="5760"/>
+        </w:tabs>
+        <w:ind w:left="5760" w:hanging="360"/>
+      </w:pPr>
+      <w:rPr>
+        <w:rFonts w:ascii="Wingdings" w:hAnsi="Wingdings" w:hint="default"/>
+        <w:sz w:val="20"/>
+      </w:rPr>
+    </w:lvl>
+    <w:lvl w:ilvl="8" w:tentative="1">
+      <w:start w:val="1"/>
+      <w:numFmt w:val="bullet"/>
+      <w:lvlText w:val=""/>
+      <w:lvlJc w:val="left"/>
+      <w:pPr>
+        <w:tabs>
+          <w:tab w:val="num" w:pos="6480"/>
+        </w:tabs>
+        <w:ind w:left="6480" w:hanging="360"/>
+      </w:pPr>
+      <w:rPr>
+        <w:rFonts w:ascii="Wingdings" w:hAnsi="Wingdings" w:hint="default"/>
+        <w:sz w:val="20"/>
+      </w:rPr>
+    </w:lvl>
+  </w:abstractNum>
+  <w:abstractNum w:abstractNumId="10" w15:restartNumberingAfterBreak="0">
     <w:nsid w:val="40AA7183"/>
     <w:multiLevelType w:val="hybridMultilevel"/>
     <w:tmpl w:val="16CA9F6C"/>
@@ -8725,7 +11445,156 @@
       </w:pPr>
     </w:lvl>
   </w:abstractNum>
-  <w:abstractNum w:abstractNumId="7" w15:restartNumberingAfterBreak="0">
+  <w:abstractNum w:abstractNumId="11" w15:restartNumberingAfterBreak="0">
+    <w:nsid w:val="4FB4688D"/>
+    <w:multiLevelType w:val="multilevel"/>
+    <w:tmpl w:val="74BE046C"/>
+    <w:lvl w:ilvl="0">
+      <w:start w:val="1"/>
+      <w:numFmt w:val="bullet"/>
+      <w:lvlText w:val=""/>
+      <w:lvlJc w:val="left"/>
+      <w:pPr>
+        <w:tabs>
+          <w:tab w:val="num" w:pos="720"/>
+        </w:tabs>
+        <w:ind w:left="720" w:hanging="360"/>
+      </w:pPr>
+      <w:rPr>
+        <w:rFonts w:ascii="Symbol" w:hAnsi="Symbol" w:hint="default"/>
+        <w:sz w:val="20"/>
+      </w:rPr>
+    </w:lvl>
+    <w:lvl w:ilvl="1" w:tentative="1">
+      <w:start w:val="1"/>
+      <w:numFmt w:val="bullet"/>
+      <w:lvlText w:val="o"/>
+      <w:lvlJc w:val="left"/>
+      <w:pPr>
+        <w:tabs>
+          <w:tab w:val="num" w:pos="1440"/>
+        </w:tabs>
+        <w:ind w:left="1440" w:hanging="360"/>
+      </w:pPr>
+      <w:rPr>
+        <w:rFonts w:ascii="Courier New" w:hAnsi="Courier New" w:hint="default"/>
+        <w:sz w:val="20"/>
+      </w:rPr>
+    </w:lvl>
+    <w:lvl w:ilvl="2" w:tentative="1">
+      <w:start w:val="1"/>
+      <w:numFmt w:val="bullet"/>
+      <w:lvlText w:val=""/>
+      <w:lvlJc w:val="left"/>
+      <w:pPr>
+        <w:tabs>
+          <w:tab w:val="num" w:pos="2160"/>
+        </w:tabs>
+        <w:ind w:left="2160" w:hanging="360"/>
+      </w:pPr>
+      <w:rPr>
+        <w:rFonts w:ascii="Wingdings" w:hAnsi="Wingdings" w:hint="default"/>
+        <w:sz w:val="20"/>
+      </w:rPr>
+    </w:lvl>
+    <w:lvl w:ilvl="3" w:tentative="1">
+      <w:start w:val="1"/>
+      <w:numFmt w:val="bullet"/>
+      <w:lvlText w:val=""/>
+      <w:lvlJc w:val="left"/>
+      <w:pPr>
+        <w:tabs>
+          <w:tab w:val="num" w:pos="2880"/>
+        </w:tabs>
+        <w:ind w:left="2880" w:hanging="360"/>
+      </w:pPr>
+      <w:rPr>
+        <w:rFonts w:ascii="Wingdings" w:hAnsi="Wingdings" w:hint="default"/>
+        <w:sz w:val="20"/>
+      </w:rPr>
+    </w:lvl>
+    <w:lvl w:ilvl="4" w:tentative="1">
+      <w:start w:val="1"/>
+      <w:numFmt w:val="bullet"/>
+      <w:lvlText w:val=""/>
+      <w:lvlJc w:val="left"/>
+      <w:pPr>
+        <w:tabs>
+          <w:tab w:val="num" w:pos="3600"/>
+        </w:tabs>
+        <w:ind w:left="3600" w:hanging="360"/>
+      </w:pPr>
+      <w:rPr>
+        <w:rFonts w:ascii="Wingdings" w:hAnsi="Wingdings" w:hint="default"/>
+        <w:sz w:val="20"/>
+      </w:rPr>
+    </w:lvl>
+    <w:lvl w:ilvl="5" w:tentative="1">
+      <w:start w:val="1"/>
+      <w:numFmt w:val="bullet"/>
+      <w:lvlText w:val=""/>
+      <w:lvlJc w:val="left"/>
+      <w:pPr>
+        <w:tabs>
+          <w:tab w:val="num" w:pos="4320"/>
+        </w:tabs>
+        <w:ind w:left="4320" w:hanging="360"/>
+      </w:pPr>
+      <w:rPr>
+        <w:rFonts w:ascii="Wingdings" w:hAnsi="Wingdings" w:hint="default"/>
+        <w:sz w:val="20"/>
+      </w:rPr>
+    </w:lvl>
+    <w:lvl w:ilvl="6" w:tentative="1">
+      <w:start w:val="1"/>
+      <w:numFmt w:val="bullet"/>
+      <w:lvlText w:val=""/>
+      <w:lvlJc w:val="left"/>
+      <w:pPr>
+        <w:tabs>
+          <w:tab w:val="num" w:pos="5040"/>
+        </w:tabs>
+        <w:ind w:left="5040" w:hanging="360"/>
+      </w:pPr>
+      <w:rPr>
+        <w:rFonts w:ascii="Wingdings" w:hAnsi="Wingdings" w:hint="default"/>
+        <w:sz w:val="20"/>
+      </w:rPr>
+    </w:lvl>
+    <w:lvl w:ilvl="7" w:tentative="1">
+      <w:start w:val="1"/>
+      <w:numFmt w:val="bullet"/>
+      <w:lvlText w:val=""/>
+      <w:lvlJc w:val="left"/>
+      <w:pPr>
+        <w:tabs>
+          <w:tab w:val="num" w:pos="5760"/>
+        </w:tabs>
+        <w:ind w:left="5760" w:hanging="360"/>
+      </w:pPr>
+      <w:rPr>
+        <w:rFonts w:ascii="Wingdings" w:hAnsi="Wingdings" w:hint="default"/>
+        <w:sz w:val="20"/>
+      </w:rPr>
+    </w:lvl>
+    <w:lvl w:ilvl="8" w:tentative="1">
+      <w:start w:val="1"/>
+      <w:numFmt w:val="bullet"/>
+      <w:lvlText w:val=""/>
+      <w:lvlJc w:val="left"/>
+      <w:pPr>
+        <w:tabs>
+          <w:tab w:val="num" w:pos="6480"/>
+        </w:tabs>
+        <w:ind w:left="6480" w:hanging="360"/>
+      </w:pPr>
+      <w:rPr>
+        <w:rFonts w:ascii="Wingdings" w:hAnsi="Wingdings" w:hint="default"/>
+        <w:sz w:val="20"/>
+      </w:rPr>
+    </w:lvl>
+  </w:abstractNum>
+  <w:abstractNum w:abstractNumId="12" w15:restartNumberingAfterBreak="0">
     <w:nsid w:val="554B7557"/>
     <w:multiLevelType w:val="hybridMultilevel"/>
     <w:tmpl w:val="9CDAE212"/>
@@ -8814,7 +11683,305 @@
       </w:pPr>
     </w:lvl>
   </w:abstractNum>
-  <w:abstractNum w:abstractNumId="8" w15:restartNumberingAfterBreak="0">
+  <w:abstractNum w:abstractNumId="13" w15:restartNumberingAfterBreak="0">
+    <w:nsid w:val="6FCB0BA1"/>
+    <w:multiLevelType w:val="multilevel"/>
+    <w:tmpl w:val="90CEB8BC"/>
+    <w:lvl w:ilvl="0">
+      <w:start w:val="1"/>
+      <w:numFmt w:val="bullet"/>
+      <w:lvlText w:val=""/>
+      <w:lvlJc w:val="left"/>
+      <w:pPr>
+        <w:tabs>
+          <w:tab w:val="num" w:pos="720"/>
+        </w:tabs>
+        <w:ind w:left="720" w:hanging="360"/>
+      </w:pPr>
+      <w:rPr>
+        <w:rFonts w:ascii="Symbol" w:hAnsi="Symbol" w:hint="default"/>
+        <w:sz w:val="20"/>
+      </w:rPr>
+    </w:lvl>
+    <w:lvl w:ilvl="1" w:tentative="1">
+      <w:start w:val="1"/>
+      <w:numFmt w:val="bullet"/>
+      <w:lvlText w:val="o"/>
+      <w:lvlJc w:val="left"/>
+      <w:pPr>
+        <w:tabs>
+          <w:tab w:val="num" w:pos="1440"/>
+        </w:tabs>
+        <w:ind w:left="1440" w:hanging="360"/>
+      </w:pPr>
+      <w:rPr>
+        <w:rFonts w:ascii="Courier New" w:hAnsi="Courier New" w:hint="default"/>
+        <w:sz w:val="20"/>
+      </w:rPr>
+    </w:lvl>
+    <w:lvl w:ilvl="2" w:tentative="1">
+      <w:start w:val="1"/>
+      <w:numFmt w:val="bullet"/>
+      <w:lvlText w:val=""/>
+      <w:lvlJc w:val="left"/>
+      <w:pPr>
+        <w:tabs>
+          <w:tab w:val="num" w:pos="2160"/>
+        </w:tabs>
+        <w:ind w:left="2160" w:hanging="360"/>
+      </w:pPr>
+      <w:rPr>
+        <w:rFonts w:ascii="Wingdings" w:hAnsi="Wingdings" w:hint="default"/>
+        <w:sz w:val="20"/>
+      </w:rPr>
+    </w:lvl>
+    <w:lvl w:ilvl="3" w:tentative="1">
+      <w:start w:val="1"/>
+      <w:numFmt w:val="bullet"/>
+      <w:lvlText w:val=""/>
+      <w:lvlJc w:val="left"/>
+      <w:pPr>
+        <w:tabs>
+          <w:tab w:val="num" w:pos="2880"/>
+        </w:tabs>
+        <w:ind w:left="2880" w:hanging="360"/>
+      </w:pPr>
+      <w:rPr>
+        <w:rFonts w:ascii="Wingdings" w:hAnsi="Wingdings" w:hint="default"/>
+        <w:sz w:val="20"/>
+      </w:rPr>
+    </w:lvl>
+    <w:lvl w:ilvl="4" w:tentative="1">
+      <w:start w:val="1"/>
+      <w:numFmt w:val="bullet"/>
+      <w:lvlText w:val=""/>
+      <w:lvlJc w:val="left"/>
+      <w:pPr>
+        <w:tabs>
+          <w:tab w:val="num" w:pos="3600"/>
+        </w:tabs>
+        <w:ind w:left="3600" w:hanging="360"/>
+      </w:pPr>
+      <w:rPr>
+        <w:rFonts w:ascii="Wingdings" w:hAnsi="Wingdings" w:hint="default"/>
+        <w:sz w:val="20"/>
+      </w:rPr>
+    </w:lvl>
+    <w:lvl w:ilvl="5" w:tentative="1">
+      <w:start w:val="1"/>
+      <w:numFmt w:val="bullet"/>
+      <w:lvlText w:val=""/>
+      <w:lvlJc w:val="left"/>
+      <w:pPr>
+        <w:tabs>
+          <w:tab w:val="num" w:pos="4320"/>
+        </w:tabs>
+        <w:ind w:left="4320" w:hanging="360"/>
+      </w:pPr>
+      <w:rPr>
+        <w:rFonts w:ascii="Wingdings" w:hAnsi="Wingdings" w:hint="default"/>
+        <w:sz w:val="20"/>
+      </w:rPr>
+    </w:lvl>
+    <w:lvl w:ilvl="6" w:tentative="1">
+      <w:start w:val="1"/>
+      <w:numFmt w:val="bullet"/>
+      <w:lvlText w:val=""/>
+      <w:lvlJc w:val="left"/>
+      <w:pPr>
+        <w:tabs>
+          <w:tab w:val="num" w:pos="5040"/>
+        </w:tabs>
+        <w:ind w:left="5040" w:hanging="360"/>
+      </w:pPr>
+      <w:rPr>
+        <w:rFonts w:ascii="Wingdings" w:hAnsi="Wingdings" w:hint="default"/>
+        <w:sz w:val="20"/>
+      </w:rPr>
+    </w:lvl>
+    <w:lvl w:ilvl="7" w:tentative="1">
+      <w:start w:val="1"/>
+      <w:numFmt w:val="bullet"/>
+      <w:lvlText w:val=""/>
+      <w:lvlJc w:val="left"/>
+      <w:pPr>
+        <w:tabs>
+          <w:tab w:val="num" w:pos="5760"/>
+        </w:tabs>
+        <w:ind w:left="5760" w:hanging="360"/>
+      </w:pPr>
+      <w:rPr>
+        <w:rFonts w:ascii="Wingdings" w:hAnsi="Wingdings" w:hint="default"/>
+        <w:sz w:val="20"/>
+      </w:rPr>
+    </w:lvl>
+    <w:lvl w:ilvl="8" w:tentative="1">
+      <w:start w:val="1"/>
+      <w:numFmt w:val="bullet"/>
+      <w:lvlText w:val=""/>
+      <w:lvlJc w:val="left"/>
+      <w:pPr>
+        <w:tabs>
+          <w:tab w:val="num" w:pos="6480"/>
+        </w:tabs>
+        <w:ind w:left="6480" w:hanging="360"/>
+      </w:pPr>
+      <w:rPr>
+        <w:rFonts w:ascii="Wingdings" w:hAnsi="Wingdings" w:hint="default"/>
+        <w:sz w:val="20"/>
+      </w:rPr>
+    </w:lvl>
+  </w:abstractNum>
+  <w:abstractNum w:abstractNumId="14" w15:restartNumberingAfterBreak="0">
+    <w:nsid w:val="7A2C337E"/>
+    <w:multiLevelType w:val="multilevel"/>
+    <w:tmpl w:val="50CE3E4A"/>
+    <w:lvl w:ilvl="0">
+      <w:start w:val="1"/>
+      <w:numFmt w:val="bullet"/>
+      <w:lvlText w:val=""/>
+      <w:lvlJc w:val="left"/>
+      <w:pPr>
+        <w:tabs>
+          <w:tab w:val="num" w:pos="720"/>
+        </w:tabs>
+        <w:ind w:left="720" w:hanging="360"/>
+      </w:pPr>
+      <w:rPr>
+        <w:rFonts w:ascii="Symbol" w:hAnsi="Symbol" w:hint="default"/>
+        <w:sz w:val="20"/>
+      </w:rPr>
+    </w:lvl>
+    <w:lvl w:ilvl="1" w:tentative="1">
+      <w:start w:val="1"/>
+      <w:numFmt w:val="bullet"/>
+      <w:lvlText w:val="o"/>
+      <w:lvlJc w:val="left"/>
+      <w:pPr>
+        <w:tabs>
+          <w:tab w:val="num" w:pos="1440"/>
+        </w:tabs>
+        <w:ind w:left="1440" w:hanging="360"/>
+      </w:pPr>
+      <w:rPr>
+        <w:rFonts w:ascii="Courier New" w:hAnsi="Courier New" w:hint="default"/>
+        <w:sz w:val="20"/>
+      </w:rPr>
+    </w:lvl>
+    <w:lvl w:ilvl="2" w:tentative="1">
+      <w:start w:val="1"/>
+      <w:numFmt w:val="bullet"/>
+      <w:lvlText w:val=""/>
+      <w:lvlJc w:val="left"/>
+      <w:pPr>
+        <w:tabs>
+          <w:tab w:val="num" w:pos="2160"/>
+        </w:tabs>
+        <w:ind w:left="2160" w:hanging="360"/>
+      </w:pPr>
+      <w:rPr>
+        <w:rFonts w:ascii="Wingdings" w:hAnsi="Wingdings" w:hint="default"/>
+        <w:sz w:val="20"/>
+      </w:rPr>
+    </w:lvl>
+    <w:lvl w:ilvl="3" w:tentative="1">
+      <w:start w:val="1"/>
+      <w:numFmt w:val="bullet"/>
+      <w:lvlText w:val=""/>
+      <w:lvlJc w:val="left"/>
+      <w:pPr>
+        <w:tabs>
+          <w:tab w:val="num" w:pos="2880"/>
+        </w:tabs>
+        <w:ind w:left="2880" w:hanging="360"/>
+      </w:pPr>
+      <w:rPr>
+        <w:rFonts w:ascii="Wingdings" w:hAnsi="Wingdings" w:hint="default"/>
+        <w:sz w:val="20"/>
+      </w:rPr>
+    </w:lvl>
+    <w:lvl w:ilvl="4" w:tentative="1">
+      <w:start w:val="1"/>
+      <w:numFmt w:val="bullet"/>
+      <w:lvlText w:val=""/>
+      <w:lvlJc w:val="left"/>
+      <w:pPr>
+        <w:tabs>
+          <w:tab w:val="num" w:pos="3600"/>
+        </w:tabs>
+        <w:ind w:left="3600" w:hanging="360"/>
+      </w:pPr>
+      <w:rPr>
+        <w:rFonts w:ascii="Wingdings" w:hAnsi="Wingdings" w:hint="default"/>
+        <w:sz w:val="20"/>
+      </w:rPr>
+    </w:lvl>
+    <w:lvl w:ilvl="5" w:tentative="1">
+      <w:start w:val="1"/>
+      <w:numFmt w:val="bullet"/>
+      <w:lvlText w:val=""/>
+      <w:lvlJc w:val="left"/>
+      <w:pPr>
+        <w:tabs>
+          <w:tab w:val="num" w:pos="4320"/>
+        </w:tabs>
+        <w:ind w:left="4320" w:hanging="360"/>
+      </w:pPr>
+      <w:rPr>
+        <w:rFonts w:ascii="Wingdings" w:hAnsi="Wingdings" w:hint="default"/>
+        <w:sz w:val="20"/>
+      </w:rPr>
+    </w:lvl>
+    <w:lvl w:ilvl="6" w:tentative="1">
+      <w:start w:val="1"/>
+      <w:numFmt w:val="bullet"/>
+      <w:lvlText w:val=""/>
+      <w:lvlJc w:val="left"/>
+      <w:pPr>
+        <w:tabs>
+          <w:tab w:val="num" w:pos="5040"/>
+        </w:tabs>
+        <w:ind w:left="5040" w:hanging="360"/>
+      </w:pPr>
+      <w:rPr>
+        <w:rFonts w:ascii="Wingdings" w:hAnsi="Wingdings" w:hint="default"/>
+        <w:sz w:val="20"/>
+      </w:rPr>
+    </w:lvl>
+    <w:lvl w:ilvl="7" w:tentative="1">
+      <w:start w:val="1"/>
+      <w:numFmt w:val="bullet"/>
+      <w:lvlText w:val=""/>
+      <w:lvlJc w:val="left"/>
+      <w:pPr>
+        <w:tabs>
+          <w:tab w:val="num" w:pos="5760"/>
+        </w:tabs>
+        <w:ind w:left="5760" w:hanging="360"/>
+      </w:pPr>
+      <w:rPr>
+        <w:rFonts w:ascii="Wingdings" w:hAnsi="Wingdings" w:hint="default"/>
+        <w:sz w:val="20"/>
+      </w:rPr>
+    </w:lvl>
+    <w:lvl w:ilvl="8" w:tentative="1">
+      <w:start w:val="1"/>
+      <w:numFmt w:val="bullet"/>
+      <w:lvlText w:val=""/>
+      <w:lvlJc w:val="left"/>
+      <w:pPr>
+        <w:tabs>
+          <w:tab w:val="num" w:pos="6480"/>
+        </w:tabs>
+        <w:ind w:left="6480" w:hanging="360"/>
+      </w:pPr>
+      <w:rPr>
+        <w:rFonts w:ascii="Wingdings" w:hAnsi="Wingdings" w:hint="default"/>
+        <w:sz w:val="20"/>
+      </w:rPr>
+    </w:lvl>
+  </w:abstractNum>
+  <w:abstractNum w:abstractNumId="15" w15:restartNumberingAfterBreak="0">
     <w:nsid w:val="7D4AA65F"/>
     <w:multiLevelType w:val="multilevel"/>
     <w:tmpl w:val="7D4AA65F"/>
@@ -8963,7 +12130,7 @@
       </w:rPr>
     </w:lvl>
   </w:abstractNum>
-  <w:abstractNum w:abstractNumId="9" w15:restartNumberingAfterBreak="0">
+  <w:abstractNum w:abstractNumId="16" w15:restartNumberingAfterBreak="0">
     <w:nsid w:val="7DB8A070"/>
     <w:multiLevelType w:val="singleLevel"/>
     <w:tmpl w:val="7DB8A070"/>
@@ -8975,13 +12142,13 @@
       <w:lvlJc w:val="left"/>
     </w:lvl>
   </w:abstractNum>
-  <w:num w:numId="1">
-    <w:abstractNumId w:val="9"/>
+  <w:num w:numId="1" w16cid:durableId="1130518452">
+    <w:abstractNumId w:val="16"/>
   </w:num>
-  <w:num w:numId="2">
+  <w:num w:numId="2" w16cid:durableId="739525737">
     <w:abstractNumId w:val="1"/>
   </w:num>
-  <w:num w:numId="3">
+  <w:num w:numId="3" w16cid:durableId="1280603192">
     <w:abstractNumId w:val="1"/>
     <w:lvlOverride w:ilvl="0">
       <w:startOverride w:val="1"/>
@@ -9011,7 +12178,7 @@
       <w:startOverride w:val="1"/>
     </w:lvlOverride>
   </w:num>
-  <w:num w:numId="4">
+  <w:num w:numId="4" w16cid:durableId="646937864">
     <w:abstractNumId w:val="1"/>
     <w:lvlOverride w:ilvl="0">
       <w:startOverride w:val="1"/>
@@ -9041,7 +12208,7 @@
       <w:startOverride w:val="1"/>
     </w:lvlOverride>
   </w:num>
-  <w:num w:numId="5">
+  <w:num w:numId="5" w16cid:durableId="319576097">
     <w:abstractNumId w:val="1"/>
     <w:lvlOverride w:ilvl="0">
       <w:startOverride w:val="1"/>
@@ -9071,7 +12238,7 @@
       <w:startOverride w:val="1"/>
     </w:lvlOverride>
   </w:num>
-  <w:num w:numId="6">
+  <w:num w:numId="6" w16cid:durableId="322244533">
     <w:abstractNumId w:val="1"/>
     <w:lvlOverride w:ilvl="0">
       <w:startOverride w:val="1"/>
@@ -9101,7 +12268,7 @@
       <w:startOverride w:val="1"/>
     </w:lvlOverride>
   </w:num>
-  <w:num w:numId="7">
+  <w:num w:numId="7" w16cid:durableId="1608193021">
     <w:abstractNumId w:val="1"/>
     <w:lvlOverride w:ilvl="0">
       <w:startOverride w:val="1"/>
@@ -9131,7 +12298,7 @@
       <w:startOverride w:val="1"/>
     </w:lvlOverride>
   </w:num>
-  <w:num w:numId="8">
+  <w:num w:numId="8" w16cid:durableId="900871096">
     <w:abstractNumId w:val="1"/>
     <w:lvlOverride w:ilvl="0">
       <w:startOverride w:val="1"/>
@@ -9161,7 +12328,7 @@
       <w:startOverride w:val="1"/>
     </w:lvlOverride>
   </w:num>
-  <w:num w:numId="9">
+  <w:num w:numId="9" w16cid:durableId="2132942937">
     <w:abstractNumId w:val="1"/>
     <w:lvlOverride w:ilvl="0">
       <w:startOverride w:val="1"/>
@@ -9191,13 +12358,13 @@
       <w:startOverride w:val="1"/>
     </w:lvlOverride>
   </w:num>
-  <w:num w:numId="10">
+  <w:num w:numId="10" w16cid:durableId="1779761567">
     <w:abstractNumId w:val="4"/>
   </w:num>
-  <w:num w:numId="11">
+  <w:num w:numId="11" w16cid:durableId="1677416424">
     <w:abstractNumId w:val="0"/>
   </w:num>
-  <w:num w:numId="12">
+  <w:num w:numId="12" w16cid:durableId="62221152">
     <w:abstractNumId w:val="0"/>
     <w:lvlOverride w:ilvl="0">
       <w:startOverride w:val="1"/>
@@ -9227,29 +12394,50 @@
       <w:startOverride w:val="1"/>
     </w:lvlOverride>
   </w:num>
-  <w:num w:numId="13">
+  <w:num w:numId="13" w16cid:durableId="1929345604">
+    <w:abstractNumId w:val="15"/>
+  </w:num>
+  <w:num w:numId="14" w16cid:durableId="576088893">
+    <w:abstractNumId w:val="5"/>
+  </w:num>
+  <w:num w:numId="15" w16cid:durableId="604118356">
+    <w:abstractNumId w:val="3"/>
+  </w:num>
+  <w:num w:numId="16" w16cid:durableId="79108479">
+    <w:abstractNumId w:val="2"/>
+  </w:num>
+  <w:num w:numId="17" w16cid:durableId="580214739">
+    <w:abstractNumId w:val="10"/>
+  </w:num>
+  <w:num w:numId="18" w16cid:durableId="1149514909">
+    <w:abstractNumId w:val="12"/>
+  </w:num>
+  <w:num w:numId="19" w16cid:durableId="1026567263">
+    <w:abstractNumId w:val="9"/>
+  </w:num>
+  <w:num w:numId="20" w16cid:durableId="1564826350">
+    <w:abstractNumId w:val="13"/>
+  </w:num>
+  <w:num w:numId="21" w16cid:durableId="1977294976">
+    <w:abstractNumId w:val="14"/>
+  </w:num>
+  <w:num w:numId="22" w16cid:durableId="1192645414">
+    <w:abstractNumId w:val="6"/>
+  </w:num>
+  <w:num w:numId="23" w16cid:durableId="1744720923">
     <w:abstractNumId w:val="8"/>
   </w:num>
-  <w:num w:numId="14">
-    <w:abstractNumId w:val="5"/>
+  <w:num w:numId="24" w16cid:durableId="203181165">
+    <w:abstractNumId w:val="11"/>
   </w:num>
-  <w:num w:numId="15">
-    <w:abstractNumId w:val="3"/>
-  </w:num>
-  <w:num w:numId="16">
-    <w:abstractNumId w:val="2"/>
-  </w:num>
-  <w:num w:numId="17">
-    <w:abstractNumId w:val="6"/>
-  </w:num>
-  <w:num w:numId="18">
+  <w:num w:numId="25" w16cid:durableId="2008171458">
     <w:abstractNumId w:val="7"/>
   </w:num>
 </w:numbering>
 </file>
 
 <file path=word/styles.xml><?xml version="1.0" encoding="utf-8"?>
-<w:styles xmlns:mc="http://schemas.openxmlformats.org/markup-compatibility/2006" xmlns:r="http://schemas.openxmlformats.org/officeDocument/2006/relationships" xmlns:w="http://schemas.openxmlformats.org/wordprocessingml/2006/main" xmlns:w14="http://schemas.microsoft.com/office/word/2010/wordml" xmlns:w15="http://schemas.microsoft.com/office/word/2012/wordml" xmlns:w16cex="http://schemas.microsoft.com/office/word/2018/wordml/cex" xmlns:w16cid="http://schemas.microsoft.com/office/word/2016/wordml/cid" xmlns:w16="http://schemas.microsoft.com/office/word/2018/wordml" xmlns:w16sdtdh="http://schemas.microsoft.com/office/word/2020/wordml/sdtdatahash" xmlns:w16se="http://schemas.microsoft.com/office/word/2015/wordml/symex" mc:Ignorable="w14 w15 w16se w16cid w16 w16cex w16sdtdh">
+<w:styles xmlns:mc="http://schemas.openxmlformats.org/markup-compatibility/2006" xmlns:r="http://schemas.openxmlformats.org/officeDocument/2006/relationships" xmlns:w="http://schemas.openxmlformats.org/wordprocessingml/2006/main" xmlns:w14="http://schemas.microsoft.com/office/word/2010/wordml" xmlns:w15="http://schemas.microsoft.com/office/word/2012/wordml" xmlns:w16cex="http://schemas.microsoft.com/office/word/2018/wordml/cex" xmlns:w16cid="http://schemas.microsoft.com/office/word/2016/wordml/cid" xmlns:w16="http://schemas.microsoft.com/office/word/2018/wordml" xmlns:w16du="http://schemas.microsoft.com/office/word/2023/wordml/word16du" xmlns:w16sdtdh="http://schemas.microsoft.com/office/word/2020/wordml/sdtdatahash" xmlns:w16sdtfl="http://schemas.microsoft.com/office/word/2024/wordml/sdtformatlock" xmlns:w16se="http://schemas.microsoft.com/office/word/2015/wordml/symex" mc:Ignorable="w14 w15 w16se w16cid w16 w16cex w16sdtdh w16sdtfl w16du">
   <w:docDefaults>
     <w:rPrDefault>
       <w:rPr>
@@ -9581,10 +12769,31 @@
       <w:lang w:val="en-US" w:eastAsia="zh-CN"/>
     </w:rPr>
   </w:style>
+  <w:style w:type="paragraph" w:styleId="4">
+    <w:name w:val="heading 4"/>
+    <w:basedOn w:val="a"/>
+    <w:next w:val="a"/>
+    <w:link w:val="40"/>
+    <w:semiHidden/>
+    <w:unhideWhenUsed/>
+    <w:qFormat/>
+    <w:rsid w:val="00E75EC9"/>
+    <w:pPr>
+      <w:keepNext/>
+      <w:keepLines/>
+      <w:spacing w:before="40"/>
+      <w:outlineLvl w:val="3"/>
+    </w:pPr>
+    <w:rPr>
+      <w:rFonts w:asciiTheme="majorHAnsi" w:eastAsiaTheme="majorEastAsia" w:hAnsiTheme="majorHAnsi" w:cstheme="majorBidi"/>
+      <w:i/>
+      <w:iCs/>
+      <w:color w:val="2E74B5" w:themeColor="accent1" w:themeShade="BF"/>
+    </w:rPr>
+  </w:style>
   <w:style w:type="character" w:default="1" w:styleId="a0">
     <w:name w:val="Default Paragraph Font"/>
     <w:uiPriority w:val="1"/>
-    <w:semiHidden/>
     <w:unhideWhenUsed/>
   </w:style>
   <w:style w:type="table" w:default="1" w:styleId="a1">
@@ -9724,6 +12933,22 @@
       <w:ind w:left="720"/>
       <w:contextualSpacing/>
     </w:pPr>
+  </w:style>
+  <w:style w:type="character" w:customStyle="1" w:styleId="40">
+    <w:name w:val="Заголовок 4 Знак"/>
+    <w:basedOn w:val="a0"/>
+    <w:link w:val="4"/>
+    <w:semiHidden/>
+    <w:rsid w:val="00E75EC9"/>
+    <w:rPr>
+      <w:rFonts w:asciiTheme="majorHAnsi" w:eastAsiaTheme="majorEastAsia" w:hAnsiTheme="majorHAnsi" w:cstheme="majorBidi"/>
+      <w:i/>
+      <w:iCs/>
+      <w:color w:val="2E74B5" w:themeColor="accent1" w:themeShade="BF"/>
+      <w:sz w:val="28"/>
+      <w:szCs w:val="22"/>
+      <w:lang w:eastAsia="en-US"/>
+    </w:rPr>
   </w:style>
 </w:styles>
 </file>

--- a/Основы постр защищ БД/Лабы/Лабораторная работа № 8.docx
+++ b/Основы постр защищ БД/Лабы/Лабораторная работа № 8.docx
@@ -134,23 +134,7 @@
           <w:bCs/>
           <w:szCs w:val="28"/>
         </w:rPr>
-        <w:t>Лабораторная работа №</w:t>
-      </w:r>
-      <w:r>
-        <w:rPr>
-          <w:rFonts w:cs="Times New Roman"/>
-          <w:bCs/>
-          <w:szCs w:val="28"/>
-        </w:rPr>
-        <w:t>8</w:t>
-      </w:r>
-      <w:r>
-        <w:rPr>
-          <w:rFonts w:cs="Times New Roman"/>
-          <w:bCs/>
-          <w:szCs w:val="28"/>
-        </w:rPr>
-        <w:t xml:space="preserve"> </w:t>
+        <w:t xml:space="preserve">Лабораторная работа №8 </w:t>
       </w:r>
     </w:p>
     <w:p>
@@ -389,15 +373,7 @@
         <w:t>Цель:</w:t>
       </w:r>
       <w:r>
-        <w:t xml:space="preserve"> изучить принципы создания и использования индексов и ограничений в </w:t>
-      </w:r>
-      <w:proofErr w:type="spellStart"/>
-      <w:r>
-        <w:t>PostgreSQL</w:t>
-      </w:r>
-      <w:proofErr w:type="spellEnd"/>
-      <w:r>
-        <w:t xml:space="preserve"> для обеспечения целостности данных и повышения производительности запросов. А также добавить ограничения для обеспечения целостности данных </w:t>
+        <w:t xml:space="preserve"> изучить принципы создания и использования индексов и ограничений в PostgreSQL для обеспечения целостности данных и повышения производительности запросов. А также добавить ограничения для обеспечения целостности данных </w:t>
       </w:r>
       <w:r>
         <w:t>и ограничить</w:t>
@@ -566,27 +542,7 @@
           <w:bCs/>
           <w:szCs w:val="28"/>
         </w:rPr>
-        <w:t xml:space="preserve">Типы индексов в </w:t>
-      </w:r>
-      <w:proofErr w:type="spellStart"/>
-      <w:r>
-        <w:rPr>
-          <w:rFonts w:eastAsia="SimSun" w:cs="Times New Roman"/>
-          <w:b/>
-          <w:bCs/>
-          <w:szCs w:val="28"/>
-        </w:rPr>
-        <w:t>PostgreSQL</w:t>
-      </w:r>
-      <w:proofErr w:type="spellEnd"/>
-      <w:r>
-        <w:rPr>
-          <w:rFonts w:eastAsia="SimSun" w:cs="Times New Roman"/>
-          <w:b/>
-          <w:bCs/>
-          <w:szCs w:val="28"/>
-        </w:rPr>
-        <w:t>: алгоритмы поиска и применение</w:t>
+        <w:t>Типы индексов в PostgreSQL: алгоритмы поиска и применение</w:t>
       </w:r>
     </w:p>
     <w:tbl>
@@ -770,19 +726,8 @@
                 <w:bCs/>
                 <w:sz w:val="22"/>
               </w:rPr>
-              <w:t>B-</w:t>
+              <w:t>B-Tree</w:t>
             </w:r>
-            <w:proofErr w:type="spellStart"/>
-            <w:r>
-              <w:rPr>
-                <w:rFonts w:eastAsia="SimSun" w:cs="Times New Roman"/>
-                <w:b/>
-                <w:bCs/>
-                <w:sz w:val="22"/>
-              </w:rPr>
-              <w:t>Tree</w:t>
-            </w:r>
-            <w:proofErr w:type="spellEnd"/>
           </w:p>
         </w:tc>
         <w:tc>
@@ -932,7 +877,6 @@
                 <w:sz w:val="22"/>
               </w:rPr>
             </w:pPr>
-            <w:proofErr w:type="spellStart"/>
             <w:r>
               <w:rPr>
                 <w:rFonts w:eastAsia="SimSun" w:cs="Times New Roman"/>
@@ -942,7 +886,6 @@
               </w:rPr>
               <w:t>Hash</w:t>
             </w:r>
-            <w:proofErr w:type="spellEnd"/>
           </w:p>
         </w:tc>
         <w:tc>
@@ -973,27 +916,7 @@
                 <w:bCs/>
                 <w:sz w:val="22"/>
               </w:rPr>
-              <w:t xml:space="preserve">Вычисление </w:t>
-            </w:r>
-            <w:proofErr w:type="spellStart"/>
-            <w:r>
-              <w:rPr>
-                <w:rFonts w:eastAsia="SimSun" w:cs="Times New Roman"/>
-                <w:b/>
-                <w:bCs/>
-                <w:sz w:val="22"/>
-              </w:rPr>
-              <w:t>хеша</w:t>
-            </w:r>
-            <w:proofErr w:type="spellEnd"/>
-            <w:r>
-              <w:rPr>
-                <w:rFonts w:eastAsia="SimSun" w:cs="Times New Roman"/>
-                <w:b/>
-                <w:bCs/>
-                <w:sz w:val="22"/>
-              </w:rPr>
-              <w:t xml:space="preserve"> и поиск в хеш-таблице</w:t>
+              <w:t>Вычисление хеша и поиск в хеш-таблице</w:t>
             </w:r>
           </w:p>
         </w:tc>
@@ -1031,23 +954,7 @@
                 <w:sz w:val="22"/>
               </w:rPr>
               <w:br/>
-              <w:t>2. Находит соответствующий "сегмент" (</w:t>
-            </w:r>
-            <w:proofErr w:type="spellStart"/>
-            <w:r>
-              <w:rPr>
-                <w:rFonts w:eastAsia="SimSun" w:cs="Times New Roman"/>
-                <w:sz w:val="22"/>
-              </w:rPr>
-              <w:t>bucket</w:t>
-            </w:r>
-            <w:proofErr w:type="spellEnd"/>
-            <w:r>
-              <w:rPr>
-                <w:rFonts w:eastAsia="SimSun" w:cs="Times New Roman"/>
-                <w:sz w:val="22"/>
-              </w:rPr>
-              <w:t>) в хеш-таблице.</w:t>
+              <w:t>2. Находит соответствующий "сегмент" (bucket) в хеш-таблице.</w:t>
             </w:r>
             <w:r>
               <w:rPr>
@@ -1110,23 +1017,7 @@
                 <w:rFonts w:eastAsia="SimSun" w:cs="Times New Roman"/>
                 <w:sz w:val="22"/>
               </w:rPr>
-              <w:t>. Быстрее B-</w:t>
-            </w:r>
-            <w:proofErr w:type="spellStart"/>
-            <w:r>
-              <w:rPr>
-                <w:rFonts w:eastAsia="SimSun" w:cs="Times New Roman"/>
-                <w:sz w:val="22"/>
-              </w:rPr>
-              <w:t>Tree</w:t>
-            </w:r>
-            <w:proofErr w:type="spellEnd"/>
-            <w:r>
-              <w:rPr>
-                <w:rFonts w:eastAsia="SimSun" w:cs="Times New Roman"/>
-                <w:sz w:val="22"/>
-              </w:rPr>
-              <w:t xml:space="preserve"> для простых сравнений, но не поддерживает диапазоны.</w:t>
+              <w:t>. Быстрее B-Tree для простых сравнений, но не поддерживает диапазоны.</w:t>
             </w:r>
           </w:p>
         </w:tc>
@@ -1153,7 +1044,6 @@
                 <w:sz w:val="22"/>
               </w:rPr>
             </w:pPr>
-            <w:proofErr w:type="spellStart"/>
             <w:r>
               <w:rPr>
                 <w:rFonts w:eastAsia="SimSun" w:cs="Times New Roman"/>
@@ -1164,7 +1054,6 @@
               <w:lastRenderedPageBreak/>
               <w:t>GiST</w:t>
             </w:r>
-            <w:proofErr w:type="spellEnd"/>
           </w:p>
         </w:tc>
         <w:tc>
@@ -1321,27 +1210,7 @@
                 <w:bCs/>
                 <w:sz w:val="22"/>
               </w:rPr>
-              <w:t>Обратный индекс (</w:t>
-            </w:r>
-            <w:proofErr w:type="spellStart"/>
-            <w:r>
-              <w:rPr>
-                <w:rFonts w:eastAsia="SimSun" w:cs="Times New Roman"/>
-                <w:b/>
-                <w:bCs/>
-                <w:sz w:val="22"/>
-              </w:rPr>
-              <w:t>Inverted</w:t>
-            </w:r>
-            <w:proofErr w:type="spellEnd"/>
-            <w:r>
-              <w:rPr>
-                <w:rFonts w:eastAsia="SimSun" w:cs="Times New Roman"/>
-                <w:b/>
-                <w:bCs/>
-                <w:sz w:val="22"/>
-              </w:rPr>
-              <w:t xml:space="preserve"> Index)</w:t>
+              <w:t>Обратный индекс (Inverted Index)</w:t>
             </w:r>
           </w:p>
         </w:tc>
@@ -1451,19 +1320,8 @@
                 <w:bCs/>
                 <w:sz w:val="22"/>
               </w:rPr>
-              <w:t>SP-</w:t>
+              <w:t>SP-GiST</w:t>
             </w:r>
-            <w:proofErr w:type="spellStart"/>
-            <w:r>
-              <w:rPr>
-                <w:rFonts w:eastAsia="SimSun" w:cs="Times New Roman"/>
-                <w:b/>
-                <w:bCs/>
-                <w:sz w:val="22"/>
-              </w:rPr>
-              <w:t>GiST</w:t>
-            </w:r>
-            <w:proofErr w:type="spellEnd"/>
           </w:p>
         </w:tc>
         <w:tc>
@@ -1549,21 +1407,12 @@
                 <w:sz w:val="22"/>
               </w:rPr>
             </w:pPr>
-            <w:proofErr w:type="spellStart"/>
             <w:r>
               <w:rPr>
                 <w:rFonts w:eastAsia="SimSun" w:cs="Times New Roman"/>
                 <w:sz w:val="22"/>
               </w:rPr>
-              <w:t>Высокоизменчивые</w:t>
-            </w:r>
-            <w:proofErr w:type="spellEnd"/>
-            <w:r>
-              <w:rPr>
-                <w:rFonts w:eastAsia="SimSun" w:cs="Times New Roman"/>
-                <w:sz w:val="22"/>
-              </w:rPr>
-              <w:t xml:space="preserve"> данные с нечеткой структурой: геоданные (не точки), IP-адреса, текстовые строки (по префиксам).</w:t>
+              <w:t>Высокоизменчивые данные с нечеткой структурой: геоданные (не точки), IP-адреса, текстовые строки (по префиксам).</w:t>
             </w:r>
           </w:p>
         </w:tc>
@@ -1993,23 +1842,13 @@
                 <w:szCs w:val="24"/>
               </w:rPr>
             </w:pPr>
-            <w:proofErr w:type="spellStart"/>
             <w:r>
               <w:rPr>
                 <w:rFonts w:eastAsia="SimSun" w:cs="Times New Roman"/>
                 <w:sz w:val="24"/>
                 <w:szCs w:val="24"/>
               </w:rPr>
-              <w:t>username</w:t>
-            </w:r>
-            <w:proofErr w:type="spellEnd"/>
-            <w:r>
-              <w:rPr>
-                <w:rFonts w:eastAsia="SimSun" w:cs="Times New Roman"/>
-                <w:sz w:val="24"/>
-                <w:szCs w:val="24"/>
-              </w:rPr>
-              <w:t xml:space="preserve"> </w:t>
+              <w:t xml:space="preserve">username </w:t>
             </w:r>
             <w:proofErr w:type="gramStart"/>
             <w:r>
@@ -2130,23 +1969,13 @@
                 <w:szCs w:val="24"/>
               </w:rPr>
             </w:pPr>
-            <w:proofErr w:type="spellStart"/>
             <w:r>
               <w:rPr>
                 <w:rFonts w:eastAsia="SimSun" w:cs="Times New Roman"/>
                 <w:sz w:val="24"/>
                 <w:szCs w:val="24"/>
               </w:rPr>
-              <w:t>email</w:t>
-            </w:r>
-            <w:proofErr w:type="spellEnd"/>
-            <w:r>
-              <w:rPr>
-                <w:rFonts w:eastAsia="SimSun" w:cs="Times New Roman"/>
-                <w:sz w:val="24"/>
-                <w:szCs w:val="24"/>
-              </w:rPr>
-              <w:t xml:space="preserve"> </w:t>
+              <w:t xml:space="preserve">email </w:t>
             </w:r>
             <w:proofErr w:type="gramStart"/>
             <w:r>
@@ -2268,7 +2097,6 @@
                 <w:lang w:val="en-US"/>
               </w:rPr>
             </w:pPr>
-            <w:proofErr w:type="spellStart"/>
             <w:r>
               <w:rPr>
                 <w:rFonts w:eastAsia="SimSun" w:cs="Times New Roman"/>
@@ -2276,17 +2104,7 @@
                 <w:szCs w:val="24"/>
                 <w:lang w:val="en-US"/>
               </w:rPr>
-              <w:t>client_id</w:t>
-            </w:r>
-            <w:proofErr w:type="spellEnd"/>
-            <w:r>
-              <w:rPr>
-                <w:rFonts w:eastAsia="SimSun" w:cs="Times New Roman"/>
-                <w:sz w:val="24"/>
-                <w:szCs w:val="24"/>
-                <w:lang w:val="en-US"/>
-              </w:rPr>
-              <w:t xml:space="preserve"> SERIAL PRIMARY KEY</w:t>
+              <w:t>client_id SERIAL PRIMARY KEY</w:t>
             </w:r>
           </w:p>
         </w:tc>
@@ -2390,7 +2208,6 @@
                 <w:lang w:val="en-US"/>
               </w:rPr>
             </w:pPr>
-            <w:proofErr w:type="spellStart"/>
             <w:r>
               <w:rPr>
                 <w:rFonts w:eastAsia="SimSun" w:cs="Times New Roman"/>
@@ -2398,37 +2215,7 @@
                 <w:szCs w:val="24"/>
                 <w:lang w:val="en-US"/>
               </w:rPr>
-              <w:t>department_id</w:t>
-            </w:r>
-            <w:proofErr w:type="spellEnd"/>
-            <w:r>
-              <w:rPr>
-                <w:rFonts w:eastAsia="SimSun" w:cs="Times New Roman"/>
-                <w:sz w:val="24"/>
-                <w:szCs w:val="24"/>
-                <w:lang w:val="en-US"/>
-              </w:rPr>
-              <w:t xml:space="preserve"> INT REFERENCES departments(</w:t>
-            </w:r>
-            <w:proofErr w:type="spellStart"/>
-            <w:r>
-              <w:rPr>
-                <w:rFonts w:eastAsia="SimSun" w:cs="Times New Roman"/>
-                <w:sz w:val="24"/>
-                <w:szCs w:val="24"/>
-                <w:lang w:val="en-US"/>
-              </w:rPr>
-              <w:t>department_id</w:t>
-            </w:r>
-            <w:proofErr w:type="spellEnd"/>
-            <w:r>
-              <w:rPr>
-                <w:rFonts w:eastAsia="SimSun" w:cs="Times New Roman"/>
-                <w:sz w:val="24"/>
-                <w:szCs w:val="24"/>
-                <w:lang w:val="en-US"/>
-              </w:rPr>
-              <w:t>)</w:t>
+              <w:t>department_id INT REFERENCES departments(department_id)</w:t>
             </w:r>
           </w:p>
         </w:tc>
@@ -2531,25 +2318,14 @@
                 <w:szCs w:val="24"/>
               </w:rPr>
             </w:pPr>
-            <w:proofErr w:type="spellStart"/>
             <w:r>
               <w:rPr>
                 <w:rFonts w:eastAsia="SimSun" w:cs="Times New Roman"/>
                 <w:sz w:val="24"/>
                 <w:szCs w:val="24"/>
               </w:rPr>
-              <w:t>salary</w:t>
+              <w:t>salary NUMERIC CHECK (</w:t>
             </w:r>
-            <w:proofErr w:type="spellEnd"/>
-            <w:r>
-              <w:rPr>
-                <w:rFonts w:eastAsia="SimSun" w:cs="Times New Roman"/>
-                <w:sz w:val="24"/>
-                <w:szCs w:val="24"/>
-              </w:rPr>
-              <w:t xml:space="preserve"> NUMERIC CHECK (</w:t>
-            </w:r>
-            <w:proofErr w:type="spellStart"/>
             <w:proofErr w:type="gramStart"/>
             <w:r>
               <w:rPr>
@@ -2557,16 +2333,7 @@
                 <w:sz w:val="24"/>
                 <w:szCs w:val="24"/>
               </w:rPr>
-              <w:t>salary</w:t>
-            </w:r>
-            <w:proofErr w:type="spellEnd"/>
-            <w:r>
-              <w:rPr>
-                <w:rFonts w:eastAsia="SimSun" w:cs="Times New Roman"/>
-                <w:sz w:val="24"/>
-                <w:szCs w:val="24"/>
-              </w:rPr>
-              <w:t xml:space="preserve"> &gt;</w:t>
+              <w:t>salary &gt;</w:t>
             </w:r>
             <w:proofErr w:type="gramEnd"/>
             <w:r>
@@ -2806,7 +2573,6 @@
           <w:lang w:val="en-US"/>
         </w:rPr>
       </w:pPr>
-      <w:proofErr w:type="spellStart"/>
       <w:r>
         <w:rPr>
           <w:rFonts w:eastAsia="SimSun" w:cs="Times New Roman"/>
@@ -2815,7 +2581,6 @@
         </w:rPr>
         <w:t>sql</w:t>
       </w:r>
-      <w:proofErr w:type="spellEnd"/>
     </w:p>
     <w:p>
       <w:pPr>
@@ -2832,25 +2597,7 @@
           <w:szCs w:val="28"/>
           <w:lang w:val="en-US"/>
         </w:rPr>
-        <w:t xml:space="preserve">EXPLAIN ANALYZE SELECT * FROM employees WHERE </w:t>
-      </w:r>
-      <w:proofErr w:type="spellStart"/>
-      <w:r>
-        <w:rPr>
-          <w:rFonts w:eastAsia="SimSun" w:cs="Times New Roman"/>
-          <w:szCs w:val="28"/>
-          <w:lang w:val="en-US"/>
-        </w:rPr>
-        <w:t>department_id</w:t>
-      </w:r>
-      <w:proofErr w:type="spellEnd"/>
-      <w:r>
-        <w:rPr>
-          <w:rFonts w:eastAsia="SimSun" w:cs="Times New Roman"/>
-          <w:szCs w:val="28"/>
-          <w:lang w:val="en-US"/>
-        </w:rPr>
-        <w:t xml:space="preserve"> = 3;</w:t>
+        <w:t>EXPLAIN ANALYZE SELECT * FROM employees WHERE department_id = 3;</w:t>
       </w:r>
     </w:p>
     <w:p>
@@ -2966,7 +2713,7 @@
           <w:szCs w:val="28"/>
         </w:rPr>
         <w:pict w14:anchorId="7AFC2BD2">
-          <v:rect id="_x0000_i1027" style="width:0;height:.75pt" o:hralign="center" o:hrstd="t" o:hr="t" fillcolor="#a0a0a0" stroked="f"/>
+          <v:rect id="_x0000_i1025" style="width:0;height:.75pt" o:hralign="center" o:hrstd="t" o:hr="t" fillcolor="#a0a0a0" stroked="f"/>
         </w:pict>
       </w:r>
     </w:p>
@@ -3204,17 +2951,15 @@
           <w:rFonts w:eastAsia="SimSun" w:cs="Times New Roman"/>
           <w:szCs w:val="28"/>
         </w:rPr>
-        <w:t xml:space="preserve">, чтобы был автоматический </w:t>
-      </w:r>
-      <w:proofErr w:type="spellStart"/>
-      <w:r>
-        <w:rPr>
-          <w:rFonts w:eastAsia="SimSun" w:cs="Times New Roman"/>
-          <w:szCs w:val="28"/>
-        </w:rPr>
-        <w:t>автоинкеремент</w:t>
-      </w:r>
-      <w:proofErr w:type="spellEnd"/>
+        <w:t>, чтобы был</w:t>
+      </w:r>
+      <w:r>
+        <w:rPr>
+          <w:rFonts w:eastAsia="SimSun" w:cs="Times New Roman"/>
+          <w:szCs w:val="28"/>
+        </w:rPr>
+        <w:t>о автоматическое заполнение</w:t>
+      </w:r>
       <w:r>
         <w:rPr>
           <w:rFonts w:eastAsia="SimSun" w:cs="Times New Roman"/>
@@ -3590,9 +3335,9 @@
           <w:noProof/>
         </w:rPr>
         <w:drawing>
-          <wp:inline distT="0" distB="0" distL="0" distR="0" wp14:anchorId="2013D38F" wp14:editId="2269A244">
-            <wp:extent cx="3576732" cy="3977640"/>
-            <wp:effectExtent l="0" t="0" r="5080" b="3810"/>
+          <wp:inline distT="0" distB="0" distL="0" distR="0" wp14:anchorId="2013D38F" wp14:editId="7C14A20A">
+            <wp:extent cx="3576152" cy="3009900"/>
+            <wp:effectExtent l="0" t="0" r="5715" b="0"/>
             <wp:docPr id="1" name="Рисунок 1"/>
             <wp:cNvGraphicFramePr>
               <a:graphicFrameLocks xmlns:a="http://schemas.openxmlformats.org/drawingml/2006/main" noChangeAspect="1"/>
@@ -3604,20 +3349,29 @@
                     <pic:cNvPr id="1" name=""/>
                     <pic:cNvPicPr/>
                   </pic:nvPicPr>
-                  <pic:blipFill>
+                  <pic:blipFill rotWithShape="1">
                     <a:blip r:embed="rId8"/>
+                    <a:srcRect t="5269" b="19048"/>
                     <a:stretch>
                       <a:fillRect/>
                     </a:stretch>
                   </pic:blipFill>
-                  <pic:spPr>
+                  <pic:spPr bwMode="auto">
                     <a:xfrm>
                       <a:off x="0" y="0"/>
-                      <a:ext cx="3578534" cy="3979644"/>
+                      <a:ext cx="3578534" cy="3011904"/>
                     </a:xfrm>
                     <a:prstGeom prst="rect">
                       <a:avLst/>
                     </a:prstGeom>
+                    <a:ln>
+                      <a:noFill/>
+                    </a:ln>
+                    <a:extLst>
+                      <a:ext uri="{53640926-AAD7-44D8-BBD7-CCE9431645EC}">
+                        <a14:shadowObscured xmlns:a14="http://schemas.microsoft.com/office/drawing/2010/main"/>
+                      </a:ext>
+                    </a:extLst>
                   </pic:spPr>
                 </pic:pic>
               </a:graphicData>
@@ -3642,7 +3396,6 @@
         </w:rPr>
         <w:t xml:space="preserve">Рисунок 2 – часть тестовых данных для таблицы </w:t>
       </w:r>
-      <w:proofErr w:type="spellStart"/>
       <w:r>
         <w:rPr>
           <w:sz w:val="24"/>
@@ -3651,7 +3404,6 @@
         </w:rPr>
         <w:t>employess</w:t>
       </w:r>
-      <w:proofErr w:type="spellEnd"/>
     </w:p>
     <w:p>
       <w:pPr>
@@ -3711,10 +3463,9 @@
           <w:noProof/>
           <w:szCs w:val="28"/>
         </w:rPr>
-        <w:lastRenderedPageBreak/>
         <w:drawing>
-          <wp:inline distT="0" distB="0" distL="0" distR="0" wp14:anchorId="0873204E" wp14:editId="4ECCD637">
-            <wp:extent cx="3456594" cy="3360420"/>
+          <wp:inline distT="0" distB="0" distL="0" distR="0" wp14:anchorId="0873204E" wp14:editId="45014E9B">
+            <wp:extent cx="3455899" cy="2000250"/>
             <wp:effectExtent l="0" t="0" r="0" b="0"/>
             <wp:docPr id="9" name="Рисунок 9"/>
             <wp:cNvGraphicFramePr>
@@ -3727,20 +3478,29 @@
                     <pic:cNvPr id="1" name=""/>
                     <pic:cNvPicPr/>
                   </pic:nvPicPr>
-                  <pic:blipFill>
+                  <pic:blipFill rotWithShape="1">
                     <a:blip r:embed="rId9"/>
+                    <a:srcRect t="10205" b="30260"/>
                     <a:stretch>
                       <a:fillRect/>
                     </a:stretch>
                   </pic:blipFill>
-                  <pic:spPr>
+                  <pic:spPr bwMode="auto">
                     <a:xfrm>
                       <a:off x="0" y="0"/>
-                      <a:ext cx="3462482" cy="3366145"/>
+                      <a:ext cx="3462482" cy="2004060"/>
                     </a:xfrm>
                     <a:prstGeom prst="rect">
                       <a:avLst/>
                     </a:prstGeom>
+                    <a:ln>
+                      <a:noFill/>
+                    </a:ln>
+                    <a:extLst>
+                      <a:ext uri="{53640926-AAD7-44D8-BBD7-CCE9431645EC}">
+                        <a14:shadowObscured xmlns:a14="http://schemas.microsoft.com/office/drawing/2010/main"/>
+                      </a:ext>
+                    </a:extLst>
                   </pic:spPr>
                 </pic:pic>
               </a:graphicData>
@@ -3799,38 +3559,44 @@
           <w:rFonts w:eastAsia="SimSun" w:cs="Times New Roman"/>
           <w:szCs w:val="28"/>
         </w:rPr>
-        <w:t xml:space="preserve">Запустим наш скрипт, проверим, что все данные были успешно созданы. В дальнейшем при анализе индексов тестовые данные, таблицы и ограничения меняться не будут. Будет изменение только в определении индекса, которые будут расписаны в дальнейшем. </w:t>
-      </w:r>
-    </w:p>
-    <w:p>
-      <w:pPr>
-        <w:spacing w:line="360" w:lineRule="auto"/>
-        <w:rPr>
-          <w:rFonts w:eastAsia="SimSun" w:cs="Times New Roman"/>
-          <w:szCs w:val="28"/>
-        </w:rPr>
+        <w:t xml:space="preserve">Запустим наш скрипт, проверим, что все данные были успешно созданы. В дальнейшем при анализе индексов тестовые данные, таблицы и ограничения </w:t>
+      </w:r>
+      <w:r>
+        <w:rPr>
+          <w:rFonts w:eastAsia="SimSun" w:cs="Times New Roman"/>
+          <w:szCs w:val="28"/>
+        </w:rPr>
+        <w:lastRenderedPageBreak/>
+        <w:t xml:space="preserve">меняться не будут. Будет изменение только в определении индекса, которые будут расписаны в дальнейшем. </w:t>
+      </w:r>
+    </w:p>
+    <w:p>
+      <w:pPr>
+        <w:spacing w:line="360" w:lineRule="auto"/>
+      </w:pPr>
+      <w:r>
+        <w:t xml:space="preserve">Проверим, что ограничения работают правильно. Результат корректной работы представлен на рисунке 5. </w:t>
+      </w:r>
+    </w:p>
+    <w:p>
+      <w:pPr>
+        <w:spacing w:line="360" w:lineRule="auto"/>
       </w:pPr>
     </w:p>
     <w:p>
       <w:pPr>
         <w:spacing w:line="360" w:lineRule="auto"/>
         <w:jc w:val="center"/>
-        <w:rPr>
-          <w:rFonts w:eastAsia="SimSun" w:cs="Times New Roman"/>
-          <w:szCs w:val="28"/>
-        </w:rPr>
-      </w:pPr>
-      <w:r>
-        <w:rPr>
-          <w:rFonts w:eastAsia="SimSun" w:cs="Times New Roman"/>
+      </w:pPr>
+      <w:r>
+        <w:rPr>
           <w:noProof/>
-          <w:szCs w:val="28"/>
         </w:rPr>
         <w:drawing>
-          <wp:inline distT="0" distB="0" distL="0" distR="0" wp14:anchorId="7C3E494E" wp14:editId="25DDF9B0">
-            <wp:extent cx="4518660" cy="3086211"/>
-            <wp:effectExtent l="0" t="0" r="0" b="0"/>
-            <wp:docPr id="13" name="Рисунок 13"/>
+          <wp:inline distT="0" distB="0" distL="0" distR="0" wp14:anchorId="6D676AF9" wp14:editId="3286F1E0">
+            <wp:extent cx="4457700" cy="4492392"/>
+            <wp:effectExtent l="0" t="0" r="0" b="3810"/>
+            <wp:docPr id="15" name="Рисунок 15"/>
             <wp:cNvGraphicFramePr>
               <a:graphicFrameLocks xmlns:a="http://schemas.openxmlformats.org/drawingml/2006/main" noChangeAspect="1"/>
             </wp:cNvGraphicFramePr>
@@ -3850,7 +3616,7 @@
                   <pic:spPr>
                     <a:xfrm>
                       <a:off x="0" y="0"/>
-                      <a:ext cx="4525061" cy="3090583"/>
+                      <a:ext cx="4461332" cy="4496052"/>
                     </a:xfrm>
                     <a:prstGeom prst="rect">
                       <a:avLst/>
@@ -3868,57 +3634,200 @@
         <w:spacing w:line="360" w:lineRule="auto"/>
         <w:jc w:val="center"/>
         <w:rPr>
-          <w:rFonts w:eastAsia="SimSun" w:cs="Times New Roman"/>
           <w:sz w:val="24"/>
-          <w:szCs w:val="24"/>
-        </w:rPr>
-      </w:pPr>
-      <w:r>
-        <w:rPr>
-          <w:rFonts w:eastAsia="SimSun" w:cs="Times New Roman"/>
+          <w:szCs w:val="20"/>
+        </w:rPr>
+      </w:pPr>
+      <w:r>
+        <w:rPr>
           <w:sz w:val="24"/>
-          <w:szCs w:val="24"/>
-        </w:rPr>
-        <w:t>Рисунок 4 – успешный прогон скрипта</w:t>
-      </w:r>
-    </w:p>
-    <w:p>
-      <w:pPr>
-        <w:spacing w:line="360" w:lineRule="auto"/>
+          <w:szCs w:val="20"/>
+        </w:rPr>
+        <w:t xml:space="preserve">Рисунок 5 – ограничения на </w:t>
+      </w:r>
+      <w:r>
+        <w:rPr>
+          <w:sz w:val="24"/>
+          <w:szCs w:val="20"/>
+          <w:lang w:val="en-US"/>
+        </w:rPr>
+        <w:t>UNIQUE</w:t>
+      </w:r>
+      <w:r>
+        <w:rPr>
+          <w:sz w:val="24"/>
+          <w:szCs w:val="20"/>
+        </w:rPr>
+        <w:t xml:space="preserve"> работает корректно</w:t>
+      </w:r>
+    </w:p>
+    <w:p>
+      <w:pPr>
+        <w:spacing w:line="360" w:lineRule="auto"/>
+        <w:jc w:val="center"/>
+      </w:pPr>
+    </w:p>
+    <w:p>
+      <w:pPr>
+        <w:spacing w:line="360" w:lineRule="auto"/>
+      </w:pPr>
+      <w:r>
         <w:rPr>
           <w:b/>
           <w:bCs/>
         </w:rPr>
-      </w:pPr>
-    </w:p>
-    <w:p>
-      <w:pPr>
-        <w:spacing w:line="360" w:lineRule="auto"/>
-      </w:pPr>
-      <w:r>
-        <w:lastRenderedPageBreak/>
-        <w:t xml:space="preserve">Проверим, что ограничения работают правильно. Результат корректной работы представлен на рисунке 5. </w:t>
-      </w:r>
-    </w:p>
-    <w:p>
-      <w:pPr>
-        <w:spacing w:line="360" w:lineRule="auto"/>
-      </w:pPr>
-    </w:p>
-    <w:p>
-      <w:pPr>
-        <w:spacing w:line="360" w:lineRule="auto"/>
-        <w:jc w:val="center"/>
-      </w:pPr>
-      <w:r>
-        <w:rPr>
+        <w:t>Задание 3</w:t>
+      </w:r>
+      <w:r>
+        <w:t>. Создайте индексы для столбцов, указанных в вашем варианте. Используйте команды CREATE INDEX для настройки индексов.</w:t>
+      </w:r>
+    </w:p>
+    <w:p>
+      <w:pPr>
+        <w:numPr>
+          <w:ilvl w:val="0"/>
+          <w:numId w:val="1"/>
+        </w:numPr>
+        <w:spacing w:line="360" w:lineRule="auto"/>
+        <w:rPr>
+          <w:rFonts w:cs="Times New Roman"/>
+          <w:szCs w:val="28"/>
+        </w:rPr>
+      </w:pPr>
+      <w:r>
+        <w:rPr>
+          <w:rFonts w:cs="Times New Roman"/>
+          <w:szCs w:val="28"/>
+        </w:rPr>
+        <w:t>Создание индекса типа</w:t>
+      </w:r>
+      <w:r>
+        <w:rPr>
+          <w:rFonts w:eastAsia="SimSun" w:cs="Times New Roman"/>
+          <w:szCs w:val="28"/>
+        </w:rPr>
+        <w:t xml:space="preserve"> </w:t>
+      </w:r>
+      <w:r>
+        <w:rPr>
+          <w:rStyle w:val="a3"/>
+          <w:rFonts w:eastAsia="SimSun" w:cs="Times New Roman"/>
+          <w:szCs w:val="28"/>
+        </w:rPr>
+        <w:t>B-Tree</w:t>
+      </w:r>
+      <w:r>
+        <w:rPr>
+          <w:rFonts w:cs="Times New Roman"/>
+          <w:szCs w:val="28"/>
+        </w:rPr>
+        <w:t xml:space="preserve"> для столбца </w:t>
+      </w:r>
+      <w:r>
+        <w:rPr>
+          <w:rFonts w:cs="Times New Roman"/>
+          <w:szCs w:val="28"/>
+          <w:lang w:val="en-US"/>
+        </w:rPr>
+        <w:t>department</w:t>
+      </w:r>
+      <w:r>
+        <w:rPr>
+          <w:rFonts w:cs="Times New Roman"/>
+          <w:szCs w:val="28"/>
+        </w:rPr>
+        <w:t>_</w:t>
+      </w:r>
+      <w:r>
+        <w:rPr>
+          <w:rFonts w:cs="Times New Roman"/>
+          <w:szCs w:val="28"/>
+          <w:lang w:val="en-US"/>
+        </w:rPr>
+        <w:t>name</w:t>
+      </w:r>
+      <w:r>
+        <w:rPr>
+          <w:rFonts w:cs="Times New Roman"/>
+          <w:szCs w:val="28"/>
+        </w:rPr>
+        <w:t>:</w:t>
+      </w:r>
+    </w:p>
+    <w:p>
+      <w:pPr>
+        <w:spacing w:line="360" w:lineRule="auto"/>
+        <w:rPr>
+          <w:rFonts w:cs="Times New Roman"/>
+          <w:szCs w:val="28"/>
+        </w:rPr>
+      </w:pPr>
+      <w:r>
+        <w:rPr>
+          <w:rFonts w:cs="Times New Roman"/>
+          <w:szCs w:val="28"/>
+        </w:rPr>
+        <w:t xml:space="preserve">Проведем в начале тест для индекса </w:t>
+      </w:r>
+      <w:r>
+        <w:rPr>
+          <w:rFonts w:cs="Times New Roman"/>
+          <w:szCs w:val="28"/>
+          <w:lang w:val="en-US"/>
+        </w:rPr>
+        <w:t>B</w:t>
+      </w:r>
+      <w:r>
+        <w:rPr>
+          <w:rFonts w:cs="Times New Roman"/>
+          <w:szCs w:val="28"/>
+        </w:rPr>
+        <w:t>-</w:t>
+      </w:r>
+      <w:r>
+        <w:rPr>
+          <w:rFonts w:cs="Times New Roman"/>
+          <w:szCs w:val="28"/>
+          <w:lang w:val="en-US"/>
+        </w:rPr>
+        <w:t>Tree</w:t>
+      </w:r>
+      <w:r>
+        <w:rPr>
+          <w:rFonts w:cs="Times New Roman"/>
+          <w:szCs w:val="28"/>
+        </w:rPr>
+        <w:t xml:space="preserve">. Для создания индекса использовалась команда, которая представлена на рисунке 4. </w:t>
+      </w:r>
+    </w:p>
+    <w:p>
+      <w:pPr>
+        <w:ind w:left="709" w:firstLine="0"/>
+        <w:rPr>
+          <w:rFonts w:cs="Times New Roman"/>
+          <w:szCs w:val="28"/>
+        </w:rPr>
+      </w:pPr>
+    </w:p>
+    <w:p>
+      <w:pPr>
+        <w:ind w:left="709" w:firstLine="0"/>
+        <w:rPr>
+          <w:rFonts w:cs="Times New Roman"/>
+          <w:szCs w:val="28"/>
+        </w:rPr>
+      </w:pPr>
+      <w:r>
+        <w:rPr>
+          <w:rFonts w:cs="Times New Roman"/>
           <w:noProof/>
+          <w:szCs w:val="28"/>
         </w:rPr>
         <w:drawing>
-          <wp:inline distT="0" distB="0" distL="0" distR="0" wp14:anchorId="6D676AF9" wp14:editId="3286F1E0">
-            <wp:extent cx="4457700" cy="4492392"/>
-            <wp:effectExtent l="0" t="0" r="0" b="3810"/>
-            <wp:docPr id="15" name="Рисунок 15"/>
+          <wp:inline distT="0" distB="0" distL="0" distR="0" wp14:anchorId="26EC20E3" wp14:editId="4BB6595D">
+            <wp:extent cx="5744377" cy="685896"/>
+            <wp:effectExtent l="0" t="0" r="0" b="0"/>
+            <wp:docPr id="10" name="Рисунок 10"/>
             <wp:cNvGraphicFramePr>
               <a:graphicFrameLocks xmlns:a="http://schemas.openxmlformats.org/drawingml/2006/main" noChangeAspect="1"/>
             </wp:cNvGraphicFramePr>
@@ -3938,7 +3847,7 @@
                   <pic:spPr>
                     <a:xfrm>
                       <a:off x="0" y="0"/>
-                      <a:ext cx="4461332" cy="4496052"/>
+                      <a:ext cx="5744377" cy="685896"/>
                     </a:xfrm>
                     <a:prstGeom prst="rect">
                       <a:avLst/>
@@ -3953,39 +3862,84 @@
     </w:p>
     <w:p>
       <w:pPr>
-        <w:spacing w:line="360" w:lineRule="auto"/>
+        <w:ind w:left="709" w:firstLine="0"/>
         <w:jc w:val="center"/>
         <w:rPr>
+          <w:rFonts w:cs="Times New Roman"/>
           <w:sz w:val="24"/>
-          <w:szCs w:val="20"/>
-        </w:rPr>
-      </w:pPr>
-      <w:r>
-        <w:rPr>
+          <w:szCs w:val="24"/>
+        </w:rPr>
+      </w:pPr>
+      <w:r>
+        <w:rPr>
+          <w:rFonts w:cs="Times New Roman"/>
           <w:sz w:val="24"/>
-          <w:szCs w:val="20"/>
-        </w:rPr>
-        <w:t xml:space="preserve">Рисунок 5 – ограничения на </w:t>
-      </w:r>
-      <w:r>
-        <w:rPr>
+          <w:szCs w:val="24"/>
+        </w:rPr>
+        <w:lastRenderedPageBreak/>
+        <w:t xml:space="preserve">Рисунок 4 – </w:t>
+      </w:r>
+      <w:r>
+        <w:rPr>
+          <w:rFonts w:cs="Times New Roman"/>
           <w:sz w:val="24"/>
-          <w:szCs w:val="20"/>
+          <w:szCs w:val="24"/>
+        </w:rPr>
+        <w:t xml:space="preserve">создание </w:t>
+      </w:r>
+      <w:r>
+        <w:rPr>
+          <w:rFonts w:cs="Times New Roman"/>
+          <w:sz w:val="24"/>
+          <w:szCs w:val="24"/>
+        </w:rPr>
+        <w:t>индекс</w:t>
+      </w:r>
+      <w:r>
+        <w:rPr>
+          <w:rFonts w:cs="Times New Roman"/>
+          <w:sz w:val="24"/>
+          <w:szCs w:val="24"/>
+        </w:rPr>
+        <w:t>а</w:t>
+      </w:r>
+      <w:r>
+        <w:rPr>
+          <w:rFonts w:cs="Times New Roman"/>
+          <w:sz w:val="24"/>
+          <w:szCs w:val="24"/>
+        </w:rPr>
+        <w:t xml:space="preserve"> </w:t>
+      </w:r>
+      <w:r>
+        <w:rPr>
+          <w:rFonts w:cs="Times New Roman"/>
+          <w:sz w:val="24"/>
+          <w:szCs w:val="24"/>
           <w:lang w:val="en-US"/>
         </w:rPr>
-        <w:t>UNIQUE</w:t>
-      </w:r>
-      <w:r>
-        <w:rPr>
+        <w:t>B</w:t>
+      </w:r>
+      <w:r>
+        <w:rPr>
+          <w:rFonts w:cs="Times New Roman"/>
           <w:sz w:val="24"/>
-          <w:szCs w:val="20"/>
-        </w:rPr>
-        <w:t xml:space="preserve"> работает корректно</w:t>
-      </w:r>
-    </w:p>
-    <w:p>
-      <w:pPr>
-        <w:spacing w:line="360" w:lineRule="auto"/>
+          <w:szCs w:val="24"/>
+        </w:rPr>
+        <w:t>-</w:t>
+      </w:r>
+      <w:r>
+        <w:rPr>
+          <w:rFonts w:cs="Times New Roman"/>
+          <w:sz w:val="24"/>
+          <w:szCs w:val="24"/>
+          <w:lang w:val="en-US"/>
+        </w:rPr>
+        <w:t>Tree</w:t>
+      </w:r>
+    </w:p>
+    <w:p>
+      <w:pPr>
         <w:jc w:val="center"/>
       </w:pPr>
     </w:p>
@@ -3994,172 +3948,37 @@
         <w:spacing w:line="360" w:lineRule="auto"/>
       </w:pPr>
       <w:r>
-        <w:rPr>
-          <w:b/>
-          <w:bCs/>
-        </w:rPr>
-        <w:t>Задание 3</w:t>
-      </w:r>
-      <w:r>
-        <w:t>. Создайте индексы для столбцов, указанных в вашем варианте. Используйте команды CREATE INDEX для настройки индексов.</w:t>
-      </w:r>
-    </w:p>
-    <w:p>
-      <w:pPr>
-        <w:numPr>
-          <w:ilvl w:val="0"/>
-          <w:numId w:val="1"/>
-        </w:numPr>
-        <w:spacing w:line="360" w:lineRule="auto"/>
-        <w:rPr>
-          <w:rFonts w:cs="Times New Roman"/>
-          <w:szCs w:val="28"/>
-        </w:rPr>
-      </w:pPr>
-      <w:r>
-        <w:rPr>
-          <w:rFonts w:cs="Times New Roman"/>
-          <w:szCs w:val="28"/>
-        </w:rPr>
-        <w:t>Создание индекса типа</w:t>
-      </w:r>
-      <w:r>
-        <w:rPr>
-          <w:rFonts w:eastAsia="SimSun" w:cs="Times New Roman"/>
-          <w:szCs w:val="28"/>
-        </w:rPr>
-        <w:t xml:space="preserve"> </w:t>
-      </w:r>
-      <w:r>
-        <w:rPr>
-          <w:rStyle w:val="a3"/>
-          <w:rFonts w:eastAsia="SimSun" w:cs="Times New Roman"/>
-          <w:szCs w:val="28"/>
-        </w:rPr>
-        <w:t>B-</w:t>
-      </w:r>
-      <w:proofErr w:type="spellStart"/>
-      <w:r>
-        <w:rPr>
-          <w:rStyle w:val="a3"/>
-          <w:rFonts w:eastAsia="SimSun" w:cs="Times New Roman"/>
-          <w:szCs w:val="28"/>
-        </w:rPr>
-        <w:t>Tree</w:t>
-      </w:r>
-      <w:proofErr w:type="spellEnd"/>
-      <w:r>
-        <w:rPr>
-          <w:rFonts w:cs="Times New Roman"/>
-          <w:szCs w:val="28"/>
-        </w:rPr>
-        <w:t xml:space="preserve"> для столбца </w:t>
-      </w:r>
-      <w:r>
-        <w:rPr>
-          <w:rFonts w:cs="Times New Roman"/>
-          <w:szCs w:val="28"/>
+        <w:t xml:space="preserve">Теперь посмотрим процесс выполнения команды, задержки и какие решения принял оптимизатор </w:t>
+      </w:r>
+      <w:r>
+        <w:rPr>
           <w:lang w:val="en-US"/>
         </w:rPr>
-        <w:t>department</w:t>
-      </w:r>
-      <w:r>
-        <w:rPr>
-          <w:rFonts w:cs="Times New Roman"/>
-          <w:szCs w:val="28"/>
-        </w:rPr>
-        <w:t>_</w:t>
-      </w:r>
-      <w:r>
-        <w:rPr>
-          <w:rFonts w:cs="Times New Roman"/>
-          <w:szCs w:val="28"/>
-          <w:lang w:val="en-US"/>
-        </w:rPr>
-        <w:t>name</w:t>
-      </w:r>
-      <w:r>
-        <w:rPr>
-          <w:rFonts w:cs="Times New Roman"/>
-          <w:szCs w:val="28"/>
-        </w:rPr>
-        <w:t>:</w:t>
-      </w:r>
-    </w:p>
-    <w:p>
-      <w:pPr>
-        <w:spacing w:line="360" w:lineRule="auto"/>
-        <w:rPr>
-          <w:rFonts w:cs="Times New Roman"/>
-          <w:szCs w:val="28"/>
-        </w:rPr>
-      </w:pPr>
-      <w:r>
-        <w:rPr>
-          <w:rFonts w:cs="Times New Roman"/>
-          <w:szCs w:val="28"/>
-        </w:rPr>
-        <w:t xml:space="preserve">Проведем в начале тест для индекса </w:t>
-      </w:r>
-      <w:r>
-        <w:rPr>
-          <w:rFonts w:cs="Times New Roman"/>
-          <w:szCs w:val="28"/>
-          <w:lang w:val="en-US"/>
-        </w:rPr>
-        <w:t>B</w:t>
-      </w:r>
-      <w:r>
-        <w:rPr>
-          <w:rFonts w:cs="Times New Roman"/>
-          <w:szCs w:val="28"/>
-        </w:rPr>
-        <w:t>-</w:t>
-      </w:r>
-      <w:r>
-        <w:rPr>
-          <w:rFonts w:cs="Times New Roman"/>
-          <w:szCs w:val="28"/>
-          <w:lang w:val="en-US"/>
-        </w:rPr>
-        <w:t>Tree</w:t>
-      </w:r>
-      <w:r>
-        <w:rPr>
-          <w:rFonts w:cs="Times New Roman"/>
-          <w:szCs w:val="28"/>
-        </w:rPr>
-        <w:t xml:space="preserve">. Для создания индекса использовалась команда, которая представлена на рисунке 4. </w:t>
-      </w:r>
-    </w:p>
-    <w:p>
-      <w:pPr>
-        <w:ind w:left="709" w:firstLine="0"/>
-        <w:rPr>
-          <w:rFonts w:cs="Times New Roman"/>
-          <w:szCs w:val="28"/>
-        </w:rPr>
-      </w:pPr>
-    </w:p>
-    <w:p>
-      <w:pPr>
-        <w:ind w:left="709" w:firstLine="0"/>
-        <w:rPr>
-          <w:rFonts w:cs="Times New Roman"/>
-          <w:szCs w:val="28"/>
-        </w:rPr>
-      </w:pPr>
-      <w:r>
-        <w:rPr>
-          <w:rFonts w:cs="Times New Roman"/>
+        <w:t>PostgreSQL</w:t>
+      </w:r>
+      <w:r>
+        <w:t xml:space="preserve"> в процессе запроса. Команда для выполнения запроса представлена на рисунке 5. </w:t>
+      </w:r>
+    </w:p>
+    <w:p>
+      <w:pPr>
+        <w:spacing w:line="360" w:lineRule="auto"/>
+      </w:pPr>
+    </w:p>
+    <w:p>
+      <w:pPr>
+        <w:spacing w:line="360" w:lineRule="auto"/>
+        <w:jc w:val="center"/>
+      </w:pPr>
+      <w:r>
+        <w:rPr>
           <w:noProof/>
-          <w:szCs w:val="28"/>
         </w:rPr>
         <w:drawing>
-          <wp:inline distT="0" distB="0" distL="0" distR="0" wp14:anchorId="26EC20E3" wp14:editId="4BB6595D">
-            <wp:extent cx="5744377" cy="685896"/>
-            <wp:effectExtent l="0" t="0" r="0" b="0"/>
-            <wp:docPr id="10" name="Рисунок 10"/>
+          <wp:inline distT="0" distB="0" distL="0" distR="0" wp14:anchorId="3B470C80" wp14:editId="74B2360F">
+            <wp:extent cx="5730240" cy="464389"/>
+            <wp:effectExtent l="0" t="0" r="3810" b="0"/>
+            <wp:docPr id="11" name="Рисунок 11"/>
             <wp:cNvGraphicFramePr>
               <a:graphicFrameLocks xmlns:a="http://schemas.openxmlformats.org/drawingml/2006/main" noChangeAspect="1"/>
             </wp:cNvGraphicFramePr>
@@ -4179,7 +3998,7 @@
                   <pic:spPr>
                     <a:xfrm>
                       <a:off x="0" y="0"/>
-                      <a:ext cx="5744377" cy="685896"/>
+                      <a:ext cx="5763978" cy="467123"/>
                     </a:xfrm>
                     <a:prstGeom prst="rect">
                       <a:avLst/>
@@ -4194,83 +4013,54 @@
     </w:p>
     <w:p>
       <w:pPr>
-        <w:ind w:left="709" w:firstLine="0"/>
+        <w:spacing w:line="360" w:lineRule="auto"/>
         <w:jc w:val="center"/>
         <w:rPr>
-          <w:rFonts w:cs="Times New Roman"/>
           <w:sz w:val="24"/>
-          <w:szCs w:val="24"/>
-        </w:rPr>
-      </w:pPr>
-      <w:r>
-        <w:rPr>
-          <w:rFonts w:cs="Times New Roman"/>
+          <w:szCs w:val="20"/>
+        </w:rPr>
+      </w:pPr>
+      <w:r>
+        <w:rPr>
           <w:sz w:val="24"/>
-          <w:szCs w:val="24"/>
-        </w:rPr>
-        <w:t xml:space="preserve">Рисунок 4 – </w:t>
-      </w:r>
-      <w:r>
-        <w:rPr>
-          <w:rFonts w:cs="Times New Roman"/>
+          <w:szCs w:val="20"/>
+        </w:rPr>
+        <w:t xml:space="preserve">Рисунок 5 – запуск </w:t>
+      </w:r>
+      <w:r>
+        <w:rPr>
           <w:sz w:val="24"/>
-          <w:szCs w:val="24"/>
-        </w:rPr>
-        <w:t xml:space="preserve">создание </w:t>
-      </w:r>
-      <w:r>
-        <w:rPr>
-          <w:rFonts w:cs="Times New Roman"/>
+          <w:szCs w:val="20"/>
+          <w:lang w:val="en-US"/>
+        </w:rPr>
+        <w:t>EXPLAIN</w:t>
+      </w:r>
+      <w:r>
+        <w:rPr>
           <w:sz w:val="24"/>
-          <w:szCs w:val="24"/>
-        </w:rPr>
-        <w:t>индекс</w:t>
-      </w:r>
-      <w:r>
-        <w:rPr>
-          <w:rFonts w:cs="Times New Roman"/>
+          <w:szCs w:val="20"/>
+        </w:rPr>
+        <w:t xml:space="preserve"> </w:t>
+      </w:r>
+      <w:r>
+        <w:rPr>
           <w:sz w:val="24"/>
-          <w:szCs w:val="24"/>
-        </w:rPr>
-        <w:t>а</w:t>
-      </w:r>
-      <w:r>
-        <w:rPr>
-          <w:rFonts w:cs="Times New Roman"/>
+          <w:szCs w:val="20"/>
+          <w:lang w:val="en-US"/>
+        </w:rPr>
+        <w:t>ANALYZE</w:t>
+      </w:r>
+      <w:r>
+        <w:rPr>
           <w:sz w:val="24"/>
-          <w:szCs w:val="24"/>
-        </w:rPr>
-        <w:t xml:space="preserve"> </w:t>
-      </w:r>
-      <w:r>
-        <w:rPr>
-          <w:rFonts w:cs="Times New Roman"/>
-          <w:sz w:val="24"/>
-          <w:szCs w:val="24"/>
-          <w:lang w:val="en-US"/>
-        </w:rPr>
-        <w:t>B</w:t>
-      </w:r>
-      <w:r>
-        <w:rPr>
-          <w:rFonts w:cs="Times New Roman"/>
-          <w:sz w:val="24"/>
-          <w:szCs w:val="24"/>
-        </w:rPr>
-        <w:t>-</w:t>
-      </w:r>
-      <w:r>
-        <w:rPr>
-          <w:rFonts w:cs="Times New Roman"/>
-          <w:sz w:val="24"/>
-          <w:szCs w:val="24"/>
-          <w:lang w:val="en-US"/>
-        </w:rPr>
-        <w:t>Tree</w:t>
-      </w:r>
-    </w:p>
-    <w:p>
-      <w:pPr>
+          <w:szCs w:val="20"/>
+        </w:rPr>
+        <w:t xml:space="preserve"> для запроса</w:t>
+      </w:r>
+    </w:p>
+    <w:p>
+      <w:pPr>
+        <w:spacing w:line="360" w:lineRule="auto"/>
         <w:jc w:val="center"/>
       </w:pPr>
     </w:p>
@@ -4279,38 +4069,23 @@
         <w:spacing w:line="360" w:lineRule="auto"/>
       </w:pPr>
       <w:r>
-        <w:lastRenderedPageBreak/>
-        <w:t xml:space="preserve">Теперь посмотрим процесс выполнения команды, задержки и какие решения принял оптимизатор </w:t>
-      </w:r>
-      <w:r>
-        <w:rPr>
-          <w:lang w:val="en-US"/>
-        </w:rPr>
-        <w:t>PostgreSQL</w:t>
-      </w:r>
-      <w:r>
-        <w:t xml:space="preserve"> в процессе запроса. Команда для выполнения запроса представлена на рисунке 5. </w:t>
-      </w:r>
-    </w:p>
-    <w:p>
-      <w:pPr>
-        <w:spacing w:line="360" w:lineRule="auto"/>
-      </w:pPr>
-    </w:p>
-    <w:p>
-      <w:pPr>
-        <w:spacing w:line="360" w:lineRule="auto"/>
-        <w:jc w:val="center"/>
-      </w:pPr>
+        <w:t xml:space="preserve">В результате запуска запроса вышло то, что представлено на рисунке 6. </w:t>
+      </w:r>
+      <w:r>
+        <w:t xml:space="preserve">Можно заметить, что больше всего задержка происходит на уровне оптимизатора, который предпринимает меры как лучше сделать запрос. </w:t>
+      </w:r>
+    </w:p>
+    <w:p/>
+    <w:p>
       <w:r>
         <w:rPr>
           <w:noProof/>
         </w:rPr>
         <w:drawing>
-          <wp:inline distT="0" distB="0" distL="0" distR="0" wp14:anchorId="3B470C80" wp14:editId="74B2360F">
-            <wp:extent cx="5730240" cy="464389"/>
-            <wp:effectExtent l="0" t="0" r="3810" b="0"/>
-            <wp:docPr id="11" name="Рисунок 11"/>
+          <wp:inline distT="0" distB="0" distL="0" distR="0" wp14:anchorId="6D1A8508" wp14:editId="0C6A637D">
+            <wp:extent cx="5699760" cy="654730"/>
+            <wp:effectExtent l="0" t="0" r="0" b="0"/>
+            <wp:docPr id="35" name="Рисунок 35"/>
             <wp:cNvGraphicFramePr>
               <a:graphicFrameLocks xmlns:a="http://schemas.openxmlformats.org/drawingml/2006/main" noChangeAspect="1"/>
             </wp:cNvGraphicFramePr>
@@ -4330,7 +4105,7 @@
                   <pic:spPr>
                     <a:xfrm>
                       <a:off x="0" y="0"/>
-                      <a:ext cx="5763978" cy="467123"/>
+                      <a:ext cx="5748131" cy="660286"/>
                     </a:xfrm>
                     <a:prstGeom prst="rect">
                       <a:avLst/>
@@ -4345,7 +4120,6 @@
     </w:p>
     <w:p>
       <w:pPr>
-        <w:spacing w:line="360" w:lineRule="auto"/>
         <w:jc w:val="center"/>
         <w:rPr>
           <w:sz w:val="24"/>
@@ -4357,67 +4131,144 @@
           <w:sz w:val="24"/>
           <w:szCs w:val="20"/>
         </w:rPr>
-        <w:t xml:space="preserve">Рисунок 5 – запуск </w:t>
-      </w:r>
-      <w:r>
-        <w:rPr>
-          <w:sz w:val="24"/>
-          <w:szCs w:val="20"/>
+        <w:t>Рисунок 6 – процесс выполнения запроса</w:t>
+      </w:r>
+    </w:p>
+    <w:p/>
+    <w:p>
+      <w:pPr>
+        <w:numPr>
+          <w:ilvl w:val="0"/>
+          <w:numId w:val="1"/>
+        </w:numPr>
+        <w:spacing w:line="360" w:lineRule="auto"/>
+        <w:rPr>
+          <w:rStyle w:val="a3"/>
+          <w:rFonts w:eastAsia="SimSun" w:cs="Times New Roman"/>
+          <w:b w:val="0"/>
+          <w:bCs w:val="0"/>
+          <w:szCs w:val="28"/>
+        </w:rPr>
+      </w:pPr>
+      <w:r>
+        <w:rPr>
+          <w:rStyle w:val="a3"/>
+          <w:rFonts w:eastAsia="SimSun" w:cs="Times New Roman"/>
+          <w:b w:val="0"/>
+          <w:bCs w:val="0"/>
+          <w:szCs w:val="28"/>
+        </w:rPr>
+        <w:t xml:space="preserve">Создание индекса типа </w:t>
+      </w:r>
+      <w:r>
+        <w:rPr>
+          <w:rStyle w:val="a3"/>
+          <w:rFonts w:eastAsia="SimSun" w:cs="Times New Roman"/>
+          <w:szCs w:val="28"/>
           <w:lang w:val="en-US"/>
         </w:rPr>
-        <w:t>EXPLAIN</w:t>
-      </w:r>
-      <w:r>
-        <w:rPr>
-          <w:sz w:val="24"/>
-          <w:szCs w:val="20"/>
-        </w:rPr>
-        <w:t xml:space="preserve"> </w:t>
-      </w:r>
-      <w:r>
-        <w:rPr>
-          <w:sz w:val="24"/>
-          <w:szCs w:val="20"/>
+        <w:t>Hash</w:t>
+      </w:r>
+      <w:r>
+        <w:rPr>
+          <w:rStyle w:val="a3"/>
+          <w:rFonts w:eastAsia="SimSun" w:cs="Times New Roman"/>
+          <w:b w:val="0"/>
+          <w:bCs w:val="0"/>
+          <w:szCs w:val="28"/>
+        </w:rPr>
+        <w:t xml:space="preserve"> для столбца </w:t>
+      </w:r>
+      <w:r>
+        <w:rPr>
+          <w:rStyle w:val="a3"/>
+          <w:rFonts w:eastAsia="SimSun" w:cs="Times New Roman"/>
+          <w:b w:val="0"/>
+          <w:bCs w:val="0"/>
+          <w:szCs w:val="28"/>
           <w:lang w:val="en-US"/>
         </w:rPr>
-        <w:t>ANALYZE</w:t>
-      </w:r>
-      <w:r>
-        <w:rPr>
-          <w:sz w:val="24"/>
-          <w:szCs w:val="20"/>
-        </w:rPr>
-        <w:t xml:space="preserve"> для запроса</w:t>
-      </w:r>
-    </w:p>
-    <w:p>
-      <w:pPr>
-        <w:spacing w:line="360" w:lineRule="auto"/>
+        <w:t>department</w:t>
+      </w:r>
+      <w:r>
+        <w:rPr>
+          <w:rStyle w:val="a3"/>
+          <w:rFonts w:eastAsia="SimSun" w:cs="Times New Roman"/>
+          <w:b w:val="0"/>
+          <w:bCs w:val="0"/>
+          <w:szCs w:val="28"/>
+        </w:rPr>
+        <w:t>_</w:t>
+      </w:r>
+      <w:r>
+        <w:rPr>
+          <w:rStyle w:val="a3"/>
+          <w:rFonts w:eastAsia="SimSun" w:cs="Times New Roman"/>
+          <w:b w:val="0"/>
+          <w:bCs w:val="0"/>
+          <w:szCs w:val="28"/>
+          <w:lang w:val="en-US"/>
+        </w:rPr>
+        <w:t>name</w:t>
+      </w:r>
+    </w:p>
+    <w:p>
+      <w:pPr>
+        <w:spacing w:line="360" w:lineRule="auto"/>
+        <w:ind w:firstLine="708"/>
+        <w:rPr>
+          <w:rStyle w:val="a3"/>
+          <w:rFonts w:eastAsia="SimSun" w:cs="Times New Roman"/>
+          <w:b w:val="0"/>
+          <w:bCs w:val="0"/>
+          <w:szCs w:val="28"/>
+        </w:rPr>
+      </w:pPr>
+      <w:r>
+        <w:rPr>
+          <w:rStyle w:val="a3"/>
+          <w:rFonts w:eastAsia="SimSun" w:cs="Times New Roman"/>
+          <w:b w:val="0"/>
+          <w:bCs w:val="0"/>
+          <w:szCs w:val="28"/>
+        </w:rPr>
+        <w:t xml:space="preserve">Для создания индекса использовалась команда, которая представлена на рисунке 7. </w:t>
+      </w:r>
+    </w:p>
+    <w:p>
+      <w:pPr>
+        <w:spacing w:line="360" w:lineRule="auto"/>
+        <w:ind w:firstLine="708"/>
+        <w:rPr>
+          <w:rStyle w:val="a3"/>
+          <w:rFonts w:eastAsia="SimSun" w:cs="Times New Roman"/>
+          <w:b w:val="0"/>
+          <w:bCs w:val="0"/>
+          <w:szCs w:val="28"/>
+        </w:rPr>
+      </w:pPr>
+    </w:p>
+    <w:p>
+      <w:pPr>
+        <w:spacing w:line="360" w:lineRule="auto"/>
+        <w:ind w:firstLine="708"/>
         <w:jc w:val="center"/>
-      </w:pPr>
-    </w:p>
-    <w:p>
-      <w:pPr>
-        <w:spacing w:line="360" w:lineRule="auto"/>
-      </w:pPr>
-      <w:r>
-        <w:t xml:space="preserve">В результате запуска запроса вышло то, что представлено на рисунке 6. </w:t>
-      </w:r>
-      <w:r>
-        <w:t xml:space="preserve">Можно заметить, что больше всего задержка происходит на уровне оптимизатора, который предпринимает меры как лучше сделать запрос. </w:t>
-      </w:r>
-    </w:p>
-    <w:p/>
-    <w:p>
-      <w:r>
-        <w:rPr>
+        <w:rPr>
+          <w:rFonts w:eastAsia="SimSun" w:cs="Times New Roman"/>
+          <w:szCs w:val="28"/>
+        </w:rPr>
+      </w:pPr>
+      <w:r>
+        <w:rPr>
+          <w:rFonts w:eastAsia="SimSun" w:cs="Times New Roman"/>
           <w:noProof/>
+          <w:szCs w:val="28"/>
         </w:rPr>
         <w:drawing>
-          <wp:inline distT="0" distB="0" distL="0" distR="0" wp14:anchorId="6D1A8508" wp14:editId="0C6A637D">
-            <wp:extent cx="5699760" cy="654730"/>
+          <wp:inline distT="0" distB="0" distL="0" distR="0" wp14:anchorId="3201EC9A" wp14:editId="3F341625">
+            <wp:extent cx="4922520" cy="554212"/>
             <wp:effectExtent l="0" t="0" r="0" b="0"/>
-            <wp:docPr id="35" name="Рисунок 35"/>
+            <wp:docPr id="17" name="Рисунок 17"/>
             <wp:cNvGraphicFramePr>
               <a:graphicFrameLocks xmlns:a="http://schemas.openxmlformats.org/drawingml/2006/main" noChangeAspect="1"/>
             </wp:cNvGraphicFramePr>
@@ -4437,7 +4288,7 @@
                   <pic:spPr>
                     <a:xfrm>
                       <a:off x="0" y="0"/>
-                      <a:ext cx="5748131" cy="660286"/>
+                      <a:ext cx="5032195" cy="566560"/>
                     </a:xfrm>
                     <a:prstGeom prst="rect">
                       <a:avLst/>
@@ -4452,155 +4303,80 @@
     </w:p>
     <w:p>
       <w:pPr>
-        <w:jc w:val="center"/>
-        <w:rPr>
-          <w:sz w:val="24"/>
-          <w:szCs w:val="20"/>
-        </w:rPr>
-      </w:pPr>
-      <w:r>
-        <w:rPr>
-          <w:sz w:val="24"/>
-          <w:szCs w:val="20"/>
-        </w:rPr>
-        <w:t>Рисунок 6 – процесс выполнения запроса</w:t>
-      </w:r>
-    </w:p>
-    <w:p/>
-    <w:p>
-      <w:pPr>
-        <w:numPr>
-          <w:ilvl w:val="0"/>
-          <w:numId w:val="1"/>
-        </w:numPr>
-        <w:spacing w:line="360" w:lineRule="auto"/>
-        <w:rPr>
-          <w:rStyle w:val="a3"/>
-          <w:rFonts w:eastAsia="SimSun" w:cs="Times New Roman"/>
-          <w:b w:val="0"/>
-          <w:bCs w:val="0"/>
-          <w:szCs w:val="28"/>
-        </w:rPr>
-      </w:pPr>
-      <w:r>
-        <w:rPr>
-          <w:rStyle w:val="a3"/>
-          <w:rFonts w:eastAsia="SimSun" w:cs="Times New Roman"/>
-          <w:b w:val="0"/>
-          <w:bCs w:val="0"/>
-          <w:szCs w:val="28"/>
-        </w:rPr>
-        <w:t xml:space="preserve">Создание индекса типа </w:t>
-      </w:r>
-      <w:r>
-        <w:rPr>
-          <w:rStyle w:val="a3"/>
-          <w:rFonts w:eastAsia="SimSun" w:cs="Times New Roman"/>
-          <w:szCs w:val="28"/>
-          <w:lang w:val="en-US"/>
-        </w:rPr>
-        <w:t>Hash</w:t>
-      </w:r>
-      <w:r>
-        <w:rPr>
-          <w:rStyle w:val="a3"/>
-          <w:rFonts w:eastAsia="SimSun" w:cs="Times New Roman"/>
-          <w:b w:val="0"/>
-          <w:bCs w:val="0"/>
-          <w:szCs w:val="28"/>
-        </w:rPr>
-        <w:t xml:space="preserve"> для столбца </w:t>
-      </w:r>
-      <w:r>
-        <w:rPr>
-          <w:rStyle w:val="a3"/>
-          <w:rFonts w:eastAsia="SimSun" w:cs="Times New Roman"/>
-          <w:b w:val="0"/>
-          <w:bCs w:val="0"/>
-          <w:szCs w:val="28"/>
-          <w:lang w:val="en-US"/>
-        </w:rPr>
-        <w:t>department</w:t>
-      </w:r>
-      <w:r>
-        <w:rPr>
-          <w:rStyle w:val="a3"/>
-          <w:rFonts w:eastAsia="SimSun" w:cs="Times New Roman"/>
-          <w:b w:val="0"/>
-          <w:bCs w:val="0"/>
-          <w:szCs w:val="28"/>
-        </w:rPr>
-        <w:t>_</w:t>
-      </w:r>
-      <w:r>
-        <w:rPr>
-          <w:rStyle w:val="a3"/>
-          <w:rFonts w:eastAsia="SimSun" w:cs="Times New Roman"/>
-          <w:b w:val="0"/>
-          <w:bCs w:val="0"/>
-          <w:szCs w:val="28"/>
-          <w:lang w:val="en-US"/>
-        </w:rPr>
-        <w:t>name</w:t>
-      </w:r>
-    </w:p>
-    <w:p>
-      <w:pPr>
-        <w:spacing w:line="360" w:lineRule="auto"/>
-        <w:ind w:firstLine="708"/>
-        <w:rPr>
-          <w:rStyle w:val="a3"/>
-          <w:rFonts w:eastAsia="SimSun" w:cs="Times New Roman"/>
-          <w:b w:val="0"/>
-          <w:bCs w:val="0"/>
-          <w:szCs w:val="28"/>
-        </w:rPr>
-      </w:pPr>
-      <w:r>
-        <w:rPr>
-          <w:rStyle w:val="a3"/>
-          <w:rFonts w:eastAsia="SimSun" w:cs="Times New Roman"/>
-          <w:b w:val="0"/>
-          <w:bCs w:val="0"/>
-          <w:szCs w:val="28"/>
-        </w:rPr>
-        <w:t xml:space="preserve">Для создания индекса использовалась команда, которая представлена на рисунке 7. </w:t>
-      </w:r>
-    </w:p>
-    <w:p>
-      <w:pPr>
-        <w:spacing w:line="360" w:lineRule="auto"/>
-        <w:ind w:firstLine="708"/>
-        <w:rPr>
-          <w:rStyle w:val="a3"/>
-          <w:rFonts w:eastAsia="SimSun" w:cs="Times New Roman"/>
-          <w:b w:val="0"/>
-          <w:bCs w:val="0"/>
-          <w:szCs w:val="28"/>
-        </w:rPr>
-      </w:pPr>
-    </w:p>
-    <w:p>
-      <w:pPr>
         <w:spacing w:line="360" w:lineRule="auto"/>
         <w:ind w:firstLine="708"/>
         <w:jc w:val="center"/>
         <w:rPr>
           <w:rFonts w:eastAsia="SimSun" w:cs="Times New Roman"/>
-          <w:szCs w:val="28"/>
-        </w:rPr>
-      </w:pPr>
-      <w:r>
-        <w:rPr>
-          <w:rFonts w:eastAsia="SimSun" w:cs="Times New Roman"/>
+          <w:sz w:val="24"/>
+          <w:szCs w:val="24"/>
+        </w:rPr>
+      </w:pPr>
+      <w:r>
+        <w:rPr>
+          <w:rFonts w:eastAsia="SimSun" w:cs="Times New Roman"/>
+          <w:sz w:val="24"/>
+          <w:szCs w:val="24"/>
+        </w:rPr>
+        <w:t xml:space="preserve">Рисунок 7 – создание индекса с типом </w:t>
+      </w:r>
+      <w:r>
+        <w:rPr>
+          <w:rFonts w:eastAsia="SimSun" w:cs="Times New Roman"/>
+          <w:sz w:val="24"/>
+          <w:szCs w:val="24"/>
+          <w:lang w:val="en-US"/>
+        </w:rPr>
+        <w:t>HASH</w:t>
+      </w:r>
+    </w:p>
+    <w:p>
+      <w:pPr>
+        <w:spacing w:line="360" w:lineRule="auto"/>
+        <w:ind w:firstLine="708"/>
+        <w:rPr>
+          <w:rFonts w:eastAsia="SimSun" w:cs="Times New Roman"/>
+          <w:sz w:val="24"/>
+          <w:szCs w:val="24"/>
+        </w:rPr>
+      </w:pPr>
+    </w:p>
+    <w:p>
+      <w:pPr>
+        <w:spacing w:line="360" w:lineRule="auto"/>
+      </w:pPr>
+      <w:r>
+        <w:t xml:space="preserve">Теперь посмотрим процесс выполнения команды, задержки и какие решения принял оптимизатор </w:t>
+      </w:r>
+      <w:r>
+        <w:rPr>
+          <w:lang w:val="en-US"/>
+        </w:rPr>
+        <w:t>PostgreSQL</w:t>
+      </w:r>
+      <w:r>
+        <w:t xml:space="preserve"> в процессе запроса. Команда для выполнения запроса представлена на рисунке 8. </w:t>
+      </w:r>
+    </w:p>
+    <w:p>
+      <w:pPr>
+        <w:spacing w:line="360" w:lineRule="auto"/>
+      </w:pPr>
+    </w:p>
+    <w:p>
+      <w:pPr>
+        <w:spacing w:line="360" w:lineRule="auto"/>
+        <w:jc w:val="center"/>
+      </w:pPr>
+      <w:r>
+        <w:rPr>
           <w:noProof/>
-          <w:szCs w:val="28"/>
         </w:rPr>
         <w:drawing>
-          <wp:inline distT="0" distB="0" distL="0" distR="0" wp14:anchorId="3201EC9A" wp14:editId="3F341625">
-            <wp:extent cx="4922520" cy="554212"/>
-            <wp:effectExtent l="0" t="0" r="0" b="0"/>
-            <wp:docPr id="17" name="Рисунок 17"/>
+          <wp:inline distT="0" distB="0" distL="0" distR="0" wp14:anchorId="015E8EAC" wp14:editId="62C2F4F0">
+            <wp:extent cx="4640580" cy="478167"/>
+            <wp:effectExtent l="0" t="0" r="7620" b="0"/>
+            <wp:docPr id="19" name="Рисунок 19"/>
             <wp:cNvGraphicFramePr>
               <a:graphicFrameLocks xmlns:a="http://schemas.openxmlformats.org/drawingml/2006/main" noChangeAspect="1"/>
             </wp:cNvGraphicFramePr>
@@ -4620,7 +4396,7 @@
                   <pic:spPr>
                     <a:xfrm>
                       <a:off x="0" y="0"/>
-                      <a:ext cx="5032195" cy="566560"/>
+                      <a:ext cx="4741184" cy="488533"/>
                     </a:xfrm>
                     <a:prstGeom prst="rect">
                       <a:avLst/>
@@ -4636,58 +4412,56 @@
     <w:p>
       <w:pPr>
         <w:spacing w:line="360" w:lineRule="auto"/>
-        <w:ind w:firstLine="708"/>
         <w:jc w:val="center"/>
         <w:rPr>
-          <w:rFonts w:eastAsia="SimSun" w:cs="Times New Roman"/>
           <w:sz w:val="24"/>
-          <w:szCs w:val="24"/>
-        </w:rPr>
-      </w:pPr>
-      <w:r>
-        <w:rPr>
-          <w:rFonts w:eastAsia="SimSun" w:cs="Times New Roman"/>
+          <w:szCs w:val="20"/>
+        </w:rPr>
+      </w:pPr>
+      <w:r>
+        <w:rPr>
           <w:sz w:val="24"/>
-          <w:szCs w:val="24"/>
-        </w:rPr>
-        <w:t xml:space="preserve">Рисунок 7 – создание индекса с типом </w:t>
-      </w:r>
-      <w:r>
-        <w:rPr>
-          <w:rFonts w:eastAsia="SimSun" w:cs="Times New Roman"/>
+          <w:szCs w:val="20"/>
+        </w:rPr>
+        <w:lastRenderedPageBreak/>
+        <w:t xml:space="preserve">Рисунок 8 – запрос для </w:t>
+      </w:r>
+      <w:r>
+        <w:rPr>
           <w:sz w:val="24"/>
-          <w:szCs w:val="24"/>
+          <w:szCs w:val="20"/>
           <w:lang w:val="en-US"/>
         </w:rPr>
-        <w:t>HASH</w:t>
-      </w:r>
-    </w:p>
-    <w:p>
-      <w:pPr>
-        <w:spacing w:line="360" w:lineRule="auto"/>
-        <w:ind w:firstLine="708"/>
-        <w:rPr>
-          <w:rFonts w:eastAsia="SimSun" w:cs="Times New Roman"/>
+        <w:t>EXPLAIN</w:t>
+      </w:r>
+      <w:r>
+        <w:rPr>
           <w:sz w:val="24"/>
-          <w:szCs w:val="24"/>
-        </w:rPr>
-      </w:pPr>
-    </w:p>
-    <w:p>
-      <w:pPr>
-        <w:spacing w:line="360" w:lineRule="auto"/>
-      </w:pPr>
-      <w:r>
-        <w:t xml:space="preserve">Теперь посмотрим процесс выполнения команды, задержки и какие решения принял оптимизатор </w:t>
-      </w:r>
-      <w:r>
-        <w:rPr>
+          <w:szCs w:val="20"/>
+        </w:rPr>
+        <w:t xml:space="preserve"> </w:t>
+      </w:r>
+      <w:r>
+        <w:rPr>
+          <w:sz w:val="24"/>
+          <w:szCs w:val="20"/>
           <w:lang w:val="en-US"/>
         </w:rPr>
-        <w:t>PostgreSQL</w:t>
-      </w:r>
-      <w:r>
-        <w:t xml:space="preserve"> в процессе запроса. Команда для выполнения запроса представлена на рисунке 8. </w:t>
+        <w:t>ANALYZE</w:t>
+      </w:r>
+    </w:p>
+    <w:p>
+      <w:pPr>
+        <w:spacing w:line="360" w:lineRule="auto"/>
+      </w:pPr>
+      <w:r>
+        <w:t xml:space="preserve">В результате запуска запроса вышло то, что представлено на рисунке </w:t>
+      </w:r>
+      <w:r>
+        <w:t>9</w:t>
+      </w:r>
+      <w:r>
+        <w:t xml:space="preserve">. Можно заметить, что больше всего задержка происходит на уровне оптимизатора, который предпринимает меры как лучше сделать запрос. </w:t>
       </w:r>
     </w:p>
     <w:p>
@@ -4705,10 +4479,10 @@
           <w:noProof/>
         </w:rPr>
         <w:drawing>
-          <wp:inline distT="0" distB="0" distL="0" distR="0" wp14:anchorId="015E8EAC" wp14:editId="62C2F4F0">
-            <wp:extent cx="4640580" cy="478167"/>
-            <wp:effectExtent l="0" t="0" r="7620" b="0"/>
-            <wp:docPr id="19" name="Рисунок 19"/>
+          <wp:inline distT="0" distB="0" distL="0" distR="0" wp14:anchorId="334AF4AB" wp14:editId="526E5B76">
+            <wp:extent cx="5875020" cy="701686"/>
+            <wp:effectExtent l="0" t="0" r="0" b="3175"/>
+            <wp:docPr id="36" name="Рисунок 36"/>
             <wp:cNvGraphicFramePr>
               <a:graphicFrameLocks xmlns:a="http://schemas.openxmlformats.org/drawingml/2006/main" noChangeAspect="1"/>
             </wp:cNvGraphicFramePr>
@@ -4728,7 +4502,7 @@
                   <pic:spPr>
                     <a:xfrm>
                       <a:off x="0" y="0"/>
-                      <a:ext cx="4741184" cy="488533"/>
+                      <a:ext cx="5900122" cy="704684"/>
                     </a:xfrm>
                     <a:prstGeom prst="rect">
                       <a:avLst/>
@@ -4747,74 +4521,148 @@
         <w:jc w:val="center"/>
         <w:rPr>
           <w:sz w:val="24"/>
-          <w:szCs w:val="20"/>
+          <w:szCs w:val="24"/>
         </w:rPr>
       </w:pPr>
       <w:r>
         <w:rPr>
           <w:sz w:val="24"/>
-          <w:szCs w:val="20"/>
-        </w:rPr>
-        <w:t xml:space="preserve">Рисунок 8 – запрос для </w:t>
+          <w:szCs w:val="24"/>
+        </w:rPr>
+        <w:t xml:space="preserve">Рисунок </w:t>
       </w:r>
       <w:r>
         <w:rPr>
           <w:sz w:val="24"/>
-          <w:szCs w:val="20"/>
+          <w:szCs w:val="24"/>
+        </w:rPr>
+        <w:t xml:space="preserve">9 – </w:t>
+      </w:r>
+      <w:r>
+        <w:rPr>
+          <w:sz w:val="24"/>
+          <w:szCs w:val="24"/>
+        </w:rPr>
+        <w:t xml:space="preserve">процесс выполнения запроса </w:t>
+      </w:r>
+    </w:p>
+    <w:p>
+      <w:pPr>
+        <w:spacing w:line="360" w:lineRule="auto"/>
+        <w:jc w:val="center"/>
+        <w:rPr>
+          <w:sz w:val="24"/>
+          <w:szCs w:val="24"/>
+        </w:rPr>
+      </w:pPr>
+    </w:p>
+    <w:p>
+      <w:pPr>
+        <w:spacing w:line="360" w:lineRule="auto"/>
+        <w:rPr>
+          <w:szCs w:val="28"/>
+        </w:rPr>
+      </w:pPr>
+      <w:r>
+        <w:rPr>
+          <w:szCs w:val="28"/>
+        </w:rPr>
+        <w:t>3.</w:t>
+      </w:r>
+      <w:r>
+        <w:rPr>
+          <w:szCs w:val="28"/>
+        </w:rPr>
+        <w:t xml:space="preserve"> Создание индекса типа </w:t>
+      </w:r>
+      <w:r>
+        <w:rPr>
+          <w:b/>
+          <w:bCs/>
+          <w:szCs w:val="28"/>
           <w:lang w:val="en-US"/>
         </w:rPr>
-        <w:t>EXPLAIN</w:t>
-      </w:r>
-      <w:r>
-        <w:rPr>
-          <w:sz w:val="24"/>
-          <w:szCs w:val="20"/>
+        <w:t>Gin</w:t>
+      </w:r>
+      <w:r>
+        <w:rPr>
+          <w:szCs w:val="28"/>
         </w:rPr>
         <w:t xml:space="preserve"> </w:t>
       </w:r>
       <w:r>
         <w:rPr>
-          <w:sz w:val="24"/>
-          <w:szCs w:val="20"/>
+          <w:szCs w:val="28"/>
+        </w:rPr>
+        <w:t xml:space="preserve">для столбца </w:t>
+      </w:r>
+      <w:r>
+        <w:rPr>
+          <w:szCs w:val="28"/>
           <w:lang w:val="en-US"/>
         </w:rPr>
-        <w:t>ANALYZE</w:t>
-      </w:r>
-    </w:p>
-    <w:p>
-      <w:pPr>
-        <w:spacing w:line="360" w:lineRule="auto"/>
-      </w:pPr>
-      <w:r>
-        <w:lastRenderedPageBreak/>
-        <w:t xml:space="preserve">В результате запуска запроса вышло то, что представлено на рисунке </w:t>
-      </w:r>
-      <w:r>
-        <w:t>9</w:t>
-      </w:r>
-      <w:r>
-        <w:t xml:space="preserve">. Можно заметить, что больше всего задержка происходит на уровне оптимизатора, который предпринимает меры как лучше сделать запрос. </w:t>
-      </w:r>
-    </w:p>
-    <w:p>
-      <w:pPr>
-        <w:spacing w:line="360" w:lineRule="auto"/>
+        <w:t>department</w:t>
+      </w:r>
+      <w:r>
+        <w:rPr>
+          <w:szCs w:val="28"/>
+        </w:rPr>
+        <w:t>_</w:t>
+      </w:r>
+      <w:r>
+        <w:rPr>
+          <w:szCs w:val="28"/>
+          <w:lang w:val="en-US"/>
+        </w:rPr>
+        <w:t>name</w:t>
+      </w:r>
+      <w:r>
+        <w:rPr>
+          <w:szCs w:val="28"/>
+        </w:rPr>
+        <w:t>.</w:t>
+      </w:r>
+    </w:p>
+    <w:p>
+      <w:pPr>
+        <w:spacing w:line="360" w:lineRule="auto"/>
+        <w:rPr>
+          <w:szCs w:val="28"/>
+        </w:rPr>
+      </w:pPr>
+      <w:r>
+        <w:rPr>
+          <w:szCs w:val="28"/>
+        </w:rPr>
+        <w:t xml:space="preserve">Для создания индекса использовалась команда, которая представлена на рисунке 10. </w:t>
+      </w:r>
+    </w:p>
+    <w:p>
+      <w:pPr>
+        <w:spacing w:line="360" w:lineRule="auto"/>
+        <w:rPr>
+          <w:szCs w:val="28"/>
+        </w:rPr>
       </w:pPr>
     </w:p>
     <w:p>
       <w:pPr>
         <w:spacing w:line="360" w:lineRule="auto"/>
         <w:jc w:val="center"/>
+        <w:rPr>
+          <w:szCs w:val="28"/>
+        </w:rPr>
       </w:pPr>
       <w:r>
         <w:rPr>
           <w:noProof/>
+          <w:szCs w:val="28"/>
         </w:rPr>
         <w:drawing>
-          <wp:inline distT="0" distB="0" distL="0" distR="0" wp14:anchorId="334AF4AB" wp14:editId="526E5B76">
-            <wp:extent cx="5875020" cy="701686"/>
-            <wp:effectExtent l="0" t="0" r="0" b="3175"/>
-            <wp:docPr id="36" name="Рисунок 36"/>
+          <wp:inline distT="0" distB="0" distL="0" distR="0" wp14:anchorId="1BB0D2DA" wp14:editId="343DD372">
+            <wp:extent cx="5722620" cy="799872"/>
+            <wp:effectExtent l="0" t="0" r="0" b="635"/>
+            <wp:docPr id="21" name="Рисунок 21"/>
             <wp:cNvGraphicFramePr>
               <a:graphicFrameLocks xmlns:a="http://schemas.openxmlformats.org/drawingml/2006/main" noChangeAspect="1"/>
             </wp:cNvGraphicFramePr>
@@ -4834,7 +4682,7 @@
                   <pic:spPr>
                     <a:xfrm>
                       <a:off x="0" y="0"/>
-                      <a:ext cx="5900122" cy="704684"/>
+                      <a:ext cx="5735011" cy="801604"/>
                     </a:xfrm>
                     <a:prstGeom prst="rect">
                       <a:avLst/>
@@ -4861,21 +4709,15 @@
           <w:sz w:val="24"/>
           <w:szCs w:val="24"/>
         </w:rPr>
-        <w:t xml:space="preserve">Рисунок </w:t>
+        <w:t xml:space="preserve">Рисунок 10 – создание индекса с типом </w:t>
       </w:r>
       <w:r>
         <w:rPr>
           <w:sz w:val="24"/>
           <w:szCs w:val="24"/>
-        </w:rPr>
-        <w:t xml:space="preserve">9 – </w:t>
-      </w:r>
-      <w:r>
-        <w:rPr>
-          <w:sz w:val="24"/>
-          <w:szCs w:val="24"/>
-        </w:rPr>
-        <w:t xml:space="preserve">процесс выполнения запроса </w:t>
+          <w:lang w:val="en-US"/>
+        </w:rPr>
+        <w:t>Gin</w:t>
       </w:r>
     </w:p>
     <w:p>
@@ -4883,118 +4725,46 @@
         <w:spacing w:line="360" w:lineRule="auto"/>
         <w:jc w:val="center"/>
         <w:rPr>
-          <w:sz w:val="24"/>
-          <w:szCs w:val="24"/>
-        </w:rPr>
-      </w:pPr>
-    </w:p>
-    <w:p>
-      <w:pPr>
-        <w:spacing w:line="360" w:lineRule="auto"/>
-        <w:rPr>
-          <w:szCs w:val="28"/>
-        </w:rPr>
-      </w:pPr>
-      <w:r>
-        <w:rPr>
-          <w:szCs w:val="28"/>
-        </w:rPr>
-        <w:t>3.</w:t>
-      </w:r>
-      <w:r>
-        <w:rPr>
-          <w:szCs w:val="28"/>
-        </w:rPr>
-        <w:t xml:space="preserve"> Создание индекса типа </w:t>
-      </w:r>
-      <w:r>
-        <w:rPr>
-          <w:b/>
-          <w:bCs/>
-          <w:szCs w:val="28"/>
+          <w:szCs w:val="28"/>
+        </w:rPr>
+      </w:pPr>
+    </w:p>
+    <w:p>
+      <w:pPr>
+        <w:spacing w:line="360" w:lineRule="auto"/>
+      </w:pPr>
+      <w:r>
+        <w:t xml:space="preserve">Теперь посмотрим процесс выполнения команды, задержки и какие решения принял оптимизатор </w:t>
+      </w:r>
+      <w:r>
+        <w:rPr>
           <w:lang w:val="en-US"/>
         </w:rPr>
-        <w:t>Gin</w:t>
-      </w:r>
-      <w:r>
-        <w:rPr>
-          <w:szCs w:val="28"/>
-        </w:rPr>
-        <w:t xml:space="preserve"> </w:t>
-      </w:r>
-      <w:r>
-        <w:rPr>
-          <w:szCs w:val="28"/>
-        </w:rPr>
-        <w:t xml:space="preserve">для столбца </w:t>
-      </w:r>
-      <w:r>
-        <w:rPr>
-          <w:szCs w:val="28"/>
-          <w:lang w:val="en-US"/>
-        </w:rPr>
-        <w:t>department</w:t>
-      </w:r>
-      <w:r>
-        <w:rPr>
-          <w:szCs w:val="28"/>
-        </w:rPr>
-        <w:t>_</w:t>
-      </w:r>
-      <w:r>
-        <w:rPr>
-          <w:szCs w:val="28"/>
-          <w:lang w:val="en-US"/>
-        </w:rPr>
-        <w:t>name</w:t>
-      </w:r>
-      <w:r>
-        <w:rPr>
-          <w:szCs w:val="28"/>
-        </w:rPr>
-        <w:t>.</w:t>
-      </w:r>
-    </w:p>
-    <w:p>
-      <w:pPr>
-        <w:spacing w:line="360" w:lineRule="auto"/>
-        <w:rPr>
-          <w:szCs w:val="28"/>
-        </w:rPr>
-      </w:pPr>
-      <w:r>
-        <w:rPr>
-          <w:szCs w:val="28"/>
-        </w:rPr>
-        <w:t xml:space="preserve">Для создания индекса использовалась команда, которая представлена на рисунке 10. </w:t>
-      </w:r>
-    </w:p>
-    <w:p>
-      <w:pPr>
-        <w:spacing w:line="360" w:lineRule="auto"/>
-        <w:rPr>
-          <w:szCs w:val="28"/>
-        </w:rPr>
+        <w:t>PostgreSQL</w:t>
+      </w:r>
+      <w:r>
+        <w:t xml:space="preserve"> в процессе запроса. Команда для выполнения запроса представлена на рисунке 11.</w:t>
+      </w:r>
+    </w:p>
+    <w:p>
+      <w:pPr>
+        <w:spacing w:line="360" w:lineRule="auto"/>
       </w:pPr>
     </w:p>
     <w:p>
       <w:pPr>
         <w:spacing w:line="360" w:lineRule="auto"/>
         <w:jc w:val="center"/>
-        <w:rPr>
-          <w:szCs w:val="28"/>
-        </w:rPr>
       </w:pPr>
       <w:r>
         <w:rPr>
           <w:noProof/>
-          <w:szCs w:val="28"/>
         </w:rPr>
         <w:drawing>
-          <wp:inline distT="0" distB="0" distL="0" distR="0" wp14:anchorId="1BB0D2DA" wp14:editId="343DD372">
-            <wp:extent cx="5722620" cy="799872"/>
-            <wp:effectExtent l="0" t="0" r="0" b="635"/>
-            <wp:docPr id="21" name="Рисунок 21"/>
+          <wp:inline distT="0" distB="0" distL="0" distR="0" wp14:anchorId="6C3B521A" wp14:editId="46BB5F10">
+            <wp:extent cx="5624195" cy="651302"/>
+            <wp:effectExtent l="0" t="0" r="0" b="0"/>
+            <wp:docPr id="22" name="Рисунок 22"/>
             <wp:cNvGraphicFramePr>
               <a:graphicFrameLocks xmlns:a="http://schemas.openxmlformats.org/drawingml/2006/main" noChangeAspect="1"/>
             </wp:cNvGraphicFramePr>
@@ -5014,7 +4784,7 @@
                   <pic:spPr>
                     <a:xfrm>
                       <a:off x="0" y="0"/>
-                      <a:ext cx="5735011" cy="801604"/>
+                      <a:ext cx="5641546" cy="653311"/>
                     </a:xfrm>
                     <a:prstGeom prst="rect">
                       <a:avLst/>
@@ -5041,7 +4811,7 @@
           <w:sz w:val="24"/>
           <w:szCs w:val="24"/>
         </w:rPr>
-        <w:t xml:space="preserve">Рисунок 10 – создание индекса с типом </w:t>
+        <w:t xml:space="preserve">Рисунок 11 - запрос для </w:t>
       </w:r>
       <w:r>
         <w:rPr>
@@ -5049,7 +4819,22 @@
           <w:szCs w:val="24"/>
           <w:lang w:val="en-US"/>
         </w:rPr>
-        <w:t>Gin</w:t>
+        <w:t>EXPLAIN</w:t>
+      </w:r>
+      <w:r>
+        <w:rPr>
+          <w:sz w:val="24"/>
+          <w:szCs w:val="24"/>
+        </w:rPr>
+        <w:t xml:space="preserve"> </w:t>
+      </w:r>
+      <w:r>
+        <w:rPr>
+          <w:sz w:val="24"/>
+          <w:szCs w:val="24"/>
+          <w:lang w:val="en-US"/>
+        </w:rPr>
+        <w:t>ANALYZE</w:t>
       </w:r>
     </w:p>
     <w:p>
@@ -5057,46 +4842,44 @@
         <w:spacing w:line="360" w:lineRule="auto"/>
         <w:jc w:val="center"/>
         <w:rPr>
-          <w:szCs w:val="28"/>
-        </w:rPr>
-      </w:pPr>
-    </w:p>
-    <w:p>
-      <w:pPr>
-        <w:spacing w:line="360" w:lineRule="auto"/>
-      </w:pPr>
-      <w:r>
-        <w:t xml:space="preserve">Теперь посмотрим процесс выполнения команды, задержки и какие решения принял оптимизатор </w:t>
-      </w:r>
-      <w:r>
-        <w:rPr>
-          <w:lang w:val="en-US"/>
-        </w:rPr>
-        <w:t>PostgreSQL</w:t>
-      </w:r>
-      <w:r>
-        <w:t xml:space="preserve"> в процессе запроса. Команда для выполнения запроса представлена на рисунке 11.</w:t>
-      </w:r>
-    </w:p>
-    <w:p>
-      <w:pPr>
-        <w:spacing w:line="360" w:lineRule="auto"/>
-      </w:pPr>
-    </w:p>
-    <w:p>
-      <w:pPr>
-        <w:spacing w:line="360" w:lineRule="auto"/>
+          <w:sz w:val="24"/>
+          <w:szCs w:val="24"/>
+        </w:rPr>
+      </w:pPr>
+    </w:p>
+    <w:p>
+      <w:pPr>
+        <w:spacing w:line="360" w:lineRule="auto"/>
+      </w:pPr>
+      <w:r>
+        <w:t xml:space="preserve">В результате запуска запроса вышло то, что представлено на рисунке 12. Можно заметить, что больше всего задержка происходит на уровне оптимизатора, который предпринимает меры как лучше сделать запрос. </w:t>
+      </w:r>
+    </w:p>
+    <w:p>
+      <w:pPr>
+        <w:spacing w:line="360" w:lineRule="auto"/>
+      </w:pPr>
+    </w:p>
+    <w:p>
+      <w:pPr>
+        <w:spacing w:line="360" w:lineRule="auto"/>
+        <w:ind w:firstLine="708"/>
         <w:jc w:val="center"/>
+        <w:rPr>
+          <w:szCs w:val="28"/>
+        </w:rPr>
       </w:pPr>
       <w:r>
         <w:rPr>
           <w:noProof/>
-        </w:rPr>
+          <w:szCs w:val="28"/>
+        </w:rPr>
+        <w:lastRenderedPageBreak/>
         <w:drawing>
-          <wp:inline distT="0" distB="0" distL="0" distR="0" wp14:anchorId="6C3B521A" wp14:editId="46BB5F10">
-            <wp:extent cx="5624195" cy="651302"/>
-            <wp:effectExtent l="0" t="0" r="0" b="0"/>
-            <wp:docPr id="22" name="Рисунок 22"/>
+          <wp:inline distT="0" distB="0" distL="0" distR="0" wp14:anchorId="3FB1918A" wp14:editId="7D6A6DE7">
+            <wp:extent cx="5860446" cy="876300"/>
+            <wp:effectExtent l="0" t="0" r="6985" b="0"/>
+            <wp:docPr id="24" name="Рисунок 24"/>
             <wp:cNvGraphicFramePr>
               <a:graphicFrameLocks xmlns:a="http://schemas.openxmlformats.org/drawingml/2006/main" noChangeAspect="1"/>
             </wp:cNvGraphicFramePr>
@@ -5116,7 +4899,7 @@
                   <pic:spPr>
                     <a:xfrm>
                       <a:off x="0" y="0"/>
-                      <a:ext cx="5641546" cy="653311"/>
+                      <a:ext cx="5876229" cy="878660"/>
                     </a:xfrm>
                     <a:prstGeom prst="rect">
                       <a:avLst/>
@@ -5132,6 +4915,7 @@
     <w:p>
       <w:pPr>
         <w:spacing w:line="360" w:lineRule="auto"/>
+        <w:ind w:firstLine="708"/>
         <w:jc w:val="center"/>
         <w:rPr>
           <w:sz w:val="24"/>
@@ -5143,15 +4927,14 @@
           <w:sz w:val="24"/>
           <w:szCs w:val="24"/>
         </w:rPr>
-        <w:t xml:space="preserve">Рисунок 11 - запрос для </w:t>
+        <w:t xml:space="preserve">Рисунок 12 </w:t>
       </w:r>
       <w:r>
         <w:rPr>
           <w:sz w:val="24"/>
           <w:szCs w:val="24"/>
-          <w:lang w:val="en-US"/>
-        </w:rPr>
-        <w:t>EXPLAIN</w:t>
+        </w:rPr>
+        <w:t>–</w:t>
       </w:r>
       <w:r>
         <w:rPr>
@@ -5164,14 +4947,14 @@
         <w:rPr>
           <w:sz w:val="24"/>
           <w:szCs w:val="24"/>
-          <w:lang w:val="en-US"/>
-        </w:rPr>
-        <w:t>ANALYZE</w:t>
-      </w:r>
-    </w:p>
-    <w:p>
-      <w:pPr>
-        <w:spacing w:line="360" w:lineRule="auto"/>
+        </w:rPr>
+        <w:t>процесс выполнения запроса</w:t>
+      </w:r>
+    </w:p>
+    <w:p>
+      <w:pPr>
+        <w:spacing w:line="360" w:lineRule="auto"/>
+        <w:ind w:firstLine="708"/>
         <w:jc w:val="center"/>
         <w:rPr>
           <w:sz w:val="24"/>
@@ -5182,21 +4965,190 @@
     <w:p>
       <w:pPr>
         <w:spacing w:line="360" w:lineRule="auto"/>
-      </w:pPr>
-      <w:r>
-        <w:t xml:space="preserve">В результате запуска запроса вышло то, что представлено на рисунке 12. Можно заметить, что больше всего задержка происходит на уровне оптимизатора, который предпринимает меры как лучше сделать запрос. </w:t>
-      </w:r>
-    </w:p>
-    <w:p>
-      <w:pPr>
-        <w:spacing w:line="360" w:lineRule="auto"/>
-      </w:pPr>
-    </w:p>
-    <w:p>
-      <w:pPr>
-        <w:spacing w:line="360" w:lineRule="auto"/>
         <w:ind w:firstLine="708"/>
-        <w:jc w:val="center"/>
+        <w:rPr>
+          <w:szCs w:val="28"/>
+        </w:rPr>
+      </w:pPr>
+      <w:r>
+        <w:rPr>
+          <w:szCs w:val="28"/>
+        </w:rPr>
+        <w:t xml:space="preserve">В этот раз при первом запросе </w:t>
+      </w:r>
+      <w:r>
+        <w:rPr>
+          <w:szCs w:val="28"/>
+        </w:rPr>
+        <w:t xml:space="preserve">используется </w:t>
+      </w:r>
+      <w:r>
+        <w:rPr>
+          <w:szCs w:val="28"/>
+          <w:lang w:val="en-US"/>
+        </w:rPr>
+        <w:t>Index</w:t>
+      </w:r>
+      <w:r>
+        <w:rPr>
+          <w:szCs w:val="28"/>
+        </w:rPr>
+        <w:t xml:space="preserve"> </w:t>
+      </w:r>
+      <w:r>
+        <w:rPr>
+          <w:szCs w:val="28"/>
+          <w:lang w:val="en-US"/>
+        </w:rPr>
+        <w:t>Scan</w:t>
+      </w:r>
+      <w:r>
+        <w:rPr>
+          <w:szCs w:val="28"/>
+        </w:rPr>
+        <w:t xml:space="preserve">, но в дальнейшем используется обычный </w:t>
+      </w:r>
+      <w:r>
+        <w:rPr>
+          <w:szCs w:val="28"/>
+          <w:lang w:val="en-US"/>
+        </w:rPr>
+        <w:t>Seq</w:t>
+      </w:r>
+      <w:r>
+        <w:rPr>
+          <w:szCs w:val="28"/>
+        </w:rPr>
+        <w:t xml:space="preserve"> </w:t>
+      </w:r>
+      <w:r>
+        <w:rPr>
+          <w:szCs w:val="28"/>
+          <w:lang w:val="en-US"/>
+        </w:rPr>
+        <w:t>Scan</w:t>
+      </w:r>
+      <w:r>
+        <w:rPr>
+          <w:szCs w:val="28"/>
+        </w:rPr>
+        <w:t xml:space="preserve">, указывая на то, что оптимизатор </w:t>
+      </w:r>
+      <w:r>
+        <w:rPr>
+          <w:szCs w:val="28"/>
+          <w:lang w:val="en-US"/>
+        </w:rPr>
+        <w:t>PostgreSQL</w:t>
+      </w:r>
+      <w:r>
+        <w:rPr>
+          <w:szCs w:val="28"/>
+        </w:rPr>
+        <w:t xml:space="preserve"> не думает рациональным использование индекса.</w:t>
+      </w:r>
+    </w:p>
+    <w:p>
+      <w:pPr>
+        <w:spacing w:line="360" w:lineRule="auto"/>
+        <w:ind w:firstLine="708"/>
+        <w:rPr>
+          <w:szCs w:val="28"/>
+        </w:rPr>
+      </w:pPr>
+      <w:r>
+        <w:rPr>
+          <w:szCs w:val="28"/>
+        </w:rPr>
+        <w:t xml:space="preserve"> </w:t>
+      </w:r>
+    </w:p>
+    <w:p>
+      <w:pPr>
+        <w:spacing w:line="360" w:lineRule="auto"/>
+        <w:rPr>
+          <w:szCs w:val="28"/>
+        </w:rPr>
+      </w:pPr>
+      <w:r>
+        <w:rPr>
+          <w:szCs w:val="28"/>
+        </w:rPr>
+        <w:t>4.</w:t>
+      </w:r>
+      <w:r>
+        <w:rPr>
+          <w:szCs w:val="28"/>
+        </w:rPr>
+        <w:t xml:space="preserve"> Создание индекса </w:t>
+      </w:r>
+      <w:r>
+        <w:rPr>
+          <w:b/>
+          <w:bCs/>
+          <w:szCs w:val="28"/>
+          <w:lang w:val="en-US"/>
+        </w:rPr>
+        <w:t>Gist</w:t>
+      </w:r>
+      <w:r>
+        <w:rPr>
+          <w:szCs w:val="28"/>
+        </w:rPr>
+        <w:t xml:space="preserve"> </w:t>
+      </w:r>
+      <w:r>
+        <w:rPr>
+          <w:szCs w:val="28"/>
+        </w:rPr>
+        <w:t xml:space="preserve">для столбца </w:t>
+      </w:r>
+      <w:r>
+        <w:rPr>
+          <w:szCs w:val="28"/>
+          <w:lang w:val="en-US"/>
+        </w:rPr>
+        <w:t>department</w:t>
+      </w:r>
+      <w:r>
+        <w:rPr>
+          <w:szCs w:val="28"/>
+        </w:rPr>
+        <w:t>_</w:t>
+      </w:r>
+      <w:r>
+        <w:rPr>
+          <w:szCs w:val="28"/>
+          <w:lang w:val="en-US"/>
+        </w:rPr>
+        <w:t>name</w:t>
+      </w:r>
+    </w:p>
+    <w:p>
+      <w:pPr>
+        <w:spacing w:line="360" w:lineRule="auto"/>
+        <w:rPr>
+          <w:szCs w:val="28"/>
+        </w:rPr>
+      </w:pPr>
+      <w:r>
+        <w:rPr>
+          <w:szCs w:val="28"/>
+        </w:rPr>
+        <w:t xml:space="preserve"> Для создания индекса использовалась команда, которая представлена на рисунке 13. </w:t>
+      </w:r>
+    </w:p>
+    <w:p>
+      <w:pPr>
+        <w:spacing w:line="360" w:lineRule="auto"/>
+        <w:rPr>
+          <w:szCs w:val="28"/>
+        </w:rPr>
+      </w:pPr>
+    </w:p>
+    <w:p>
+      <w:pPr>
+        <w:spacing w:line="360" w:lineRule="auto"/>
         <w:rPr>
           <w:szCs w:val="28"/>
         </w:rPr>
@@ -5206,12 +5158,11 @@
           <w:noProof/>
           <w:szCs w:val="28"/>
         </w:rPr>
-        <w:lastRenderedPageBreak/>
         <w:drawing>
-          <wp:inline distT="0" distB="0" distL="0" distR="0" wp14:anchorId="3FB1918A" wp14:editId="7D6A6DE7">
-            <wp:extent cx="5860446" cy="876300"/>
-            <wp:effectExtent l="0" t="0" r="6985" b="0"/>
-            <wp:docPr id="24" name="Рисунок 24"/>
+          <wp:inline distT="0" distB="0" distL="0" distR="0" wp14:anchorId="40DA5829" wp14:editId="785BD382">
+            <wp:extent cx="5532120" cy="504590"/>
+            <wp:effectExtent l="0" t="0" r="0" b="0"/>
+            <wp:docPr id="26" name="Рисунок 26"/>
             <wp:cNvGraphicFramePr>
               <a:graphicFrameLocks xmlns:a="http://schemas.openxmlformats.org/drawingml/2006/main" noChangeAspect="1"/>
             </wp:cNvGraphicFramePr>
@@ -5231,7 +5182,7 @@
                   <pic:spPr>
                     <a:xfrm>
                       <a:off x="0" y="0"/>
-                      <a:ext cx="5876229" cy="878660"/>
+                      <a:ext cx="5561076" cy="507231"/>
                     </a:xfrm>
                     <a:prstGeom prst="rect">
                       <a:avLst/>
@@ -5247,7 +5198,6 @@
     <w:p>
       <w:pPr>
         <w:spacing w:line="360" w:lineRule="auto"/>
-        <w:ind w:firstLine="708"/>
         <w:jc w:val="center"/>
         <w:rPr>
           <w:sz w:val="24"/>
@@ -5259,14 +5209,15 @@
           <w:sz w:val="24"/>
           <w:szCs w:val="24"/>
         </w:rPr>
-        <w:t xml:space="preserve">Рисунок 12 </w:t>
+        <w:t xml:space="preserve">Рисунок 13 – создание </w:t>
       </w:r>
       <w:r>
         <w:rPr>
           <w:sz w:val="24"/>
           <w:szCs w:val="24"/>
-        </w:rPr>
-        <w:t>–</w:t>
+          <w:lang w:val="en-US"/>
+        </w:rPr>
+        <w:t>Gist</w:t>
       </w:r>
       <w:r>
         <w:rPr>
@@ -5280,13 +5231,12 @@
           <w:sz w:val="24"/>
           <w:szCs w:val="24"/>
         </w:rPr>
-        <w:t>процесс выполнения запроса</w:t>
-      </w:r>
-    </w:p>
-    <w:p>
-      <w:pPr>
-        <w:spacing w:line="360" w:lineRule="auto"/>
-        <w:ind w:firstLine="708"/>
+        <w:t>индекса</w:t>
+      </w:r>
+    </w:p>
+    <w:p>
+      <w:pPr>
+        <w:spacing w:line="360" w:lineRule="auto"/>
         <w:jc w:val="center"/>
         <w:rPr>
           <w:sz w:val="24"/>
@@ -5297,6 +5247,165 @@
     <w:p>
       <w:pPr>
         <w:spacing w:line="360" w:lineRule="auto"/>
+      </w:pPr>
+      <w:r>
+        <w:t xml:space="preserve">Теперь посмотрим процесс выполнения команды, задержки и какие решения принял оптимизатор </w:t>
+      </w:r>
+      <w:r>
+        <w:rPr>
+          <w:lang w:val="en-US"/>
+        </w:rPr>
+        <w:t>PostgreSQL</w:t>
+      </w:r>
+      <w:r>
+        <w:t xml:space="preserve"> в процессе запроса. Команда для выполнения запроса представлена на рисунке 1</w:t>
+      </w:r>
+      <w:r>
+        <w:t>4</w:t>
+      </w:r>
+      <w:r>
+        <w:t>.</w:t>
+      </w:r>
+    </w:p>
+    <w:p>
+      <w:pPr>
+        <w:spacing w:line="360" w:lineRule="auto"/>
+      </w:pPr>
+    </w:p>
+    <w:p>
+      <w:pPr>
+        <w:spacing w:line="360" w:lineRule="auto"/>
+      </w:pPr>
+      <w:r>
+        <w:rPr>
+          <w:noProof/>
+        </w:rPr>
+        <w:drawing>
+          <wp:inline distT="0" distB="0" distL="0" distR="0" wp14:anchorId="23EF8D68" wp14:editId="38108AF3">
+            <wp:extent cx="5624195" cy="651302"/>
+            <wp:effectExtent l="0" t="0" r="0" b="0"/>
+            <wp:docPr id="27" name="Рисунок 27"/>
+            <wp:cNvGraphicFramePr>
+              <a:graphicFrameLocks xmlns:a="http://schemas.openxmlformats.org/drawingml/2006/main" noChangeAspect="1"/>
+            </wp:cNvGraphicFramePr>
+            <a:graphic xmlns:a="http://schemas.openxmlformats.org/drawingml/2006/main">
+              <a:graphicData uri="http://schemas.openxmlformats.org/drawingml/2006/picture">
+                <pic:pic xmlns:pic="http://schemas.openxmlformats.org/drawingml/2006/picture">
+                  <pic:nvPicPr>
+                    <pic:cNvPr id="1" name=""/>
+                    <pic:cNvPicPr/>
+                  </pic:nvPicPr>
+                  <pic:blipFill>
+                    <a:blip r:embed="rId18"/>
+                    <a:stretch>
+                      <a:fillRect/>
+                    </a:stretch>
+                  </pic:blipFill>
+                  <pic:spPr>
+                    <a:xfrm>
+                      <a:off x="0" y="0"/>
+                      <a:ext cx="5641546" cy="653311"/>
+                    </a:xfrm>
+                    <a:prstGeom prst="rect">
+                      <a:avLst/>
+                    </a:prstGeom>
+                  </pic:spPr>
+                </pic:pic>
+              </a:graphicData>
+            </a:graphic>
+          </wp:inline>
+        </w:drawing>
+      </w:r>
+    </w:p>
+    <w:p>
+      <w:pPr>
+        <w:spacing w:line="360" w:lineRule="auto"/>
+        <w:jc w:val="center"/>
+        <w:rPr>
+          <w:sz w:val="24"/>
+          <w:szCs w:val="20"/>
+        </w:rPr>
+      </w:pPr>
+      <w:r>
+        <w:rPr>
+          <w:sz w:val="24"/>
+          <w:szCs w:val="20"/>
+        </w:rPr>
+        <w:t xml:space="preserve">Рисунок 14 – запрос для </w:t>
+      </w:r>
+      <w:r>
+        <w:rPr>
+          <w:sz w:val="24"/>
+          <w:szCs w:val="20"/>
+          <w:lang w:val="en-US"/>
+        </w:rPr>
+        <w:t>EXPLAIN</w:t>
+      </w:r>
+      <w:r>
+        <w:rPr>
+          <w:sz w:val="24"/>
+          <w:szCs w:val="20"/>
+        </w:rPr>
+        <w:t xml:space="preserve"> </w:t>
+      </w:r>
+      <w:r>
+        <w:rPr>
+          <w:sz w:val="24"/>
+          <w:szCs w:val="20"/>
+          <w:lang w:val="en-US"/>
+        </w:rPr>
+        <w:t>ANALYZE</w:t>
+      </w:r>
+    </w:p>
+    <w:p>
+      <w:pPr>
+        <w:spacing w:line="360" w:lineRule="auto"/>
+        <w:jc w:val="center"/>
+        <w:rPr>
+          <w:sz w:val="24"/>
+          <w:szCs w:val="20"/>
+        </w:rPr>
+      </w:pPr>
+    </w:p>
+    <w:p>
+      <w:pPr>
+        <w:spacing w:line="360" w:lineRule="auto"/>
+      </w:pPr>
+      <w:r>
+        <w:t xml:space="preserve">В результате запуска запроса вышло то, что представлено на рисунке 15. Можно заметить, что больше всего задержка происходит на уровне оптимизатора, который предпринимает меры как лучше сделать запрос. </w:t>
+      </w:r>
+    </w:p>
+    <w:p>
+      <w:pPr>
+        <w:spacing w:line="360" w:lineRule="auto"/>
+        <w:rPr>
+          <w:sz w:val="24"/>
+          <w:szCs w:val="20"/>
+        </w:rPr>
+      </w:pPr>
+    </w:p>
+    <w:p>
+      <w:pPr>
+        <w:spacing w:line="360" w:lineRule="auto"/>
+        <w:rPr>
+          <w:sz w:val="24"/>
+          <w:szCs w:val="24"/>
+        </w:rPr>
+      </w:pPr>
+    </w:p>
+    <w:p>
+      <w:pPr>
+        <w:spacing w:line="360" w:lineRule="auto"/>
+        <w:jc w:val="center"/>
+        <w:rPr>
+          <w:sz w:val="24"/>
+          <w:szCs w:val="24"/>
+        </w:rPr>
+      </w:pPr>
+    </w:p>
+    <w:p>
+      <w:pPr>
+        <w:spacing w:line="360" w:lineRule="auto"/>
         <w:ind w:firstLine="708"/>
         <w:rPr>
           <w:szCs w:val="28"/>
@@ -5304,197 +5413,15 @@
       </w:pPr>
       <w:r>
         <w:rPr>
-          <w:szCs w:val="28"/>
-        </w:rPr>
-        <w:t xml:space="preserve">В этот раз при первом запросе </w:t>
-      </w:r>
-      <w:r>
-        <w:rPr>
-          <w:szCs w:val="28"/>
-        </w:rPr>
-        <w:t xml:space="preserve">используется </w:t>
-      </w:r>
-      <w:r>
-        <w:rPr>
-          <w:szCs w:val="28"/>
-          <w:lang w:val="en-US"/>
-        </w:rPr>
-        <w:t>Index</w:t>
-      </w:r>
-      <w:r>
-        <w:rPr>
-          <w:szCs w:val="28"/>
-        </w:rPr>
-        <w:t xml:space="preserve"> </w:t>
-      </w:r>
-      <w:r>
-        <w:rPr>
-          <w:szCs w:val="28"/>
-          <w:lang w:val="en-US"/>
-        </w:rPr>
-        <w:t>Scan</w:t>
-      </w:r>
-      <w:r>
-        <w:rPr>
-          <w:szCs w:val="28"/>
-        </w:rPr>
-        <w:t xml:space="preserve">, но в дальнейшем используется обычный </w:t>
-      </w:r>
-      <w:r>
-        <w:rPr>
-          <w:szCs w:val="28"/>
-          <w:lang w:val="en-US"/>
-        </w:rPr>
-        <w:t>Seq</w:t>
-      </w:r>
-      <w:r>
-        <w:rPr>
-          <w:szCs w:val="28"/>
-        </w:rPr>
-        <w:t xml:space="preserve"> </w:t>
-      </w:r>
-      <w:r>
-        <w:rPr>
-          <w:szCs w:val="28"/>
-          <w:lang w:val="en-US"/>
-        </w:rPr>
-        <w:t>Scan</w:t>
-      </w:r>
-      <w:r>
-        <w:rPr>
-          <w:szCs w:val="28"/>
-        </w:rPr>
-        <w:t xml:space="preserve">, указывая на то, что оптимизатор </w:t>
-      </w:r>
-      <w:r>
-        <w:rPr>
-          <w:szCs w:val="28"/>
-          <w:lang w:val="en-US"/>
-        </w:rPr>
-        <w:t>PostgreSQL</w:t>
-      </w:r>
-      <w:r>
-        <w:rPr>
-          <w:szCs w:val="28"/>
-        </w:rPr>
-        <w:t xml:space="preserve"> не думает рациональным использование индекса.</w:t>
-      </w:r>
-    </w:p>
-    <w:p>
-      <w:pPr>
-        <w:spacing w:line="360" w:lineRule="auto"/>
-        <w:ind w:firstLine="708"/>
-        <w:rPr>
-          <w:szCs w:val="28"/>
-        </w:rPr>
-      </w:pPr>
-      <w:r>
-        <w:rPr>
-          <w:szCs w:val="28"/>
-        </w:rPr>
-        <w:t xml:space="preserve"> </w:t>
-      </w:r>
-    </w:p>
-    <w:p>
-      <w:pPr>
-        <w:spacing w:line="360" w:lineRule="auto"/>
-        <w:rPr>
-          <w:szCs w:val="28"/>
-        </w:rPr>
-      </w:pPr>
-      <w:r>
-        <w:rPr>
-          <w:szCs w:val="28"/>
-        </w:rPr>
-        <w:t>4.</w:t>
-      </w:r>
-      <w:r>
-        <w:rPr>
-          <w:szCs w:val="28"/>
-        </w:rPr>
-        <w:t xml:space="preserve"> Создание индекса </w:t>
-      </w:r>
-      <w:r>
-        <w:rPr>
-          <w:b/>
-          <w:bCs/>
-          <w:szCs w:val="28"/>
-          <w:lang w:val="en-US"/>
-        </w:rPr>
-        <w:t>Gist</w:t>
-      </w:r>
-      <w:r>
-        <w:rPr>
-          <w:szCs w:val="28"/>
-        </w:rPr>
-        <w:t xml:space="preserve"> </w:t>
-      </w:r>
-      <w:r>
-        <w:rPr>
-          <w:szCs w:val="28"/>
-        </w:rPr>
-        <w:t xml:space="preserve">для столбца </w:t>
-      </w:r>
-      <w:r>
-        <w:rPr>
-          <w:szCs w:val="28"/>
-          <w:lang w:val="en-US"/>
-        </w:rPr>
-        <w:t>department</w:t>
-      </w:r>
-      <w:r>
-        <w:rPr>
-          <w:szCs w:val="28"/>
-        </w:rPr>
-        <w:t>_</w:t>
-      </w:r>
-      <w:r>
-        <w:rPr>
-          <w:szCs w:val="28"/>
-          <w:lang w:val="en-US"/>
-        </w:rPr>
-        <w:t>name</w:t>
-      </w:r>
-    </w:p>
-    <w:p>
-      <w:pPr>
-        <w:spacing w:line="360" w:lineRule="auto"/>
-        <w:rPr>
-          <w:szCs w:val="28"/>
-        </w:rPr>
-      </w:pPr>
-      <w:r>
-        <w:rPr>
-          <w:szCs w:val="28"/>
-        </w:rPr>
-        <w:t xml:space="preserve"> Для создания индекса использовалась команда, которая представлена на рисунке 13. </w:t>
-      </w:r>
-    </w:p>
-    <w:p>
-      <w:pPr>
-        <w:spacing w:line="360" w:lineRule="auto"/>
-        <w:rPr>
-          <w:szCs w:val="28"/>
-        </w:rPr>
-      </w:pPr>
-    </w:p>
-    <w:p>
-      <w:pPr>
-        <w:spacing w:line="360" w:lineRule="auto"/>
-        <w:rPr>
-          <w:szCs w:val="28"/>
-        </w:rPr>
-      </w:pPr>
-      <w:r>
-        <w:rPr>
           <w:noProof/>
           <w:szCs w:val="28"/>
         </w:rPr>
+        <w:lastRenderedPageBreak/>
         <w:drawing>
-          <wp:inline distT="0" distB="0" distL="0" distR="0" wp14:anchorId="40DA5829" wp14:editId="785BD382">
-            <wp:extent cx="5532120" cy="504590"/>
-            <wp:effectExtent l="0" t="0" r="0" b="0"/>
-            <wp:docPr id="26" name="Рисунок 26"/>
+          <wp:inline distT="0" distB="0" distL="0" distR="0" wp14:anchorId="4A1280D6" wp14:editId="031E0775">
+            <wp:extent cx="5624195" cy="716082"/>
+            <wp:effectExtent l="0" t="0" r="0" b="8255"/>
+            <wp:docPr id="25" name="Рисунок 25"/>
             <wp:cNvGraphicFramePr>
               <a:graphicFrameLocks xmlns:a="http://schemas.openxmlformats.org/drawingml/2006/main" noChangeAspect="1"/>
             </wp:cNvGraphicFramePr>
@@ -5514,7 +5441,7 @@
                   <pic:spPr>
                     <a:xfrm>
                       <a:off x="0" y="0"/>
-                      <a:ext cx="5561076" cy="507231"/>
+                      <a:ext cx="5654538" cy="719945"/>
                     </a:xfrm>
                     <a:prstGeom prst="rect">
                       <a:avLst/>
@@ -5530,6 +5457,7 @@
     <w:p>
       <w:pPr>
         <w:spacing w:line="360" w:lineRule="auto"/>
+        <w:ind w:firstLine="708"/>
         <w:jc w:val="center"/>
         <w:rPr>
           <w:sz w:val="24"/>
@@ -5541,219 +5469,173 @@
           <w:sz w:val="24"/>
           <w:szCs w:val="24"/>
         </w:rPr>
-        <w:t xml:space="preserve">Рисунок 13 – создание </w:t>
-      </w:r>
-      <w:r>
+        <w:t>Рисунок 15 – процесс выполнения запроса</w:t>
+      </w:r>
+    </w:p>
+    <w:p>
+      <w:pPr>
+        <w:spacing w:line="360" w:lineRule="auto"/>
+        <w:ind w:firstLine="708"/>
+        <w:jc w:val="center"/>
         <w:rPr>
           <w:sz w:val="24"/>
           <w:szCs w:val="24"/>
+        </w:rPr>
+      </w:pPr>
+    </w:p>
+    <w:p>
+      <w:pPr>
+        <w:spacing w:line="360" w:lineRule="auto"/>
+        <w:ind w:firstLine="708"/>
+        <w:rPr>
+          <w:szCs w:val="28"/>
+        </w:rPr>
+      </w:pPr>
+      <w:r>
+        <w:rPr>
+          <w:szCs w:val="28"/>
+        </w:rPr>
+        <w:t xml:space="preserve">5. </w:t>
+      </w:r>
+      <w:r>
+        <w:rPr>
+          <w:szCs w:val="28"/>
+        </w:rPr>
+        <w:t xml:space="preserve">Создание индекса </w:t>
+      </w:r>
+      <w:r>
+        <w:rPr>
+          <w:b/>
+          <w:bCs/>
+          <w:szCs w:val="28"/>
           <w:lang w:val="en-US"/>
         </w:rPr>
+        <w:t>Sp</w:t>
+      </w:r>
+      <w:r>
+        <w:rPr>
+          <w:b/>
+          <w:bCs/>
+          <w:szCs w:val="28"/>
+        </w:rPr>
+        <w:t>-</w:t>
+      </w:r>
+      <w:r>
+        <w:rPr>
+          <w:b/>
+          <w:bCs/>
+          <w:szCs w:val="28"/>
+          <w:lang w:val="en-US"/>
+        </w:rPr>
         <w:t>Gist</w:t>
       </w:r>
       <w:r>
         <w:rPr>
-          <w:sz w:val="24"/>
-          <w:szCs w:val="24"/>
+          <w:szCs w:val="28"/>
+        </w:rPr>
+        <w:t xml:space="preserve"> для столбца </w:t>
+      </w:r>
+      <w:r>
+        <w:rPr>
+          <w:szCs w:val="28"/>
+          <w:lang w:val="en-US"/>
+        </w:rPr>
+        <w:t>department</w:t>
+      </w:r>
+      <w:r>
+        <w:rPr>
+          <w:szCs w:val="28"/>
+        </w:rPr>
+        <w:t>_</w:t>
+      </w:r>
+      <w:r>
+        <w:rPr>
+          <w:szCs w:val="28"/>
+          <w:lang w:val="en-US"/>
+        </w:rPr>
+        <w:t>name</w:t>
+      </w:r>
+    </w:p>
+    <w:p>
+      <w:pPr>
+        <w:spacing w:line="360" w:lineRule="auto"/>
+        <w:ind w:firstLine="0"/>
+        <w:rPr>
+          <w:szCs w:val="28"/>
+        </w:rPr>
+      </w:pPr>
+      <w:r>
+        <w:rPr>
+          <w:szCs w:val="28"/>
+        </w:rPr>
+        <w:tab/>
+      </w:r>
+      <w:r>
+        <w:rPr>
+          <w:szCs w:val="28"/>
+        </w:rPr>
+        <w:t xml:space="preserve">Для создания </w:t>
+      </w:r>
+      <w:r>
+        <w:rPr>
+          <w:szCs w:val="28"/>
+          <w:lang w:val="en-US"/>
+        </w:rPr>
+        <w:t>Sp</w:t>
+      </w:r>
+      <w:r>
+        <w:rPr>
+          <w:szCs w:val="28"/>
+        </w:rPr>
+        <w:t>-</w:t>
+      </w:r>
+      <w:r>
+        <w:rPr>
+          <w:szCs w:val="28"/>
+          <w:lang w:val="en-US"/>
+        </w:rPr>
+        <w:t>Gist</w:t>
+      </w:r>
+      <w:r>
+        <w:rPr>
+          <w:szCs w:val="28"/>
         </w:rPr>
         <w:t xml:space="preserve"> </w:t>
       </w:r>
       <w:r>
         <w:rPr>
-          <w:sz w:val="24"/>
-          <w:szCs w:val="24"/>
-        </w:rPr>
-        <w:t>индекса</w:t>
-      </w:r>
-    </w:p>
-    <w:p>
-      <w:pPr>
-        <w:spacing w:line="360" w:lineRule="auto"/>
-        <w:jc w:val="center"/>
-        <w:rPr>
-          <w:sz w:val="24"/>
-          <w:szCs w:val="24"/>
-        </w:rPr>
-      </w:pPr>
-    </w:p>
-    <w:p>
-      <w:pPr>
-        <w:spacing w:line="360" w:lineRule="auto"/>
-      </w:pPr>
-      <w:r>
-        <w:t xml:space="preserve">Теперь посмотрим процесс выполнения команды, задержки и какие решения принял оптимизатор </w:t>
-      </w:r>
-      <w:r>
-        <w:rPr>
-          <w:lang w:val="en-US"/>
-        </w:rPr>
-        <w:t>PostgreSQL</w:t>
-      </w:r>
-      <w:r>
-        <w:t xml:space="preserve"> в процессе запроса. Команда для выполнения запроса представлена на рисунке 1</w:t>
-      </w:r>
-      <w:r>
-        <w:t>4</w:t>
-      </w:r>
-      <w:r>
-        <w:t>.</w:t>
-      </w:r>
-    </w:p>
-    <w:p>
-      <w:pPr>
-        <w:spacing w:line="360" w:lineRule="auto"/>
-      </w:pPr>
-    </w:p>
-    <w:p>
-      <w:pPr>
-        <w:spacing w:line="360" w:lineRule="auto"/>
+          <w:szCs w:val="28"/>
+        </w:rPr>
+        <w:t>индекса используется код, который представлен ниже на рисунке 16.</w:t>
+      </w:r>
+    </w:p>
+    <w:p>
+      <w:pPr>
+        <w:spacing w:line="360" w:lineRule="auto"/>
+        <w:ind w:firstLine="0"/>
+        <w:rPr>
+          <w:szCs w:val="28"/>
+        </w:rPr>
+      </w:pPr>
+    </w:p>
+    <w:p>
+      <w:pPr>
+        <w:spacing w:line="360" w:lineRule="auto"/>
+        <w:ind w:firstLine="708"/>
+        <w:rPr>
+          <w:szCs w:val="28"/>
+        </w:rPr>
       </w:pPr>
       <w:r>
         <w:rPr>
           <w:noProof/>
+          <w:szCs w:val="28"/>
         </w:rPr>
         <w:drawing>
-          <wp:inline distT="0" distB="0" distL="0" distR="0" wp14:anchorId="23EF8D68" wp14:editId="38108AF3">
-            <wp:extent cx="5624195" cy="651302"/>
+          <wp:inline distT="0" distB="0" distL="0" distR="0" wp14:anchorId="3E0CD3AD" wp14:editId="172022E5">
+            <wp:extent cx="5707380" cy="541896"/>
             <wp:effectExtent l="0" t="0" r="0" b="0"/>
-            <wp:docPr id="27" name="Рисунок 27"/>
-            <wp:cNvGraphicFramePr>
-              <a:graphicFrameLocks xmlns:a="http://schemas.openxmlformats.org/drawingml/2006/main" noChangeAspect="1"/>
-            </wp:cNvGraphicFramePr>
-            <a:graphic xmlns:a="http://schemas.openxmlformats.org/drawingml/2006/main">
-              <a:graphicData uri="http://schemas.openxmlformats.org/drawingml/2006/picture">
-                <pic:pic xmlns:pic="http://schemas.openxmlformats.org/drawingml/2006/picture">
-                  <pic:nvPicPr>
-                    <pic:cNvPr id="1" name=""/>
-                    <pic:cNvPicPr/>
-                  </pic:nvPicPr>
-                  <pic:blipFill>
-                    <a:blip r:embed="rId19"/>
-                    <a:stretch>
-                      <a:fillRect/>
-                    </a:stretch>
-                  </pic:blipFill>
-                  <pic:spPr>
-                    <a:xfrm>
-                      <a:off x="0" y="0"/>
-                      <a:ext cx="5641546" cy="653311"/>
-                    </a:xfrm>
-                    <a:prstGeom prst="rect">
-                      <a:avLst/>
-                    </a:prstGeom>
-                  </pic:spPr>
-                </pic:pic>
-              </a:graphicData>
-            </a:graphic>
-          </wp:inline>
-        </w:drawing>
-      </w:r>
-    </w:p>
-    <w:p>
-      <w:pPr>
-        <w:spacing w:line="360" w:lineRule="auto"/>
-        <w:jc w:val="center"/>
-        <w:rPr>
-          <w:sz w:val="24"/>
-          <w:szCs w:val="20"/>
-        </w:rPr>
-      </w:pPr>
-      <w:r>
-        <w:rPr>
-          <w:sz w:val="24"/>
-          <w:szCs w:val="20"/>
-        </w:rPr>
-        <w:t xml:space="preserve">Рисунок 14 – запрос для </w:t>
-      </w:r>
-      <w:r>
-        <w:rPr>
-          <w:sz w:val="24"/>
-          <w:szCs w:val="20"/>
-          <w:lang w:val="en-US"/>
-        </w:rPr>
-        <w:t>EXPLAIN</w:t>
-      </w:r>
-      <w:r>
-        <w:rPr>
-          <w:sz w:val="24"/>
-          <w:szCs w:val="20"/>
-        </w:rPr>
-        <w:t xml:space="preserve"> </w:t>
-      </w:r>
-      <w:r>
-        <w:rPr>
-          <w:sz w:val="24"/>
-          <w:szCs w:val="20"/>
-          <w:lang w:val="en-US"/>
-        </w:rPr>
-        <w:t>ANALYZE</w:t>
-      </w:r>
-    </w:p>
-    <w:p>
-      <w:pPr>
-        <w:spacing w:line="360" w:lineRule="auto"/>
-        <w:jc w:val="center"/>
-        <w:rPr>
-          <w:sz w:val="24"/>
-          <w:szCs w:val="20"/>
-        </w:rPr>
-      </w:pPr>
-    </w:p>
-    <w:p>
-      <w:pPr>
-        <w:spacing w:line="360" w:lineRule="auto"/>
-      </w:pPr>
-      <w:r>
-        <w:t xml:space="preserve">В результате запуска запроса вышло то, что представлено на рисунке 15. Можно заметить, что больше всего задержка происходит на уровне оптимизатора, который предпринимает меры как лучше сделать запрос. </w:t>
-      </w:r>
-    </w:p>
-    <w:p>
-      <w:pPr>
-        <w:spacing w:line="360" w:lineRule="auto"/>
-        <w:rPr>
-          <w:sz w:val="24"/>
-          <w:szCs w:val="20"/>
-        </w:rPr>
-      </w:pPr>
-    </w:p>
-    <w:p>
-      <w:pPr>
-        <w:spacing w:line="360" w:lineRule="auto"/>
-        <w:rPr>
-          <w:sz w:val="24"/>
-          <w:szCs w:val="24"/>
-        </w:rPr>
-      </w:pPr>
-    </w:p>
-    <w:p>
-      <w:pPr>
-        <w:spacing w:line="360" w:lineRule="auto"/>
-        <w:jc w:val="center"/>
-        <w:rPr>
-          <w:sz w:val="24"/>
-          <w:szCs w:val="24"/>
-        </w:rPr>
-      </w:pPr>
-    </w:p>
-    <w:p>
-      <w:pPr>
-        <w:spacing w:line="360" w:lineRule="auto"/>
-        <w:ind w:firstLine="708"/>
-        <w:rPr>
-          <w:szCs w:val="28"/>
-        </w:rPr>
-      </w:pPr>
-      <w:r>
-        <w:rPr>
-          <w:noProof/>
-          <w:szCs w:val="28"/>
-        </w:rPr>
-        <w:lastRenderedPageBreak/>
-        <w:drawing>
-          <wp:inline distT="0" distB="0" distL="0" distR="0" wp14:anchorId="4A1280D6" wp14:editId="031E0775">
-            <wp:extent cx="5624195" cy="716082"/>
-            <wp:effectExtent l="0" t="0" r="0" b="8255"/>
-            <wp:docPr id="25" name="Рисунок 25"/>
+            <wp:docPr id="28" name="Рисунок 28"/>
             <wp:cNvGraphicFramePr>
               <a:graphicFrameLocks xmlns:a="http://schemas.openxmlformats.org/drawingml/2006/main" noChangeAspect="1"/>
             </wp:cNvGraphicFramePr>
@@ -5773,7 +5655,7 @@
                   <pic:spPr>
                     <a:xfrm>
                       <a:off x="0" y="0"/>
-                      <a:ext cx="5654538" cy="719945"/>
+                      <a:ext cx="5747873" cy="545741"/>
                     </a:xfrm>
                     <a:prstGeom prst="rect">
                       <a:avLst/>
@@ -5801,7 +5683,29 @@
           <w:sz w:val="24"/>
           <w:szCs w:val="24"/>
         </w:rPr>
-        <w:t>Рисунок 15 – процесс выполнения запроса</w:t>
+        <w:t xml:space="preserve">Рисунок 16 – создание </w:t>
+      </w:r>
+      <w:r>
+        <w:rPr>
+          <w:sz w:val="24"/>
+          <w:szCs w:val="24"/>
+          <w:lang w:val="en-US"/>
+        </w:rPr>
+        <w:t>SpGist</w:t>
+      </w:r>
+      <w:r>
+        <w:rPr>
+          <w:sz w:val="24"/>
+          <w:szCs w:val="24"/>
+        </w:rPr>
+        <w:t xml:space="preserve"> </w:t>
+      </w:r>
+      <w:r>
+        <w:rPr>
+          <w:sz w:val="24"/>
+          <w:szCs w:val="24"/>
+        </w:rPr>
+        <w:t>индекса</w:t>
       </w:r>
     </w:p>
     <w:p>
@@ -5818,6 +5722,28 @@
     <w:p>
       <w:pPr>
         <w:spacing w:line="360" w:lineRule="auto"/>
+      </w:pPr>
+      <w:r>
+        <w:t xml:space="preserve">Теперь посмотрим процесс выполнения команды, задержки и какие решения принял оптимизатор </w:t>
+      </w:r>
+      <w:r>
+        <w:rPr>
+          <w:lang w:val="en-US"/>
+        </w:rPr>
+        <w:t>PostgreSQL</w:t>
+      </w:r>
+      <w:r>
+        <w:t xml:space="preserve"> в процессе запроса. Команда для выполнения запроса представлена на рисунке 17.</w:t>
+      </w:r>
+    </w:p>
+    <w:p>
+      <w:pPr>
+        <w:spacing w:line="360" w:lineRule="auto"/>
+      </w:pPr>
+    </w:p>
+    <w:p>
+      <w:pPr>
+        <w:spacing w:line="360" w:lineRule="auto"/>
         <w:ind w:firstLine="708"/>
         <w:rPr>
           <w:szCs w:val="28"/>
@@ -5825,153 +5751,14 @@
       </w:pPr>
       <w:r>
         <w:rPr>
-          <w:szCs w:val="28"/>
-        </w:rPr>
-        <w:t xml:space="preserve">5. </w:t>
-      </w:r>
-      <w:r>
-        <w:rPr>
-          <w:szCs w:val="28"/>
-        </w:rPr>
-        <w:t xml:space="preserve">Создание индекса </w:t>
-      </w:r>
-      <w:proofErr w:type="spellStart"/>
-      <w:r>
-        <w:rPr>
-          <w:b/>
-          <w:bCs/>
-          <w:szCs w:val="28"/>
-          <w:lang w:val="en-US"/>
-        </w:rPr>
-        <w:t>Sp</w:t>
-      </w:r>
-      <w:proofErr w:type="spellEnd"/>
-      <w:r>
-        <w:rPr>
-          <w:b/>
-          <w:bCs/>
-          <w:szCs w:val="28"/>
-        </w:rPr>
-        <w:t>-</w:t>
-      </w:r>
-      <w:r>
-        <w:rPr>
-          <w:b/>
-          <w:bCs/>
-          <w:szCs w:val="28"/>
-          <w:lang w:val="en-US"/>
-        </w:rPr>
-        <w:t>Gist</w:t>
-      </w:r>
-      <w:r>
-        <w:rPr>
-          <w:szCs w:val="28"/>
-        </w:rPr>
-        <w:t xml:space="preserve"> для столбца </w:t>
-      </w:r>
-      <w:r>
-        <w:rPr>
-          <w:szCs w:val="28"/>
-          <w:lang w:val="en-US"/>
-        </w:rPr>
-        <w:t>department</w:t>
-      </w:r>
-      <w:r>
-        <w:rPr>
-          <w:szCs w:val="28"/>
-        </w:rPr>
-        <w:t>_</w:t>
-      </w:r>
-      <w:r>
-        <w:rPr>
-          <w:szCs w:val="28"/>
-          <w:lang w:val="en-US"/>
-        </w:rPr>
-        <w:t>name</w:t>
-      </w:r>
-    </w:p>
-    <w:p>
-      <w:pPr>
-        <w:spacing w:line="360" w:lineRule="auto"/>
-        <w:ind w:firstLine="0"/>
-        <w:rPr>
-          <w:szCs w:val="28"/>
-        </w:rPr>
-      </w:pPr>
-      <w:r>
-        <w:rPr>
-          <w:szCs w:val="28"/>
-        </w:rPr>
-        <w:tab/>
-      </w:r>
-      <w:r>
-        <w:rPr>
-          <w:szCs w:val="28"/>
-        </w:rPr>
-        <w:t xml:space="preserve">Для создания </w:t>
-      </w:r>
-      <w:proofErr w:type="spellStart"/>
-      <w:r>
-        <w:rPr>
-          <w:szCs w:val="28"/>
-          <w:lang w:val="en-US"/>
-        </w:rPr>
-        <w:t>Sp</w:t>
-      </w:r>
-      <w:proofErr w:type="spellEnd"/>
-      <w:r>
-        <w:rPr>
-          <w:szCs w:val="28"/>
-        </w:rPr>
-        <w:t>-</w:t>
-      </w:r>
-      <w:r>
-        <w:rPr>
-          <w:szCs w:val="28"/>
-          <w:lang w:val="en-US"/>
-        </w:rPr>
-        <w:t>Gist</w:t>
-      </w:r>
-      <w:r>
-        <w:rPr>
-          <w:szCs w:val="28"/>
-        </w:rPr>
-        <w:t xml:space="preserve"> </w:t>
-      </w:r>
-      <w:r>
-        <w:rPr>
-          <w:szCs w:val="28"/>
-        </w:rPr>
-        <w:t>индекса используется код, который представлен ниже на рисунке 16.</w:t>
-      </w:r>
-    </w:p>
-    <w:p>
-      <w:pPr>
-        <w:spacing w:line="360" w:lineRule="auto"/>
-        <w:ind w:firstLine="0"/>
-        <w:rPr>
-          <w:szCs w:val="28"/>
-        </w:rPr>
-      </w:pPr>
-    </w:p>
-    <w:p>
-      <w:pPr>
-        <w:spacing w:line="360" w:lineRule="auto"/>
-        <w:ind w:firstLine="708"/>
-        <w:rPr>
-          <w:szCs w:val="28"/>
-        </w:rPr>
-      </w:pPr>
-      <w:r>
-        <w:rPr>
           <w:noProof/>
           <w:szCs w:val="28"/>
         </w:rPr>
         <w:drawing>
-          <wp:inline distT="0" distB="0" distL="0" distR="0" wp14:anchorId="3E0CD3AD" wp14:editId="172022E5">
-            <wp:extent cx="5707380" cy="541896"/>
-            <wp:effectExtent l="0" t="0" r="0" b="0"/>
-            <wp:docPr id="28" name="Рисунок 28"/>
+          <wp:inline distT="0" distB="0" distL="0" distR="0" wp14:anchorId="4ABB7C5F" wp14:editId="35CD6120">
+            <wp:extent cx="5685823" cy="449580"/>
+            <wp:effectExtent l="0" t="0" r="0" b="7620"/>
+            <wp:docPr id="29" name="Рисунок 29"/>
             <wp:cNvGraphicFramePr>
               <a:graphicFrameLocks xmlns:a="http://schemas.openxmlformats.org/drawingml/2006/main" noChangeAspect="1"/>
             </wp:cNvGraphicFramePr>
@@ -5991,7 +5778,7 @@
                   <pic:spPr>
                     <a:xfrm>
                       <a:off x="0" y="0"/>
-                      <a:ext cx="5747873" cy="545741"/>
+                      <a:ext cx="5739726" cy="453842"/>
                     </a:xfrm>
                     <a:prstGeom prst="rect">
                       <a:avLst/>
@@ -6019,18 +5806,16 @@
           <w:sz w:val="24"/>
           <w:szCs w:val="24"/>
         </w:rPr>
-        <w:t xml:space="preserve">Рисунок 16 – создание </w:t>
-      </w:r>
-      <w:proofErr w:type="spellStart"/>
+        <w:t xml:space="preserve">Рисунок 17 – запрос для </w:t>
+      </w:r>
       <w:r>
         <w:rPr>
           <w:sz w:val="24"/>
           <w:szCs w:val="24"/>
           <w:lang w:val="en-US"/>
         </w:rPr>
-        <w:t>SpGist</w:t>
-      </w:r>
-      <w:proofErr w:type="spellEnd"/>
+        <w:t>EXPLAIN</w:t>
+      </w:r>
       <w:r>
         <w:rPr>
           <w:sz w:val="24"/>
@@ -6042,8 +5827,27 @@
         <w:rPr>
           <w:sz w:val="24"/>
           <w:szCs w:val="24"/>
-        </w:rPr>
-        <w:t>индекса</w:t>
+          <w:lang w:val="en-US"/>
+        </w:rPr>
+        <w:t>ANALYZE</w:t>
+      </w:r>
+    </w:p>
+    <w:p>
+      <w:pPr>
+        <w:spacing w:line="360" w:lineRule="auto"/>
+        <w:ind w:firstLine="708"/>
+        <w:rPr>
+          <w:sz w:val="24"/>
+          <w:szCs w:val="24"/>
+        </w:rPr>
+      </w:pPr>
+    </w:p>
+    <w:p>
+      <w:pPr>
+        <w:spacing w:line="360" w:lineRule="auto"/>
+      </w:pPr>
+      <w:r>
+        <w:t xml:space="preserve">В результате запуска запроса вышло то, что представлено на рисунке 18. Можно заметить, что больше всего задержка происходит на уровне оптимизатора, который предпринимает меры как лучше сделать запрос. </w:t>
       </w:r>
     </w:p>
     <w:p>
@@ -6060,28 +5864,6 @@
     <w:p>
       <w:pPr>
         <w:spacing w:line="360" w:lineRule="auto"/>
-      </w:pPr>
-      <w:r>
-        <w:t xml:space="preserve">Теперь посмотрим процесс выполнения команды, задержки и какие решения принял оптимизатор </w:t>
-      </w:r>
-      <w:r>
-        <w:rPr>
-          <w:lang w:val="en-US"/>
-        </w:rPr>
-        <w:t>PostgreSQL</w:t>
-      </w:r>
-      <w:r>
-        <w:t xml:space="preserve"> в процессе запроса. Команда для выполнения запроса представлена на рисунке 17.</w:t>
-      </w:r>
-    </w:p>
-    <w:p>
-      <w:pPr>
-        <w:spacing w:line="360" w:lineRule="auto"/>
-      </w:pPr>
-    </w:p>
-    <w:p>
-      <w:pPr>
-        <w:spacing w:line="360" w:lineRule="auto"/>
         <w:ind w:firstLine="708"/>
         <w:rPr>
           <w:szCs w:val="28"/>
@@ -6093,10 +5875,10 @@
           <w:szCs w:val="28"/>
         </w:rPr>
         <w:drawing>
-          <wp:inline distT="0" distB="0" distL="0" distR="0" wp14:anchorId="4ABB7C5F" wp14:editId="35CD6120">
-            <wp:extent cx="5685823" cy="449580"/>
-            <wp:effectExtent l="0" t="0" r="0" b="7620"/>
-            <wp:docPr id="29" name="Рисунок 29"/>
+          <wp:inline distT="0" distB="0" distL="0" distR="0" wp14:anchorId="3E4746E3" wp14:editId="64BF02A7">
+            <wp:extent cx="5661660" cy="702053"/>
+            <wp:effectExtent l="0" t="0" r="0" b="3175"/>
+            <wp:docPr id="30" name="Рисунок 30"/>
             <wp:cNvGraphicFramePr>
               <a:graphicFrameLocks xmlns:a="http://schemas.openxmlformats.org/drawingml/2006/main" noChangeAspect="1"/>
             </wp:cNvGraphicFramePr>
@@ -6116,7 +5898,7 @@
                   <pic:spPr>
                     <a:xfrm>
                       <a:off x="0" y="0"/>
-                      <a:ext cx="5739726" cy="453842"/>
+                      <a:ext cx="5670035" cy="703092"/>
                     </a:xfrm>
                     <a:prstGeom prst="rect">
                       <a:avLst/>
@@ -6144,30 +5926,94 @@
           <w:sz w:val="24"/>
           <w:szCs w:val="24"/>
         </w:rPr>
-        <w:t xml:space="preserve">Рисунок 17 – запрос для </w:t>
+        <w:t>Рисунок 1</w:t>
       </w:r>
       <w:r>
         <w:rPr>
           <w:sz w:val="24"/>
           <w:szCs w:val="24"/>
-          <w:lang w:val="en-US"/>
-        </w:rPr>
-        <w:t>EXPLAIN</w:t>
+        </w:rPr>
+        <w:t>8</w:t>
       </w:r>
       <w:r>
         <w:rPr>
           <w:sz w:val="24"/>
           <w:szCs w:val="24"/>
         </w:rPr>
-        <w:t xml:space="preserve"> </w:t>
-      </w:r>
-      <w:r>
+        <w:t xml:space="preserve"> – процесс выполнения запроса</w:t>
+      </w:r>
+    </w:p>
+    <w:p>
+      <w:pPr>
+        <w:spacing w:line="360" w:lineRule="auto"/>
+        <w:ind w:firstLine="708"/>
+        <w:jc w:val="center"/>
         <w:rPr>
           <w:sz w:val="24"/>
           <w:szCs w:val="24"/>
+        </w:rPr>
+      </w:pPr>
+    </w:p>
+    <w:p>
+      <w:pPr>
+        <w:spacing w:line="360" w:lineRule="auto"/>
+        <w:ind w:firstLine="708"/>
+        <w:rPr>
+          <w:szCs w:val="28"/>
+        </w:rPr>
+      </w:pPr>
+      <w:r>
+        <w:rPr>
+          <w:szCs w:val="28"/>
+        </w:rPr>
+        <w:t xml:space="preserve">6. Создание </w:t>
+      </w:r>
+      <w:r>
+        <w:rPr>
+          <w:b/>
+          <w:bCs/>
+          <w:szCs w:val="28"/>
           <w:lang w:val="en-US"/>
         </w:rPr>
-        <w:t>ANALYZE</w:t>
+        <w:t>Brin</w:t>
+      </w:r>
+      <w:r>
+        <w:rPr>
+          <w:szCs w:val="28"/>
+        </w:rPr>
+        <w:t xml:space="preserve"> </w:t>
+      </w:r>
+      <w:r>
+        <w:rPr>
+          <w:szCs w:val="28"/>
+        </w:rPr>
+        <w:t xml:space="preserve">индекса </w:t>
+      </w:r>
+      <w:r>
+        <w:rPr>
+          <w:szCs w:val="28"/>
+        </w:rPr>
+        <w:t xml:space="preserve">для столбца </w:t>
+      </w:r>
+      <w:r>
+        <w:rPr>
+          <w:szCs w:val="28"/>
+          <w:lang w:val="en-US"/>
+        </w:rPr>
+        <w:t>department</w:t>
+      </w:r>
+      <w:r>
+        <w:rPr>
+          <w:szCs w:val="28"/>
+        </w:rPr>
+        <w:t>_</w:t>
+      </w:r>
+      <w:r>
+        <w:rPr>
+          <w:szCs w:val="28"/>
+          <w:lang w:val="en-US"/>
+        </w:rPr>
+        <w:t>name</w:t>
       </w:r>
     </w:p>
     <w:p>
@@ -6175,35 +6021,61 @@
         <w:spacing w:line="360" w:lineRule="auto"/>
         <w:ind w:firstLine="708"/>
         <w:rPr>
-          <w:sz w:val="24"/>
-          <w:szCs w:val="24"/>
-        </w:rPr>
-      </w:pPr>
-    </w:p>
-    <w:p>
-      <w:pPr>
-        <w:spacing w:line="360" w:lineRule="auto"/>
-      </w:pPr>
-      <w:r>
-        <w:t xml:space="preserve">В результате запуска запроса вышло то, что представлено на рисунке 18. Можно заметить, что больше всего задержка происходит на уровне оптимизатора, который предпринимает меры как лучше сделать запрос. </w:t>
-      </w:r>
-    </w:p>
-    <w:p>
-      <w:pPr>
-        <w:spacing w:line="360" w:lineRule="auto"/>
-        <w:ind w:firstLine="708"/>
+          <w:szCs w:val="28"/>
+        </w:rPr>
+      </w:pPr>
+    </w:p>
+    <w:p>
+      <w:pPr>
+        <w:spacing w:line="360" w:lineRule="auto"/>
+        <w:ind w:firstLine="0"/>
+        <w:rPr>
+          <w:szCs w:val="28"/>
+        </w:rPr>
+      </w:pPr>
+      <w:r>
+        <w:rPr>
+          <w:szCs w:val="28"/>
+        </w:rPr>
+        <w:lastRenderedPageBreak/>
+        <w:tab/>
+        <w:t xml:space="preserve">Для создания </w:t>
+      </w:r>
+      <w:r>
+        <w:rPr>
+          <w:szCs w:val="28"/>
+          <w:lang w:val="en-US"/>
+        </w:rPr>
+        <w:t>Brin</w:t>
+      </w:r>
+      <w:r>
+        <w:rPr>
+          <w:szCs w:val="28"/>
+        </w:rPr>
+        <w:t xml:space="preserve"> </w:t>
+      </w:r>
+      <w:r>
+        <w:rPr>
+          <w:szCs w:val="28"/>
+        </w:rPr>
+        <w:t xml:space="preserve">индекса используется код, который представлен ниже на рисунке 19. </w:t>
+      </w:r>
+    </w:p>
+    <w:p>
+      <w:pPr>
+        <w:spacing w:line="360" w:lineRule="auto"/>
+        <w:ind w:firstLine="0"/>
+        <w:rPr>
+          <w:szCs w:val="28"/>
+        </w:rPr>
+      </w:pPr>
+    </w:p>
+    <w:p>
+      <w:pPr>
+        <w:spacing w:line="360" w:lineRule="auto"/>
+        <w:ind w:firstLine="0"/>
         <w:jc w:val="center"/>
         <w:rPr>
-          <w:sz w:val="24"/>
-          <w:szCs w:val="24"/>
-        </w:rPr>
-      </w:pPr>
-    </w:p>
-    <w:p>
-      <w:pPr>
-        <w:spacing w:line="360" w:lineRule="auto"/>
-        <w:ind w:firstLine="708"/>
-        <w:rPr>
           <w:szCs w:val="28"/>
         </w:rPr>
       </w:pPr>
@@ -6213,10 +6085,10 @@
           <w:szCs w:val="28"/>
         </w:rPr>
         <w:drawing>
-          <wp:inline distT="0" distB="0" distL="0" distR="0" wp14:anchorId="3E4746E3" wp14:editId="64BF02A7">
-            <wp:extent cx="5661660" cy="702053"/>
-            <wp:effectExtent l="0" t="0" r="0" b="3175"/>
-            <wp:docPr id="30" name="Рисунок 30"/>
+          <wp:inline distT="0" distB="0" distL="0" distR="0" wp14:anchorId="5BC1FBF8" wp14:editId="4291C22A">
+            <wp:extent cx="5784215" cy="591806"/>
+            <wp:effectExtent l="0" t="0" r="0" b="0"/>
+            <wp:docPr id="31" name="Рисунок 31"/>
             <wp:cNvGraphicFramePr>
               <a:graphicFrameLocks xmlns:a="http://schemas.openxmlformats.org/drawingml/2006/main" noChangeAspect="1"/>
             </wp:cNvGraphicFramePr>
@@ -6236,7 +6108,7 @@
                   <pic:spPr>
                     <a:xfrm>
                       <a:off x="0" y="0"/>
-                      <a:ext cx="5670035" cy="703092"/>
+                      <a:ext cx="5813010" cy="594752"/>
                     </a:xfrm>
                     <a:prstGeom prst="rect">
                       <a:avLst/>
@@ -6252,7 +6124,7 @@
     <w:p>
       <w:pPr>
         <w:spacing w:line="360" w:lineRule="auto"/>
-        <w:ind w:firstLine="708"/>
+        <w:ind w:firstLine="0"/>
         <w:jc w:val="center"/>
         <w:rPr>
           <w:sz w:val="24"/>
@@ -6264,149 +6136,30 @@
           <w:sz w:val="24"/>
           <w:szCs w:val="24"/>
         </w:rPr>
-        <w:t>Рисунок 1</w:t>
+        <w:t xml:space="preserve">Рисунок 19 – создание </w:t>
       </w:r>
       <w:r>
         <w:rPr>
           <w:sz w:val="24"/>
           <w:szCs w:val="24"/>
-        </w:rPr>
-        <w:t>8</w:t>
+          <w:lang w:val="en-US"/>
+        </w:rPr>
+        <w:t>Brin</w:t>
       </w:r>
       <w:r>
         <w:rPr>
           <w:sz w:val="24"/>
           <w:szCs w:val="24"/>
         </w:rPr>
-        <w:t xml:space="preserve"> – процесс выполнения запроса</w:t>
-      </w:r>
-    </w:p>
-    <w:p>
-      <w:pPr>
-        <w:spacing w:line="360" w:lineRule="auto"/>
-        <w:ind w:firstLine="708"/>
-        <w:jc w:val="center"/>
+        <w:t xml:space="preserve"> </w:t>
+      </w:r>
+      <w:r>
         <w:rPr>
           <w:sz w:val="24"/>
           <w:szCs w:val="24"/>
         </w:rPr>
-      </w:pPr>
-    </w:p>
-    <w:p>
-      <w:pPr>
-        <w:spacing w:line="360" w:lineRule="auto"/>
-        <w:ind w:firstLine="708"/>
-        <w:rPr>
-          <w:szCs w:val="28"/>
-        </w:rPr>
-      </w:pPr>
-      <w:r>
-        <w:rPr>
-          <w:szCs w:val="28"/>
-        </w:rPr>
-        <w:t xml:space="preserve">6. Создание </w:t>
-      </w:r>
-      <w:r>
-        <w:rPr>
-          <w:b/>
-          <w:bCs/>
-          <w:szCs w:val="28"/>
-          <w:lang w:val="en-US"/>
-        </w:rPr>
-        <w:t>Brin</w:t>
-      </w:r>
-      <w:r>
-        <w:rPr>
-          <w:szCs w:val="28"/>
-        </w:rPr>
-        <w:t xml:space="preserve"> </w:t>
-      </w:r>
-      <w:r>
-        <w:rPr>
-          <w:szCs w:val="28"/>
-        </w:rPr>
-        <w:t xml:space="preserve">индекса </w:t>
-      </w:r>
-      <w:r>
-        <w:rPr>
-          <w:szCs w:val="28"/>
-        </w:rPr>
-        <w:t xml:space="preserve">для столбца </w:t>
-      </w:r>
-      <w:r>
-        <w:rPr>
-          <w:szCs w:val="28"/>
-          <w:lang w:val="en-US"/>
-        </w:rPr>
-        <w:t>department</w:t>
-      </w:r>
-      <w:r>
-        <w:rPr>
-          <w:szCs w:val="28"/>
-        </w:rPr>
-        <w:t>_</w:t>
-      </w:r>
-      <w:r>
-        <w:rPr>
-          <w:szCs w:val="28"/>
-          <w:lang w:val="en-US"/>
-        </w:rPr>
-        <w:t>name</w:t>
-      </w:r>
-    </w:p>
-    <w:p>
-      <w:pPr>
-        <w:spacing w:line="360" w:lineRule="auto"/>
-        <w:ind w:firstLine="708"/>
-        <w:rPr>
-          <w:szCs w:val="28"/>
-        </w:rPr>
-      </w:pPr>
-    </w:p>
-    <w:p>
-      <w:pPr>
-        <w:spacing w:line="360" w:lineRule="auto"/>
-        <w:ind w:firstLine="0"/>
-        <w:rPr>
-          <w:szCs w:val="28"/>
-        </w:rPr>
-      </w:pPr>
-      <w:r>
-        <w:rPr>
-          <w:szCs w:val="28"/>
-        </w:rPr>
-        <w:lastRenderedPageBreak/>
-        <w:tab/>
-        <w:t xml:space="preserve">Для создания </w:t>
-      </w:r>
-      <w:r>
-        <w:rPr>
-          <w:szCs w:val="28"/>
-          <w:lang w:val="en-US"/>
-        </w:rPr>
-        <w:t>Brin</w:t>
-      </w:r>
-      <w:r>
-        <w:rPr>
-          <w:szCs w:val="28"/>
-        </w:rPr>
-        <w:t xml:space="preserve"> </w:t>
-      </w:r>
-      <w:r>
-        <w:rPr>
-          <w:szCs w:val="28"/>
-        </w:rPr>
-        <w:t xml:space="preserve">индекса используется код, который представлен ниже на рисунке 19. </w:t>
-      </w:r>
-    </w:p>
-    <w:p>
-      <w:pPr>
-        <w:spacing w:line="360" w:lineRule="auto"/>
-        <w:ind w:firstLine="0"/>
-        <w:rPr>
-          <w:szCs w:val="28"/>
-        </w:rPr>
-      </w:pPr>
+        <w:t>индекса</w:t>
+      </w:r>
     </w:p>
     <w:p>
       <w:pPr>
@@ -6414,6 +6167,39 @@
         <w:ind w:firstLine="0"/>
         <w:jc w:val="center"/>
         <w:rPr>
+          <w:sz w:val="24"/>
+          <w:szCs w:val="24"/>
+        </w:rPr>
+      </w:pPr>
+    </w:p>
+    <w:p>
+      <w:pPr>
+        <w:spacing w:line="360" w:lineRule="auto"/>
+      </w:pPr>
+      <w:r>
+        <w:t xml:space="preserve">Теперь посмотрим процесс выполнения команды, задержки и какие решения принял оптимизатор </w:t>
+      </w:r>
+      <w:r>
+        <w:rPr>
+          <w:lang w:val="en-US"/>
+        </w:rPr>
+        <w:t>PostgreSQL</w:t>
+      </w:r>
+      <w:r>
+        <w:t xml:space="preserve"> в процессе запроса. Команда для выполнения запроса представлена на рисунке 20.</w:t>
+      </w:r>
+    </w:p>
+    <w:p>
+      <w:pPr>
+        <w:spacing w:line="360" w:lineRule="auto"/>
+      </w:pPr>
+    </w:p>
+    <w:p>
+      <w:pPr>
+        <w:spacing w:line="360" w:lineRule="auto"/>
+        <w:ind w:firstLine="0"/>
+        <w:jc w:val="center"/>
+        <w:rPr>
           <w:szCs w:val="28"/>
         </w:rPr>
       </w:pPr>
@@ -6423,10 +6209,10 @@
           <w:szCs w:val="28"/>
         </w:rPr>
         <w:drawing>
-          <wp:inline distT="0" distB="0" distL="0" distR="0" wp14:anchorId="5BC1FBF8" wp14:editId="4291C22A">
-            <wp:extent cx="5784215" cy="591806"/>
-            <wp:effectExtent l="0" t="0" r="0" b="0"/>
-            <wp:docPr id="31" name="Рисунок 31"/>
+          <wp:inline distT="0" distB="0" distL="0" distR="0" wp14:anchorId="1590D745" wp14:editId="58FE8F41">
+            <wp:extent cx="5601335" cy="551589"/>
+            <wp:effectExtent l="0" t="0" r="0" b="1270"/>
+            <wp:docPr id="33" name="Рисунок 33"/>
             <wp:cNvGraphicFramePr>
               <a:graphicFrameLocks xmlns:a="http://schemas.openxmlformats.org/drawingml/2006/main" noChangeAspect="1"/>
             </wp:cNvGraphicFramePr>
@@ -6446,7 +6232,7 @@
                   <pic:spPr>
                     <a:xfrm>
                       <a:off x="0" y="0"/>
-                      <a:ext cx="5813010" cy="594752"/>
+                      <a:ext cx="5613042" cy="552742"/>
                     </a:xfrm>
                     <a:prstGeom prst="rect">
                       <a:avLst/>
@@ -6462,7 +6248,7 @@
     <w:p>
       <w:pPr>
         <w:spacing w:line="360" w:lineRule="auto"/>
-        <w:ind w:firstLine="0"/>
+        <w:ind w:firstLine="708"/>
         <w:jc w:val="center"/>
         <w:rPr>
           <w:sz w:val="24"/>
@@ -6474,7 +6260,7 @@
           <w:sz w:val="24"/>
           <w:szCs w:val="24"/>
         </w:rPr>
-        <w:t xml:space="preserve">Рисунок 19 – создание </w:t>
+        <w:t xml:space="preserve">Рисунок 20 – запрос для </w:t>
       </w:r>
       <w:r>
         <w:rPr>
@@ -6482,7 +6268,7 @@
           <w:szCs w:val="24"/>
           <w:lang w:val="en-US"/>
         </w:rPr>
-        <w:t>Brin</w:t>
+        <w:t>EXPLAIN</w:t>
       </w:r>
       <w:r>
         <w:rPr>
@@ -6495,14 +6281,15 @@
         <w:rPr>
           <w:sz w:val="24"/>
           <w:szCs w:val="24"/>
-        </w:rPr>
-        <w:t>индекса</w:t>
-      </w:r>
-    </w:p>
-    <w:p>
-      <w:pPr>
-        <w:spacing w:line="360" w:lineRule="auto"/>
-        <w:ind w:firstLine="0"/>
+          <w:lang w:val="en-US"/>
+        </w:rPr>
+        <w:t>ANALYZE</w:t>
+      </w:r>
+    </w:p>
+    <w:p>
+      <w:pPr>
+        <w:spacing w:line="360" w:lineRule="auto"/>
+        <w:ind w:firstLine="708"/>
         <w:jc w:val="center"/>
         <w:rPr>
           <w:sz w:val="24"/>
@@ -6515,42 +6302,41 @@
         <w:spacing w:line="360" w:lineRule="auto"/>
       </w:pPr>
       <w:r>
-        <w:t xml:space="preserve">Теперь посмотрим процесс выполнения команды, задержки и какие решения принял оптимизатор </w:t>
-      </w:r>
-      <w:r>
-        <w:rPr>
+        <w:t xml:space="preserve">В результате запуска запроса вышло то, что представлено на рисунке 21. Можно заметить, что больше всего задержка происходит на уровне оптимизатора, который предпринимает меры как лучше сделать запрос. </w:t>
+      </w:r>
+    </w:p>
+    <w:p>
+      <w:pPr>
+        <w:spacing w:line="360" w:lineRule="auto"/>
+        <w:ind w:firstLine="708"/>
+        <w:jc w:val="center"/>
+        <w:rPr>
+          <w:sz w:val="24"/>
+          <w:szCs w:val="24"/>
+        </w:rPr>
+      </w:pPr>
+    </w:p>
+    <w:p>
+      <w:pPr>
+        <w:spacing w:line="360" w:lineRule="auto"/>
+        <w:ind w:firstLine="708"/>
+        <w:jc w:val="center"/>
+        <w:rPr>
+          <w:szCs w:val="28"/>
           <w:lang w:val="en-US"/>
         </w:rPr>
-        <w:t>PostgreSQL</w:t>
-      </w:r>
-      <w:r>
-        <w:t xml:space="preserve"> в процессе запроса. Команда для выполнения запроса представлена на рисунке 20.</w:t>
-      </w:r>
-    </w:p>
-    <w:p>
-      <w:pPr>
-        <w:spacing w:line="360" w:lineRule="auto"/>
-      </w:pPr>
-    </w:p>
-    <w:p>
-      <w:pPr>
-        <w:spacing w:line="360" w:lineRule="auto"/>
-        <w:ind w:firstLine="0"/>
-        <w:jc w:val="center"/>
-        <w:rPr>
-          <w:szCs w:val="28"/>
-        </w:rPr>
       </w:pPr>
       <w:r>
         <w:rPr>
           <w:noProof/>
           <w:szCs w:val="28"/>
+          <w:lang w:val="en-US"/>
         </w:rPr>
         <w:drawing>
-          <wp:inline distT="0" distB="0" distL="0" distR="0" wp14:anchorId="1590D745" wp14:editId="58FE8F41">
-            <wp:extent cx="5601335" cy="551589"/>
-            <wp:effectExtent l="0" t="0" r="0" b="1270"/>
-            <wp:docPr id="33" name="Рисунок 33"/>
+          <wp:inline distT="0" distB="0" distL="0" distR="0" wp14:anchorId="0A092377" wp14:editId="07CD3ACF">
+            <wp:extent cx="5661660" cy="744352"/>
+            <wp:effectExtent l="0" t="0" r="0" b="0"/>
+            <wp:docPr id="34" name="Рисунок 34"/>
             <wp:cNvGraphicFramePr>
               <a:graphicFrameLocks xmlns:a="http://schemas.openxmlformats.org/drawingml/2006/main" noChangeAspect="1"/>
             </wp:cNvGraphicFramePr>
@@ -6570,130 +6356,6 @@
                   <pic:spPr>
                     <a:xfrm>
                       <a:off x="0" y="0"/>
-                      <a:ext cx="5613042" cy="552742"/>
-                    </a:xfrm>
-                    <a:prstGeom prst="rect">
-                      <a:avLst/>
-                    </a:prstGeom>
-                  </pic:spPr>
-                </pic:pic>
-              </a:graphicData>
-            </a:graphic>
-          </wp:inline>
-        </w:drawing>
-      </w:r>
-    </w:p>
-    <w:p>
-      <w:pPr>
-        <w:spacing w:line="360" w:lineRule="auto"/>
-        <w:ind w:firstLine="708"/>
-        <w:jc w:val="center"/>
-        <w:rPr>
-          <w:sz w:val="24"/>
-          <w:szCs w:val="24"/>
-        </w:rPr>
-      </w:pPr>
-      <w:r>
-        <w:rPr>
-          <w:sz w:val="24"/>
-          <w:szCs w:val="24"/>
-        </w:rPr>
-        <w:t xml:space="preserve">Рисунок 20 – запрос для </w:t>
-      </w:r>
-      <w:r>
-        <w:rPr>
-          <w:sz w:val="24"/>
-          <w:szCs w:val="24"/>
-          <w:lang w:val="en-US"/>
-        </w:rPr>
-        <w:t>EXPLAIN</w:t>
-      </w:r>
-      <w:r>
-        <w:rPr>
-          <w:sz w:val="24"/>
-          <w:szCs w:val="24"/>
-        </w:rPr>
-        <w:t xml:space="preserve"> </w:t>
-      </w:r>
-      <w:r>
-        <w:rPr>
-          <w:sz w:val="24"/>
-          <w:szCs w:val="24"/>
-          <w:lang w:val="en-US"/>
-        </w:rPr>
-        <w:t>ANALYZE</w:t>
-      </w:r>
-    </w:p>
-    <w:p>
-      <w:pPr>
-        <w:spacing w:line="360" w:lineRule="auto"/>
-        <w:ind w:firstLine="708"/>
-        <w:jc w:val="center"/>
-        <w:rPr>
-          <w:sz w:val="24"/>
-          <w:szCs w:val="24"/>
-        </w:rPr>
-      </w:pPr>
-    </w:p>
-    <w:p>
-      <w:pPr>
-        <w:spacing w:line="360" w:lineRule="auto"/>
-      </w:pPr>
-      <w:r>
-        <w:t xml:space="preserve">В результате запуска запроса вышло то, что представлено на рисунке 21. Можно заметить, что больше всего задержка происходит на уровне оптимизатора, который предпринимает меры как лучше сделать запрос. </w:t>
-      </w:r>
-    </w:p>
-    <w:p>
-      <w:pPr>
-        <w:spacing w:line="360" w:lineRule="auto"/>
-        <w:ind w:firstLine="708"/>
-        <w:jc w:val="center"/>
-        <w:rPr>
-          <w:sz w:val="24"/>
-          <w:szCs w:val="24"/>
-        </w:rPr>
-      </w:pPr>
-    </w:p>
-    <w:p>
-      <w:pPr>
-        <w:spacing w:line="360" w:lineRule="auto"/>
-        <w:ind w:firstLine="708"/>
-        <w:jc w:val="center"/>
-        <w:rPr>
-          <w:szCs w:val="28"/>
-          <w:lang w:val="en-US"/>
-        </w:rPr>
-      </w:pPr>
-      <w:r>
-        <w:rPr>
-          <w:noProof/>
-          <w:szCs w:val="28"/>
-          <w:lang w:val="en-US"/>
-        </w:rPr>
-        <w:drawing>
-          <wp:inline distT="0" distB="0" distL="0" distR="0" wp14:anchorId="0A092377" wp14:editId="07CD3ACF">
-            <wp:extent cx="5661660" cy="744352"/>
-            <wp:effectExtent l="0" t="0" r="0" b="0"/>
-            <wp:docPr id="34" name="Рисунок 34"/>
-            <wp:cNvGraphicFramePr>
-              <a:graphicFrameLocks xmlns:a="http://schemas.openxmlformats.org/drawingml/2006/main" noChangeAspect="1"/>
-            </wp:cNvGraphicFramePr>
-            <a:graphic xmlns:a="http://schemas.openxmlformats.org/drawingml/2006/main">
-              <a:graphicData uri="http://schemas.openxmlformats.org/drawingml/2006/picture">
-                <pic:pic xmlns:pic="http://schemas.openxmlformats.org/drawingml/2006/picture">
-                  <pic:nvPicPr>
-                    <pic:cNvPr id="1" name=""/>
-                    <pic:cNvPicPr/>
-                  </pic:nvPicPr>
-                  <pic:blipFill>
-                    <a:blip r:embed="rId28"/>
-                    <a:stretch>
-                      <a:fillRect/>
-                    </a:stretch>
-                  </pic:blipFill>
-                  <pic:spPr>
-                    <a:xfrm>
-                      <a:off x="0" y="0"/>
                       <a:ext cx="5672037" cy="745716"/>
                     </a:xfrm>
                     <a:prstGeom prst="rect">
@@ -6773,21 +6435,7 @@
         <w:rPr>
           <w:szCs w:val="28"/>
         </w:rPr>
-        <w:t>и выберите наиболее подходящий тип индекса (например, B-</w:t>
-      </w:r>
-      <w:proofErr w:type="spellStart"/>
-      <w:r>
-        <w:rPr>
-          <w:szCs w:val="28"/>
-        </w:rPr>
-        <w:t>Tree</w:t>
-      </w:r>
-      <w:proofErr w:type="spellEnd"/>
-      <w:r>
-        <w:rPr>
-          <w:szCs w:val="28"/>
-        </w:rPr>
-        <w:t xml:space="preserve"> для сравнения значений, GIN для полнотекстового поиска).</w:t>
+        <w:t>и выберите наиболее подходящий тип индекса (например, B-Tree для сравнения значений, GIN для полнотекстового поиска).</w:t>
       </w:r>
     </w:p>
     <w:p>
@@ -6995,34 +6643,12 @@
       <w:r>
         <w:t xml:space="preserve">Индекс в </w:t>
       </w:r>
-      <w:proofErr w:type="spellStart"/>
       <w:r>
         <w:t>PostgreSQL</w:t>
       </w:r>
-      <w:proofErr w:type="spellEnd"/>
       <w:r>
         <w:t xml:space="preserve"> — это структура данных, которая помогает ускорить поиск и извлечение данных из таблиц. Он используется для оптимизации операций поиска, сортировки и фильтрации данных. Индексы позволяют базе данных находить строки с определенными значениями гораздо быстрее, чем при полном сканировании таблицы.</w:t>
       </w:r>
-    </w:p>
-    <w:p>
-      <w:pPr>
-        <w:pStyle w:val="a4"/>
-        <w:rPr>
-          <w:sz w:val="28"/>
-          <w:szCs w:val="28"/>
-          <w:lang w:val="ru-RU"/>
-        </w:rPr>
-      </w:pPr>
-    </w:p>
-    <w:p>
-      <w:pPr>
-        <w:pStyle w:val="a4"/>
-        <w:rPr>
-          <w:sz w:val="28"/>
-          <w:szCs w:val="28"/>
-          <w:lang w:val="ru-RU"/>
-        </w:rPr>
-      </w:pPr>
     </w:p>
     <w:p>
       <w:pPr>
@@ -7246,11 +6872,9 @@
       <w:r>
         <w:t xml:space="preserve">В </w:t>
       </w:r>
-      <w:proofErr w:type="spellStart"/>
       <w:r>
         <w:t>PostgreSQL</w:t>
       </w:r>
-      <w:proofErr w:type="spellEnd"/>
       <w:r>
         <w:t xml:space="preserve"> существует несколько типов индексов, каждый из которых подходит для различных типов запросов:</w:t>
       </w:r>
@@ -7298,7 +6922,6 @@
           <w:rFonts w:cs="Times New Roman"/>
           <w:szCs w:val="28"/>
         </w:rPr>
-        <w:lastRenderedPageBreak/>
         <w:t>Применение</w:t>
       </w:r>
       <w:r>
@@ -7473,6 +7096,7 @@
           <w:rFonts w:cs="Times New Roman"/>
           <w:szCs w:val="28"/>
         </w:rPr>
+        <w:lastRenderedPageBreak/>
         <w:t>Пример</w:t>
       </w:r>
       <w:r>
@@ -7762,23 +7386,13 @@
           <w:szCs w:val="28"/>
         </w:rPr>
       </w:pPr>
-      <w:proofErr w:type="spellStart"/>
       <w:r>
         <w:rPr>
           <w:rStyle w:val="a3"/>
           <w:sz w:val="28"/>
           <w:szCs w:val="28"/>
         </w:rPr>
-        <w:t>GiST</w:t>
-      </w:r>
-      <w:proofErr w:type="spellEnd"/>
-      <w:r>
-        <w:rPr>
-          <w:rStyle w:val="a3"/>
-          <w:sz w:val="28"/>
-          <w:szCs w:val="28"/>
-        </w:rPr>
-        <w:t xml:space="preserve"> (Generalized Search Tree)</w:t>
+        <w:t>GiST (Generalized Search Tree)</w:t>
       </w:r>
       <w:r>
         <w:rPr>
@@ -7822,23 +7436,7 @@
           <w:rFonts w:cs="Times New Roman"/>
           <w:szCs w:val="28"/>
         </w:rPr>
-        <w:t xml:space="preserve"> для индексации данных, которые не могут быть эффективно обработаны с помощью обычного B-</w:t>
-      </w:r>
-      <w:proofErr w:type="spellStart"/>
-      <w:r>
-        <w:rPr>
-          <w:rFonts w:cs="Times New Roman"/>
-          <w:szCs w:val="28"/>
-        </w:rPr>
-        <w:t>tree</w:t>
-      </w:r>
-      <w:proofErr w:type="spellEnd"/>
-      <w:r>
-        <w:rPr>
-          <w:rFonts w:cs="Times New Roman"/>
-          <w:szCs w:val="28"/>
-        </w:rPr>
-        <w:t xml:space="preserve"> индекса. Это могут быть географические данные, данные о похожих объектах и другие нетрадиционные типы данных.</w:t>
+        <w:t xml:space="preserve"> для индексации данных, которые не могут быть эффективно обработаны с помощью обычного B-tree индекса. Это могут быть географические данные, данные о похожих объектах и другие нетрадиционные типы данных.</w:t>
       </w:r>
     </w:p>
     <w:p>
@@ -7884,25 +7482,7 @@
           <w:sz w:val="28"/>
           <w:szCs w:val="28"/>
         </w:rPr>
-        <w:t>SP-</w:t>
-      </w:r>
-      <w:proofErr w:type="spellStart"/>
-      <w:r>
-        <w:rPr>
-          <w:rStyle w:val="a3"/>
-          <w:sz w:val="28"/>
-          <w:szCs w:val="28"/>
-        </w:rPr>
-        <w:t>GiST</w:t>
-      </w:r>
-      <w:proofErr w:type="spellEnd"/>
-      <w:r>
-        <w:rPr>
-          <w:rStyle w:val="a3"/>
-          <w:sz w:val="28"/>
-          <w:szCs w:val="28"/>
-        </w:rPr>
-        <w:t xml:space="preserve"> (Space-partitioned Generalized Search Tree)</w:t>
+        <w:t>SP-GiST (Space-partitioned Generalized Search Tree)</w:t>
       </w:r>
       <w:r>
         <w:rPr>
@@ -7983,23 +7563,7 @@
           <w:rFonts w:cs="Times New Roman"/>
           <w:szCs w:val="28"/>
         </w:rPr>
-        <w:t xml:space="preserve"> для </w:t>
-      </w:r>
-      <w:proofErr w:type="spellStart"/>
-      <w:r>
-        <w:rPr>
-          <w:rFonts w:cs="Times New Roman"/>
-          <w:szCs w:val="28"/>
-        </w:rPr>
-        <w:t>высокоразмерных</w:t>
-      </w:r>
-      <w:proofErr w:type="spellEnd"/>
-      <w:r>
-        <w:rPr>
-          <w:rFonts w:cs="Times New Roman"/>
-          <w:szCs w:val="28"/>
-        </w:rPr>
-        <w:t xml:space="preserve"> данных, например, для геопространственных запросов.</w:t>
+        <w:t xml:space="preserve"> для высокоразмерных данных, например, для геопространственных запросов.</w:t>
       </w:r>
     </w:p>
     <w:p>
@@ -8017,25 +7581,7 @@
           <w:sz w:val="28"/>
           <w:szCs w:val="28"/>
         </w:rPr>
-        <w:t xml:space="preserve">BRIN (Block Range </w:t>
-      </w:r>
-      <w:proofErr w:type="spellStart"/>
-      <w:r>
-        <w:rPr>
-          <w:rStyle w:val="a3"/>
-          <w:sz w:val="28"/>
-          <w:szCs w:val="28"/>
-        </w:rPr>
-        <w:t>INdexes</w:t>
-      </w:r>
-      <w:proofErr w:type="spellEnd"/>
-      <w:r>
-        <w:rPr>
-          <w:rStyle w:val="a3"/>
-          <w:sz w:val="28"/>
-          <w:szCs w:val="28"/>
-        </w:rPr>
-        <w:t>)</w:t>
+        <w:t>BRIN (Block Range INdexes)</w:t>
       </w:r>
       <w:r>
         <w:rPr>
@@ -8063,7 +7609,6 @@
           <w:rFonts w:cs="Times New Roman"/>
           <w:szCs w:val="28"/>
         </w:rPr>
-        <w:lastRenderedPageBreak/>
         <w:t>Применение</w:t>
       </w:r>
       <w:proofErr w:type="gramStart"/>
@@ -8101,6 +7646,7 @@
           <w:rFonts w:cs="Times New Roman"/>
           <w:szCs w:val="28"/>
         </w:rPr>
+        <w:lastRenderedPageBreak/>
         <w:t>Эффективность</w:t>
       </w:r>
       <w:proofErr w:type="gramStart"/>
@@ -8178,34 +7724,14 @@
           <w:szCs w:val="28"/>
         </w:rPr>
       </w:pPr>
-      <w:proofErr w:type="spellStart"/>
       <w:r>
         <w:rPr>
           <w:rStyle w:val="a3"/>
           <w:sz w:val="28"/>
           <w:szCs w:val="28"/>
         </w:rPr>
-        <w:t>Типы</w:t>
-      </w:r>
-      <w:proofErr w:type="spellEnd"/>
-      <w:r>
-        <w:rPr>
-          <w:rStyle w:val="a3"/>
-          <w:sz w:val="28"/>
-          <w:szCs w:val="28"/>
-        </w:rPr>
-        <w:t xml:space="preserve"> </w:t>
-      </w:r>
-      <w:proofErr w:type="spellStart"/>
-      <w:r>
-        <w:rPr>
-          <w:rStyle w:val="a3"/>
-          <w:sz w:val="28"/>
-          <w:szCs w:val="28"/>
-        </w:rPr>
-        <w:t>ограничений</w:t>
-      </w:r>
-      <w:proofErr w:type="spellEnd"/>
+        <w:t>Типы ограничений</w:t>
+      </w:r>
       <w:r>
         <w:rPr>
           <w:sz w:val="28"/>
@@ -8682,16 +8208,7 @@
           <w:szCs w:val="28"/>
           <w:lang w:val="ru-RU"/>
         </w:rPr>
-        <w:t xml:space="preserve"> планирует и выполняет запрос. Это помогает анализировать, </w:t>
-      </w:r>
-      <w:r>
-        <w:rPr>
-          <w:sz w:val="28"/>
-          <w:szCs w:val="28"/>
-          <w:lang w:val="ru-RU"/>
-        </w:rPr>
-        <w:lastRenderedPageBreak/>
-        <w:t>насколько эффективно работает запрос и какие части могут быть оптимизированы.</w:t>
+        <w:t xml:space="preserve"> планирует и выполняет запрос. Это помогает анализировать, насколько эффективно работает запрос и какие части могут быть оптимизированы.</w:t>
       </w:r>
     </w:p>
     <w:p>
@@ -8736,6 +8253,7 @@
           <w:szCs w:val="28"/>
           <w:lang w:val="ru-RU"/>
         </w:rPr>
+        <w:lastRenderedPageBreak/>
         <w:t xml:space="preserve">Выполните запрос с командой </w:t>
       </w:r>
       <w:r>
@@ -8789,21 +8307,12 @@
         </w:rPr>
         <w:t xml:space="preserve">-запросом. </w:t>
       </w:r>
-      <w:proofErr w:type="spellStart"/>
       <w:r>
         <w:rPr>
           <w:sz w:val="28"/>
           <w:szCs w:val="28"/>
         </w:rPr>
-        <w:t>Например</w:t>
-      </w:r>
-      <w:proofErr w:type="spellEnd"/>
-      <w:r>
-        <w:rPr>
-          <w:sz w:val="28"/>
-          <w:szCs w:val="28"/>
-        </w:rPr>
-        <w:t>:</w:t>
+        <w:t>Например:</w:t>
       </w:r>
     </w:p>
     <w:p>
@@ -8844,27 +8353,7 @@
           <w:sz w:val="28"/>
           <w:szCs w:val="28"/>
         </w:rPr>
-        <w:t xml:space="preserve">SELECT * FROM shipments WHERE </w:t>
-      </w:r>
-      <w:proofErr w:type="spellStart"/>
-      <w:r>
-        <w:rPr>
-          <w:rStyle w:val="HTML"/>
-          <w:rFonts w:ascii="Times New Roman" w:hAnsi="Times New Roman" w:cs="Times New Roman" w:hint="default"/>
-          <w:sz w:val="28"/>
-          <w:szCs w:val="28"/>
-        </w:rPr>
-        <w:t>shipment_date</w:t>
-      </w:r>
-      <w:proofErr w:type="spellEnd"/>
-      <w:r>
-        <w:rPr>
-          <w:rStyle w:val="HTML"/>
-          <w:rFonts w:ascii="Times New Roman" w:hAnsi="Times New Roman" w:cs="Times New Roman" w:hint="default"/>
-          <w:sz w:val="28"/>
-          <w:szCs w:val="28"/>
-        </w:rPr>
-        <w:t xml:space="preserve"> = '2024-11-01';</w:t>
+        <w:t>SELECT * FROM shipments WHERE shipment_date = '2024-11-01';</w:t>
       </w:r>
     </w:p>
     <w:p>
@@ -8876,34 +8365,14 @@
           <w:szCs w:val="28"/>
         </w:rPr>
       </w:pPr>
-      <w:proofErr w:type="spellStart"/>
       <w:r>
         <w:rPr>
           <w:rStyle w:val="a3"/>
           <w:sz w:val="28"/>
           <w:szCs w:val="28"/>
         </w:rPr>
-        <w:t>Анализ</w:t>
-      </w:r>
-      <w:proofErr w:type="spellEnd"/>
-      <w:r>
-        <w:rPr>
-          <w:rStyle w:val="a3"/>
-          <w:sz w:val="28"/>
-          <w:szCs w:val="28"/>
-        </w:rPr>
-        <w:t xml:space="preserve"> </w:t>
-      </w:r>
-      <w:proofErr w:type="spellStart"/>
-      <w:r>
-        <w:rPr>
-          <w:rStyle w:val="a3"/>
-          <w:sz w:val="28"/>
-          <w:szCs w:val="28"/>
-        </w:rPr>
-        <w:t>вывода</w:t>
-      </w:r>
-      <w:proofErr w:type="spellEnd"/>
+        <w:t>Анализ вывода</w:t>
+      </w:r>
       <w:r>
         <w:rPr>
           <w:sz w:val="28"/>
@@ -8930,18 +8399,8 @@
           <w:rFonts w:cs="Times New Roman"/>
           <w:szCs w:val="28"/>
         </w:rPr>
-        <w:t xml:space="preserve">Index </w:t>
-      </w:r>
-      <w:proofErr w:type="spellStart"/>
-      <w:r>
-        <w:rPr>
-          <w:rStyle w:val="a3"/>
-          <w:rFonts w:cs="Times New Roman"/>
-          <w:szCs w:val="28"/>
-        </w:rPr>
-        <w:t>Scan</w:t>
-      </w:r>
-      <w:proofErr w:type="spellEnd"/>
+        <w:t>Index Scan</w:t>
+      </w:r>
       <w:proofErr w:type="gramStart"/>
       <w:r>
         <w:rPr>
@@ -8971,34 +8430,14 @@
           <w:szCs w:val="28"/>
         </w:rPr>
       </w:pPr>
-      <w:proofErr w:type="spellStart"/>
       <w:r>
         <w:rPr>
           <w:rStyle w:val="a3"/>
           <w:rFonts w:cs="Times New Roman"/>
           <w:szCs w:val="28"/>
         </w:rPr>
-        <w:t>Seq</w:t>
-      </w:r>
-      <w:proofErr w:type="spellEnd"/>
-      <w:r>
-        <w:rPr>
-          <w:rStyle w:val="a3"/>
-          <w:rFonts w:cs="Times New Roman"/>
-          <w:szCs w:val="28"/>
-        </w:rPr>
-        <w:t xml:space="preserve"> </w:t>
-      </w:r>
-      <w:proofErr w:type="spellStart"/>
-      <w:r>
-        <w:rPr>
-          <w:rStyle w:val="a3"/>
-          <w:rFonts w:cs="Times New Roman"/>
-          <w:szCs w:val="28"/>
-        </w:rPr>
-        <w:t>Scan</w:t>
-      </w:r>
-      <w:proofErr w:type="spellEnd"/>
+        <w:t>Seq Scan</w:t>
+      </w:r>
       <w:proofErr w:type="gramStart"/>
       <w:r>
         <w:rPr>
@@ -9056,7 +8495,6 @@
           <w:szCs w:val="28"/>
         </w:rPr>
       </w:pPr>
-      <w:proofErr w:type="spellStart"/>
       <w:r>
         <w:rPr>
           <w:rStyle w:val="a3"/>
@@ -9065,7 +8503,6 @@
         </w:rPr>
         <w:t>Rows</w:t>
       </w:r>
-      <w:proofErr w:type="spellEnd"/>
       <w:r>
         <w:rPr>
           <w:rFonts w:cs="Times New Roman"/>
@@ -9086,23 +8523,13 @@
           <w:szCs w:val="28"/>
         </w:rPr>
       </w:pPr>
-      <w:proofErr w:type="spellStart"/>
       <w:r>
         <w:rPr>
           <w:rStyle w:val="a3"/>
           <w:rFonts w:cs="Times New Roman"/>
           <w:szCs w:val="28"/>
         </w:rPr>
-        <w:t>Actual</w:t>
-      </w:r>
-      <w:proofErr w:type="spellEnd"/>
-      <w:r>
-        <w:rPr>
-          <w:rStyle w:val="a3"/>
-          <w:rFonts w:cs="Times New Roman"/>
-          <w:szCs w:val="28"/>
-        </w:rPr>
-        <w:t xml:space="preserve"> Time</w:t>
+        <w:t>Actual Time</w:t>
       </w:r>
       <w:r>
         <w:rPr>
@@ -9198,34 +8625,14 @@
           <w:szCs w:val="28"/>
         </w:rPr>
       </w:pPr>
-      <w:proofErr w:type="spellStart"/>
       <w:r>
         <w:rPr>
           <w:rStyle w:val="a3"/>
           <w:sz w:val="28"/>
           <w:szCs w:val="28"/>
         </w:rPr>
-        <w:t>Преимущества</w:t>
-      </w:r>
-      <w:proofErr w:type="spellEnd"/>
-      <w:r>
-        <w:rPr>
-          <w:rStyle w:val="a3"/>
-          <w:sz w:val="28"/>
-          <w:szCs w:val="28"/>
-        </w:rPr>
-        <w:t xml:space="preserve"> </w:t>
-      </w:r>
-      <w:proofErr w:type="spellStart"/>
-      <w:r>
-        <w:rPr>
-          <w:rStyle w:val="a3"/>
-          <w:sz w:val="28"/>
-          <w:szCs w:val="28"/>
-        </w:rPr>
-        <w:t>индексов</w:t>
-      </w:r>
-      <w:proofErr w:type="spellEnd"/>
+        <w:t>Преимущества индексов</w:t>
+      </w:r>
       <w:r>
         <w:rPr>
           <w:sz w:val="28"/>
@@ -9350,34 +8757,14 @@
           <w:szCs w:val="28"/>
         </w:rPr>
       </w:pPr>
-      <w:proofErr w:type="spellStart"/>
       <w:r>
         <w:rPr>
           <w:rStyle w:val="a3"/>
           <w:sz w:val="28"/>
           <w:szCs w:val="28"/>
         </w:rPr>
-        <w:t>Недостатки</w:t>
-      </w:r>
-      <w:proofErr w:type="spellEnd"/>
-      <w:r>
-        <w:rPr>
-          <w:rStyle w:val="a3"/>
-          <w:sz w:val="28"/>
-          <w:szCs w:val="28"/>
-        </w:rPr>
-        <w:t xml:space="preserve"> </w:t>
-      </w:r>
-      <w:proofErr w:type="spellStart"/>
-      <w:r>
-        <w:rPr>
-          <w:rStyle w:val="a3"/>
-          <w:sz w:val="28"/>
-          <w:szCs w:val="28"/>
-        </w:rPr>
-        <w:t>индексов</w:t>
-      </w:r>
-      <w:proofErr w:type="spellEnd"/>
+        <w:t>Недостатки индексов</w:t>
+      </w:r>
       <w:r>
         <w:rPr>
           <w:sz w:val="28"/>
@@ -9432,7 +8819,6 @@
           <w:rFonts w:cs="Times New Roman"/>
           <w:szCs w:val="28"/>
         </w:rPr>
-        <w:lastRenderedPageBreak/>
         <w:t>Снижение производительности при вставке, обновлении и удалении</w:t>
       </w:r>
       <w:r>
@@ -9451,34 +8837,14 @@
           <w:szCs w:val="28"/>
         </w:rPr>
       </w:pPr>
-      <w:proofErr w:type="spellStart"/>
       <w:r>
         <w:rPr>
           <w:rStyle w:val="a3"/>
           <w:sz w:val="28"/>
           <w:szCs w:val="28"/>
         </w:rPr>
-        <w:t>Преимущества</w:t>
-      </w:r>
-      <w:proofErr w:type="spellEnd"/>
-      <w:r>
-        <w:rPr>
-          <w:rStyle w:val="a3"/>
-          <w:sz w:val="28"/>
-          <w:szCs w:val="28"/>
-        </w:rPr>
-        <w:t xml:space="preserve"> </w:t>
-      </w:r>
-      <w:proofErr w:type="spellStart"/>
-      <w:r>
-        <w:rPr>
-          <w:rStyle w:val="a3"/>
-          <w:sz w:val="28"/>
-          <w:szCs w:val="28"/>
-        </w:rPr>
-        <w:t>ограничений</w:t>
-      </w:r>
-      <w:proofErr w:type="spellEnd"/>
+        <w:t>Преимущества ограничений</w:t>
+      </w:r>
       <w:r>
         <w:rPr>
           <w:sz w:val="28"/>
@@ -9505,6 +8871,7 @@
           <w:rFonts w:cs="Times New Roman"/>
           <w:szCs w:val="28"/>
         </w:rPr>
+        <w:lastRenderedPageBreak/>
         <w:t>Целостность данных</w:t>
       </w:r>
       <w:r>
@@ -9551,34 +8918,14 @@
           <w:szCs w:val="28"/>
         </w:rPr>
       </w:pPr>
-      <w:proofErr w:type="spellStart"/>
       <w:r>
         <w:rPr>
           <w:rStyle w:val="a3"/>
           <w:sz w:val="28"/>
           <w:szCs w:val="28"/>
         </w:rPr>
-        <w:t>Недостатки</w:t>
-      </w:r>
-      <w:proofErr w:type="spellEnd"/>
-      <w:r>
-        <w:rPr>
-          <w:rStyle w:val="a3"/>
-          <w:sz w:val="28"/>
-          <w:szCs w:val="28"/>
-        </w:rPr>
-        <w:t xml:space="preserve"> </w:t>
-      </w:r>
-      <w:proofErr w:type="spellStart"/>
-      <w:r>
-        <w:rPr>
-          <w:rStyle w:val="a3"/>
-          <w:sz w:val="28"/>
-          <w:szCs w:val="28"/>
-        </w:rPr>
-        <w:t>ограничений</w:t>
-      </w:r>
-      <w:proofErr w:type="spellEnd"/>
+        <w:t>Недостатки ограничений</w:t>
+      </w:r>
       <w:r>
         <w:rPr>
           <w:sz w:val="28"/>
@@ -9686,9 +9033,9 @@
       </w:pPr>
     </w:p>
     <w:sectPr>
-      <w:headerReference w:type="default" r:id="rId29"/>
-      <w:headerReference w:type="first" r:id="rId30"/>
-      <w:footerReference w:type="first" r:id="rId31"/>
+      <w:headerReference w:type="default" r:id="rId28"/>
+      <w:headerReference w:type="first" r:id="rId29"/>
+      <w:footerReference w:type="first" r:id="rId30"/>
       <w:pgSz w:w="11906" w:h="16838"/>
       <w:pgMar w:top="1134" w:right="851" w:bottom="1134" w:left="1418" w:header="720" w:footer="283" w:gutter="0"/>
       <w:cols w:space="720"/>
@@ -12794,6 +12141,7 @@
   <w:style w:type="character" w:default="1" w:styleId="a0">
     <w:name w:val="Default Paragraph Font"/>
     <w:uiPriority w:val="1"/>
+    <w:semiHidden/>
     <w:unhideWhenUsed/>
   </w:style>
   <w:style w:type="table" w:default="1" w:styleId="a1">
